--- a/HTML-CSS/Preconception/Cahier des charges.docx
+++ b/HTML-CSS/Preconception/Cahier des charges.docx
@@ -1,6 +1,6 @@
 
 <file path=word/document.xml><?xml version="1.0" encoding="utf-8"?>
-<w:document xmlns:wpc="http://schemas.microsoft.com/office/word/2010/wordprocessingCanvas" xmlns:cx="http://schemas.microsoft.com/office/drawing/2014/chartex" xmlns:cx1="http://schemas.microsoft.com/office/drawing/2015/9/8/chartex" xmlns:cx2="http://schemas.microsoft.com/office/drawing/2015/10/21/chartex" xmlns:cx3="http://schemas.microsoft.com/office/drawing/2016/5/9/chartex" xmlns:cx4="http://schemas.microsoft.com/office/drawing/2016/5/10/chartex" xmlns:cx5="http://schemas.microsoft.com/office/drawing/2016/5/11/chartex" xmlns:cx6="http://schemas.microsoft.com/office/drawing/2016/5/12/chartex" xmlns:cx7="http://schemas.microsoft.com/office/drawing/2016/5/13/chartex" xmlns:cx8="http://schemas.microsoft.com/office/drawing/2016/5/14/chartex" xmlns:mc="http://schemas.openxmlformats.org/markup-compatibility/2006" xmlns:aink="http://schemas.microsoft.com/office/drawing/2016/ink" xmlns:am3d="http://schemas.microsoft.com/office/drawing/2017/model3d" xmlns:o="urn:schemas-microsoft-com:office:office" xmlns:oel="http://schemas.microsoft.com/office/2019/extlst" xmlns:r="http://schemas.openxmlformats.org/officeDocument/2006/relationships" xmlns:m="http://schemas.openxmlformats.org/officeDocument/2006/math" xmlns:v="urn:schemas-microsoft-com:vml" xmlns:wp14="http://schemas.microsoft.com/office/word/2010/wordprocessingDrawing" xmlns:wp="http://schemas.openxmlformats.org/drawingml/2006/wordprocessingDrawing" xmlns:w10="urn:schemas-microsoft-com:office:word" xmlns:w="http://schemas.openxmlformats.org/wordprocessingml/2006/main" xmlns:w14="http://schemas.microsoft.com/office/word/2010/wordml" xmlns:w15="http://schemas.microsoft.com/office/word/2012/wordml" xmlns:w16cex="http://schemas.microsoft.com/office/word/2018/wordml/cex" xmlns:w16cid="http://schemas.microsoft.com/office/word/2016/wordml/cid" xmlns:w16="http://schemas.microsoft.com/office/word/2018/wordml" xmlns:w16sdtdh="http://schemas.microsoft.com/office/word/2020/wordml/sdtdatahash" xmlns:w16se="http://schemas.microsoft.com/office/word/2015/wordml/symex" xmlns:wpg="http://schemas.microsoft.com/office/word/2010/wordprocessingGroup" xmlns:wpi="http://schemas.microsoft.com/office/word/2010/wordprocessingInk" xmlns:wne="http://schemas.microsoft.com/office/word/2006/wordml" xmlns:wps="http://schemas.microsoft.com/office/word/2010/wordprocessingShape" mc:Ignorable="w14 w15 w16se w16cid w16 w16cex w16sdtdh wp14">
+<w:document xmlns:wpc="http://schemas.microsoft.com/office/word/2010/wordprocessingCanvas" xmlns:cx="http://schemas.microsoft.com/office/drawing/2014/chartex" xmlns:cx1="http://schemas.microsoft.com/office/drawing/2015/9/8/chartex" xmlns:cx2="http://schemas.microsoft.com/office/drawing/2015/10/21/chartex" xmlns:cx3="http://schemas.microsoft.com/office/drawing/2016/5/9/chartex" xmlns:cx4="http://schemas.microsoft.com/office/drawing/2016/5/10/chartex" xmlns:cx5="http://schemas.microsoft.com/office/drawing/2016/5/11/chartex" xmlns:cx6="http://schemas.microsoft.com/office/drawing/2016/5/12/chartex" xmlns:cx7="http://schemas.microsoft.com/office/drawing/2016/5/13/chartex" xmlns:cx8="http://schemas.microsoft.com/office/drawing/2016/5/14/chartex" xmlns:mc="http://schemas.openxmlformats.org/markup-compatibility/2006" xmlns:aink="http://schemas.microsoft.com/office/drawing/2016/ink" xmlns:am3d="http://schemas.microsoft.com/office/drawing/2017/model3d" xmlns:o="urn:schemas-microsoft-com:office:office" xmlns:oel="http://schemas.microsoft.com/office/2019/extlst" xmlns:r="http://schemas.openxmlformats.org/officeDocument/2006/relationships" xmlns:m="http://schemas.openxmlformats.org/officeDocument/2006/math" xmlns:v="urn:schemas-microsoft-com:vml" xmlns:wp14="http://schemas.microsoft.com/office/word/2010/wordprocessingDrawing" xmlns:wp="http://schemas.openxmlformats.org/drawingml/2006/wordprocessingDrawing" xmlns:w10="urn:schemas-microsoft-com:office:word" xmlns:w="http://schemas.openxmlformats.org/wordprocessingml/2006/main" xmlns:w14="http://schemas.microsoft.com/office/word/2010/wordml" xmlns:w15="http://schemas.microsoft.com/office/word/2012/wordml" xmlns:w16cex="http://schemas.microsoft.com/office/word/2018/wordml/cex" xmlns:w16cid="http://schemas.microsoft.com/office/word/2016/wordml/cid" xmlns:w16="http://schemas.microsoft.com/office/word/2018/wordml" xmlns:w16du="http://schemas.microsoft.com/office/word/2023/wordml/word16du" xmlns:w16sdtdh="http://schemas.microsoft.com/office/word/2020/wordml/sdtdatahash" xmlns:w16sdtfl="http://schemas.microsoft.com/office/word/2024/wordml/sdtformatlock" xmlns:w16se="http://schemas.microsoft.com/office/word/2015/wordml/symex" xmlns:wpg="http://schemas.microsoft.com/office/word/2010/wordprocessingGroup" xmlns:wpi="http://schemas.microsoft.com/office/word/2010/wordprocessingInk" xmlns:wne="http://schemas.microsoft.com/office/word/2006/wordml" xmlns:wps="http://schemas.microsoft.com/office/word/2010/wordprocessingShape" mc:Ignorable="w14 w15 w16se w16cid w16 w16cex w16sdtdh w16sdtfl w16du wp14">
   <w:body>
     <w:p>
       <w:pPr>
@@ -94,6 +94,15 @@
     </w:p>
     <w:sdt>
       <w:sdtPr>
+        <w:rPr>
+          <w:rFonts w:asciiTheme="minorHAnsi" w:eastAsiaTheme="minorHAnsi" w:hAnsiTheme="minorHAnsi" w:cstheme="minorBidi"/>
+          <w:color w:val="auto"/>
+          <w:kern w:val="2"/>
+          <w:sz w:val="24"/>
+          <w:szCs w:val="24"/>
+          <w:lang w:eastAsia="en-US"/>
+          <w14:ligatures w14:val="standardContextual"/>
+        </w:rPr>
         <w:id w:val="1748765768"/>
         <w:docPartObj>
           <w:docPartGallery w:val="Table of Contents"/>
@@ -102,15 +111,8 @@
       </w:sdtPr>
       <w:sdtEndPr>
         <w:rPr>
-          <w:rFonts w:asciiTheme="minorHAnsi" w:eastAsiaTheme="minorHAnsi" w:hAnsiTheme="minorHAnsi" w:cstheme="minorBidi"/>
           <w:b/>
           <w:bCs/>
-          <w:color w:val="auto"/>
-          <w:kern w:val="2"/>
-          <w:sz w:val="24"/>
-          <w:szCs w:val="24"/>
-          <w:lang w:eastAsia="en-US"/>
-          <w14:ligatures w14:val="standardContextual"/>
         </w:rPr>
       </w:sdtEndPr>
       <w:sdtContent>
@@ -2211,7 +2213,7 @@
           <w:rFonts w:ascii="Aptos" w:eastAsia="Aptos" w:hAnsi="Aptos" w:cs="Aptos"/>
           <w:color w:val="000000" w:themeColor="text1"/>
         </w:rPr>
-        <w:t>ike est un site de vitrine de vente de vélo</w:t>
+        <w:t>ike est un site vitrine de vélo</w:t>
       </w:r>
       <w:r>
         <w:rPr>
@@ -2376,14 +2378,21 @@
           <w:rFonts w:ascii="Aptos" w:eastAsia="Aptos" w:hAnsi="Aptos" w:cs="Aptos"/>
           <w:color w:val="000000" w:themeColor="text1"/>
         </w:rPr>
-        <w:t>. C’est une entreprise française basé à Alès</w:t>
-      </w:r>
-      <w:r>
-        <w:rPr>
-          <w:rFonts w:ascii="Aptos" w:eastAsia="Aptos" w:hAnsi="Aptos" w:cs="Aptos"/>
-          <w:color w:val="000000" w:themeColor="text1"/>
-        </w:rPr>
-        <w:t xml:space="preserve"> qui importe principalement ses pièces de France</w:t>
+        <w:t>. C’est une entreprise française basé</w:t>
+      </w:r>
+      <w:r>
+        <w:rPr>
+          <w:rFonts w:ascii="Aptos" w:eastAsia="Aptos" w:hAnsi="Aptos" w:cs="Aptos"/>
+          <w:color w:val="000000" w:themeColor="text1"/>
+        </w:rPr>
+        <w:t xml:space="preserve">e dans le sud de la France </w:t>
+      </w:r>
+      <w:r>
+        <w:rPr>
+          <w:rFonts w:ascii="Aptos" w:eastAsia="Aptos" w:hAnsi="Aptos" w:cs="Aptos"/>
+          <w:color w:val="000000" w:themeColor="text1"/>
+        </w:rPr>
+        <w:t>qui importe principalement ses pièces de France</w:t>
       </w:r>
       <w:r>
         <w:rPr>
@@ -6401,6 +6410,7 @@
         <w:spacing w:after="0" w:line="240" w:lineRule="auto"/>
       </w:pPr>
       <w:r>
+        <w:lastRenderedPageBreak/>
         <w:t>Paiement :</w:t>
       </w:r>
     </w:p>
@@ -6427,7 +6437,6 @@
         <w:spacing w:after="0" w:line="240" w:lineRule="auto"/>
       </w:pPr>
       <w:r>
-        <w:lastRenderedPageBreak/>
         <w:t>Possibilité de revenir en arrière pour modifier la personnalisation</w:t>
       </w:r>
     </w:p>
@@ -6769,10 +6778,7 @@
         <w:t xml:space="preserve">Gaelle </w:t>
       </w:r>
       <w:r>
-        <w:t>MANBERT</w:t>
-      </w:r>
-      <w:r>
-        <w:t xml:space="preserve"> </w:t>
+        <w:t xml:space="preserve">MANBERT </w:t>
       </w:r>
       <w:r>
         <w:t>pourra faire la mise à jour du catalogue</w:t>
@@ -6790,6 +6796,9 @@
       </w:r>
     </w:p>
     <w:sectPr>
+      <w:footerReference w:type="even" r:id="rId13"/>
+      <w:footerReference w:type="default" r:id="rId14"/>
+      <w:footerReference w:type="first" r:id="rId15"/>
       <w:pgSz w:w="11906" w:h="16838"/>
       <w:pgMar w:top="1417" w:right="1417" w:bottom="1417" w:left="1417" w:header="708" w:footer="708" w:gutter="0"/>
       <w:cols w:space="708"/>
@@ -6800,7 +6809,7 @@
 </file>
 
 <file path=word/endnotes.xml><?xml version="1.0" encoding="utf-8"?>
-<w:endnotes xmlns:wpc="http://schemas.microsoft.com/office/word/2010/wordprocessingCanvas" xmlns:cx="http://schemas.microsoft.com/office/drawing/2014/chartex" xmlns:cx1="http://schemas.microsoft.com/office/drawing/2015/9/8/chartex" xmlns:cx2="http://schemas.microsoft.com/office/drawing/2015/10/21/chartex" xmlns:cx3="http://schemas.microsoft.com/office/drawing/2016/5/9/chartex" xmlns:cx4="http://schemas.microsoft.com/office/drawing/2016/5/10/chartex" xmlns:cx5="http://schemas.microsoft.com/office/drawing/2016/5/11/chartex" xmlns:cx6="http://schemas.microsoft.com/office/drawing/2016/5/12/chartex" xmlns:cx7="http://schemas.microsoft.com/office/drawing/2016/5/13/chartex" xmlns:cx8="http://schemas.microsoft.com/office/drawing/2016/5/14/chartex" xmlns:mc="http://schemas.openxmlformats.org/markup-compatibility/2006" xmlns:aink="http://schemas.microsoft.com/office/drawing/2016/ink" xmlns:am3d="http://schemas.microsoft.com/office/drawing/2017/model3d" xmlns:o="urn:schemas-microsoft-com:office:office" xmlns:oel="http://schemas.microsoft.com/office/2019/extlst" xmlns:r="http://schemas.openxmlformats.org/officeDocument/2006/relationships" xmlns:m="http://schemas.openxmlformats.org/officeDocument/2006/math" xmlns:v="urn:schemas-microsoft-com:vml" xmlns:wp14="http://schemas.microsoft.com/office/word/2010/wordprocessingDrawing" xmlns:wp="http://schemas.openxmlformats.org/drawingml/2006/wordprocessingDrawing" xmlns:w10="urn:schemas-microsoft-com:office:word" xmlns:w="http://schemas.openxmlformats.org/wordprocessingml/2006/main" xmlns:w14="http://schemas.microsoft.com/office/word/2010/wordml" xmlns:w15="http://schemas.microsoft.com/office/word/2012/wordml" xmlns:w16cex="http://schemas.microsoft.com/office/word/2018/wordml/cex" xmlns:w16cid="http://schemas.microsoft.com/office/word/2016/wordml/cid" xmlns:w16="http://schemas.microsoft.com/office/word/2018/wordml" xmlns:w16sdtdh="http://schemas.microsoft.com/office/word/2020/wordml/sdtdatahash" xmlns:w16se="http://schemas.microsoft.com/office/word/2015/wordml/symex" xmlns:wpg="http://schemas.microsoft.com/office/word/2010/wordprocessingGroup" xmlns:wpi="http://schemas.microsoft.com/office/word/2010/wordprocessingInk" xmlns:wne="http://schemas.microsoft.com/office/word/2006/wordml" xmlns:wps="http://schemas.microsoft.com/office/word/2010/wordprocessingShape" mc:Ignorable="w14 w15 w16se w16cid w16 w16cex w16sdtdh wp14">
+<w:endnotes xmlns:wpc="http://schemas.microsoft.com/office/word/2010/wordprocessingCanvas" xmlns:cx="http://schemas.microsoft.com/office/drawing/2014/chartex" xmlns:cx1="http://schemas.microsoft.com/office/drawing/2015/9/8/chartex" xmlns:cx2="http://schemas.microsoft.com/office/drawing/2015/10/21/chartex" xmlns:cx3="http://schemas.microsoft.com/office/drawing/2016/5/9/chartex" xmlns:cx4="http://schemas.microsoft.com/office/drawing/2016/5/10/chartex" xmlns:cx5="http://schemas.microsoft.com/office/drawing/2016/5/11/chartex" xmlns:cx6="http://schemas.microsoft.com/office/drawing/2016/5/12/chartex" xmlns:cx7="http://schemas.microsoft.com/office/drawing/2016/5/13/chartex" xmlns:cx8="http://schemas.microsoft.com/office/drawing/2016/5/14/chartex" xmlns:mc="http://schemas.openxmlformats.org/markup-compatibility/2006" xmlns:aink="http://schemas.microsoft.com/office/drawing/2016/ink" xmlns:am3d="http://schemas.microsoft.com/office/drawing/2017/model3d" xmlns:o="urn:schemas-microsoft-com:office:office" xmlns:oel="http://schemas.microsoft.com/office/2019/extlst" xmlns:r="http://schemas.openxmlformats.org/officeDocument/2006/relationships" xmlns:m="http://schemas.openxmlformats.org/officeDocument/2006/math" xmlns:v="urn:schemas-microsoft-com:vml" xmlns:wp14="http://schemas.microsoft.com/office/word/2010/wordprocessingDrawing" xmlns:wp="http://schemas.openxmlformats.org/drawingml/2006/wordprocessingDrawing" xmlns:w10="urn:schemas-microsoft-com:office:word" xmlns:w="http://schemas.openxmlformats.org/wordprocessingml/2006/main" xmlns:w14="http://schemas.microsoft.com/office/word/2010/wordml" xmlns:w15="http://schemas.microsoft.com/office/word/2012/wordml" xmlns:w16cex="http://schemas.microsoft.com/office/word/2018/wordml/cex" xmlns:w16cid="http://schemas.microsoft.com/office/word/2016/wordml/cid" xmlns:w16="http://schemas.microsoft.com/office/word/2018/wordml" xmlns:w16du="http://schemas.microsoft.com/office/word/2023/wordml/word16du" xmlns:w16sdtdh="http://schemas.microsoft.com/office/word/2020/wordml/sdtdatahash" xmlns:w16sdtfl="http://schemas.microsoft.com/office/word/2024/wordml/sdtformatlock" xmlns:w16se="http://schemas.microsoft.com/office/word/2015/wordml/symex" xmlns:wpg="http://schemas.microsoft.com/office/word/2010/wordprocessingGroup" xmlns:wpi="http://schemas.microsoft.com/office/word/2010/wordprocessingInk" xmlns:wne="http://schemas.microsoft.com/office/word/2006/wordml" xmlns:wps="http://schemas.microsoft.com/office/word/2010/wordprocessingShape" mc:Ignorable="w14 w15 w16se w16cid w16 w16cex w16sdtdh w16sdtfl w16du wp14">
   <w:endnote w:type="separator" w:id="-1">
     <w:p>
       <w:pPr>
@@ -6831,8 +6840,419 @@
 </w:endnotes>
 </file>
 
+<file path=word/footer1.xml><?xml version="1.0" encoding="utf-8"?>
+<w:ftr xmlns:wpc="http://schemas.microsoft.com/office/word/2010/wordprocessingCanvas" xmlns:cx="http://schemas.microsoft.com/office/drawing/2014/chartex" xmlns:cx1="http://schemas.microsoft.com/office/drawing/2015/9/8/chartex" xmlns:cx2="http://schemas.microsoft.com/office/drawing/2015/10/21/chartex" xmlns:cx3="http://schemas.microsoft.com/office/drawing/2016/5/9/chartex" xmlns:cx4="http://schemas.microsoft.com/office/drawing/2016/5/10/chartex" xmlns:cx5="http://schemas.microsoft.com/office/drawing/2016/5/11/chartex" xmlns:cx6="http://schemas.microsoft.com/office/drawing/2016/5/12/chartex" xmlns:cx7="http://schemas.microsoft.com/office/drawing/2016/5/13/chartex" xmlns:cx8="http://schemas.microsoft.com/office/drawing/2016/5/14/chartex" xmlns:mc="http://schemas.openxmlformats.org/markup-compatibility/2006" xmlns:aink="http://schemas.microsoft.com/office/drawing/2016/ink" xmlns:am3d="http://schemas.microsoft.com/office/drawing/2017/model3d" xmlns:o="urn:schemas-microsoft-com:office:office" xmlns:oel="http://schemas.microsoft.com/office/2019/extlst" xmlns:r="http://schemas.openxmlformats.org/officeDocument/2006/relationships" xmlns:m="http://schemas.openxmlformats.org/officeDocument/2006/math" xmlns:v="urn:schemas-microsoft-com:vml" xmlns:wp14="http://schemas.microsoft.com/office/word/2010/wordprocessingDrawing" xmlns:wp="http://schemas.openxmlformats.org/drawingml/2006/wordprocessingDrawing" xmlns:w10="urn:schemas-microsoft-com:office:word" xmlns:w="http://schemas.openxmlformats.org/wordprocessingml/2006/main" xmlns:w14="http://schemas.microsoft.com/office/word/2010/wordml" xmlns:w15="http://schemas.microsoft.com/office/word/2012/wordml" xmlns:w16cex="http://schemas.microsoft.com/office/word/2018/wordml/cex" xmlns:w16cid="http://schemas.microsoft.com/office/word/2016/wordml/cid" xmlns:w16="http://schemas.microsoft.com/office/word/2018/wordml" xmlns:w16du="http://schemas.microsoft.com/office/word/2023/wordml/word16du" xmlns:w16sdtdh="http://schemas.microsoft.com/office/word/2020/wordml/sdtdatahash" xmlns:w16sdtfl="http://schemas.microsoft.com/office/word/2024/wordml/sdtformatlock" xmlns:w16se="http://schemas.microsoft.com/office/word/2015/wordml/symex" xmlns:wpg="http://schemas.microsoft.com/office/word/2010/wordprocessingGroup" xmlns:wpi="http://schemas.microsoft.com/office/word/2010/wordprocessingInk" xmlns:wne="http://schemas.microsoft.com/office/word/2006/wordml" xmlns:wps="http://schemas.microsoft.com/office/word/2010/wordprocessingShape" mc:Ignorable="w14 w15 w16se w16cid w16 w16cex w16sdtdh w16sdtfl w16du wp14">
+  <w:p>
+    <w:pPr>
+      <w:pStyle w:val="Pieddepage"/>
+    </w:pPr>
+    <w:r>
+      <w:rPr>
+        <w:noProof/>
+      </w:rPr>
+      <mc:AlternateContent>
+        <mc:Choice Requires="wps">
+          <w:drawing>
+            <wp:anchor distT="0" distB="0" distL="0" distR="0" simplePos="0" relativeHeight="251659264" behindDoc="0" locked="0" layoutInCell="1" allowOverlap="1" wp14:anchorId="3C606654" wp14:editId="2000B88A">
+              <wp:simplePos x="635" y="635"/>
+              <wp:positionH relativeFrom="page">
+                <wp:align>center</wp:align>
+              </wp:positionH>
+              <wp:positionV relativeFrom="page">
+                <wp:align>bottom</wp:align>
+              </wp:positionV>
+              <wp:extent cx="1137920" cy="508000"/>
+              <wp:effectExtent l="0" t="0" r="5080" b="0"/>
+              <wp:wrapNone/>
+              <wp:docPr id="1106489396" name="Zone de texte 9" descr="Données personnelles">
+                <a:extLst xmlns:a="http://schemas.openxmlformats.org/drawingml/2006/main">
+                  <a:ext uri="{5AE41FA2-C0FF-4470-9BD4-5FADCA87CBE2}">
+                    <aclsh:classification xmlns:aclsh="http://schemas.microsoft.com/office/drawing/2020/classificationShape" classificationOutcomeType="ftr"/>
+                  </a:ext>
+                </a:extLst>
+              </wp:docPr>
+              <wp:cNvGraphicFramePr/>
+              <a:graphic xmlns:a="http://schemas.openxmlformats.org/drawingml/2006/main">
+                <a:graphicData uri="http://schemas.microsoft.com/office/word/2010/wordprocessingShape">
+                  <wps:wsp>
+                    <wps:cNvSpPr txBox="1"/>
+                    <wps:spPr>
+                      <a:xfrm>
+                        <a:off x="0" y="0"/>
+                        <a:ext cx="1137920" cy="508000"/>
+                      </a:xfrm>
+                      <a:prstGeom prst="rect">
+                        <a:avLst/>
+                      </a:prstGeom>
+                      <a:noFill/>
+                      <a:ln>
+                        <a:noFill/>
+                      </a:ln>
+                    </wps:spPr>
+                    <wps:txbx>
+                      <w:txbxContent>
+                        <w:p>
+                          <w:pPr>
+                            <w:spacing w:after="0"/>
+                            <w:rPr>
+                              <w:rFonts w:ascii="Arial" w:eastAsia="Arial" w:hAnsi="Arial" w:cs="Arial"/>
+                              <w:noProof/>
+                              <w:color w:val="000000"/>
+                              <w:sz w:val="18"/>
+                              <w:szCs w:val="18"/>
+                            </w:rPr>
+                          </w:pPr>
+                          <w:r>
+                            <w:rPr>
+                              <w:rFonts w:ascii="Arial" w:eastAsia="Arial" w:hAnsi="Arial" w:cs="Arial"/>
+                              <w:noProof/>
+                              <w:color w:val="000000"/>
+                              <w:sz w:val="18"/>
+                              <w:szCs w:val="18"/>
+                            </w:rPr>
+                            <w:t>Données personnelles</w:t>
+                          </w:r>
+                        </w:p>
+                      </w:txbxContent>
+                    </wps:txbx>
+                    <wps:bodyPr rot="0" spcFirstLastPara="0" vertOverflow="overflow" horzOverflow="overflow" vert="horz" wrap="none" lIns="0" tIns="0" rIns="0" bIns="355600" numCol="1" spcCol="0" rtlCol="0" fromWordArt="0" anchor="b" anchorCtr="0" forceAA="0" compatLnSpc="1">
+                      <a:prstTxWarp prst="textNoShape">
+                        <a:avLst/>
+                      </a:prstTxWarp>
+                      <a:spAutoFit/>
+                    </wps:bodyPr>
+                  </wps:wsp>
+                </a:graphicData>
+              </a:graphic>
+              <wp14:sizeRelH relativeFrom="margin">
+                <wp14:pctWidth>0</wp14:pctWidth>
+              </wp14:sizeRelH>
+              <wp14:sizeRelV relativeFrom="margin">
+                <wp14:pctHeight>0</wp14:pctHeight>
+              </wp14:sizeRelV>
+            </wp:anchor>
+          </w:drawing>
+        </mc:Choice>
+        <mc:Fallback>
+          <w:pict>
+            <v:shapetype w14:anchorId="3C606654" id="_x0000_t202" coordsize="21600,21600" o:spt="202" path="m,l,21600r21600,l21600,xe">
+              <v:stroke joinstyle="miter"/>
+              <v:path gradientshapeok="t" o:connecttype="rect"/>
+            </v:shapetype>
+            <v:shape id="Zone de texte 9" o:spid="_x0000_s1035" type="#_x0000_t202" alt="Données personnelles" style="position:absolute;margin-left:0;margin-top:0;width:89.6pt;height:40pt;z-index:251659264;visibility:visible;mso-wrap-style:none;mso-width-percent:0;mso-height-percent:0;mso-wrap-distance-left:0;mso-wrap-distance-top:0;mso-wrap-distance-right:0;mso-wrap-distance-bottom:0;mso-position-horizontal:center;mso-position-horizontal-relative:page;mso-position-vertical:bottom;mso-position-vertical-relative:page;mso-width-percent:0;mso-height-percent:0;mso-width-relative:margin;mso-height-relative:margin;v-text-anchor:bottom" o:gfxdata="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" filled="f" stroked="f">
+              <v:fill o:detectmouseclick="t"/>
+              <v:textbox style="mso-fit-shape-to-text:t" inset="0,0,0,28pt">
+                <w:txbxContent>
+                  <w:p>
+                    <w:pPr>
+                      <w:spacing w:after="0"/>
+                      <w:rPr>
+                        <w:rFonts w:ascii="Arial" w:eastAsia="Arial" w:hAnsi="Arial" w:cs="Arial"/>
+                        <w:noProof/>
+                        <w:color w:val="000000"/>
+                        <w:sz w:val="18"/>
+                        <w:szCs w:val="18"/>
+                      </w:rPr>
+                    </w:pPr>
+                    <w:r>
+                      <w:rPr>
+                        <w:rFonts w:ascii="Arial" w:eastAsia="Arial" w:hAnsi="Arial" w:cs="Arial"/>
+                        <w:noProof/>
+                        <w:color w:val="000000"/>
+                        <w:sz w:val="18"/>
+                        <w:szCs w:val="18"/>
+                      </w:rPr>
+                      <w:t>Données personnelles</w:t>
+                    </w:r>
+                  </w:p>
+                </w:txbxContent>
+              </v:textbox>
+              <w10:wrap anchorx="page" anchory="page"/>
+            </v:shape>
+          </w:pict>
+        </mc:Fallback>
+      </mc:AlternateContent>
+    </w:r>
+  </w:p>
+</w:ftr>
+</file>
+
+<file path=word/footer2.xml><?xml version="1.0" encoding="utf-8"?>
+<w:ftr xmlns:wpc="http://schemas.microsoft.com/office/word/2010/wordprocessingCanvas" xmlns:cx="http://schemas.microsoft.com/office/drawing/2014/chartex" xmlns:cx1="http://schemas.microsoft.com/office/drawing/2015/9/8/chartex" xmlns:cx2="http://schemas.microsoft.com/office/drawing/2015/10/21/chartex" xmlns:cx3="http://schemas.microsoft.com/office/drawing/2016/5/9/chartex" xmlns:cx4="http://schemas.microsoft.com/office/drawing/2016/5/10/chartex" xmlns:cx5="http://schemas.microsoft.com/office/drawing/2016/5/11/chartex" xmlns:cx6="http://schemas.microsoft.com/office/drawing/2016/5/12/chartex" xmlns:cx7="http://schemas.microsoft.com/office/drawing/2016/5/13/chartex" xmlns:cx8="http://schemas.microsoft.com/office/drawing/2016/5/14/chartex" xmlns:mc="http://schemas.openxmlformats.org/markup-compatibility/2006" xmlns:aink="http://schemas.microsoft.com/office/drawing/2016/ink" xmlns:am3d="http://schemas.microsoft.com/office/drawing/2017/model3d" xmlns:o="urn:schemas-microsoft-com:office:office" xmlns:oel="http://schemas.microsoft.com/office/2019/extlst" xmlns:r="http://schemas.openxmlformats.org/officeDocument/2006/relationships" xmlns:m="http://schemas.openxmlformats.org/officeDocument/2006/math" xmlns:v="urn:schemas-microsoft-com:vml" xmlns:wp14="http://schemas.microsoft.com/office/word/2010/wordprocessingDrawing" xmlns:wp="http://schemas.openxmlformats.org/drawingml/2006/wordprocessingDrawing" xmlns:w10="urn:schemas-microsoft-com:office:word" xmlns:w="http://schemas.openxmlformats.org/wordprocessingml/2006/main" xmlns:w14="http://schemas.microsoft.com/office/word/2010/wordml" xmlns:w15="http://schemas.microsoft.com/office/word/2012/wordml" xmlns:w16cex="http://schemas.microsoft.com/office/word/2018/wordml/cex" xmlns:w16cid="http://schemas.microsoft.com/office/word/2016/wordml/cid" xmlns:w16="http://schemas.microsoft.com/office/word/2018/wordml" xmlns:w16du="http://schemas.microsoft.com/office/word/2023/wordml/word16du" xmlns:w16sdtdh="http://schemas.microsoft.com/office/word/2020/wordml/sdtdatahash" xmlns:w16sdtfl="http://schemas.microsoft.com/office/word/2024/wordml/sdtformatlock" xmlns:w16se="http://schemas.microsoft.com/office/word/2015/wordml/symex" xmlns:wpg="http://schemas.microsoft.com/office/word/2010/wordprocessingGroup" xmlns:wpi="http://schemas.microsoft.com/office/word/2010/wordprocessingInk" xmlns:wne="http://schemas.microsoft.com/office/word/2006/wordml" xmlns:wps="http://schemas.microsoft.com/office/word/2010/wordprocessingShape" mc:Ignorable="w14 w15 w16se w16cid w16 w16cex w16sdtdh w16sdtfl w16du wp14">
+  <w:p>
+    <w:pPr>
+      <w:pStyle w:val="Pieddepage"/>
+    </w:pPr>
+    <w:r>
+      <w:rPr>
+        <w:noProof/>
+      </w:rPr>
+      <mc:AlternateContent>
+        <mc:Choice Requires="wps">
+          <w:drawing>
+            <wp:anchor distT="0" distB="0" distL="0" distR="0" simplePos="0" relativeHeight="251660288" behindDoc="0" locked="0" layoutInCell="1" allowOverlap="1" wp14:anchorId="1C26A8A4" wp14:editId="052CFB05">
+              <wp:simplePos x="899160" y="10058400"/>
+              <wp:positionH relativeFrom="page">
+                <wp:align>center</wp:align>
+              </wp:positionH>
+              <wp:positionV relativeFrom="page">
+                <wp:align>bottom</wp:align>
+              </wp:positionV>
+              <wp:extent cx="1137920" cy="508000"/>
+              <wp:effectExtent l="0" t="0" r="5080" b="0"/>
+              <wp:wrapNone/>
+              <wp:docPr id="2006655014" name="Zone de texte 10" descr="Données personnelles">
+                <a:extLst xmlns:a="http://schemas.openxmlformats.org/drawingml/2006/main">
+                  <a:ext uri="{5AE41FA2-C0FF-4470-9BD4-5FADCA87CBE2}">
+                    <aclsh:classification xmlns:aclsh="http://schemas.microsoft.com/office/drawing/2020/classificationShape" classificationOutcomeType="ftr"/>
+                  </a:ext>
+                </a:extLst>
+              </wp:docPr>
+              <wp:cNvGraphicFramePr/>
+              <a:graphic xmlns:a="http://schemas.openxmlformats.org/drawingml/2006/main">
+                <a:graphicData uri="http://schemas.microsoft.com/office/word/2010/wordprocessingShape">
+                  <wps:wsp>
+                    <wps:cNvSpPr txBox="1"/>
+                    <wps:spPr>
+                      <a:xfrm>
+                        <a:off x="0" y="0"/>
+                        <a:ext cx="1137920" cy="508000"/>
+                      </a:xfrm>
+                      <a:prstGeom prst="rect">
+                        <a:avLst/>
+                      </a:prstGeom>
+                      <a:noFill/>
+                      <a:ln>
+                        <a:noFill/>
+                      </a:ln>
+                    </wps:spPr>
+                    <wps:txbx>
+                      <w:txbxContent>
+                        <w:p>
+                          <w:pPr>
+                            <w:spacing w:after="0"/>
+                            <w:rPr>
+                              <w:rFonts w:ascii="Arial" w:eastAsia="Arial" w:hAnsi="Arial" w:cs="Arial"/>
+                              <w:noProof/>
+                              <w:color w:val="000000"/>
+                              <w:sz w:val="18"/>
+                              <w:szCs w:val="18"/>
+                            </w:rPr>
+                          </w:pPr>
+                          <w:r>
+                            <w:rPr>
+                              <w:rFonts w:ascii="Arial" w:eastAsia="Arial" w:hAnsi="Arial" w:cs="Arial"/>
+                              <w:noProof/>
+                              <w:color w:val="000000"/>
+                              <w:sz w:val="18"/>
+                              <w:szCs w:val="18"/>
+                            </w:rPr>
+                            <w:t>Données personnelles</w:t>
+                          </w:r>
+                        </w:p>
+                      </w:txbxContent>
+                    </wps:txbx>
+                    <wps:bodyPr rot="0" spcFirstLastPara="0" vertOverflow="overflow" horzOverflow="overflow" vert="horz" wrap="none" lIns="0" tIns="0" rIns="0" bIns="355600" numCol="1" spcCol="0" rtlCol="0" fromWordArt="0" anchor="b" anchorCtr="0" forceAA="0" compatLnSpc="1">
+                      <a:prstTxWarp prst="textNoShape">
+                        <a:avLst/>
+                      </a:prstTxWarp>
+                      <a:spAutoFit/>
+                    </wps:bodyPr>
+                  </wps:wsp>
+                </a:graphicData>
+              </a:graphic>
+              <wp14:sizeRelH relativeFrom="margin">
+                <wp14:pctWidth>0</wp14:pctWidth>
+              </wp14:sizeRelH>
+              <wp14:sizeRelV relativeFrom="margin">
+                <wp14:pctHeight>0</wp14:pctHeight>
+              </wp14:sizeRelV>
+            </wp:anchor>
+          </w:drawing>
+        </mc:Choice>
+        <mc:Fallback>
+          <w:pict>
+            <v:shapetype w14:anchorId="1C26A8A4" id="_x0000_t202" coordsize="21600,21600" o:spt="202" path="m,l,21600r21600,l21600,xe">
+              <v:stroke joinstyle="miter"/>
+              <v:path gradientshapeok="t" o:connecttype="rect"/>
+            </v:shapetype>
+            <v:shape id="Zone de texte 10" o:spid="_x0000_s1036" type="#_x0000_t202" alt="Données personnelles" style="position:absolute;margin-left:0;margin-top:0;width:89.6pt;height:40pt;z-index:251660288;visibility:visible;mso-wrap-style:none;mso-width-percent:0;mso-height-percent:0;mso-wrap-distance-left:0;mso-wrap-distance-top:0;mso-wrap-distance-right:0;mso-wrap-distance-bottom:0;mso-position-horizontal:center;mso-position-horizontal-relative:page;mso-position-vertical:bottom;mso-position-vertical-relative:page;mso-width-percent:0;mso-height-percent:0;mso-width-relative:margin;mso-height-relative:margin;v-text-anchor:bottom" o:gfxdata="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" filled="f" stroked="f">
+              <v:fill o:detectmouseclick="t"/>
+              <v:textbox style="mso-fit-shape-to-text:t" inset="0,0,0,28pt">
+                <w:txbxContent>
+                  <w:p>
+                    <w:pPr>
+                      <w:spacing w:after="0"/>
+                      <w:rPr>
+                        <w:rFonts w:ascii="Arial" w:eastAsia="Arial" w:hAnsi="Arial" w:cs="Arial"/>
+                        <w:noProof/>
+                        <w:color w:val="000000"/>
+                        <w:sz w:val="18"/>
+                        <w:szCs w:val="18"/>
+                      </w:rPr>
+                    </w:pPr>
+                    <w:r>
+                      <w:rPr>
+                        <w:rFonts w:ascii="Arial" w:eastAsia="Arial" w:hAnsi="Arial" w:cs="Arial"/>
+                        <w:noProof/>
+                        <w:color w:val="000000"/>
+                        <w:sz w:val="18"/>
+                        <w:szCs w:val="18"/>
+                      </w:rPr>
+                      <w:t>Données personnelles</w:t>
+                    </w:r>
+                  </w:p>
+                </w:txbxContent>
+              </v:textbox>
+              <w10:wrap anchorx="page" anchory="page"/>
+            </v:shape>
+          </w:pict>
+        </mc:Fallback>
+      </mc:AlternateContent>
+    </w:r>
+  </w:p>
+</w:ftr>
+</file>
+
+<file path=word/footer3.xml><?xml version="1.0" encoding="utf-8"?>
+<w:ftr xmlns:wpc="http://schemas.microsoft.com/office/word/2010/wordprocessingCanvas" xmlns:cx="http://schemas.microsoft.com/office/drawing/2014/chartex" xmlns:cx1="http://schemas.microsoft.com/office/drawing/2015/9/8/chartex" xmlns:cx2="http://schemas.microsoft.com/office/drawing/2015/10/21/chartex" xmlns:cx3="http://schemas.microsoft.com/office/drawing/2016/5/9/chartex" xmlns:cx4="http://schemas.microsoft.com/office/drawing/2016/5/10/chartex" xmlns:cx5="http://schemas.microsoft.com/office/drawing/2016/5/11/chartex" xmlns:cx6="http://schemas.microsoft.com/office/drawing/2016/5/12/chartex" xmlns:cx7="http://schemas.microsoft.com/office/drawing/2016/5/13/chartex" xmlns:cx8="http://schemas.microsoft.com/office/drawing/2016/5/14/chartex" xmlns:mc="http://schemas.openxmlformats.org/markup-compatibility/2006" xmlns:aink="http://schemas.microsoft.com/office/drawing/2016/ink" xmlns:am3d="http://schemas.microsoft.com/office/drawing/2017/model3d" xmlns:o="urn:schemas-microsoft-com:office:office" xmlns:oel="http://schemas.microsoft.com/office/2019/extlst" xmlns:r="http://schemas.openxmlformats.org/officeDocument/2006/relationships" xmlns:m="http://schemas.openxmlformats.org/officeDocument/2006/math" xmlns:v="urn:schemas-microsoft-com:vml" xmlns:wp14="http://schemas.microsoft.com/office/word/2010/wordprocessingDrawing" xmlns:wp="http://schemas.openxmlformats.org/drawingml/2006/wordprocessingDrawing" xmlns:w10="urn:schemas-microsoft-com:office:word" xmlns:w="http://schemas.openxmlformats.org/wordprocessingml/2006/main" xmlns:w14="http://schemas.microsoft.com/office/word/2010/wordml" xmlns:w15="http://schemas.microsoft.com/office/word/2012/wordml" xmlns:w16cex="http://schemas.microsoft.com/office/word/2018/wordml/cex" xmlns:w16cid="http://schemas.microsoft.com/office/word/2016/wordml/cid" xmlns:w16="http://schemas.microsoft.com/office/word/2018/wordml" xmlns:w16du="http://schemas.microsoft.com/office/word/2023/wordml/word16du" xmlns:w16sdtdh="http://schemas.microsoft.com/office/word/2020/wordml/sdtdatahash" xmlns:w16sdtfl="http://schemas.microsoft.com/office/word/2024/wordml/sdtformatlock" xmlns:w16se="http://schemas.microsoft.com/office/word/2015/wordml/symex" xmlns:wpg="http://schemas.microsoft.com/office/word/2010/wordprocessingGroup" xmlns:wpi="http://schemas.microsoft.com/office/word/2010/wordprocessingInk" xmlns:wne="http://schemas.microsoft.com/office/word/2006/wordml" xmlns:wps="http://schemas.microsoft.com/office/word/2010/wordprocessingShape" mc:Ignorable="w14 w15 w16se w16cid w16 w16cex w16sdtdh w16sdtfl w16du wp14">
+  <w:p>
+    <w:pPr>
+      <w:pStyle w:val="Pieddepage"/>
+    </w:pPr>
+    <w:r>
+      <w:rPr>
+        <w:noProof/>
+      </w:rPr>
+      <mc:AlternateContent>
+        <mc:Choice Requires="wps">
+          <w:drawing>
+            <wp:anchor distT="0" distB="0" distL="0" distR="0" simplePos="0" relativeHeight="251658240" behindDoc="0" locked="0" layoutInCell="1" allowOverlap="1" wp14:anchorId="6CB4661F" wp14:editId="6FF9A9D2">
+              <wp:simplePos x="635" y="635"/>
+              <wp:positionH relativeFrom="page">
+                <wp:align>center</wp:align>
+              </wp:positionH>
+              <wp:positionV relativeFrom="page">
+                <wp:align>bottom</wp:align>
+              </wp:positionV>
+              <wp:extent cx="1137920" cy="508000"/>
+              <wp:effectExtent l="0" t="0" r="5080" b="0"/>
+              <wp:wrapNone/>
+              <wp:docPr id="980024448" name="Zone de texte 8" descr="Données personnelles">
+                <a:extLst xmlns:a="http://schemas.openxmlformats.org/drawingml/2006/main">
+                  <a:ext uri="{5AE41FA2-C0FF-4470-9BD4-5FADCA87CBE2}">
+                    <aclsh:classification xmlns:aclsh="http://schemas.microsoft.com/office/drawing/2020/classificationShape" classificationOutcomeType="ftr"/>
+                  </a:ext>
+                </a:extLst>
+              </wp:docPr>
+              <wp:cNvGraphicFramePr/>
+              <a:graphic xmlns:a="http://schemas.openxmlformats.org/drawingml/2006/main">
+                <a:graphicData uri="http://schemas.microsoft.com/office/word/2010/wordprocessingShape">
+                  <wps:wsp>
+                    <wps:cNvSpPr txBox="1"/>
+                    <wps:spPr>
+                      <a:xfrm>
+                        <a:off x="0" y="0"/>
+                        <a:ext cx="1137920" cy="508000"/>
+                      </a:xfrm>
+                      <a:prstGeom prst="rect">
+                        <a:avLst/>
+                      </a:prstGeom>
+                      <a:noFill/>
+                      <a:ln>
+                        <a:noFill/>
+                      </a:ln>
+                    </wps:spPr>
+                    <wps:txbx>
+                      <w:txbxContent>
+                        <w:p>
+                          <w:pPr>
+                            <w:spacing w:after="0"/>
+                            <w:rPr>
+                              <w:rFonts w:ascii="Arial" w:eastAsia="Arial" w:hAnsi="Arial" w:cs="Arial"/>
+                              <w:noProof/>
+                              <w:color w:val="000000"/>
+                              <w:sz w:val="18"/>
+                              <w:szCs w:val="18"/>
+                            </w:rPr>
+                          </w:pPr>
+                          <w:r>
+                            <w:rPr>
+                              <w:rFonts w:ascii="Arial" w:eastAsia="Arial" w:hAnsi="Arial" w:cs="Arial"/>
+                              <w:noProof/>
+                              <w:color w:val="000000"/>
+                              <w:sz w:val="18"/>
+                              <w:szCs w:val="18"/>
+                            </w:rPr>
+                            <w:t>Données personnelles</w:t>
+                          </w:r>
+                        </w:p>
+                      </w:txbxContent>
+                    </wps:txbx>
+                    <wps:bodyPr rot="0" spcFirstLastPara="0" vertOverflow="overflow" horzOverflow="overflow" vert="horz" wrap="none" lIns="0" tIns="0" rIns="0" bIns="355600" numCol="1" spcCol="0" rtlCol="0" fromWordArt="0" anchor="b" anchorCtr="0" forceAA="0" compatLnSpc="1">
+                      <a:prstTxWarp prst="textNoShape">
+                        <a:avLst/>
+                      </a:prstTxWarp>
+                      <a:spAutoFit/>
+                    </wps:bodyPr>
+                  </wps:wsp>
+                </a:graphicData>
+              </a:graphic>
+              <wp14:sizeRelH relativeFrom="margin">
+                <wp14:pctWidth>0</wp14:pctWidth>
+              </wp14:sizeRelH>
+              <wp14:sizeRelV relativeFrom="margin">
+                <wp14:pctHeight>0</wp14:pctHeight>
+              </wp14:sizeRelV>
+            </wp:anchor>
+          </w:drawing>
+        </mc:Choice>
+        <mc:Fallback>
+          <w:pict>
+            <v:shapetype w14:anchorId="6CB4661F" id="_x0000_t202" coordsize="21600,21600" o:spt="202" path="m,l,21600r21600,l21600,xe">
+              <v:stroke joinstyle="miter"/>
+              <v:path gradientshapeok="t" o:connecttype="rect"/>
+            </v:shapetype>
+            <v:shape id="Zone de texte 8" o:spid="_x0000_s1037" type="#_x0000_t202" alt="Données personnelles" style="position:absolute;margin-left:0;margin-top:0;width:89.6pt;height:40pt;z-index:251658240;visibility:visible;mso-wrap-style:none;mso-width-percent:0;mso-height-percent:0;mso-wrap-distance-left:0;mso-wrap-distance-top:0;mso-wrap-distance-right:0;mso-wrap-distance-bottom:0;mso-position-horizontal:center;mso-position-horizontal-relative:page;mso-position-vertical:bottom;mso-position-vertical-relative:page;mso-width-percent:0;mso-height-percent:0;mso-width-relative:margin;mso-height-relative:margin;v-text-anchor:bottom" o:gfxdata="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" filled="f" stroked="f">
+              <v:fill o:detectmouseclick="t"/>
+              <v:textbox style="mso-fit-shape-to-text:t" inset="0,0,0,28pt">
+                <w:txbxContent>
+                  <w:p>
+                    <w:pPr>
+                      <w:spacing w:after="0"/>
+                      <w:rPr>
+                        <w:rFonts w:ascii="Arial" w:eastAsia="Arial" w:hAnsi="Arial" w:cs="Arial"/>
+                        <w:noProof/>
+                        <w:color w:val="000000"/>
+                        <w:sz w:val="18"/>
+                        <w:szCs w:val="18"/>
+                      </w:rPr>
+                    </w:pPr>
+                    <w:r>
+                      <w:rPr>
+                        <w:rFonts w:ascii="Arial" w:eastAsia="Arial" w:hAnsi="Arial" w:cs="Arial"/>
+                        <w:noProof/>
+                        <w:color w:val="000000"/>
+                        <w:sz w:val="18"/>
+                        <w:szCs w:val="18"/>
+                      </w:rPr>
+                      <w:t>Données personnelles</w:t>
+                    </w:r>
+                  </w:p>
+                </w:txbxContent>
+              </v:textbox>
+              <w10:wrap anchorx="page" anchory="page"/>
+            </v:shape>
+          </w:pict>
+        </mc:Fallback>
+      </mc:AlternateContent>
+    </w:r>
+  </w:p>
+</w:ftr>
+</file>
+
 <file path=word/footnotes.xml><?xml version="1.0" encoding="utf-8"?>
-<w:footnotes xmlns:wpc="http://schemas.microsoft.com/office/word/2010/wordprocessingCanvas" xmlns:cx="http://schemas.microsoft.com/office/drawing/2014/chartex" xmlns:cx1="http://schemas.microsoft.com/office/drawing/2015/9/8/chartex" xmlns:cx2="http://schemas.microsoft.com/office/drawing/2015/10/21/chartex" xmlns:cx3="http://schemas.microsoft.com/office/drawing/2016/5/9/chartex" xmlns:cx4="http://schemas.microsoft.com/office/drawing/2016/5/10/chartex" xmlns:cx5="http://schemas.microsoft.com/office/drawing/2016/5/11/chartex" xmlns:cx6="http://schemas.microsoft.com/office/drawing/2016/5/12/chartex" xmlns:cx7="http://schemas.microsoft.com/office/drawing/2016/5/13/chartex" xmlns:cx8="http://schemas.microsoft.com/office/drawing/2016/5/14/chartex" xmlns:mc="http://schemas.openxmlformats.org/markup-compatibility/2006" xmlns:aink="http://schemas.microsoft.com/office/drawing/2016/ink" xmlns:am3d="http://schemas.microsoft.com/office/drawing/2017/model3d" xmlns:o="urn:schemas-microsoft-com:office:office" xmlns:oel="http://schemas.microsoft.com/office/2019/extlst" xmlns:r="http://schemas.openxmlformats.org/officeDocument/2006/relationships" xmlns:m="http://schemas.openxmlformats.org/officeDocument/2006/math" xmlns:v="urn:schemas-microsoft-com:vml" xmlns:wp14="http://schemas.microsoft.com/office/word/2010/wordprocessingDrawing" xmlns:wp="http://schemas.openxmlformats.org/drawingml/2006/wordprocessingDrawing" xmlns:w10="urn:schemas-microsoft-com:office:word" xmlns:w="http://schemas.openxmlformats.org/wordprocessingml/2006/main" xmlns:w14="http://schemas.microsoft.com/office/word/2010/wordml" xmlns:w15="http://schemas.microsoft.com/office/word/2012/wordml" xmlns:w16cex="http://schemas.microsoft.com/office/word/2018/wordml/cex" xmlns:w16cid="http://schemas.microsoft.com/office/word/2016/wordml/cid" xmlns:w16="http://schemas.microsoft.com/office/word/2018/wordml" xmlns:w16sdtdh="http://schemas.microsoft.com/office/word/2020/wordml/sdtdatahash" xmlns:w16se="http://schemas.microsoft.com/office/word/2015/wordml/symex" xmlns:wpg="http://schemas.microsoft.com/office/word/2010/wordprocessingGroup" xmlns:wpi="http://schemas.microsoft.com/office/word/2010/wordprocessingInk" xmlns:wne="http://schemas.microsoft.com/office/word/2006/wordml" xmlns:wps="http://schemas.microsoft.com/office/word/2010/wordprocessingShape" mc:Ignorable="w14 w15 w16se w16cid w16 w16cex w16sdtdh wp14">
+<w:footnotes xmlns:wpc="http://schemas.microsoft.com/office/word/2010/wordprocessingCanvas" xmlns:cx="http://schemas.microsoft.com/office/drawing/2014/chartex" xmlns:cx1="http://schemas.microsoft.com/office/drawing/2015/9/8/chartex" xmlns:cx2="http://schemas.microsoft.com/office/drawing/2015/10/21/chartex" xmlns:cx3="http://schemas.microsoft.com/office/drawing/2016/5/9/chartex" xmlns:cx4="http://schemas.microsoft.com/office/drawing/2016/5/10/chartex" xmlns:cx5="http://schemas.microsoft.com/office/drawing/2016/5/11/chartex" xmlns:cx6="http://schemas.microsoft.com/office/drawing/2016/5/12/chartex" xmlns:cx7="http://schemas.microsoft.com/office/drawing/2016/5/13/chartex" xmlns:cx8="http://schemas.microsoft.com/office/drawing/2016/5/14/chartex" xmlns:mc="http://schemas.openxmlformats.org/markup-compatibility/2006" xmlns:aink="http://schemas.microsoft.com/office/drawing/2016/ink" xmlns:am3d="http://schemas.microsoft.com/office/drawing/2017/model3d" xmlns:o="urn:schemas-microsoft-com:office:office" xmlns:oel="http://schemas.microsoft.com/office/2019/extlst" xmlns:r="http://schemas.openxmlformats.org/officeDocument/2006/relationships" xmlns:m="http://schemas.openxmlformats.org/officeDocument/2006/math" xmlns:v="urn:schemas-microsoft-com:vml" xmlns:wp14="http://schemas.microsoft.com/office/word/2010/wordprocessingDrawing" xmlns:wp="http://schemas.openxmlformats.org/drawingml/2006/wordprocessingDrawing" xmlns:w10="urn:schemas-microsoft-com:office:word" xmlns:w="http://schemas.openxmlformats.org/wordprocessingml/2006/main" xmlns:w14="http://schemas.microsoft.com/office/word/2010/wordml" xmlns:w15="http://schemas.microsoft.com/office/word/2012/wordml" xmlns:w16cex="http://schemas.microsoft.com/office/word/2018/wordml/cex" xmlns:w16cid="http://schemas.microsoft.com/office/word/2016/wordml/cid" xmlns:w16="http://schemas.microsoft.com/office/word/2018/wordml" xmlns:w16du="http://schemas.microsoft.com/office/word/2023/wordml/word16du" xmlns:w16sdtdh="http://schemas.microsoft.com/office/word/2020/wordml/sdtdatahash" xmlns:w16sdtfl="http://schemas.microsoft.com/office/word/2024/wordml/sdtformatlock" xmlns:w16se="http://schemas.microsoft.com/office/word/2015/wordml/symex" xmlns:wpg="http://schemas.microsoft.com/office/word/2010/wordprocessingGroup" xmlns:wpi="http://schemas.microsoft.com/office/word/2010/wordprocessingInk" xmlns:wne="http://schemas.microsoft.com/office/word/2006/wordml" xmlns:wps="http://schemas.microsoft.com/office/word/2010/wordprocessingShape" mc:Ignorable="w14 w15 w16se w16cid w16 w16cex w16sdtdh w16sdtfl w16du wp14">
   <w:footnote w:type="separator" w:id="-1">
     <w:p>
       <w:pPr>
@@ -6882,7 +7302,7 @@
 </file>
 
 <file path=word/numbering.xml><?xml version="1.0" encoding="utf-8"?>
-<w:numbering xmlns:wpc="http://schemas.microsoft.com/office/word/2010/wordprocessingCanvas" xmlns:cx="http://schemas.microsoft.com/office/drawing/2014/chartex" xmlns:cx1="http://schemas.microsoft.com/office/drawing/2015/9/8/chartex" xmlns:cx2="http://schemas.microsoft.com/office/drawing/2015/10/21/chartex" xmlns:cx3="http://schemas.microsoft.com/office/drawing/2016/5/9/chartex" xmlns:cx4="http://schemas.microsoft.com/office/drawing/2016/5/10/chartex" xmlns:cx5="http://schemas.microsoft.com/office/drawing/2016/5/11/chartex" xmlns:cx6="http://schemas.microsoft.com/office/drawing/2016/5/12/chartex" xmlns:cx7="http://schemas.microsoft.com/office/drawing/2016/5/13/chartex" xmlns:cx8="http://schemas.microsoft.com/office/drawing/2016/5/14/chartex" xmlns:mc="http://schemas.openxmlformats.org/markup-compatibility/2006" xmlns:aink="http://schemas.microsoft.com/office/drawing/2016/ink" xmlns:am3d="http://schemas.microsoft.com/office/drawing/2017/model3d" xmlns:o="urn:schemas-microsoft-com:office:office" xmlns:oel="http://schemas.microsoft.com/office/2019/extlst" xmlns:r="http://schemas.openxmlformats.org/officeDocument/2006/relationships" xmlns:m="http://schemas.openxmlformats.org/officeDocument/2006/math" xmlns:v="urn:schemas-microsoft-com:vml" xmlns:wp14="http://schemas.microsoft.com/office/word/2010/wordprocessingDrawing" xmlns:wp="http://schemas.openxmlformats.org/drawingml/2006/wordprocessingDrawing" xmlns:w10="urn:schemas-microsoft-com:office:word" xmlns:w="http://schemas.openxmlformats.org/wordprocessingml/2006/main" xmlns:w14="http://schemas.microsoft.com/office/word/2010/wordml" xmlns:w15="http://schemas.microsoft.com/office/word/2012/wordml" xmlns:w16cex="http://schemas.microsoft.com/office/word/2018/wordml/cex" xmlns:w16cid="http://schemas.microsoft.com/office/word/2016/wordml/cid" xmlns:w16="http://schemas.microsoft.com/office/word/2018/wordml" xmlns:w16sdtdh="http://schemas.microsoft.com/office/word/2020/wordml/sdtdatahash" xmlns:w16se="http://schemas.microsoft.com/office/word/2015/wordml/symex" xmlns:wpg="http://schemas.microsoft.com/office/word/2010/wordprocessingGroup" xmlns:wpi="http://schemas.microsoft.com/office/word/2010/wordprocessingInk" xmlns:wne="http://schemas.microsoft.com/office/word/2006/wordml" xmlns:wps="http://schemas.microsoft.com/office/word/2010/wordprocessingShape" mc:Ignorable="w14 w15 w16se w16cid w16 w16cex w16sdtdh wp14">
+<w:numbering xmlns:wpc="http://schemas.microsoft.com/office/word/2010/wordprocessingCanvas" xmlns:cx="http://schemas.microsoft.com/office/drawing/2014/chartex" xmlns:cx1="http://schemas.microsoft.com/office/drawing/2015/9/8/chartex" xmlns:cx2="http://schemas.microsoft.com/office/drawing/2015/10/21/chartex" xmlns:cx3="http://schemas.microsoft.com/office/drawing/2016/5/9/chartex" xmlns:cx4="http://schemas.microsoft.com/office/drawing/2016/5/10/chartex" xmlns:cx5="http://schemas.microsoft.com/office/drawing/2016/5/11/chartex" xmlns:cx6="http://schemas.microsoft.com/office/drawing/2016/5/12/chartex" xmlns:cx7="http://schemas.microsoft.com/office/drawing/2016/5/13/chartex" xmlns:cx8="http://schemas.microsoft.com/office/drawing/2016/5/14/chartex" xmlns:mc="http://schemas.openxmlformats.org/markup-compatibility/2006" xmlns:aink="http://schemas.microsoft.com/office/drawing/2016/ink" xmlns:am3d="http://schemas.microsoft.com/office/drawing/2017/model3d" xmlns:o="urn:schemas-microsoft-com:office:office" xmlns:oel="http://schemas.microsoft.com/office/2019/extlst" xmlns:r="http://schemas.openxmlformats.org/officeDocument/2006/relationships" xmlns:m="http://schemas.openxmlformats.org/officeDocument/2006/math" xmlns:v="urn:schemas-microsoft-com:vml" xmlns:wp14="http://schemas.microsoft.com/office/word/2010/wordprocessingDrawing" xmlns:wp="http://schemas.openxmlformats.org/drawingml/2006/wordprocessingDrawing" xmlns:w10="urn:schemas-microsoft-com:office:word" xmlns:w="http://schemas.openxmlformats.org/wordprocessingml/2006/main" xmlns:w14="http://schemas.microsoft.com/office/word/2010/wordml" xmlns:w15="http://schemas.microsoft.com/office/word/2012/wordml" xmlns:w16cex="http://schemas.microsoft.com/office/word/2018/wordml/cex" xmlns:w16cid="http://schemas.microsoft.com/office/word/2016/wordml/cid" xmlns:w16="http://schemas.microsoft.com/office/word/2018/wordml" xmlns:w16du="http://schemas.microsoft.com/office/word/2023/wordml/word16du" xmlns:w16sdtdh="http://schemas.microsoft.com/office/word/2020/wordml/sdtdatahash" xmlns:w16sdtfl="http://schemas.microsoft.com/office/word/2024/wordml/sdtformatlock" xmlns:w16se="http://schemas.microsoft.com/office/word/2015/wordml/symex" xmlns:wpg="http://schemas.microsoft.com/office/word/2010/wordprocessingGroup" xmlns:wpi="http://schemas.microsoft.com/office/word/2010/wordprocessingInk" xmlns:wne="http://schemas.microsoft.com/office/word/2006/wordml" xmlns:wps="http://schemas.microsoft.com/office/word/2010/wordprocessingShape" mc:Ignorable="w14 w15 w16se w16cid w16 w16cex w16sdtdh w16sdtfl w16du wp14">
   <w:abstractNum w:abstractNumId="0" w15:restartNumberingAfterBreak="0">
     <w:nsid w:val="00B62E88"/>
     <w:multiLevelType w:val="hybridMultilevel"/>
@@ -11968,7 +12388,7 @@
 </file>
 
 <file path=word/styles.xml><?xml version="1.0" encoding="utf-8"?>
-<w:styles xmlns:mc="http://schemas.openxmlformats.org/markup-compatibility/2006" xmlns:r="http://schemas.openxmlformats.org/officeDocument/2006/relationships" xmlns:w="http://schemas.openxmlformats.org/wordprocessingml/2006/main" xmlns:w14="http://schemas.microsoft.com/office/word/2010/wordml" xmlns:w15="http://schemas.microsoft.com/office/word/2012/wordml" xmlns:w16cex="http://schemas.microsoft.com/office/word/2018/wordml/cex" xmlns:w16cid="http://schemas.microsoft.com/office/word/2016/wordml/cid" xmlns:w16="http://schemas.microsoft.com/office/word/2018/wordml" xmlns:w16sdtdh="http://schemas.microsoft.com/office/word/2020/wordml/sdtdatahash" xmlns:w16se="http://schemas.microsoft.com/office/word/2015/wordml/symex" mc:Ignorable="w14 w15 w16se w16cid w16 w16cex w16sdtdh">
+<w:styles xmlns:mc="http://schemas.openxmlformats.org/markup-compatibility/2006" xmlns:r="http://schemas.openxmlformats.org/officeDocument/2006/relationships" xmlns:w="http://schemas.openxmlformats.org/wordprocessingml/2006/main" xmlns:w14="http://schemas.microsoft.com/office/word/2010/wordml" xmlns:w15="http://schemas.microsoft.com/office/word/2012/wordml" xmlns:w16cex="http://schemas.microsoft.com/office/word/2018/wordml/cex" xmlns:w16cid="http://schemas.microsoft.com/office/word/2016/wordml/cid" xmlns:w16="http://schemas.microsoft.com/office/word/2018/wordml" xmlns:w16du="http://schemas.microsoft.com/office/word/2023/wordml/word16du" xmlns:w16sdtdh="http://schemas.microsoft.com/office/word/2020/wordml/sdtdatahash" xmlns:w16sdtfl="http://schemas.microsoft.com/office/word/2024/wordml/sdtformatlock" xmlns:w16se="http://schemas.microsoft.com/office/word/2015/wordml/symex" mc:Ignorable="w14 w15 w16se w16cid w16 w16cex w16sdtdh w16sdtfl w16du">
   <w:docDefaults>
     <w:rPrDefault>
       <w:rPr>
@@ -19535,4 +19955,10 @@
     <ds:schemaRef ds:uri="http://schemas.openxmlformats.org/officeDocument/2006/bibliography"/>
   </ds:schemaRefs>
 </ds:datastoreItem>
+</file>
+
+<file path=docMetadata/LabelInfo.xml><?xml version="1.0" encoding="utf-8"?>
+<clbl:labelList xmlns:clbl="http://schemas.microsoft.com/office/2020/mipLabelMetadata">
+  <clbl:label id="{c2414070-5698-46e4-abf8-b8f1b3c64e81}" enabled="1" method="Privileged" siteId="{b9fec68c-c92d-461e-9a97-3d03a0f18b82}" contentBits="3" removed="0"/>
+</clbl:labelList>
 </file>
--- a/HTML-CSS/Preconception/Cahier des charges.docx
+++ b/HTML-CSS/Preconception/Cahier des charges.docx
@@ -1,6 +1,6 @@
 
 <file path=word/document.xml><?xml version="1.0" encoding="utf-8"?>
-<w:document xmlns:wpc="http://schemas.microsoft.com/office/word/2010/wordprocessingCanvas" xmlns:cx="http://schemas.microsoft.com/office/drawing/2014/chartex" xmlns:cx1="http://schemas.microsoft.com/office/drawing/2015/9/8/chartex" xmlns:cx2="http://schemas.microsoft.com/office/drawing/2015/10/21/chartex" xmlns:cx3="http://schemas.microsoft.com/office/drawing/2016/5/9/chartex" xmlns:cx4="http://schemas.microsoft.com/office/drawing/2016/5/10/chartex" xmlns:cx5="http://schemas.microsoft.com/office/drawing/2016/5/11/chartex" xmlns:cx6="http://schemas.microsoft.com/office/drawing/2016/5/12/chartex" xmlns:cx7="http://schemas.microsoft.com/office/drawing/2016/5/13/chartex" xmlns:cx8="http://schemas.microsoft.com/office/drawing/2016/5/14/chartex" xmlns:mc="http://schemas.openxmlformats.org/markup-compatibility/2006" xmlns:aink="http://schemas.microsoft.com/office/drawing/2016/ink" xmlns:am3d="http://schemas.microsoft.com/office/drawing/2017/model3d" xmlns:o="urn:schemas-microsoft-com:office:office" xmlns:oel="http://schemas.microsoft.com/office/2019/extlst" xmlns:r="http://schemas.openxmlformats.org/officeDocument/2006/relationships" xmlns:m="http://schemas.openxmlformats.org/officeDocument/2006/math" xmlns:v="urn:schemas-microsoft-com:vml" xmlns:wp14="http://schemas.microsoft.com/office/word/2010/wordprocessingDrawing" xmlns:wp="http://schemas.openxmlformats.org/drawingml/2006/wordprocessingDrawing" xmlns:w10="urn:schemas-microsoft-com:office:word" xmlns:w="http://schemas.openxmlformats.org/wordprocessingml/2006/main" xmlns:w14="http://schemas.microsoft.com/office/word/2010/wordml" xmlns:w15="http://schemas.microsoft.com/office/word/2012/wordml" xmlns:w16cex="http://schemas.microsoft.com/office/word/2018/wordml/cex" xmlns:w16cid="http://schemas.microsoft.com/office/word/2016/wordml/cid" xmlns:w16="http://schemas.microsoft.com/office/word/2018/wordml" xmlns:w16sdtdh="http://schemas.microsoft.com/office/word/2020/wordml/sdtdatahash" xmlns:w16se="http://schemas.microsoft.com/office/word/2015/wordml/symex" xmlns:wpg="http://schemas.microsoft.com/office/word/2010/wordprocessingGroup" xmlns:wpi="http://schemas.microsoft.com/office/word/2010/wordprocessingInk" xmlns:wne="http://schemas.microsoft.com/office/word/2006/wordml" xmlns:wps="http://schemas.microsoft.com/office/word/2010/wordprocessingShape" mc:Ignorable="w14 w15 w16se w16cid w16 w16cex w16sdtdh wp14">
+<w:document xmlns:wpc="http://schemas.microsoft.com/office/word/2010/wordprocessingCanvas" xmlns:cx="http://schemas.microsoft.com/office/drawing/2014/chartex" xmlns:cx1="http://schemas.microsoft.com/office/drawing/2015/9/8/chartex" xmlns:cx2="http://schemas.microsoft.com/office/drawing/2015/10/21/chartex" xmlns:cx3="http://schemas.microsoft.com/office/drawing/2016/5/9/chartex" xmlns:cx4="http://schemas.microsoft.com/office/drawing/2016/5/10/chartex" xmlns:cx5="http://schemas.microsoft.com/office/drawing/2016/5/11/chartex" xmlns:cx6="http://schemas.microsoft.com/office/drawing/2016/5/12/chartex" xmlns:cx7="http://schemas.microsoft.com/office/drawing/2016/5/13/chartex" xmlns:cx8="http://schemas.microsoft.com/office/drawing/2016/5/14/chartex" xmlns:mc="http://schemas.openxmlformats.org/markup-compatibility/2006" xmlns:aink="http://schemas.microsoft.com/office/drawing/2016/ink" xmlns:am3d="http://schemas.microsoft.com/office/drawing/2017/model3d" xmlns:o="urn:schemas-microsoft-com:office:office" xmlns:oel="http://schemas.microsoft.com/office/2019/extlst" xmlns:r="http://schemas.openxmlformats.org/officeDocument/2006/relationships" xmlns:m="http://schemas.openxmlformats.org/officeDocument/2006/math" xmlns:v="urn:schemas-microsoft-com:vml" xmlns:wp14="http://schemas.microsoft.com/office/word/2010/wordprocessingDrawing" xmlns:wp="http://schemas.openxmlformats.org/drawingml/2006/wordprocessingDrawing" xmlns:w10="urn:schemas-microsoft-com:office:word" xmlns:w="http://schemas.openxmlformats.org/wordprocessingml/2006/main" xmlns:w14="http://schemas.microsoft.com/office/word/2010/wordml" xmlns:w15="http://schemas.microsoft.com/office/word/2012/wordml" xmlns:w16cex="http://schemas.microsoft.com/office/word/2018/wordml/cex" xmlns:w16cid="http://schemas.microsoft.com/office/word/2016/wordml/cid" xmlns:w16="http://schemas.microsoft.com/office/word/2018/wordml" xmlns:w16du="http://schemas.microsoft.com/office/word/2023/wordml/word16du" xmlns:w16sdtdh="http://schemas.microsoft.com/office/word/2020/wordml/sdtdatahash" xmlns:w16sdtfl="http://schemas.microsoft.com/office/word/2024/wordml/sdtformatlock" xmlns:w16se="http://schemas.microsoft.com/office/word/2015/wordml/symex" xmlns:wpg="http://schemas.microsoft.com/office/word/2010/wordprocessingGroup" xmlns:wpi="http://schemas.microsoft.com/office/word/2010/wordprocessingInk" xmlns:wne="http://schemas.microsoft.com/office/word/2006/wordml" xmlns:wps="http://schemas.microsoft.com/office/word/2010/wordprocessingShape" mc:Ignorable="w14 w15 w16se w16cid w16 w16cex w16sdtdh w16sdtfl w16du wp14">
   <w:background w:color="FFFFFF" w:themeColor="background1"/>
   <w:body>
     <w:p>
@@ -227,13 +227,13 @@
               </w:rPr>
               <w:instrText xml:space="preserve"> PAGEREF _Toc235087842 \h </w:instrText>
             </w:r>
-            <w:r>
-              <w:rPr>
-                <w:noProof/>
-                <w:webHidden/>
-              </w:rPr>
-            </w:r>
           </w:ins>
+          <w:r>
+            <w:rPr>
+              <w:noProof/>
+              <w:webHidden/>
+            </w:rPr>
+          </w:r>
           <w:r>
             <w:rPr>
               <w:noProof/>
@@ -363,13 +363,13 @@
               </w:rPr>
               <w:instrText xml:space="preserve"> PAGEREF _Toc235087843 \h </w:instrText>
             </w:r>
-            <w:r>
-              <w:rPr>
-                <w:noProof/>
-                <w:webHidden/>
-              </w:rPr>
-            </w:r>
           </w:ins>
+          <w:r>
+            <w:rPr>
+              <w:noProof/>
+              <w:webHidden/>
+            </w:rPr>
+          </w:r>
           <w:r>
             <w:rPr>
               <w:noProof/>
@@ -501,13 +501,13 @@
               </w:rPr>
               <w:instrText xml:space="preserve"> PAGEREF _Toc235087844 \h </w:instrText>
             </w:r>
-            <w:r>
-              <w:rPr>
-                <w:noProof/>
-                <w:webHidden/>
-              </w:rPr>
-            </w:r>
           </w:ins>
+          <w:r>
+            <w:rPr>
+              <w:noProof/>
+              <w:webHidden/>
+            </w:rPr>
+          </w:r>
           <w:r>
             <w:rPr>
               <w:noProof/>
@@ -639,13 +639,13 @@
               </w:rPr>
               <w:instrText xml:space="preserve"> PAGEREF _Toc235087845 \h </w:instrText>
             </w:r>
-            <w:r>
-              <w:rPr>
-                <w:noProof/>
-                <w:webHidden/>
-              </w:rPr>
-            </w:r>
           </w:ins>
+          <w:r>
+            <w:rPr>
+              <w:noProof/>
+              <w:webHidden/>
+            </w:rPr>
+          </w:r>
           <w:r>
             <w:rPr>
               <w:noProof/>
@@ -777,13 +777,13 @@
               </w:rPr>
               <w:instrText xml:space="preserve"> PAGEREF _Toc235087846 \h </w:instrText>
             </w:r>
-            <w:r>
-              <w:rPr>
-                <w:noProof/>
-                <w:webHidden/>
-              </w:rPr>
-            </w:r>
           </w:ins>
+          <w:r>
+            <w:rPr>
+              <w:noProof/>
+              <w:webHidden/>
+            </w:rPr>
+          </w:r>
           <w:r>
             <w:rPr>
               <w:noProof/>
@@ -915,13 +915,13 @@
               </w:rPr>
               <w:instrText xml:space="preserve"> PAGEREF _Toc235087847 \h </w:instrText>
             </w:r>
-            <w:r>
-              <w:rPr>
-                <w:noProof/>
-                <w:webHidden/>
-              </w:rPr>
-            </w:r>
           </w:ins>
+          <w:r>
+            <w:rPr>
+              <w:noProof/>
+              <w:webHidden/>
+            </w:rPr>
+          </w:r>
           <w:r>
             <w:rPr>
               <w:noProof/>
@@ -1053,13 +1053,13 @@
               </w:rPr>
               <w:instrText xml:space="preserve"> PAGEREF _Toc235087848 \h </w:instrText>
             </w:r>
-            <w:r>
-              <w:rPr>
-                <w:noProof/>
-                <w:webHidden/>
-              </w:rPr>
-            </w:r>
           </w:ins>
+          <w:r>
+            <w:rPr>
+              <w:noProof/>
+              <w:webHidden/>
+            </w:rPr>
+          </w:r>
           <w:r>
             <w:rPr>
               <w:noProof/>
@@ -1191,13 +1191,13 @@
               </w:rPr>
               <w:instrText xml:space="preserve"> PAGEREF _Toc235087858 \h </w:instrText>
             </w:r>
-            <w:r>
-              <w:rPr>
-                <w:noProof/>
-                <w:webHidden/>
-              </w:rPr>
-            </w:r>
           </w:ins>
+          <w:r>
+            <w:rPr>
+              <w:noProof/>
+              <w:webHidden/>
+            </w:rPr>
+          </w:r>
           <w:r>
             <w:rPr>
               <w:noProof/>
@@ -1329,13 +1329,13 @@
               </w:rPr>
               <w:instrText xml:space="preserve"> PAGEREF _Toc235087859 \h </w:instrText>
             </w:r>
-            <w:r>
-              <w:rPr>
-                <w:noProof/>
-                <w:webHidden/>
-              </w:rPr>
-            </w:r>
           </w:ins>
+          <w:r>
+            <w:rPr>
+              <w:noProof/>
+              <w:webHidden/>
+            </w:rPr>
+          </w:r>
           <w:r>
             <w:rPr>
               <w:noProof/>
@@ -1467,13 +1467,13 @@
               </w:rPr>
               <w:instrText xml:space="preserve"> PAGEREF _Toc235087860 \h </w:instrText>
             </w:r>
-            <w:r>
-              <w:rPr>
-                <w:noProof/>
-                <w:webHidden/>
-              </w:rPr>
-            </w:r>
           </w:ins>
+          <w:r>
+            <w:rPr>
+              <w:noProof/>
+              <w:webHidden/>
+            </w:rPr>
+          </w:r>
           <w:r>
             <w:rPr>
               <w:noProof/>
@@ -1605,13 +1605,13 @@
               </w:rPr>
               <w:instrText xml:space="preserve"> PAGEREF _Toc235087861 \h </w:instrText>
             </w:r>
-            <w:r>
-              <w:rPr>
-                <w:noProof/>
-                <w:webHidden/>
-              </w:rPr>
-            </w:r>
           </w:ins>
+          <w:r>
+            <w:rPr>
+              <w:noProof/>
+              <w:webHidden/>
+            </w:rPr>
+          </w:r>
           <w:r>
             <w:rPr>
               <w:noProof/>
@@ -1741,13 +1741,13 @@
               </w:rPr>
               <w:instrText xml:space="preserve"> PAGEREF _Toc235087862 \h </w:instrText>
             </w:r>
-            <w:r>
-              <w:rPr>
-                <w:noProof/>
-                <w:webHidden/>
-              </w:rPr>
-            </w:r>
           </w:ins>
+          <w:r>
+            <w:rPr>
+              <w:noProof/>
+              <w:webHidden/>
+            </w:rPr>
+          </w:r>
           <w:r>
             <w:rPr>
               <w:noProof/>
@@ -1877,13 +1877,13 @@
               </w:rPr>
               <w:instrText xml:space="preserve"> PAGEREF _Toc235087863 \h </w:instrText>
             </w:r>
-            <w:r>
-              <w:rPr>
-                <w:noProof/>
-                <w:webHidden/>
-              </w:rPr>
-            </w:r>
           </w:ins>
+          <w:r>
+            <w:rPr>
+              <w:noProof/>
+              <w:webHidden/>
+            </w:rPr>
+          </w:r>
           <w:r>
             <w:rPr>
               <w:noProof/>
@@ -2014,13 +2014,13 @@
               </w:rPr>
               <w:instrText xml:space="preserve"> PAGEREF _Toc235087864 \h </w:instrText>
             </w:r>
-            <w:r>
-              <w:rPr>
-                <w:noProof/>
-                <w:webHidden/>
-              </w:rPr>
-            </w:r>
           </w:ins>
+          <w:r>
+            <w:rPr>
+              <w:noProof/>
+              <w:webHidden/>
+            </w:rPr>
+          </w:r>
           <w:r>
             <w:rPr>
               <w:noProof/>
@@ -2151,13 +2151,13 @@
               </w:rPr>
               <w:instrText xml:space="preserve"> PAGEREF _Toc235087865 \h </w:instrText>
             </w:r>
-            <w:r>
-              <w:rPr>
-                <w:noProof/>
-                <w:webHidden/>
-              </w:rPr>
-            </w:r>
           </w:ins>
+          <w:r>
+            <w:rPr>
+              <w:noProof/>
+              <w:webHidden/>
+            </w:rPr>
+          </w:r>
           <w:r>
             <w:rPr>
               <w:noProof/>
@@ -2287,13 +2287,13 @@
               </w:rPr>
               <w:instrText xml:space="preserve"> PAGEREF _Toc235087866 \h </w:instrText>
             </w:r>
-            <w:r>
-              <w:rPr>
-                <w:noProof/>
-                <w:webHidden/>
-              </w:rPr>
-            </w:r>
           </w:ins>
+          <w:r>
+            <w:rPr>
+              <w:noProof/>
+              <w:webHidden/>
+            </w:rPr>
+          </w:r>
           <w:r>
             <w:rPr>
               <w:noProof/>
@@ -2423,13 +2423,13 @@
               </w:rPr>
               <w:instrText xml:space="preserve"> PAGEREF _Toc235087867 \h </w:instrText>
             </w:r>
-            <w:r>
-              <w:rPr>
-                <w:noProof/>
-                <w:webHidden/>
-              </w:rPr>
-            </w:r>
           </w:ins>
+          <w:r>
+            <w:rPr>
+              <w:noProof/>
+              <w:webHidden/>
+            </w:rPr>
+          </w:r>
           <w:r>
             <w:rPr>
               <w:noProof/>
@@ -2559,13 +2559,13 @@
               </w:rPr>
               <w:instrText xml:space="preserve"> PAGEREF _Toc235087868 \h </w:instrText>
             </w:r>
-            <w:r>
-              <w:rPr>
-                <w:noProof/>
-                <w:webHidden/>
-              </w:rPr>
-            </w:r>
           </w:ins>
+          <w:r>
+            <w:rPr>
+              <w:noProof/>
+              <w:webHidden/>
+            </w:rPr>
+          </w:r>
           <w:r>
             <w:rPr>
               <w:noProof/>
@@ -2695,13 +2695,13 @@
               </w:rPr>
               <w:instrText xml:space="preserve"> PAGEREF _Toc235087869 \h </w:instrText>
             </w:r>
-            <w:r>
-              <w:rPr>
-                <w:noProof/>
-                <w:webHidden/>
-              </w:rPr>
-            </w:r>
           </w:ins>
+          <w:r>
+            <w:rPr>
+              <w:noProof/>
+              <w:webHidden/>
+            </w:rPr>
+          </w:r>
           <w:r>
             <w:rPr>
               <w:noProof/>
@@ -2831,13 +2831,13 @@
               </w:rPr>
               <w:instrText xml:space="preserve"> PAGEREF _Toc235087870 \h </w:instrText>
             </w:r>
-            <w:r>
-              <w:rPr>
-                <w:noProof/>
-                <w:webHidden/>
-              </w:rPr>
-            </w:r>
           </w:ins>
+          <w:r>
+            <w:rPr>
+              <w:noProof/>
+              <w:webHidden/>
+            </w:rPr>
+          </w:r>
           <w:r>
             <w:rPr>
               <w:noProof/>
@@ -2967,13 +2967,13 @@
               </w:rPr>
               <w:instrText xml:space="preserve"> PAGEREF _Toc235087871 \h </w:instrText>
             </w:r>
-            <w:r>
-              <w:rPr>
-                <w:noProof/>
-                <w:webHidden/>
-              </w:rPr>
-            </w:r>
           </w:ins>
+          <w:r>
+            <w:rPr>
+              <w:noProof/>
+              <w:webHidden/>
+            </w:rPr>
+          </w:r>
           <w:r>
             <w:rPr>
               <w:noProof/>
@@ -3103,13 +3103,13 @@
               </w:rPr>
               <w:instrText xml:space="preserve"> PAGEREF _Toc235087872 \h </w:instrText>
             </w:r>
-            <w:r>
-              <w:rPr>
-                <w:noProof/>
-                <w:webHidden/>
-              </w:rPr>
-            </w:r>
           </w:ins>
+          <w:r>
+            <w:rPr>
+              <w:noProof/>
+              <w:webHidden/>
+            </w:rPr>
+          </w:r>
           <w:r>
             <w:rPr>
               <w:noProof/>
@@ -3239,13 +3239,13 @@
               </w:rPr>
               <w:instrText xml:space="preserve"> PAGEREF _Toc235087873 \h </w:instrText>
             </w:r>
-            <w:r>
-              <w:rPr>
-                <w:noProof/>
-                <w:webHidden/>
-              </w:rPr>
-            </w:r>
           </w:ins>
+          <w:r>
+            <w:rPr>
+              <w:noProof/>
+              <w:webHidden/>
+            </w:rPr>
+          </w:r>
           <w:r>
             <w:rPr>
               <w:noProof/>
@@ -3375,13 +3375,13 @@
               </w:rPr>
               <w:instrText xml:space="preserve"> PAGEREF _Toc235087874 \h </w:instrText>
             </w:r>
-            <w:r>
-              <w:rPr>
-                <w:noProof/>
-                <w:webHidden/>
-              </w:rPr>
-            </w:r>
           </w:ins>
+          <w:r>
+            <w:rPr>
+              <w:noProof/>
+              <w:webHidden/>
+            </w:rPr>
+          </w:r>
           <w:r>
             <w:rPr>
               <w:noProof/>
@@ -3511,13 +3511,13 @@
               </w:rPr>
               <w:instrText xml:space="preserve"> PAGEREF _Toc235087875 \h </w:instrText>
             </w:r>
-            <w:r>
-              <w:rPr>
-                <w:noProof/>
-                <w:webHidden/>
-              </w:rPr>
-            </w:r>
           </w:ins>
+          <w:r>
+            <w:rPr>
+              <w:noProof/>
+              <w:webHidden/>
+            </w:rPr>
+          </w:r>
           <w:r>
             <w:rPr>
               <w:noProof/>
@@ -3647,13 +3647,13 @@
               </w:rPr>
               <w:instrText xml:space="preserve"> PAGEREF _Toc235087876 \h </w:instrText>
             </w:r>
-            <w:r>
-              <w:rPr>
-                <w:noProof/>
-                <w:webHidden/>
-              </w:rPr>
-            </w:r>
           </w:ins>
+          <w:r>
+            <w:rPr>
+              <w:noProof/>
+              <w:webHidden/>
+            </w:rPr>
+          </w:r>
           <w:r>
             <w:rPr>
               <w:noProof/>
@@ -3700,7 +3700,6 @@
           <w:del w:id="85" w:author="Alice TIERTANT" w:date="2026-07-15T12:16:00Z">
             <w:r>
               <w:rPr>
-                <w:noProof/>
                 <w:rPrChange w:id="86" w:author="Alice TIERTANT" w:date="2026-07-15T12:16:00Z">
                   <w:rPr>
                     <w:rStyle w:val="Lienhypertexte"/>
@@ -3719,7 +3718,6 @@
             </w:r>
             <w:r>
               <w:rPr>
-                <w:noProof/>
                 <w:rPrChange w:id="87" w:author="Alice TIERTANT" w:date="2026-07-15T12:16:00Z">
                   <w:rPr>
                     <w:rStyle w:val="Lienhypertexte"/>
@@ -3761,7 +3759,6 @@
           <w:del w:id="89" w:author="Alice TIERTANT" w:date="2026-07-15T12:16:00Z">
             <w:r>
               <w:rPr>
-                <w:noProof/>
                 <w:rPrChange w:id="90" w:author="Alice TIERTANT" w:date="2026-07-15T12:16:00Z">
                   <w:rPr>
                     <w:rStyle w:val="Lienhypertexte"/>
@@ -3780,7 +3777,6 @@
             </w:r>
             <w:r>
               <w:rPr>
-                <w:noProof/>
                 <w:rPrChange w:id="91" w:author="Alice TIERTANT" w:date="2026-07-15T12:16:00Z">
                   <w:rPr>
                     <w:rStyle w:val="Lienhypertexte"/>
@@ -3822,7 +3818,6 @@
           <w:del w:id="93" w:author="Alice TIERTANT" w:date="2026-07-15T12:16:00Z">
             <w:r>
               <w:rPr>
-                <w:noProof/>
                 <w:rPrChange w:id="94" w:author="Alice TIERTANT" w:date="2026-07-15T12:16:00Z">
                   <w:rPr>
                     <w:rStyle w:val="Lienhypertexte"/>
@@ -3841,7 +3836,6 @@
             </w:r>
             <w:r>
               <w:rPr>
-                <w:noProof/>
                 <w:rPrChange w:id="95" w:author="Alice TIERTANT" w:date="2026-07-15T12:16:00Z">
                   <w:rPr>
                     <w:rStyle w:val="Lienhypertexte"/>
@@ -3883,7 +3877,6 @@
           <w:del w:id="97" w:author="Alice TIERTANT" w:date="2026-07-15T12:16:00Z">
             <w:r>
               <w:rPr>
-                <w:noProof/>
                 <w:rPrChange w:id="98" w:author="Alice TIERTANT" w:date="2026-07-15T12:16:00Z">
                   <w:rPr>
                     <w:rStyle w:val="Lienhypertexte"/>
@@ -3902,7 +3895,6 @@
             </w:r>
             <w:r>
               <w:rPr>
-                <w:noProof/>
                 <w:rPrChange w:id="99" w:author="Alice TIERTANT" w:date="2026-07-15T12:16:00Z">
                   <w:rPr>
                     <w:rStyle w:val="Lienhypertexte"/>
@@ -3944,7 +3936,6 @@
           <w:del w:id="101" w:author="Alice TIERTANT" w:date="2026-07-15T12:16:00Z">
             <w:r>
               <w:rPr>
-                <w:noProof/>
                 <w:rPrChange w:id="102" w:author="Alice TIERTANT" w:date="2026-07-15T12:16:00Z">
                   <w:rPr>
                     <w:rStyle w:val="Lienhypertexte"/>
@@ -3963,7 +3954,6 @@
             </w:r>
             <w:r>
               <w:rPr>
-                <w:noProof/>
                 <w:rPrChange w:id="103" w:author="Alice TIERTANT" w:date="2026-07-15T12:16:00Z">
                   <w:rPr>
                     <w:rStyle w:val="Lienhypertexte"/>
@@ -4005,7 +3995,6 @@
           <w:del w:id="105" w:author="Alice TIERTANT" w:date="2026-07-15T12:16:00Z">
             <w:r>
               <w:rPr>
-                <w:noProof/>
                 <w:rPrChange w:id="106" w:author="Alice TIERTANT" w:date="2026-07-15T12:16:00Z">
                   <w:rPr>
                     <w:rStyle w:val="Lienhypertexte"/>
@@ -4024,7 +4013,6 @@
             </w:r>
             <w:r>
               <w:rPr>
-                <w:noProof/>
                 <w:rPrChange w:id="107" w:author="Alice TIERTANT" w:date="2026-07-15T12:16:00Z">
                   <w:rPr>
                     <w:rStyle w:val="Lienhypertexte"/>
@@ -4066,7 +4054,6 @@
           <w:del w:id="109" w:author="Alice TIERTANT" w:date="2026-07-15T12:16:00Z">
             <w:r>
               <w:rPr>
-                <w:noProof/>
                 <w:rPrChange w:id="110" w:author="Alice TIERTANT" w:date="2026-07-15T12:16:00Z">
                   <w:rPr>
                     <w:rStyle w:val="Lienhypertexte"/>
@@ -4085,7 +4072,6 @@
             </w:r>
             <w:r>
               <w:rPr>
-                <w:noProof/>
                 <w:rPrChange w:id="111" w:author="Alice TIERTANT" w:date="2026-07-15T12:16:00Z">
                   <w:rPr>
                     <w:rStyle w:val="Lienhypertexte"/>
@@ -4127,7 +4113,6 @@
           <w:del w:id="113" w:author="Alice TIERTANT" w:date="2026-07-15T12:16:00Z">
             <w:r>
               <w:rPr>
-                <w:noProof/>
                 <w:rPrChange w:id="114" w:author="Alice TIERTANT" w:date="2026-07-15T12:16:00Z">
                   <w:rPr>
                     <w:rStyle w:val="Lienhypertexte"/>
@@ -4146,7 +4131,6 @@
             </w:r>
             <w:r>
               <w:rPr>
-                <w:noProof/>
                 <w:rPrChange w:id="115" w:author="Alice TIERTANT" w:date="2026-07-15T12:16:00Z">
                   <w:rPr>
                     <w:rStyle w:val="Lienhypertexte"/>
@@ -4188,7 +4172,6 @@
           <w:del w:id="117" w:author="Alice TIERTANT" w:date="2026-07-15T12:16:00Z">
             <w:r>
               <w:rPr>
-                <w:noProof/>
                 <w:rPrChange w:id="118" w:author="Alice TIERTANT" w:date="2026-07-15T12:16:00Z">
                   <w:rPr>
                     <w:rStyle w:val="Lienhypertexte"/>
@@ -4207,7 +4190,6 @@
             </w:r>
             <w:r>
               <w:rPr>
-                <w:noProof/>
                 <w:rPrChange w:id="119" w:author="Alice TIERTANT" w:date="2026-07-15T12:16:00Z">
                   <w:rPr>
                     <w:rStyle w:val="Lienhypertexte"/>
@@ -4249,7 +4231,6 @@
           <w:del w:id="121" w:author="Alice TIERTANT" w:date="2026-07-15T12:16:00Z">
             <w:r>
               <w:rPr>
-                <w:noProof/>
                 <w:rPrChange w:id="122" w:author="Alice TIERTANT" w:date="2026-07-15T12:16:00Z">
                   <w:rPr>
                     <w:rStyle w:val="Lienhypertexte"/>
@@ -4267,7 +4248,6 @@
             </w:r>
             <w:r>
               <w:rPr>
-                <w:noProof/>
                 <w:rPrChange w:id="123" w:author="Alice TIERTANT" w:date="2026-07-15T12:16:00Z">
                   <w:rPr>
                     <w:rStyle w:val="Lienhypertexte"/>
@@ -4308,7 +4288,6 @@
           <w:del w:id="125" w:author="Alice TIERTANT" w:date="2026-07-15T12:16:00Z">
             <w:r>
               <w:rPr>
-                <w:noProof/>
                 <w:rPrChange w:id="126" w:author="Alice TIERTANT" w:date="2026-07-15T12:16:00Z">
                   <w:rPr>
                     <w:rStyle w:val="Lienhypertexte"/>
@@ -4326,7 +4305,6 @@
             </w:r>
             <w:r>
               <w:rPr>
-                <w:noProof/>
                 <w:rPrChange w:id="127" w:author="Alice TIERTANT" w:date="2026-07-15T12:16:00Z">
                   <w:rPr>
                     <w:rStyle w:val="Lienhypertexte"/>
@@ -4367,7 +4345,6 @@
           <w:del w:id="129" w:author="Alice TIERTANT" w:date="2026-07-15T12:16:00Z">
             <w:r>
               <w:rPr>
-                <w:noProof/>
                 <w:rPrChange w:id="130" w:author="Alice TIERTANT" w:date="2026-07-15T12:16:00Z">
                   <w:rPr>
                     <w:rStyle w:val="Lienhypertexte"/>
@@ -4385,7 +4362,6 @@
             </w:r>
             <w:r>
               <w:rPr>
-                <w:noProof/>
                 <w:rPrChange w:id="131" w:author="Alice TIERTANT" w:date="2026-07-15T12:16:00Z">
                   <w:rPr>
                     <w:rStyle w:val="Lienhypertexte"/>
@@ -4427,7 +4403,6 @@
           <w:del w:id="133" w:author="Alice TIERTANT" w:date="2026-07-15T12:16:00Z">
             <w:r>
               <w:rPr>
-                <w:noProof/>
                 <w:rPrChange w:id="134" w:author="Alice TIERTANT" w:date="2026-07-15T12:16:00Z">
                   <w:rPr>
                     <w:rStyle w:val="Lienhypertexte"/>
@@ -4445,7 +4420,6 @@
             </w:r>
             <w:r>
               <w:rPr>
-                <w:noProof/>
                 <w:rPrChange w:id="135" w:author="Alice TIERTANT" w:date="2026-07-15T12:16:00Z">
                   <w:rPr>
                     <w:rStyle w:val="Lienhypertexte"/>
@@ -4487,7 +4461,6 @@
           <w:del w:id="137" w:author="Alice TIERTANT" w:date="2026-07-15T12:16:00Z">
             <w:r>
               <w:rPr>
-                <w:noProof/>
                 <w:rPrChange w:id="138" w:author="Alice TIERTANT" w:date="2026-07-15T12:16:00Z">
                   <w:rPr>
                     <w:rStyle w:val="Lienhypertexte"/>
@@ -4505,7 +4478,6 @@
             </w:r>
             <w:r>
               <w:rPr>
-                <w:noProof/>
                 <w:rPrChange w:id="139" w:author="Alice TIERTANT" w:date="2026-07-15T12:16:00Z">
                   <w:rPr>
                     <w:rStyle w:val="Lienhypertexte"/>
@@ -4546,7 +4518,6 @@
           <w:del w:id="141" w:author="Alice TIERTANT" w:date="2026-07-15T12:16:00Z">
             <w:r>
               <w:rPr>
-                <w:noProof/>
                 <w:rPrChange w:id="142" w:author="Alice TIERTANT" w:date="2026-07-15T12:16:00Z">
                   <w:rPr>
                     <w:rStyle w:val="Lienhypertexte"/>
@@ -4564,7 +4535,6 @@
             </w:r>
             <w:r>
               <w:rPr>
-                <w:noProof/>
                 <w:rPrChange w:id="143" w:author="Alice TIERTANT" w:date="2026-07-15T12:16:00Z">
                   <w:rPr>
                     <w:rStyle w:val="Lienhypertexte"/>
@@ -4605,7 +4575,6 @@
           <w:del w:id="145" w:author="Alice TIERTANT" w:date="2026-07-15T12:16:00Z">
             <w:r>
               <w:rPr>
-                <w:noProof/>
                 <w:rPrChange w:id="146" w:author="Alice TIERTANT" w:date="2026-07-15T12:16:00Z">
                   <w:rPr>
                     <w:rStyle w:val="Lienhypertexte"/>
@@ -4623,7 +4592,6 @@
             </w:r>
             <w:r>
               <w:rPr>
-                <w:noProof/>
                 <w:rPrChange w:id="147" w:author="Alice TIERTANT" w:date="2026-07-15T12:16:00Z">
                   <w:rPr>
                     <w:rStyle w:val="Lienhypertexte"/>
@@ -4664,7 +4632,6 @@
           <w:del w:id="149" w:author="Alice TIERTANT" w:date="2026-07-15T12:16:00Z">
             <w:r>
               <w:rPr>
-                <w:noProof/>
                 <w:rPrChange w:id="150" w:author="Alice TIERTANT" w:date="2026-07-15T12:16:00Z">
                   <w:rPr>
                     <w:rStyle w:val="Lienhypertexte"/>
@@ -4682,7 +4649,6 @@
             </w:r>
             <w:r>
               <w:rPr>
-                <w:noProof/>
                 <w:rPrChange w:id="151" w:author="Alice TIERTANT" w:date="2026-07-15T12:16:00Z">
                   <w:rPr>
                     <w:rStyle w:val="Lienhypertexte"/>
@@ -4723,7 +4689,6 @@
           <w:del w:id="153" w:author="Alice TIERTANT" w:date="2026-07-15T12:16:00Z">
             <w:r>
               <w:rPr>
-                <w:noProof/>
                 <w:rPrChange w:id="154" w:author="Alice TIERTANT" w:date="2026-07-15T12:16:00Z">
                   <w:rPr>
                     <w:rStyle w:val="Lienhypertexte"/>
@@ -4741,7 +4706,6 @@
             </w:r>
             <w:r>
               <w:rPr>
-                <w:noProof/>
                 <w:rPrChange w:id="155" w:author="Alice TIERTANT" w:date="2026-07-15T12:16:00Z">
                   <w:rPr>
                     <w:rStyle w:val="Lienhypertexte"/>
@@ -4782,7 +4746,6 @@
           <w:del w:id="157" w:author="Alice TIERTANT" w:date="2026-07-15T12:16:00Z">
             <w:r>
               <w:rPr>
-                <w:noProof/>
                 <w:rPrChange w:id="158" w:author="Alice TIERTANT" w:date="2026-07-15T12:16:00Z">
                   <w:rPr>
                     <w:rStyle w:val="Lienhypertexte"/>
@@ -4800,7 +4763,6 @@
             </w:r>
             <w:r>
               <w:rPr>
-                <w:noProof/>
                 <w:rPrChange w:id="159" w:author="Alice TIERTANT" w:date="2026-07-15T12:16:00Z">
                   <w:rPr>
                     <w:rStyle w:val="Lienhypertexte"/>
@@ -4841,7 +4803,6 @@
           <w:del w:id="161" w:author="Alice TIERTANT" w:date="2026-07-15T12:16:00Z">
             <w:r>
               <w:rPr>
-                <w:noProof/>
                 <w:rPrChange w:id="162" w:author="Alice TIERTANT" w:date="2026-07-15T12:16:00Z">
                   <w:rPr>
                     <w:rStyle w:val="Lienhypertexte"/>
@@ -4859,7 +4820,6 @@
             </w:r>
             <w:r>
               <w:rPr>
-                <w:noProof/>
                 <w:rPrChange w:id="163" w:author="Alice TIERTANT" w:date="2026-07-15T12:16:00Z">
                   <w:rPr>
                     <w:rStyle w:val="Lienhypertexte"/>
@@ -4900,7 +4860,6 @@
           <w:del w:id="165" w:author="Alice TIERTANT" w:date="2026-07-15T12:16:00Z">
             <w:r>
               <w:rPr>
-                <w:noProof/>
                 <w:rPrChange w:id="166" w:author="Alice TIERTANT" w:date="2026-07-15T12:16:00Z">
                   <w:rPr>
                     <w:rStyle w:val="Lienhypertexte"/>
@@ -4918,7 +4877,6 @@
             </w:r>
             <w:r>
               <w:rPr>
-                <w:noProof/>
                 <w:rPrChange w:id="167" w:author="Alice TIERTANT" w:date="2026-07-15T12:16:00Z">
                   <w:rPr>
                     <w:rStyle w:val="Lienhypertexte"/>
@@ -4959,7 +4917,6 @@
           <w:del w:id="169" w:author="Alice TIERTANT" w:date="2026-07-15T12:16:00Z">
             <w:r>
               <w:rPr>
-                <w:noProof/>
                 <w:rPrChange w:id="170" w:author="Alice TIERTANT" w:date="2026-07-15T12:16:00Z">
                   <w:rPr>
                     <w:rStyle w:val="Lienhypertexte"/>
@@ -4977,7 +4934,6 @@
             </w:r>
             <w:r>
               <w:rPr>
-                <w:noProof/>
                 <w:rPrChange w:id="171" w:author="Alice TIERTANT" w:date="2026-07-15T12:16:00Z">
                   <w:rPr>
                     <w:rStyle w:val="Lienhypertexte"/>
@@ -5018,7 +4974,6 @@
           <w:del w:id="173" w:author="Alice TIERTANT" w:date="2026-07-15T12:16:00Z">
             <w:r>
               <w:rPr>
-                <w:noProof/>
                 <w:rPrChange w:id="174" w:author="Alice TIERTANT" w:date="2026-07-15T12:16:00Z">
                   <w:rPr>
                     <w:rStyle w:val="Lienhypertexte"/>
@@ -5036,7 +4991,6 @@
             </w:r>
             <w:r>
               <w:rPr>
-                <w:noProof/>
                 <w:rPrChange w:id="175" w:author="Alice TIERTANT" w:date="2026-07-15T12:16:00Z">
                   <w:rPr>
                     <w:rStyle w:val="Lienhypertexte"/>
@@ -5077,7 +5031,6 @@
           <w:del w:id="177" w:author="Alice TIERTANT" w:date="2026-07-15T12:16:00Z">
             <w:r>
               <w:rPr>
-                <w:noProof/>
                 <w:rPrChange w:id="178" w:author="Alice TIERTANT" w:date="2026-07-15T12:16:00Z">
                   <w:rPr>
                     <w:rStyle w:val="Lienhypertexte"/>
@@ -5095,7 +5048,6 @@
             </w:r>
             <w:r>
               <w:rPr>
-                <w:noProof/>
                 <w:rPrChange w:id="179" w:author="Alice TIERTANT" w:date="2026-07-15T12:16:00Z">
                   <w:rPr>
                     <w:rStyle w:val="Lienhypertexte"/>
@@ -5182,7 +5134,7 @@
       <w:pPr>
         <w:pStyle w:val="Titre2"/>
         <w:rPr>
-          <w:ins w:id="183" w:author="Alice TIERTANT" w:date="2026-07-15T12:05:00Z"/>
+          <w:ins w:id="183" w:author="TIERTANT, Alice" w:date="2026-07-21T14:40:00Z" w16du:dateUtc="2026-07-21T12:40:00Z"/>
         </w:rPr>
       </w:pPr>
       <w:bookmarkStart w:id="184" w:name="_Toc235087843"/>
@@ -5190,46 +5142,64 @@
         <w:r>
           <w:t>L’entreprise</w:t>
         </w:r>
-        <w:bookmarkEnd w:id="184"/>
+      </w:ins>
+      <w:bookmarkEnd w:id="184"/>
+    </w:p>
+    <w:p>
+      <w:pPr>
+        <w:pStyle w:val="Titre3"/>
+        <w:rPr>
+          <w:ins w:id="186" w:author="Alice TIERTANT" w:date="2026-07-15T12:05:00Z"/>
+        </w:rPr>
+        <w:pPrChange w:id="187" w:author="TIERTANT, Alice" w:date="2026-07-21T14:41:00Z" w16du:dateUtc="2026-07-21T12:41:00Z">
+          <w:pPr>
+            <w:pStyle w:val="Titre2"/>
+          </w:pPr>
+        </w:pPrChange>
+      </w:pPr>
+      <w:ins w:id="188" w:author="TIERTANT, Alice" w:date="2026-07-21T14:41:00Z" w16du:dateUtc="2026-07-21T12:41:00Z">
+        <w:r>
+          <w:t>Présentation de l’entreprise</w:t>
+        </w:r>
       </w:ins>
     </w:p>
     <w:p>
       <w:pPr>
         <w:rPr>
-          <w:ins w:id="186" w:author="Alice TIERTANT" w:date="2026-07-15T12:17:00Z"/>
+          <w:ins w:id="189" w:author="Alice TIERTANT" w:date="2026-07-15T12:17:00Z"/>
         </w:rPr>
       </w:pPr>
-      <w:ins w:id="187" w:author="Alice TIERTANT" w:date="2026-07-15T12:06:00Z">
+      <w:ins w:id="190" w:author="Alice TIERTANT" w:date="2026-07-15T12:06:00Z">
         <w:r>
           <w:t>Mobile Bike est un</w:t>
         </w:r>
       </w:ins>
-      <w:ins w:id="188" w:author="Alice TIERTANT" w:date="2026-07-15T12:08:00Z">
+      <w:ins w:id="191" w:author="Alice TIERTANT" w:date="2026-07-15T12:08:00Z">
         <w:r>
           <w:t xml:space="preserve">e entreprise basée dans le sud de la France, </w:t>
         </w:r>
       </w:ins>
-      <w:ins w:id="189" w:author="Alice TIERTANT" w:date="2026-07-15T12:09:00Z">
+      <w:ins w:id="192" w:author="Alice TIERTANT" w:date="2026-07-15T12:09:00Z">
         <w:r>
           <w:t xml:space="preserve">spécialisée dans la conception et la fabrication de </w:t>
         </w:r>
       </w:ins>
-      <w:ins w:id="190" w:author="Alice TIERTANT" w:date="2026-07-15T12:08:00Z">
+      <w:ins w:id="193" w:author="Alice TIERTANT" w:date="2026-07-15T12:08:00Z">
         <w:r>
           <w:t>vélomobiles</w:t>
         </w:r>
       </w:ins>
-      <w:ins w:id="191" w:author="Alice TIERTANT" w:date="2026-07-15T12:22:00Z">
+      <w:ins w:id="194" w:author="Alice TIERTANT" w:date="2026-07-15T12:22:00Z">
         <w:r>
           <w:t xml:space="preserve"> depuis plus de 10</w:t>
         </w:r>
       </w:ins>
-      <w:ins w:id="192" w:author="Alice TIERTANT" w:date="2026-07-15T12:23:00Z">
+      <w:ins w:id="195" w:author="Alice TIERTANT" w:date="2026-07-15T12:23:00Z">
         <w:r>
           <w:t>ans</w:t>
         </w:r>
       </w:ins>
-      <w:ins w:id="193" w:author="Alice TIERTANT" w:date="2026-07-15T12:09:00Z">
+      <w:ins w:id="196" w:author="Alice TIERTANT" w:date="2026-07-15T12:09:00Z">
         <w:r>
           <w:t>.</w:t>
         </w:r>
@@ -5238,17 +5208,12 @@
     <w:p>
       <w:pPr>
         <w:rPr>
-          <w:ins w:id="194" w:author="Alice TIERTANT" w:date="2026-07-15T16:12:00Z"/>
+          <w:ins w:id="197" w:author="Alice TIERTANT" w:date="2026-07-15T16:12:00Z"/>
           <w:rFonts w:ascii="Aptos" w:eastAsia="Aptos" w:hAnsi="Aptos" w:cs="Aptos"/>
           <w:color w:val="000000" w:themeColor="text1"/>
         </w:rPr>
-        <w:pPrChange w:id="195" w:author="Alice TIERTANT" w:date="2026-07-16T16:29:00Z">
-          <w:pPr>
-            <w:jc w:val="both"/>
-          </w:pPr>
-        </w:pPrChange>
-      </w:pPr>
-      <w:ins w:id="196" w:author="Alice TIERTANT" w:date="2026-07-15T15:00:00Z">
+      </w:pPr>
+      <w:ins w:id="198" w:author="Alice TIERTANT" w:date="2026-07-15T15:00:00Z">
         <w:r>
           <w:rPr>
             <w:rFonts w:ascii="Aptos" w:eastAsia="Aptos" w:hAnsi="Aptos" w:cs="Aptos"/>
@@ -5303,17 +5268,12 @@
     <w:p>
       <w:pPr>
         <w:rPr>
-          <w:ins w:id="197" w:author="Alice TIERTANT" w:date="2026-07-15T15:01:00Z"/>
+          <w:ins w:id="199" w:author="Alice TIERTANT" w:date="2026-07-15T15:01:00Z"/>
           <w:rFonts w:ascii="Aptos" w:eastAsia="Aptos" w:hAnsi="Aptos" w:cs="Aptos"/>
           <w:color w:val="000000" w:themeColor="text1"/>
         </w:rPr>
-        <w:pPrChange w:id="198" w:author="Alice TIERTANT" w:date="2026-07-16T16:29:00Z">
-          <w:pPr>
-            <w:jc w:val="both"/>
-          </w:pPr>
-        </w:pPrChange>
-      </w:pPr>
-      <w:ins w:id="199" w:author="Alice TIERTANT" w:date="2026-07-15T14:15:00Z">
+      </w:pPr>
+      <w:ins w:id="200" w:author="Alice TIERTANT" w:date="2026-07-15T14:15:00Z">
         <w:r>
           <w:rPr>
             <w:rFonts w:ascii="Aptos" w:eastAsia="Aptos" w:hAnsi="Aptos" w:cs="Aptos"/>
@@ -5322,7 +5282,7 @@
           <w:t xml:space="preserve"> </w:t>
         </w:r>
       </w:ins>
-      <w:ins w:id="200" w:author="Alice TIERTANT" w:date="2026-07-15T15:01:00Z">
+      <w:ins w:id="201" w:author="Alice TIERTANT" w:date="2026-07-15T15:01:00Z">
         <w:r>
           <w:rPr>
             <w:rFonts w:ascii="Aptos" w:eastAsia="Aptos" w:hAnsi="Aptos" w:cs="Aptos"/>
@@ -5331,7 +5291,7 @@
           <w:t xml:space="preserve">Le prix du vélomobile </w:t>
         </w:r>
       </w:ins>
-      <w:ins w:id="201" w:author="Alice TIERTANT" w:date="2026-07-15T16:13:00Z">
+      <w:ins w:id="202" w:author="Alice TIERTANT" w:date="2026-07-15T16:13:00Z">
         <w:r>
           <w:rPr>
             <w:rFonts w:ascii="Aptos" w:eastAsia="Aptos" w:hAnsi="Aptos" w:cs="Aptos"/>
@@ -5340,7 +5300,7 @@
           <w:t xml:space="preserve">est </w:t>
         </w:r>
       </w:ins>
-      <w:ins w:id="202" w:author="Alice TIERTANT" w:date="2026-07-15T15:01:00Z">
+      <w:ins w:id="203" w:author="Alice TIERTANT" w:date="2026-07-15T15:01:00Z">
         <w:r>
           <w:rPr>
             <w:rFonts w:ascii="Aptos" w:eastAsia="Aptos" w:hAnsi="Aptos" w:cs="Aptos"/>
@@ -5381,15 +5341,10 @@
     <w:p>
       <w:pPr>
         <w:rPr>
-          <w:ins w:id="203" w:author="Alice TIERTANT" w:date="2026-07-15T16:21:00Z"/>
+          <w:ins w:id="204" w:author="Alice TIERTANT" w:date="2026-07-15T16:21:00Z"/>
           <w:rFonts w:ascii="Aptos" w:eastAsia="Aptos" w:hAnsi="Aptos" w:cs="Aptos"/>
           <w:color w:val="000000" w:themeColor="text1"/>
         </w:rPr>
-        <w:pPrChange w:id="204" w:author="Alice TIERTANT" w:date="2026-07-16T16:29:00Z">
-          <w:pPr>
-            <w:jc w:val="both"/>
-          </w:pPr>
-        </w:pPrChange>
       </w:pPr>
       <w:ins w:id="205" w:author="Alice TIERTANT" w:date="2026-07-15T16:13:00Z">
         <w:r>
@@ -5502,13 +5457,8 @@
           <w:rFonts w:ascii="Aptos" w:eastAsia="Aptos" w:hAnsi="Aptos" w:cs="Aptos"/>
           <w:color w:val="000000" w:themeColor="text1"/>
         </w:rPr>
-        <w:pPrChange w:id="212" w:author="Alice TIERTANT" w:date="2026-07-16T16:29:00Z">
-          <w:pPr>
-            <w:jc w:val="both"/>
-          </w:pPr>
-        </w:pPrChange>
-      </w:pPr>
-      <w:ins w:id="213" w:author="Alice TIERTANT" w:date="2026-07-15T16:21:00Z">
+      </w:pPr>
+      <w:ins w:id="212" w:author="Alice TIERTANT" w:date="2026-07-15T16:21:00Z">
         <w:r>
           <w:rPr>
             <w:rFonts w:ascii="Aptos" w:eastAsia="Aptos" w:hAnsi="Aptos" w:cs="Aptos"/>
@@ -5573,7 +5523,7 @@
           <w:t xml:space="preserve"> </w:t>
         </w:r>
       </w:ins>
-      <w:ins w:id="214" w:author="Alice TIERTANT" w:date="2026-07-15T16:22:00Z">
+      <w:ins w:id="213" w:author="Alice TIERTANT" w:date="2026-07-15T16:22:00Z">
         <w:r>
           <w:rPr>
             <w:rFonts w:ascii="Aptos" w:eastAsia="Aptos" w:hAnsi="Aptos" w:cs="Aptos"/>
@@ -5582,7 +5532,7 @@
           <w:t>L</w:t>
         </w:r>
       </w:ins>
-      <w:ins w:id="215" w:author="Alice TIERTANT" w:date="2026-07-15T16:21:00Z">
+      <w:ins w:id="214" w:author="Alice TIERTANT" w:date="2026-07-15T16:21:00Z">
         <w:r>
           <w:rPr>
             <w:rFonts w:ascii="Aptos" w:eastAsia="Aptos" w:hAnsi="Aptos" w:cs="Aptos"/>
@@ -5591,7 +5541,7 @@
           <w:t>es normes étant très stricte</w:t>
         </w:r>
       </w:ins>
-      <w:ins w:id="216" w:author="Alice TIERTANT" w:date="2026-07-15T16:22:00Z">
+      <w:ins w:id="215" w:author="Alice TIERTANT" w:date="2026-07-15T16:22:00Z">
         <w:r>
           <w:rPr>
             <w:rFonts w:ascii="Aptos" w:eastAsia="Aptos" w:hAnsi="Aptos" w:cs="Aptos"/>
@@ -5600,7 +5550,7 @@
           <w:t xml:space="preserve">s : </w:t>
         </w:r>
       </w:ins>
-      <w:ins w:id="217" w:author="Alice TIERTANT" w:date="2026-07-15T16:21:00Z">
+      <w:ins w:id="216" w:author="Alice TIERTANT" w:date="2026-07-15T16:21:00Z">
         <w:r>
           <w:rPr>
             <w:rFonts w:ascii="Aptos" w:eastAsia="Aptos" w:hAnsi="Aptos" w:cs="Aptos"/>
@@ -5609,7 +5559,7 @@
           <w:t>limit</w:t>
         </w:r>
       </w:ins>
-      <w:ins w:id="218" w:author="Alice TIERTANT" w:date="2026-07-15T16:22:00Z">
+      <w:ins w:id="217" w:author="Alice TIERTANT" w:date="2026-07-15T16:22:00Z">
         <w:r>
           <w:rPr>
             <w:rFonts w:ascii="Aptos" w:eastAsia="Aptos" w:hAnsi="Aptos" w:cs="Aptos"/>
@@ -5618,7 +5568,7 @@
           <w:t>e de vitesse maximum</w:t>
         </w:r>
       </w:ins>
-      <w:ins w:id="219" w:author="Alice TIERTANT" w:date="2026-07-15T16:21:00Z">
+      <w:ins w:id="218" w:author="Alice TIERTANT" w:date="2026-07-15T16:21:00Z">
         <w:r>
           <w:rPr>
             <w:rFonts w:ascii="Aptos" w:eastAsia="Aptos" w:hAnsi="Aptos" w:cs="Aptos"/>
@@ -5627,7 +5577,7 @@
           <w:t xml:space="preserve"> à 25 km/h pour un vélomobile électrique</w:t>
         </w:r>
       </w:ins>
-      <w:ins w:id="220" w:author="Alice TIERTANT" w:date="2026-07-15T16:22:00Z">
+      <w:ins w:id="219" w:author="Alice TIERTANT" w:date="2026-07-15T16:22:00Z">
         <w:r>
           <w:rPr>
             <w:rFonts w:ascii="Aptos" w:eastAsia="Aptos" w:hAnsi="Aptos" w:cs="Aptos"/>
@@ -5636,7 +5586,7 @@
           <w:t>,</w:t>
         </w:r>
       </w:ins>
-      <w:ins w:id="221" w:author="Alice TIERTANT" w:date="2026-07-15T16:21:00Z">
+      <w:ins w:id="220" w:author="Alice TIERTANT" w:date="2026-07-15T16:21:00Z">
         <w:r>
           <w:rPr>
             <w:rFonts w:ascii="Aptos" w:eastAsia="Aptos" w:hAnsi="Aptos" w:cs="Aptos"/>
@@ -5648,11 +5598,16 @@
     </w:p>
     <w:p>
       <w:pPr>
-        <w:pStyle w:val="Titre2"/>
+        <w:pStyle w:val="Titre3"/>
         <w:rPr>
-          <w:moveTo w:id="222" w:author="Alice TIERTANT" w:date="2026-07-15T16:37:00Z"/>
+          <w:moveTo w:id="221" w:author="Alice TIERTANT" w:date="2026-07-15T16:37:00Z"/>
           <w:rFonts w:eastAsia="Aptos"/>
         </w:rPr>
+        <w:pPrChange w:id="222" w:author="TIERTANT, Alice" w:date="2026-07-21T14:41:00Z" w16du:dateUtc="2026-07-21T12:41:00Z">
+          <w:pPr>
+            <w:pStyle w:val="Titre2"/>
+          </w:pPr>
+        </w:pPrChange>
       </w:pPr>
       <w:bookmarkStart w:id="223" w:name="_Toc235087844"/>
       <w:moveToRangeStart w:id="224" w:author="Alice TIERTANT" w:date="2026-07-15T16:37:00Z" w:name="move235025866"/>
@@ -5671,24 +5626,19 @@
         <w:rPr>
           <w:moveTo w:id="226" w:author="Alice TIERTANT" w:date="2026-07-15T16:37:00Z"/>
         </w:rPr>
-        <w:pPrChange w:id="227" w:author="Alice TIERTANT" w:date="2026-07-16T16:29:00Z">
-          <w:pPr>
-            <w:jc w:val="both"/>
-          </w:pPr>
-        </w:pPrChange>
-      </w:pPr>
-      <w:moveTo w:id="228" w:author="Alice TIERTANT" w:date="2026-07-15T16:37:00Z">
+      </w:pPr>
+      <w:moveTo w:id="227" w:author="Alice TIERTANT" w:date="2026-07-15T16:37:00Z">
         <w:r>
           <w:t>L’équipe est composée de 8 personnes passionnées et compétentes dans leurs différents domaines</w:t>
         </w:r>
       </w:moveTo>
-      <w:ins w:id="229" w:author="Alice TIERTANT" w:date="2026-07-16T14:50:00Z">
+      <w:ins w:id="228" w:author="Alice TIERTANT" w:date="2026-07-16T14:50:00Z">
         <w:r>
           <w:t>.</w:t>
         </w:r>
       </w:ins>
-      <w:moveTo w:id="230" w:author="Alice TIERTANT" w:date="2026-07-15T16:37:00Z">
-        <w:del w:id="231" w:author="Alice TIERTANT" w:date="2026-07-16T14:50:00Z">
+      <w:moveTo w:id="229" w:author="Alice TIERTANT" w:date="2026-07-15T16:37:00Z">
+        <w:del w:id="230" w:author="Alice TIERTANT" w:date="2026-07-16T14:50:00Z">
           <w:r>
             <w:delText xml:space="preserve"> :</w:delText>
           </w:r>
@@ -5698,16 +5648,11 @@
     <w:p>
       <w:pPr>
         <w:rPr>
-          <w:del w:id="232" w:author="Alice TIERTANT" w:date="2026-07-16T14:50:00Z"/>
-          <w:moveTo w:id="233" w:author="Alice TIERTANT" w:date="2026-07-15T16:37:00Z"/>
+          <w:del w:id="231" w:author="Alice TIERTANT" w:date="2026-07-16T14:50:00Z"/>
+          <w:moveTo w:id="232" w:author="Alice TIERTANT" w:date="2026-07-15T16:37:00Z"/>
         </w:rPr>
-        <w:pPrChange w:id="234" w:author="Alice TIERTANT" w:date="2026-07-16T16:29:00Z">
-          <w:pPr>
-            <w:jc w:val="both"/>
-          </w:pPr>
-        </w:pPrChange>
-      </w:pPr>
-      <w:moveTo w:id="235" w:author="Alice TIERTANT" w:date="2026-07-15T16:37:00Z">
+      </w:pPr>
+      <w:moveTo w:id="233" w:author="Alice TIERTANT" w:date="2026-07-15T16:37:00Z">
         <w:r>
           <w:t xml:space="preserve">Le PDG et fondateur de </w:t>
         </w:r>
@@ -5734,16 +5679,10 @@
     <w:p>
       <w:pPr>
         <w:rPr>
-          <w:moveTo w:id="236" w:author="Alice TIERTANT" w:date="2026-07-15T16:37:00Z"/>
+          <w:moveTo w:id="234" w:author="Alice TIERTANT" w:date="2026-07-15T16:37:00Z"/>
         </w:rPr>
-        <w:pPrChange w:id="237" w:author="Alice TIERTANT" w:date="2026-07-16T16:29:00Z">
-          <w:pPr>
-            <w:ind w:firstLine="397"/>
-            <w:jc w:val="both"/>
-          </w:pPr>
-        </w:pPrChange>
-      </w:pPr>
-      <w:moveTo w:id="238" w:author="Alice TIERTANT" w:date="2026-07-15T16:37:00Z">
+      </w:pPr>
+      <w:moveTo w:id="235" w:author="Alice TIERTANT" w:date="2026-07-15T16:37:00Z">
         <w:r>
           <w:t xml:space="preserve">Le responsable </w:t>
         </w:r>
@@ -5763,24 +5702,24 @@
           <w:t xml:space="preserve"> est un ancien ingénieur de chez Ferrari</w:t>
         </w:r>
       </w:moveTo>
-      <w:ins w:id="239" w:author="Alice TIERTANT" w:date="2026-07-16T14:50:00Z">
+      <w:ins w:id="236" w:author="Alice TIERTANT" w:date="2026-07-16T14:50:00Z">
         <w:r>
           <w:t xml:space="preserve">. </w:t>
         </w:r>
       </w:ins>
-      <w:moveTo w:id="240" w:author="Alice TIERTANT" w:date="2026-07-15T16:37:00Z">
-        <w:del w:id="241" w:author="Alice TIERTANT" w:date="2026-07-16T14:50:00Z">
+      <w:moveTo w:id="237" w:author="Alice TIERTANT" w:date="2026-07-15T16:37:00Z">
+        <w:del w:id="238" w:author="Alice TIERTANT" w:date="2026-07-16T14:50:00Z">
           <w:r>
             <w:delText>, i</w:delText>
           </w:r>
         </w:del>
       </w:moveTo>
-      <w:ins w:id="242" w:author="Alice TIERTANT" w:date="2026-07-16T14:50:00Z">
+      <w:ins w:id="239" w:author="Alice TIERTANT" w:date="2026-07-16T14:50:00Z">
         <w:r>
           <w:t>I</w:t>
         </w:r>
       </w:ins>
-      <w:moveTo w:id="243" w:author="Alice TIERTANT" w:date="2026-07-15T16:37:00Z">
+      <w:moveTo w:id="240" w:author="Alice TIERTANT" w:date="2026-07-15T16:37:00Z">
         <w:r>
           <w:t>l est le plus qualifié</w:t>
         </w:r>
@@ -5795,15 +5734,10 @@
     <w:p>
       <w:pPr>
         <w:rPr>
-          <w:moveTo w:id="244" w:author="Alice TIERTANT" w:date="2026-07-15T16:37:00Z"/>
+          <w:moveTo w:id="241" w:author="Alice TIERTANT" w:date="2026-07-15T16:37:00Z"/>
         </w:rPr>
-        <w:pPrChange w:id="245" w:author="Alice TIERTANT" w:date="2026-07-16T16:29:00Z">
-          <w:pPr>
-            <w:jc w:val="both"/>
-          </w:pPr>
-        </w:pPrChange>
-      </w:pPr>
-      <w:moveTo w:id="246" w:author="Alice TIERTANT" w:date="2026-07-15T16:37:00Z">
+      </w:pPr>
+      <w:moveTo w:id="242" w:author="Alice TIERTANT" w:date="2026-07-15T16:37:00Z">
         <w:r>
           <w:t>L’atelier se compose :</w:t>
         </w:r>
@@ -5814,12 +5748,12 @@
         <w:pStyle w:val="Paragraphedeliste"/>
         <w:numPr>
           <w:ilvl w:val="0"/>
-          <w:numId w:val="56"/>
+          <w:numId w:val="83"/>
         </w:numPr>
         <w:rPr>
-          <w:moveTo w:id="247" w:author="Alice TIERTANT" w:date="2026-07-15T16:37:00Z"/>
+          <w:moveTo w:id="243" w:author="Alice TIERTANT" w:date="2026-07-15T16:37:00Z"/>
         </w:rPr>
-        <w:pPrChange w:id="248" w:author="Alice TIERTANT" w:date="2026-07-16T16:29:00Z">
+        <w:pPrChange w:id="244" w:author="TIERTANT, Alice" w:date="2026-07-17T10:48:00Z" w16du:dateUtc="2026-07-17T08:48:00Z">
           <w:pPr>
             <w:pStyle w:val="Paragraphedeliste"/>
             <w:numPr>
@@ -5829,18 +5763,18 @@
           </w:pPr>
         </w:pPrChange>
       </w:pPr>
-      <w:moveTo w:id="249" w:author="Alice TIERTANT" w:date="2026-07-15T16:37:00Z">
+      <w:moveTo w:id="245" w:author="Alice TIERTANT" w:date="2026-07-15T16:37:00Z">
         <w:r>
           <w:t>Du responsable atelier</w:t>
         </w:r>
       </w:moveTo>
-      <w:ins w:id="250" w:author="Alice TIERTANT" w:date="2026-07-16T14:51:00Z">
+      <w:ins w:id="246" w:author="Alice TIERTANT" w:date="2026-07-16T14:51:00Z">
         <w:r>
           <w:t> :</w:t>
         </w:r>
       </w:ins>
-      <w:moveTo w:id="251" w:author="Alice TIERTANT" w:date="2026-07-15T16:37:00Z">
-        <w:del w:id="252" w:author="Alice TIERTANT" w:date="2026-07-16T14:51:00Z">
+      <w:moveTo w:id="247" w:author="Alice TIERTANT" w:date="2026-07-15T16:37:00Z">
+        <w:del w:id="248" w:author="Alice TIERTANT" w:date="2026-07-16T14:51:00Z">
           <w:r>
             <w:delText xml:space="preserve"> est</w:delText>
           </w:r>
@@ -5849,13 +5783,13 @@
           <w:t xml:space="preserve"> un ancien ingénieur de chez Peugeot</w:t>
         </w:r>
       </w:moveTo>
-      <w:ins w:id="253" w:author="Alice TIERTANT" w:date="2026-07-16T14:51:00Z">
+      <w:ins w:id="249" w:author="Alice TIERTANT" w:date="2026-07-16T14:51:00Z">
         <w:r>
           <w:t>. I</w:t>
         </w:r>
       </w:ins>
-      <w:moveTo w:id="254" w:author="Alice TIERTANT" w:date="2026-07-15T16:37:00Z">
-        <w:del w:id="255" w:author="Alice TIERTANT" w:date="2026-07-16T14:51:00Z">
+      <w:moveTo w:id="250" w:author="Alice TIERTANT" w:date="2026-07-15T16:37:00Z">
+        <w:del w:id="251" w:author="Alice TIERTANT" w:date="2026-07-16T14:51:00Z">
           <w:r>
             <w:delText>, i</w:delText>
           </w:r>
@@ -5863,18 +5797,18 @@
         <w:r>
           <w:t xml:space="preserve">l connait tous les tenant et les aboutissant sur la construction automobile et </w:t>
         </w:r>
-        <w:del w:id="256" w:author="Alice TIERTANT" w:date="2026-07-16T14:51:00Z">
+        <w:del w:id="252" w:author="Alice TIERTANT" w:date="2026-07-16T14:51:00Z">
           <w:r>
             <w:delText>sera</w:delText>
           </w:r>
         </w:del>
       </w:moveTo>
-      <w:ins w:id="257" w:author="Alice TIERTANT" w:date="2026-07-16T14:51:00Z">
+      <w:ins w:id="253" w:author="Alice TIERTANT" w:date="2026-07-16T14:51:00Z">
         <w:r>
           <w:t>est</w:t>
         </w:r>
       </w:ins>
-      <w:moveTo w:id="258" w:author="Alice TIERTANT" w:date="2026-07-15T16:37:00Z">
+      <w:moveTo w:id="254" w:author="Alice TIERTANT" w:date="2026-07-15T16:37:00Z">
         <w:r>
           <w:t xml:space="preserve"> en parfaite adéquation avec le responsable R&amp;D.</w:t>
         </w:r>
@@ -5885,12 +5819,12 @@
         <w:pStyle w:val="Paragraphedeliste"/>
         <w:numPr>
           <w:ilvl w:val="0"/>
-          <w:numId w:val="56"/>
+          <w:numId w:val="83"/>
         </w:numPr>
         <w:rPr>
-          <w:moveTo w:id="259" w:author="Alice TIERTANT" w:date="2026-07-15T16:37:00Z"/>
+          <w:moveTo w:id="255" w:author="Alice TIERTANT" w:date="2026-07-15T16:37:00Z"/>
         </w:rPr>
-        <w:pPrChange w:id="260" w:author="Alice TIERTANT" w:date="2026-07-16T16:29:00Z">
+        <w:pPrChange w:id="256" w:author="TIERTANT, Alice" w:date="2026-07-17T10:48:00Z" w16du:dateUtc="2026-07-17T08:48:00Z">
           <w:pPr>
             <w:pStyle w:val="Paragraphedeliste"/>
             <w:numPr>
@@ -5900,7 +5834,7 @@
           </w:pPr>
         </w:pPrChange>
       </w:pPr>
-      <w:moveTo w:id="261" w:author="Alice TIERTANT" w:date="2026-07-15T16:37:00Z">
+      <w:moveTo w:id="257" w:author="Alice TIERTANT" w:date="2026-07-15T16:37:00Z">
         <w:r>
           <w:t>De 4 mécaniciens assembleur chevronnées composé de 3 hommes et 1 femme.</w:t>
         </w:r>
@@ -5911,12 +5845,12 @@
         <w:pStyle w:val="Paragraphedeliste"/>
         <w:numPr>
           <w:ilvl w:val="0"/>
-          <w:numId w:val="56"/>
+          <w:numId w:val="83"/>
         </w:numPr>
         <w:rPr>
-          <w:moveTo w:id="262" w:author="Alice TIERTANT" w:date="2026-07-15T16:37:00Z"/>
+          <w:moveTo w:id="258" w:author="Alice TIERTANT" w:date="2026-07-15T16:37:00Z"/>
         </w:rPr>
-        <w:pPrChange w:id="263" w:author="Alice TIERTANT" w:date="2026-07-16T16:29:00Z">
+        <w:pPrChange w:id="259" w:author="TIERTANT, Alice" w:date="2026-07-17T10:48:00Z" w16du:dateUtc="2026-07-17T08:48:00Z">
           <w:pPr>
             <w:pStyle w:val="Paragraphedeliste"/>
             <w:numPr>
@@ -5926,7 +5860,7 @@
           </w:pPr>
         </w:pPrChange>
       </w:pPr>
-      <w:moveTo w:id="264" w:author="Alice TIERTANT" w:date="2026-07-15T16:37:00Z">
+      <w:moveTo w:id="260" w:author="Alice TIERTANT" w:date="2026-07-15T16:37:00Z">
         <w:r>
           <w:t>Une chargé</w:t>
         </w:r>
@@ -5941,15 +5875,10 @@
     <w:p>
       <w:pPr>
         <w:rPr>
-          <w:moveTo w:id="265" w:author="Alice TIERTANT" w:date="2026-07-15T16:37:00Z"/>
+          <w:moveTo w:id="261" w:author="Alice TIERTANT" w:date="2026-07-15T16:37:00Z"/>
         </w:rPr>
-        <w:pPrChange w:id="266" w:author="Alice TIERTANT" w:date="2026-07-16T16:29:00Z">
-          <w:pPr>
-            <w:jc w:val="both"/>
-          </w:pPr>
-        </w:pPrChange>
-      </w:pPr>
-      <w:moveTo w:id="267" w:author="Alice TIERTANT" w:date="2026-07-15T16:37:00Z">
+      </w:pPr>
+      <w:moveTo w:id="262" w:author="Alice TIERTANT" w:date="2026-07-15T16:37:00Z">
         <w:r>
           <w:lastRenderedPageBreak/>
           <w:t>De plus,</w:t>
@@ -5957,7 +5886,7 @@
         <w:r>
           <w:t xml:space="preserve"> l’entreprise </w:t>
         </w:r>
-        <w:del w:id="268" w:author="Alice TIERTANT" w:date="2026-07-16T14:51:00Z">
+        <w:del w:id="263" w:author="Alice TIERTANT" w:date="2026-07-16T14:51:00Z">
           <w:r>
             <w:delText xml:space="preserve">peut </w:delText>
           </w:r>
@@ -5966,13 +5895,13 @@
           <w:t>fai</w:t>
         </w:r>
       </w:moveTo>
-      <w:ins w:id="269" w:author="Alice TIERTANT" w:date="2026-07-16T14:51:00Z">
+      <w:ins w:id="264" w:author="Alice TIERTANT" w:date="2026-07-16T14:51:00Z">
         <w:r>
           <w:t xml:space="preserve">t parfois </w:t>
         </w:r>
       </w:ins>
-      <w:moveTo w:id="270" w:author="Alice TIERTANT" w:date="2026-07-15T16:37:00Z">
-        <w:del w:id="271" w:author="Alice TIERTANT" w:date="2026-07-16T14:51:00Z">
+      <w:moveTo w:id="265" w:author="Alice TIERTANT" w:date="2026-07-15T16:37:00Z">
+        <w:del w:id="266" w:author="Alice TIERTANT" w:date="2026-07-16T14:51:00Z">
           <w:r>
             <w:delText xml:space="preserve">re </w:delText>
           </w:r>
@@ -5987,20 +5916,18 @@
     </w:p>
     <w:p>
       <w:pPr>
-        <w:pStyle w:val="Titre2"/>
+        <w:pStyle w:val="Titre3"/>
         <w:rPr>
-          <w:ins w:id="272" w:author="Alice TIERTANT" w:date="2026-07-15T16:13:00Z"/>
+          <w:ins w:id="267" w:author="Alice TIERTANT" w:date="2026-07-15T16:13:00Z"/>
           <w:rFonts w:eastAsia="Aptos"/>
         </w:rPr>
-        <w:pPrChange w:id="273" w:author="Alice TIERTANT" w:date="2026-07-15T16:22:00Z">
-          <w:pPr>
-            <w:jc w:val="both"/>
-          </w:pPr>
+        <w:pPrChange w:id="268" w:author="TIERTANT, Alice" w:date="2026-07-21T14:41:00Z" w16du:dateUtc="2026-07-21T12:41:00Z">
+          <w:pPr/>
         </w:pPrChange>
       </w:pPr>
-      <w:bookmarkStart w:id="274" w:name="_Toc235087845"/>
+      <w:bookmarkStart w:id="269" w:name="_Toc235087845"/>
       <w:moveToRangeEnd w:id="224"/>
-      <w:ins w:id="275" w:author="Alice TIERTANT" w:date="2026-07-15T16:23:00Z">
+      <w:ins w:id="270" w:author="Alice TIERTANT" w:date="2026-07-15T16:23:00Z">
         <w:r>
           <w:rPr>
             <w:rFonts w:eastAsia="Aptos"/>
@@ -6008,15 +5935,15 @@
           <w:t>Objectifs et enjeux du site web</w:t>
         </w:r>
       </w:ins>
-      <w:bookmarkEnd w:id="274"/>
+      <w:bookmarkEnd w:id="269"/>
     </w:p>
     <w:p>
       <w:pPr>
         <w:rPr>
-          <w:ins w:id="276" w:author="Alice TIERTANT" w:date="2026-07-15T16:48:00Z"/>
+          <w:ins w:id="271" w:author="Alice TIERTANT" w:date="2026-07-15T16:48:00Z"/>
         </w:rPr>
       </w:pPr>
-      <w:ins w:id="277" w:author="Alice TIERTANT" w:date="2026-07-15T16:24:00Z">
+      <w:ins w:id="272" w:author="Alice TIERTANT" w:date="2026-07-15T16:24:00Z">
         <w:r>
           <w:t xml:space="preserve">Mobile Bike souhaite une refonte complète de son site web </w:t>
         </w:r>
@@ -6024,12 +5951,12 @@
           <w:t xml:space="preserve">car il ne s’agit pour l’instant que d’un site </w:t>
         </w:r>
       </w:ins>
-      <w:ins w:id="278" w:author="Alice TIERTANT" w:date="2026-07-16T15:05:00Z">
+      <w:ins w:id="273" w:author="Alice TIERTANT" w:date="2026-07-16T15:05:00Z">
         <w:r>
           <w:t>présentant l’entreprise</w:t>
         </w:r>
       </w:ins>
-      <w:ins w:id="279" w:author="Alice TIERTANT" w:date="2026-07-15T16:24:00Z">
+      <w:ins w:id="274" w:author="Alice TIERTANT" w:date="2026-07-15T16:24:00Z">
         <w:r>
           <w:t xml:space="preserve"> avec </w:t>
         </w:r>
@@ -6040,42 +5967,42 @@
           <w:t>.</w:t>
         </w:r>
       </w:ins>
-      <w:ins w:id="280" w:author="Alice TIERTANT" w:date="2026-07-15T16:25:00Z">
+      <w:ins w:id="275" w:author="Alice TIERTANT" w:date="2026-07-15T16:25:00Z">
         <w:r>
           <w:t xml:space="preserve"> </w:t>
         </w:r>
       </w:ins>
-      <w:ins w:id="281" w:author="Alice TIERTANT" w:date="2026-07-15T16:40:00Z">
+      <w:ins w:id="276" w:author="Alice TIERTANT" w:date="2026-07-15T16:40:00Z">
         <w:r>
           <w:t xml:space="preserve">L’objectif est de proposer un site e-commerce </w:t>
         </w:r>
       </w:ins>
-      <w:ins w:id="282" w:author="Alice TIERTANT" w:date="2026-07-15T16:47:00Z">
+      <w:ins w:id="277" w:author="Alice TIERTANT" w:date="2026-07-15T16:47:00Z">
         <w:r>
           <w:t xml:space="preserve">afin que les clients puissent </w:t>
         </w:r>
       </w:ins>
-      <w:ins w:id="283" w:author="Alice TIERTANT" w:date="2026-07-15T16:48:00Z">
+      <w:ins w:id="278" w:author="Alice TIERTANT" w:date="2026-07-15T16:48:00Z">
         <w:r>
           <w:t xml:space="preserve">commander </w:t>
         </w:r>
       </w:ins>
-      <w:ins w:id="284" w:author="Alice TIERTANT" w:date="2026-07-15T16:47:00Z">
+      <w:ins w:id="279" w:author="Alice TIERTANT" w:date="2026-07-15T16:47:00Z">
         <w:r>
           <w:t>un vélomobile directement sur internet plutôt que de devoir se déplacer</w:t>
         </w:r>
       </w:ins>
-      <w:ins w:id="285" w:author="Alice TIERTANT" w:date="2026-07-15T16:48:00Z">
+      <w:ins w:id="280" w:author="Alice TIERTANT" w:date="2026-07-15T16:48:00Z">
         <w:r>
           <w:t xml:space="preserve"> </w:t>
         </w:r>
       </w:ins>
-      <w:ins w:id="286" w:author="Alice TIERTANT" w:date="2026-07-16T14:52:00Z">
+      <w:ins w:id="281" w:author="Alice TIERTANT" w:date="2026-07-16T14:52:00Z">
         <w:r>
           <w:t xml:space="preserve">à l’atelier </w:t>
         </w:r>
       </w:ins>
-      <w:ins w:id="287" w:author="Alice TIERTANT" w:date="2026-07-15T16:48:00Z">
+      <w:ins w:id="282" w:author="Alice TIERTANT" w:date="2026-07-15T16:48:00Z">
         <w:r>
           <w:t>ou appeler.</w:t>
         </w:r>
@@ -6084,30 +6011,30 @@
     <w:p>
       <w:pPr>
         <w:rPr>
-          <w:ins w:id="288" w:author="Alice TIERTANT" w:date="2026-07-16T15:00:00Z"/>
+          <w:ins w:id="283" w:author="Alice TIERTANT" w:date="2026-07-16T15:00:00Z"/>
         </w:rPr>
       </w:pPr>
-      <w:ins w:id="289" w:author="Alice TIERTANT" w:date="2026-07-15T16:53:00Z">
+      <w:ins w:id="284" w:author="Alice TIERTANT" w:date="2026-07-15T16:53:00Z">
         <w:r>
           <w:t xml:space="preserve">L’entreprise </w:t>
         </w:r>
       </w:ins>
-      <w:ins w:id="290" w:author="Alice TIERTANT" w:date="2026-07-15T16:54:00Z">
+      <w:ins w:id="285" w:author="Alice TIERTANT" w:date="2026-07-15T16:54:00Z">
         <w:r>
           <w:t>a pour objectif de devenir leader du marché des vélomobiles</w:t>
         </w:r>
       </w:ins>
-      <w:ins w:id="291" w:author="Alice TIERTANT" w:date="2026-07-16T14:52:00Z">
+      <w:ins w:id="286" w:author="Alice TIERTANT" w:date="2026-07-16T14:52:00Z">
         <w:r>
           <w:t xml:space="preserve"> en proposant une dizaine de modèles différents</w:t>
         </w:r>
       </w:ins>
-      <w:ins w:id="292" w:author="Alice TIERTANT" w:date="2026-07-16T14:56:00Z">
+      <w:ins w:id="287" w:author="Alice TIERTANT" w:date="2026-07-16T14:56:00Z">
         <w:r>
           <w:t xml:space="preserve"> et entièrement personnalisables</w:t>
         </w:r>
       </w:ins>
-      <w:ins w:id="293" w:author="Alice TIERTANT" w:date="2026-07-16T14:52:00Z">
+      <w:ins w:id="288" w:author="Alice TIERTANT" w:date="2026-07-16T14:52:00Z">
         <w:r>
           <w:t xml:space="preserve">. </w:t>
         </w:r>
@@ -6116,45 +6043,40 @@
     <w:p>
       <w:pPr>
         <w:rPr>
-          <w:del w:id="294" w:author="Alice TIERTANT" w:date="2026-07-16T15:02:00Z"/>
+          <w:del w:id="289" w:author="Alice TIERTANT" w:date="2026-07-16T15:02:00Z"/>
         </w:rPr>
-        <w:pPrChange w:id="295" w:author="Alice TIERTANT" w:date="2026-07-16T16:29:00Z">
-          <w:pPr>
-            <w:jc w:val="both"/>
-          </w:pPr>
-        </w:pPrChange>
-      </w:pPr>
-      <w:ins w:id="296" w:author="Alice TIERTANT" w:date="2026-07-16T14:53:00Z">
+      </w:pPr>
+      <w:ins w:id="290" w:author="Alice TIERTANT" w:date="2026-07-16T14:53:00Z">
         <w:r>
           <w:t xml:space="preserve">Le site e-commerce </w:t>
         </w:r>
       </w:ins>
-      <w:ins w:id="297" w:author="Alice TIERTANT" w:date="2026-07-16T14:54:00Z">
+      <w:ins w:id="291" w:author="Alice TIERTANT" w:date="2026-07-16T14:54:00Z">
         <w:r>
           <w:t>devra mettre en avant les valeurs de l’entreprise : l’écologie</w:t>
         </w:r>
       </w:ins>
-      <w:ins w:id="298" w:author="Alice TIERTANT" w:date="2026-07-16T14:55:00Z">
+      <w:ins w:id="292" w:author="Alice TIERTANT" w:date="2026-07-16T14:55:00Z">
         <w:r>
           <w:t xml:space="preserve"> et la fabrication française.</w:t>
         </w:r>
       </w:ins>
-      <w:ins w:id="299" w:author="Alice TIERTANT" w:date="2026-07-16T14:56:00Z">
+      <w:ins w:id="293" w:author="Alice TIERTANT" w:date="2026-07-16T14:56:00Z">
         <w:r>
           <w:t xml:space="preserve"> </w:t>
         </w:r>
       </w:ins>
-      <w:ins w:id="300" w:author="Alice TIERTANT" w:date="2026-07-16T14:57:00Z">
+      <w:ins w:id="294" w:author="Alice TIERTANT" w:date="2026-07-16T14:57:00Z">
         <w:r>
           <w:t xml:space="preserve">Les clients pourront </w:t>
         </w:r>
       </w:ins>
-      <w:ins w:id="301" w:author="Alice TIERTANT" w:date="2026-07-16T14:58:00Z">
+      <w:ins w:id="295" w:author="Alice TIERTANT" w:date="2026-07-16T14:58:00Z">
         <w:r>
           <w:t>s’inscrire à une newsletter trimestrielle, mettant en avant la communauté qui pourra aussi être rejo</w:t>
         </w:r>
       </w:ins>
-      <w:ins w:id="302" w:author="Alice TIERTANT" w:date="2026-07-16T14:59:00Z">
+      <w:ins w:id="296" w:author="Alice TIERTANT" w:date="2026-07-16T14:59:00Z">
         <w:r>
           <w:t xml:space="preserve">inte via les réseaux sociaux de l’entreprise. </w:t>
         </w:r>
@@ -6163,52 +6085,42 @@
     <w:p>
       <w:pPr>
         <w:rPr>
-          <w:ins w:id="303" w:author="Alice TIERTANT" w:date="2026-07-16T15:03:00Z"/>
+          <w:ins w:id="297" w:author="Alice TIERTANT" w:date="2026-07-16T15:03:00Z"/>
         </w:rPr>
-        <w:pPrChange w:id="304" w:author="Alice TIERTANT" w:date="2026-07-16T16:29:00Z">
-          <w:pPr>
-            <w:jc w:val="both"/>
-          </w:pPr>
-        </w:pPrChange>
       </w:pPr>
     </w:p>
     <w:p>
       <w:pPr>
         <w:rPr>
-          <w:del w:id="305" w:author="Alice TIERTANT" w:date="2026-07-15T12:05:00Z"/>
-          <w:rPrChange w:id="306" w:author="Alice TIERTANT" w:date="2026-07-15T11:59:00Z">
+          <w:del w:id="298" w:author="Alice TIERTANT" w:date="2026-07-15T12:05:00Z"/>
+          <w:rPrChange w:id="299" w:author="Alice TIERTANT" w:date="2026-07-15T11:59:00Z">
             <w:rPr>
-              <w:del w:id="307" w:author="Alice TIERTANT" w:date="2026-07-15T12:05:00Z"/>
+              <w:del w:id="300" w:author="Alice TIERTANT" w:date="2026-07-15T12:05:00Z"/>
               <w:rFonts w:eastAsia="Aptos"/>
             </w:rPr>
           </w:rPrChange>
         </w:rPr>
-        <w:pPrChange w:id="308" w:author="Alice TIERTANT" w:date="2026-07-16T16:29:00Z">
+        <w:pPrChange w:id="301" w:author="Alice TIERTANT" w:date="2026-07-16T16:29:00Z">
           <w:pPr>
             <w:pStyle w:val="Titre2"/>
           </w:pPr>
         </w:pPrChange>
       </w:pPr>
-      <w:bookmarkStart w:id="309" w:name="_Toc235087846"/>
-      <w:del w:id="310" w:author="Alice TIERTANT" w:date="2026-07-16T15:02:00Z">
+      <w:bookmarkStart w:id="302" w:name="_Toc235087846"/>
+      <w:del w:id="303" w:author="Alice TIERTANT" w:date="2026-07-16T15:02:00Z">
         <w:r>
           <w:delText>Contexte général et enjeux</w:delText>
         </w:r>
       </w:del>
-      <w:bookmarkEnd w:id="309"/>
+      <w:bookmarkEnd w:id="302"/>
     </w:p>
     <w:p>
       <w:pPr>
         <w:rPr>
-          <w:del w:id="311" w:author="Alice TIERTANT" w:date="2026-07-15T16:53:00Z"/>
+          <w:del w:id="304" w:author="Alice TIERTANT" w:date="2026-07-15T16:53:00Z"/>
         </w:rPr>
-        <w:pPrChange w:id="312" w:author="Alice TIERTANT" w:date="2026-07-16T16:29:00Z">
-          <w:pPr>
-            <w:jc w:val="both"/>
-          </w:pPr>
-        </w:pPrChange>
-      </w:pPr>
-      <w:del w:id="313" w:author="Alice TIERTANT" w:date="2026-07-15T16:53:00Z">
+      </w:pPr>
+      <w:del w:id="305" w:author="Alice TIERTANT" w:date="2026-07-15T16:53:00Z">
         <w:r>
           <w:delText xml:space="preserve">Mobile </w:delText>
         </w:r>
@@ -6241,15 +6153,10 @@
     <w:p>
       <w:pPr>
         <w:rPr>
-          <w:del w:id="314" w:author="Alice TIERTANT" w:date="2026-07-15T16:23:00Z"/>
+          <w:del w:id="306" w:author="Alice TIERTANT" w:date="2026-07-15T16:23:00Z"/>
         </w:rPr>
-        <w:pPrChange w:id="315" w:author="Alice TIERTANT" w:date="2026-07-16T16:29:00Z">
-          <w:pPr>
-            <w:jc w:val="both"/>
-          </w:pPr>
-        </w:pPrChange>
-      </w:pPr>
-      <w:del w:id="316" w:author="Alice TIERTANT" w:date="2026-07-15T16:23:00Z">
+      </w:pPr>
+      <w:del w:id="307" w:author="Alice TIERTANT" w:date="2026-07-15T16:23:00Z">
         <w:r>
           <w:delText xml:space="preserve">L’entreprise vend des </w:delText>
         </w:r>
@@ -6294,15 +6201,10 @@
     <w:p>
       <w:pPr>
         <w:rPr>
-          <w:del w:id="317" w:author="Alice TIERTANT" w:date="2026-07-15T16:23:00Z"/>
+          <w:del w:id="308" w:author="Alice TIERTANT" w:date="2026-07-15T16:23:00Z"/>
         </w:rPr>
-        <w:pPrChange w:id="318" w:author="Alice TIERTANT" w:date="2026-07-16T16:29:00Z">
-          <w:pPr>
-            <w:jc w:val="both"/>
-          </w:pPr>
-        </w:pPrChange>
-      </w:pPr>
-      <w:del w:id="319" w:author="Alice TIERTANT" w:date="2026-07-16T15:02:00Z">
+      </w:pPr>
+      <w:del w:id="309" w:author="Alice TIERTANT" w:date="2026-07-16T15:02:00Z">
         <w:r>
           <w:delText>Mobile</w:delText>
         </w:r>
@@ -6328,7 +6230,7 @@
           <w:delText xml:space="preserve">. </w:delText>
         </w:r>
       </w:del>
-      <w:del w:id="320" w:author="Alice TIERTANT" w:date="2026-07-15T16:23:00Z">
+      <w:del w:id="310" w:author="Alice TIERTANT" w:date="2026-07-15T16:23:00Z">
         <w:r>
           <w:delText>C’est une entreprise française basé</w:delText>
         </w:r>
@@ -6358,24 +6260,162 @@
     <w:p>
       <w:pPr>
         <w:rPr>
-          <w:del w:id="321" w:author="Alice TIERTANT" w:date="2026-07-15T16:23:00Z"/>
+          <w:del w:id="311" w:author="Alice TIERTANT" w:date="2026-07-15T16:23:00Z"/>
           <w:strike/>
           <w:color w:val="FF0000"/>
-          <w:rPrChange w:id="322" w:author="Alice TIERTANT" w:date="2026-07-15T16:20:00Z">
+          <w:rPrChange w:id="312" w:author="Alice TIERTANT" w:date="2026-07-15T16:20:00Z">
             <w:rPr>
-              <w:del w:id="323" w:author="Alice TIERTANT" w:date="2026-07-15T16:23:00Z"/>
+              <w:del w:id="313" w:author="Alice TIERTANT" w:date="2026-07-15T16:23:00Z"/>
               <w:rFonts w:ascii="Aptos" w:eastAsia="Aptos" w:hAnsi="Aptos" w:cs="Aptos"/>
               <w:color w:val="000000" w:themeColor="text1"/>
             </w:rPr>
           </w:rPrChange>
         </w:rPr>
-        <w:pPrChange w:id="324" w:author="Alice TIERTANT" w:date="2026-07-16T16:29:00Z">
-          <w:pPr>
-            <w:jc w:val="both"/>
-          </w:pPr>
-        </w:pPrChange>
-      </w:pPr>
-      <w:del w:id="325" w:author="Alice TIERTANT" w:date="2026-07-15T16:23:00Z">
+      </w:pPr>
+      <w:del w:id="314" w:author="Alice TIERTANT" w:date="2026-07-15T16:23:00Z">
+        <w:r>
+          <w:rPr>
+            <w:strike/>
+            <w:color w:val="FF0000"/>
+            <w:rPrChange w:id="315" w:author="Alice TIERTANT" w:date="2026-07-15T16:20:00Z">
+              <w:rPr>
+                <w:rFonts w:ascii="Aptos" w:eastAsia="Aptos" w:hAnsi="Aptos" w:cs="Aptos"/>
+                <w:color w:val="000000" w:themeColor="text1"/>
+              </w:rPr>
+            </w:rPrChange>
+          </w:rPr>
+          <w:delText>Le vélo</w:delText>
+        </w:r>
+        <w:r>
+          <w:rPr>
+            <w:strike/>
+            <w:color w:val="FF0000"/>
+            <w:rPrChange w:id="316" w:author="Alice TIERTANT" w:date="2026-07-15T16:20:00Z">
+              <w:rPr>
+                <w:rFonts w:ascii="Aptos" w:eastAsia="Aptos" w:hAnsi="Aptos" w:cs="Aptos"/>
+                <w:color w:val="000000" w:themeColor="text1"/>
+              </w:rPr>
+            </w:rPrChange>
+          </w:rPr>
+          <w:delText>mobile</w:delText>
+        </w:r>
+        <w:r>
+          <w:rPr>
+            <w:strike/>
+            <w:color w:val="FF0000"/>
+            <w:rPrChange w:id="317" w:author="Alice TIERTANT" w:date="2026-07-15T16:20:00Z">
+              <w:rPr>
+                <w:rFonts w:ascii="Aptos" w:eastAsia="Aptos" w:hAnsi="Aptos" w:cs="Aptos"/>
+                <w:color w:val="000000" w:themeColor="text1"/>
+              </w:rPr>
+            </w:rPrChange>
+          </w:rPr>
+          <w:delText xml:space="preserve"> </w:delText>
+        </w:r>
+        <w:r>
+          <w:rPr>
+            <w:strike/>
+            <w:color w:val="FF0000"/>
+            <w:rPrChange w:id="318" w:author="Alice TIERTANT" w:date="2026-07-15T16:20:00Z">
+              <w:rPr>
+                <w:rFonts w:ascii="Aptos" w:eastAsia="Aptos" w:hAnsi="Aptos" w:cs="Aptos"/>
+                <w:color w:val="000000" w:themeColor="text1"/>
+              </w:rPr>
+            </w:rPrChange>
+          </w:rPr>
+          <w:delText>est un moyen de</w:delText>
+        </w:r>
+        <w:r>
+          <w:rPr>
+            <w:strike/>
+            <w:color w:val="FF0000"/>
+            <w:rPrChange w:id="319" w:author="Alice TIERTANT" w:date="2026-07-15T16:20:00Z">
+              <w:rPr>
+                <w:rFonts w:ascii="Aptos" w:eastAsia="Aptos" w:hAnsi="Aptos" w:cs="Aptos"/>
+                <w:color w:val="000000" w:themeColor="text1"/>
+              </w:rPr>
+            </w:rPrChange>
+          </w:rPr>
+          <w:delText xml:space="preserve"> déplacement écologique et économique</w:delText>
+        </w:r>
+        <w:r>
+          <w:rPr>
+            <w:strike/>
+            <w:color w:val="FF0000"/>
+            <w:rPrChange w:id="320" w:author="Alice TIERTANT" w:date="2026-07-15T16:20:00Z">
+              <w:rPr>
+                <w:rFonts w:ascii="Aptos" w:eastAsia="Aptos" w:hAnsi="Aptos" w:cs="Aptos"/>
+                <w:color w:val="000000" w:themeColor="text1"/>
+              </w:rPr>
+            </w:rPrChange>
+          </w:rPr>
+          <w:delText xml:space="preserve"> comparé</w:delText>
+        </w:r>
+        <w:r>
+          <w:rPr>
+            <w:strike/>
+            <w:color w:val="FF0000"/>
+            <w:rPrChange w:id="321" w:author="Alice TIERTANT" w:date="2026-07-15T16:20:00Z">
+              <w:rPr>
+                <w:rFonts w:ascii="Aptos" w:eastAsia="Aptos" w:hAnsi="Aptos" w:cs="Aptos"/>
+                <w:color w:val="000000" w:themeColor="text1"/>
+              </w:rPr>
+            </w:rPrChange>
+          </w:rPr>
+          <w:delText xml:space="preserve"> à la voiture, adapté pour </w:delText>
+        </w:r>
+        <w:r>
+          <w:rPr>
+            <w:strike/>
+            <w:color w:val="FF0000"/>
+            <w:rPrChange w:id="322" w:author="Alice TIERTANT" w:date="2026-07-15T16:20:00Z">
+              <w:rPr>
+                <w:rFonts w:ascii="Aptos" w:eastAsia="Aptos" w:hAnsi="Aptos" w:cs="Aptos"/>
+                <w:color w:val="000000" w:themeColor="text1"/>
+              </w:rPr>
+            </w:rPrChange>
+          </w:rPr>
+          <w:delText>des déplacements</w:delText>
+        </w:r>
+        <w:r>
+          <w:rPr>
+            <w:strike/>
+            <w:color w:val="FF0000"/>
+            <w:rPrChange w:id="323" w:author="Alice TIERTANT" w:date="2026-07-15T16:20:00Z">
+              <w:rPr>
+                <w:rFonts w:ascii="Aptos" w:eastAsia="Aptos" w:hAnsi="Aptos" w:cs="Aptos"/>
+                <w:color w:val="000000" w:themeColor="text1"/>
+              </w:rPr>
+            </w:rPrChange>
+          </w:rPr>
+          <w:delText xml:space="preserve"> entre 20 et</w:delText>
+        </w:r>
+        <w:r>
+          <w:rPr>
+            <w:strike/>
+            <w:color w:val="FF0000"/>
+            <w:rPrChange w:id="324" w:author="Alice TIERTANT" w:date="2026-07-15T16:20:00Z">
+              <w:rPr>
+                <w:rFonts w:ascii="Aptos" w:eastAsia="Aptos" w:hAnsi="Aptos" w:cs="Aptos"/>
+                <w:color w:val="000000" w:themeColor="text1"/>
+              </w:rPr>
+            </w:rPrChange>
+          </w:rPr>
+          <w:delText xml:space="preserve"> 60 km</w:delText>
+        </w:r>
+        <w:r>
+          <w:rPr>
+            <w:strike/>
+            <w:color w:val="FF0000"/>
+            <w:rPrChange w:id="325" w:author="Alice TIERTANT" w:date="2026-07-15T16:20:00Z">
+              <w:rPr>
+                <w:rFonts w:ascii="Aptos" w:eastAsia="Aptos" w:hAnsi="Aptos" w:cs="Aptos"/>
+                <w:color w:val="000000" w:themeColor="text1"/>
+              </w:rPr>
+            </w:rPrChange>
+          </w:rPr>
+          <w:delText xml:space="preserve">, sur </w:delText>
+        </w:r>
         <w:r>
           <w:rPr>
             <w:strike/>
@@ -6387,7 +6427,7 @@
               </w:rPr>
             </w:rPrChange>
           </w:rPr>
-          <w:delText>Le vélo</w:delText>
+          <w:delText>piste</w:delText>
         </w:r>
         <w:r>
           <w:rPr>
@@ -6400,7 +6440,7 @@
               </w:rPr>
             </w:rPrChange>
           </w:rPr>
-          <w:delText>mobile</w:delText>
+          <w:delText xml:space="preserve"> cyclable ou route de </w:delText>
         </w:r>
         <w:r>
           <w:rPr>
@@ -6413,7 +6453,7 @@
               </w:rPr>
             </w:rPrChange>
           </w:rPr>
-          <w:delText xml:space="preserve"> </w:delText>
+          <w:delText xml:space="preserve">campagne mais peu adapté </w:delText>
         </w:r>
         <w:r>
           <w:rPr>
@@ -6426,7 +6466,7 @@
               </w:rPr>
             </w:rPrChange>
           </w:rPr>
-          <w:delText>est un moyen de</w:delText>
+          <w:delText>aux environnements</w:delText>
         </w:r>
         <w:r>
           <w:rPr>
@@ -6439,7 +6479,7 @@
               </w:rPr>
             </w:rPrChange>
           </w:rPr>
-          <w:delText xml:space="preserve"> déplacement écologique et économique</w:delText>
+          <w:delText xml:space="preserve"> très urbains.</w:delText>
         </w:r>
         <w:r>
           <w:rPr>
@@ -6452,21 +6492,10 @@
               </w:rPr>
             </w:rPrChange>
           </w:rPr>
-          <w:delText xml:space="preserve"> comparé</w:delText>
-        </w:r>
-        <w:r>
-          <w:rPr>
-            <w:strike/>
-            <w:color w:val="FF0000"/>
-            <w:rPrChange w:id="332" w:author="Alice TIERTANT" w:date="2026-07-15T16:20:00Z">
-              <w:rPr>
-                <w:rFonts w:ascii="Aptos" w:eastAsia="Aptos" w:hAnsi="Aptos" w:cs="Aptos"/>
-                <w:color w:val="000000" w:themeColor="text1"/>
-              </w:rPr>
-            </w:rPrChange>
-          </w:rPr>
-          <w:delText xml:space="preserve"> à la voiture, adapté pour </w:delText>
-        </w:r>
+          <w:delText xml:space="preserve"> </w:delText>
+        </w:r>
+      </w:del>
+      <w:del w:id="332" w:author="Alice TIERTANT" w:date="2026-07-15T14:59:00Z">
         <w:r>
           <w:rPr>
             <w:strike/>
@@ -6478,21 +6507,10 @@
               </w:rPr>
             </w:rPrChange>
           </w:rPr>
-          <w:delText>des déplacements</w:delText>
-        </w:r>
-        <w:r>
-          <w:rPr>
-            <w:strike/>
-            <w:color w:val="FF0000"/>
-            <w:rPrChange w:id="334" w:author="Alice TIERTANT" w:date="2026-07-15T16:20:00Z">
-              <w:rPr>
-                <w:rFonts w:ascii="Aptos" w:eastAsia="Aptos" w:hAnsi="Aptos" w:cs="Aptos"/>
-                <w:color w:val="000000" w:themeColor="text1"/>
-              </w:rPr>
-            </w:rPrChange>
-          </w:rPr>
-          <w:delText xml:space="preserve"> entre 20 et</w:delText>
-        </w:r>
+          <w:delText xml:space="preserve">Donc </w:delText>
+        </w:r>
+      </w:del>
+      <w:del w:id="334" w:author="Alice TIERTANT" w:date="2026-07-15T16:23:00Z">
         <w:r>
           <w:rPr>
             <w:strike/>
@@ -6504,7 +6522,7 @@
               </w:rPr>
             </w:rPrChange>
           </w:rPr>
-          <w:delText xml:space="preserve"> 60 km</w:delText>
+          <w:delText xml:space="preserve">réservé à ceux qui vivent en banlieue de grandes villes et désirant se rendre au travail sans </w:delText>
         </w:r>
         <w:r>
           <w:rPr>
@@ -6517,7 +6535,7 @@
               </w:rPr>
             </w:rPrChange>
           </w:rPr>
-          <w:delText xml:space="preserve">, sur </w:delText>
+          <w:delText>utiliser</w:delText>
         </w:r>
         <w:r>
           <w:rPr>
@@ -6530,127 +6548,6 @@
               </w:rPr>
             </w:rPrChange>
           </w:rPr>
-          <w:delText>piste</w:delText>
-        </w:r>
-        <w:r>
-          <w:rPr>
-            <w:strike/>
-            <w:color w:val="FF0000"/>
-            <w:rPrChange w:id="338" w:author="Alice TIERTANT" w:date="2026-07-15T16:20:00Z">
-              <w:rPr>
-                <w:rFonts w:ascii="Aptos" w:eastAsia="Aptos" w:hAnsi="Aptos" w:cs="Aptos"/>
-                <w:color w:val="000000" w:themeColor="text1"/>
-              </w:rPr>
-            </w:rPrChange>
-          </w:rPr>
-          <w:delText xml:space="preserve"> cyclable ou route de </w:delText>
-        </w:r>
-        <w:r>
-          <w:rPr>
-            <w:strike/>
-            <w:color w:val="FF0000"/>
-            <w:rPrChange w:id="339" w:author="Alice TIERTANT" w:date="2026-07-15T16:20:00Z">
-              <w:rPr>
-                <w:rFonts w:ascii="Aptos" w:eastAsia="Aptos" w:hAnsi="Aptos" w:cs="Aptos"/>
-                <w:color w:val="000000" w:themeColor="text1"/>
-              </w:rPr>
-            </w:rPrChange>
-          </w:rPr>
-          <w:delText xml:space="preserve">campagne mais peu adapté </w:delText>
-        </w:r>
-        <w:r>
-          <w:rPr>
-            <w:strike/>
-            <w:color w:val="FF0000"/>
-            <w:rPrChange w:id="340" w:author="Alice TIERTANT" w:date="2026-07-15T16:20:00Z">
-              <w:rPr>
-                <w:rFonts w:ascii="Aptos" w:eastAsia="Aptos" w:hAnsi="Aptos" w:cs="Aptos"/>
-                <w:color w:val="000000" w:themeColor="text1"/>
-              </w:rPr>
-            </w:rPrChange>
-          </w:rPr>
-          <w:delText>aux environnements</w:delText>
-        </w:r>
-        <w:r>
-          <w:rPr>
-            <w:strike/>
-            <w:color w:val="FF0000"/>
-            <w:rPrChange w:id="341" w:author="Alice TIERTANT" w:date="2026-07-15T16:20:00Z">
-              <w:rPr>
-                <w:rFonts w:ascii="Aptos" w:eastAsia="Aptos" w:hAnsi="Aptos" w:cs="Aptos"/>
-                <w:color w:val="000000" w:themeColor="text1"/>
-              </w:rPr>
-            </w:rPrChange>
-          </w:rPr>
-          <w:delText xml:space="preserve"> très urbains.</w:delText>
-        </w:r>
-        <w:r>
-          <w:rPr>
-            <w:strike/>
-            <w:color w:val="FF0000"/>
-            <w:rPrChange w:id="342" w:author="Alice TIERTANT" w:date="2026-07-15T16:20:00Z">
-              <w:rPr>
-                <w:rFonts w:ascii="Aptos" w:eastAsia="Aptos" w:hAnsi="Aptos" w:cs="Aptos"/>
-                <w:color w:val="000000" w:themeColor="text1"/>
-              </w:rPr>
-            </w:rPrChange>
-          </w:rPr>
-          <w:delText xml:space="preserve"> </w:delText>
-        </w:r>
-      </w:del>
-      <w:del w:id="343" w:author="Alice TIERTANT" w:date="2026-07-15T14:59:00Z">
-        <w:r>
-          <w:rPr>
-            <w:strike/>
-            <w:color w:val="FF0000"/>
-            <w:rPrChange w:id="344" w:author="Alice TIERTANT" w:date="2026-07-15T16:20:00Z">
-              <w:rPr>
-                <w:rFonts w:ascii="Aptos" w:eastAsia="Aptos" w:hAnsi="Aptos" w:cs="Aptos"/>
-                <w:color w:val="000000" w:themeColor="text1"/>
-              </w:rPr>
-            </w:rPrChange>
-          </w:rPr>
-          <w:delText xml:space="preserve">Donc </w:delText>
-        </w:r>
-      </w:del>
-      <w:del w:id="345" w:author="Alice TIERTANT" w:date="2026-07-15T16:23:00Z">
-        <w:r>
-          <w:rPr>
-            <w:strike/>
-            <w:color w:val="FF0000"/>
-            <w:rPrChange w:id="346" w:author="Alice TIERTANT" w:date="2026-07-15T16:20:00Z">
-              <w:rPr>
-                <w:rFonts w:ascii="Aptos" w:eastAsia="Aptos" w:hAnsi="Aptos" w:cs="Aptos"/>
-                <w:color w:val="000000" w:themeColor="text1"/>
-              </w:rPr>
-            </w:rPrChange>
-          </w:rPr>
-          <w:delText xml:space="preserve">réservé à ceux qui vivent en banlieue de grandes villes et désirant se rendre au travail sans </w:delText>
-        </w:r>
-        <w:r>
-          <w:rPr>
-            <w:strike/>
-            <w:color w:val="FF0000"/>
-            <w:rPrChange w:id="347" w:author="Alice TIERTANT" w:date="2026-07-15T16:20:00Z">
-              <w:rPr>
-                <w:rFonts w:ascii="Aptos" w:eastAsia="Aptos" w:hAnsi="Aptos" w:cs="Aptos"/>
-                <w:color w:val="000000" w:themeColor="text1"/>
-              </w:rPr>
-            </w:rPrChange>
-          </w:rPr>
-          <w:delText>utiliser</w:delText>
-        </w:r>
-        <w:r>
-          <w:rPr>
-            <w:strike/>
-            <w:color w:val="FF0000"/>
-            <w:rPrChange w:id="348" w:author="Alice TIERTANT" w:date="2026-07-15T16:20:00Z">
-              <w:rPr>
-                <w:rFonts w:ascii="Aptos" w:eastAsia="Aptos" w:hAnsi="Aptos" w:cs="Aptos"/>
-                <w:color w:val="000000" w:themeColor="text1"/>
-              </w:rPr>
-            </w:rPrChange>
-          </w:rPr>
           <w:delText xml:space="preserve"> de voiture.</w:delText>
         </w:r>
       </w:del>
@@ -6658,29 +6555,24 @@
     <w:p>
       <w:pPr>
         <w:rPr>
-          <w:del w:id="349" w:author="Alice TIERTANT" w:date="2026-07-15T16:23:00Z"/>
+          <w:del w:id="338" w:author="Alice TIERTANT" w:date="2026-07-15T16:23:00Z"/>
           <w:strike/>
           <w:color w:val="FF0000"/>
-          <w:rPrChange w:id="350" w:author="Alice TIERTANT" w:date="2026-07-15T16:20:00Z">
+          <w:rPrChange w:id="339" w:author="Alice TIERTANT" w:date="2026-07-15T16:20:00Z">
             <w:rPr>
-              <w:del w:id="351" w:author="Alice TIERTANT" w:date="2026-07-15T16:23:00Z"/>
+              <w:del w:id="340" w:author="Alice TIERTANT" w:date="2026-07-15T16:23:00Z"/>
               <w:rFonts w:ascii="Aptos" w:eastAsia="Aptos" w:hAnsi="Aptos" w:cs="Aptos"/>
               <w:color w:val="000000" w:themeColor="text1"/>
             </w:rPr>
           </w:rPrChange>
         </w:rPr>
-        <w:pPrChange w:id="352" w:author="Alice TIERTANT" w:date="2026-07-16T16:29:00Z">
-          <w:pPr>
-            <w:jc w:val="both"/>
-          </w:pPr>
-        </w:pPrChange>
-      </w:pPr>
-      <w:del w:id="353" w:author="Alice TIERTANT" w:date="2026-07-15T16:23:00Z">
+      </w:pPr>
+      <w:del w:id="341" w:author="Alice TIERTANT" w:date="2026-07-15T16:23:00Z">
         <w:r>
           <w:rPr>
             <w:strike/>
             <w:color w:val="FF0000"/>
-            <w:rPrChange w:id="354" w:author="Alice TIERTANT" w:date="2026-07-15T16:20:00Z">
+            <w:rPrChange w:id="342" w:author="Alice TIERTANT" w:date="2026-07-15T16:20:00Z">
               <w:rPr>
                 <w:rFonts w:ascii="Aptos" w:eastAsia="Aptos" w:hAnsi="Aptos" w:cs="Aptos"/>
                 <w:color w:val="000000" w:themeColor="text1"/>
@@ -6693,7 +6585,7 @@
           <w:rPr>
             <w:strike/>
             <w:color w:val="FF0000"/>
-            <w:rPrChange w:id="355" w:author="Alice TIERTANT" w:date="2026-07-15T16:20:00Z">
+            <w:rPrChange w:id="343" w:author="Alice TIERTANT" w:date="2026-07-15T16:20:00Z">
               <w:rPr>
                 <w:rFonts w:ascii="Aptos" w:eastAsia="Aptos" w:hAnsi="Aptos" w:cs="Aptos"/>
                 <w:color w:val="000000" w:themeColor="text1"/>
@@ -6706,7 +6598,7 @@
           <w:rPr>
             <w:strike/>
             <w:color w:val="FF0000"/>
-            <w:rPrChange w:id="356" w:author="Alice TIERTANT" w:date="2026-07-15T16:20:00Z">
+            <w:rPrChange w:id="344" w:author="Alice TIERTANT" w:date="2026-07-15T16:20:00Z">
               <w:rPr>
                 <w:rFonts w:ascii="Aptos" w:eastAsia="Aptos" w:hAnsi="Aptos" w:cs="Aptos"/>
                 <w:color w:val="000000" w:themeColor="text1"/>
@@ -6719,7 +6611,7 @@
           <w:rPr>
             <w:strike/>
             <w:color w:val="FF0000"/>
-            <w:rPrChange w:id="357" w:author="Alice TIERTANT" w:date="2026-07-15T16:20:00Z">
+            <w:rPrChange w:id="345" w:author="Alice TIERTANT" w:date="2026-07-15T16:20:00Z">
               <w:rPr>
                 <w:rFonts w:ascii="Aptos" w:eastAsia="Aptos" w:hAnsi="Aptos" w:cs="Aptos"/>
                 <w:color w:val="000000" w:themeColor="text1"/>
@@ -6732,7 +6624,7 @@
           <w:rPr>
             <w:strike/>
             <w:color w:val="FF0000"/>
-            <w:rPrChange w:id="358" w:author="Alice TIERTANT" w:date="2026-07-15T16:20:00Z">
+            <w:rPrChange w:id="346" w:author="Alice TIERTANT" w:date="2026-07-15T16:20:00Z">
               <w:rPr>
                 <w:rFonts w:ascii="Aptos" w:eastAsia="Aptos" w:hAnsi="Aptos" w:cs="Aptos"/>
                 <w:color w:val="000000" w:themeColor="text1"/>
@@ -6745,7 +6637,7 @@
           <w:rPr>
             <w:strike/>
             <w:color w:val="FF0000"/>
-            <w:rPrChange w:id="359" w:author="Alice TIERTANT" w:date="2026-07-15T16:20:00Z">
+            <w:rPrChange w:id="347" w:author="Alice TIERTANT" w:date="2026-07-15T16:20:00Z">
               <w:rPr>
                 <w:rFonts w:ascii="Aptos" w:eastAsia="Aptos" w:hAnsi="Aptos" w:cs="Aptos"/>
                 <w:color w:val="000000" w:themeColor="text1"/>
@@ -6758,7 +6650,7 @@
           <w:rPr>
             <w:strike/>
             <w:color w:val="FF0000"/>
-            <w:rPrChange w:id="360" w:author="Alice TIERTANT" w:date="2026-07-15T16:20:00Z">
+            <w:rPrChange w:id="348" w:author="Alice TIERTANT" w:date="2026-07-15T16:20:00Z">
               <w:rPr>
                 <w:rFonts w:ascii="Aptos" w:eastAsia="Aptos" w:hAnsi="Aptos" w:cs="Aptos"/>
                 <w:color w:val="000000" w:themeColor="text1"/>
@@ -6772,15 +6664,10 @@
     <w:p>
       <w:pPr>
         <w:rPr>
-          <w:del w:id="361" w:author="Alice TIERTANT" w:date="2026-07-15T16:48:00Z"/>
+          <w:del w:id="349" w:author="Alice TIERTANT" w:date="2026-07-15T16:48:00Z"/>
         </w:rPr>
-        <w:pPrChange w:id="362" w:author="Alice TIERTANT" w:date="2026-07-16T16:29:00Z">
-          <w:pPr>
-            <w:jc w:val="both"/>
-          </w:pPr>
-        </w:pPrChange>
-      </w:pPr>
-      <w:del w:id="363" w:author="Alice TIERTANT" w:date="2026-07-15T16:48:00Z">
+      </w:pPr>
+      <w:del w:id="350" w:author="Alice TIERTANT" w:date="2026-07-15T16:48:00Z">
         <w:r>
           <w:delText xml:space="preserve">La notion de sécurité est très importante pour </w:delText>
         </w:r>
@@ -6807,15 +6694,10 @@
     <w:p>
       <w:pPr>
         <w:rPr>
-          <w:del w:id="364" w:author="Alice TIERTANT" w:date="2026-07-16T15:02:00Z"/>
+          <w:del w:id="351" w:author="Alice TIERTANT" w:date="2026-07-16T15:02:00Z"/>
         </w:rPr>
-        <w:pPrChange w:id="365" w:author="Alice TIERTANT" w:date="2026-07-16T16:29:00Z">
-          <w:pPr>
-            <w:jc w:val="both"/>
-          </w:pPr>
-        </w:pPrChange>
-      </w:pPr>
-      <w:del w:id="366" w:author="Alice TIERTANT" w:date="2026-07-16T15:02:00Z">
+      </w:pPr>
+      <w:del w:id="352" w:author="Alice TIERTANT" w:date="2026-07-16T15:02:00Z">
         <w:r>
           <w:delText xml:space="preserve">La livraison est possible à l’étranger mais </w:delText>
         </w:r>
@@ -6852,22 +6734,15 @@
       </w:del>
     </w:p>
     <w:p>
-      <w:pPr>
-        <w:pPrChange w:id="367" w:author="Alice TIERTANT" w:date="2026-07-16T16:29:00Z">
-          <w:pPr>
-            <w:jc w:val="both"/>
-          </w:pPr>
-        </w:pPrChange>
-      </w:pPr>
       <w:r>
         <w:t>L</w:t>
       </w:r>
-      <w:ins w:id="368" w:author="Alice TIERTANT" w:date="2026-07-16T15:03:00Z">
+      <w:ins w:id="353" w:author="Alice TIERTANT" w:date="2026-07-16T15:03:00Z">
         <w:r>
           <w:t xml:space="preserve">es </w:t>
         </w:r>
       </w:ins>
-      <w:del w:id="369" w:author="Alice TIERTANT" w:date="2026-07-16T15:03:00Z">
+      <w:del w:id="354" w:author="Alice TIERTANT" w:date="2026-07-16T15:03:00Z">
         <w:r>
           <w:delText>’</w:delText>
         </w:r>
@@ -6875,7 +6750,7 @@
       <w:r>
         <w:t>objectif</w:t>
       </w:r>
-      <w:ins w:id="370" w:author="Alice TIERTANT" w:date="2026-07-16T15:03:00Z">
+      <w:ins w:id="355" w:author="Alice TIERTANT" w:date="2026-07-16T15:03:00Z">
         <w:r>
           <w:t>s</w:t>
         </w:r>
@@ -6889,12 +6764,12 @@
       <w:r>
         <w:t xml:space="preserve"> s</w:t>
       </w:r>
-      <w:ins w:id="371" w:author="Alice TIERTANT" w:date="2026-07-16T15:03:00Z">
+      <w:ins w:id="356" w:author="Alice TIERTANT" w:date="2026-07-16T15:03:00Z">
         <w:r>
           <w:t>ont</w:t>
         </w:r>
       </w:ins>
-      <w:del w:id="372" w:author="Alice TIERTANT" w:date="2026-07-16T15:03:00Z">
+      <w:del w:id="357" w:author="Alice TIERTANT" w:date="2026-07-16T15:03:00Z">
         <w:r>
           <w:delText>era dans un premier temps</w:delText>
         </w:r>
@@ -6908,9 +6783,9 @@
         <w:pStyle w:val="Paragraphedeliste"/>
         <w:numPr>
           <w:ilvl w:val="0"/>
-          <w:numId w:val="54"/>
+          <w:numId w:val="82"/>
         </w:numPr>
-        <w:pPrChange w:id="373" w:author="Alice TIERTANT" w:date="2026-07-16T16:29:00Z">
+        <w:pPrChange w:id="358" w:author="TIERTANT, Alice" w:date="2026-07-17T10:48:00Z" w16du:dateUtc="2026-07-17T08:48:00Z">
           <w:pPr>
             <w:pStyle w:val="Paragraphedeliste"/>
             <w:numPr>
@@ -6941,9 +6816,9 @@
         <w:pStyle w:val="Paragraphedeliste"/>
         <w:numPr>
           <w:ilvl w:val="0"/>
-          <w:numId w:val="54"/>
+          <w:numId w:val="82"/>
         </w:numPr>
-        <w:pPrChange w:id="374" w:author="Alice TIERTANT" w:date="2026-07-16T16:29:00Z">
+        <w:pPrChange w:id="359" w:author="TIERTANT, Alice" w:date="2026-07-17T10:48:00Z" w16du:dateUtc="2026-07-17T08:48:00Z">
           <w:pPr>
             <w:pStyle w:val="Paragraphedeliste"/>
             <w:numPr>
@@ -6970,13 +6845,6 @@
       </w:r>
     </w:p>
     <w:p>
-      <w:pPr>
-        <w:pPrChange w:id="375" w:author="Alice TIERTANT" w:date="2026-07-16T16:29:00Z">
-          <w:pPr>
-            <w:jc w:val="both"/>
-          </w:pPr>
-        </w:pPrChange>
-      </w:pPr>
       <w:r>
         <w:t xml:space="preserve">Avec : </w:t>
       </w:r>
@@ -6986,9 +6854,9 @@
         <w:pStyle w:val="Paragraphedeliste"/>
         <w:numPr>
           <w:ilvl w:val="0"/>
-          <w:numId w:val="55"/>
+          <w:numId w:val="85"/>
         </w:numPr>
-        <w:pPrChange w:id="376" w:author="Alice TIERTANT" w:date="2026-07-16T16:29:00Z">
+        <w:pPrChange w:id="360" w:author="TIERTANT, Alice" w:date="2026-07-17T10:48:00Z" w16du:dateUtc="2026-07-17T08:48:00Z">
           <w:pPr>
             <w:pStyle w:val="Paragraphedeliste"/>
             <w:numPr>
@@ -7007,9 +6875,9 @@
         <w:pStyle w:val="Paragraphedeliste"/>
         <w:numPr>
           <w:ilvl w:val="0"/>
-          <w:numId w:val="55"/>
+          <w:numId w:val="85"/>
         </w:numPr>
-        <w:pPrChange w:id="377" w:author="Alice TIERTANT" w:date="2026-07-16T16:29:00Z">
+        <w:pPrChange w:id="361" w:author="TIERTANT, Alice" w:date="2026-07-17T10:48:00Z" w16du:dateUtc="2026-07-17T08:48:00Z">
           <w:pPr>
             <w:pStyle w:val="Paragraphedeliste"/>
             <w:numPr>
@@ -7028,19 +6896,19 @@
         <w:pStyle w:val="Paragraphedeliste"/>
         <w:numPr>
           <w:ilvl w:val="0"/>
-          <w:numId w:val="55"/>
+          <w:numId w:val="85"/>
         </w:numPr>
         <w:rPr>
-          <w:ins w:id="378" w:author="Alice TIERTANT" w:date="2026-07-16T15:03:00Z"/>
-          <w:rPrChange w:id="379" w:author="Alice TIERTANT" w:date="2026-07-16T15:03:00Z">
+          <w:ins w:id="362" w:author="Alice TIERTANT" w:date="2026-07-16T15:03:00Z"/>
+          <w:rPrChange w:id="363" w:author="Alice TIERTANT" w:date="2026-07-16T15:03:00Z">
             <w:rPr>
-              <w:ins w:id="380" w:author="Alice TIERTANT" w:date="2026-07-16T15:03:00Z"/>
+              <w:ins w:id="364" w:author="Alice TIERTANT" w:date="2026-07-16T15:03:00Z"/>
               <w:rFonts w:ascii="Aptos" w:eastAsia="Aptos" w:hAnsi="Aptos" w:cs="Aptos"/>
               <w:color w:val="000000" w:themeColor="text1"/>
             </w:rPr>
           </w:rPrChange>
         </w:rPr>
-        <w:pPrChange w:id="381" w:author="Alice TIERTANT" w:date="2026-07-16T16:29:00Z">
+        <w:pPrChange w:id="365" w:author="TIERTANT, Alice" w:date="2026-07-17T10:48:00Z" w16du:dateUtc="2026-07-17T08:48:00Z">
           <w:pPr>
             <w:pStyle w:val="Paragraphedeliste"/>
             <w:numPr>
@@ -7056,7 +6924,12 @@
     </w:p>
     <w:p>
       <w:pPr>
-        <w:pPrChange w:id="382" w:author="Alice TIERTANT" w:date="2026-07-16T16:29:00Z">
+        <w:pStyle w:val="Paragraphedeliste"/>
+        <w:numPr>
+          <w:ilvl w:val="0"/>
+          <w:numId w:val="85"/>
+        </w:numPr>
+        <w:pPrChange w:id="366" w:author="TIERTANT, Alice" w:date="2026-07-17T10:48:00Z" w16du:dateUtc="2026-07-17T08:48:00Z">
           <w:pPr>
             <w:pStyle w:val="Paragraphedeliste"/>
             <w:numPr>
@@ -7066,7 +6939,7 @@
           </w:pPr>
         </w:pPrChange>
       </w:pPr>
-      <w:ins w:id="383" w:author="Alice TIERTANT" w:date="2026-07-16T15:03:00Z">
+      <w:ins w:id="367" w:author="Alice TIERTANT" w:date="2026-07-16T15:03:00Z">
         <w:r>
           <w:t>D’ici 2030 il faudrait que le e-commerce représente 1% des achats totaux.</w:t>
         </w:r>
@@ -7076,17 +6949,12 @@
       <w:pPr>
         <w:pStyle w:val="Titre2"/>
         <w:rPr>
-          <w:del w:id="384" w:author="Alice TIERTANT" w:date="2026-07-16T15:01:00Z"/>
+          <w:del w:id="368" w:author="Alice TIERTANT" w:date="2026-07-16T15:01:00Z"/>
           <w:rFonts w:eastAsia="Aptos"/>
         </w:rPr>
-        <w:pPrChange w:id="385" w:author="Alice TIERTANT" w:date="2026-07-16T15:01:00Z">
-          <w:pPr>
-            <w:pStyle w:val="Titre2"/>
-          </w:pPr>
-        </w:pPrChange>
-      </w:pPr>
-      <w:bookmarkStart w:id="386" w:name="_Toc235087847"/>
-      <w:del w:id="387" w:author="Alice TIERTANT" w:date="2026-07-16T15:01:00Z">
+      </w:pPr>
+      <w:bookmarkStart w:id="369" w:name="_Toc235087847"/>
+      <w:del w:id="370" w:author="Alice TIERTANT" w:date="2026-07-16T15:01:00Z">
         <w:r>
           <w:rPr>
             <w:rFonts w:eastAsia="Aptos"/>
@@ -7099,24 +6967,22 @@
           </w:rPr>
           <w:delText>u site web</w:delText>
         </w:r>
-        <w:bookmarkEnd w:id="386"/>
+        <w:bookmarkEnd w:id="369"/>
       </w:del>
     </w:p>
     <w:p>
       <w:pPr>
         <w:pStyle w:val="Titre2"/>
         <w:rPr>
-          <w:del w:id="388" w:author="Alice TIERTANT" w:date="2026-07-16T15:01:00Z"/>
+          <w:del w:id="371" w:author="Alice TIERTANT" w:date="2026-07-16T15:01:00Z"/>
           <w:rFonts w:ascii="Aptos" w:eastAsia="Aptos" w:hAnsi="Aptos" w:cs="Aptos"/>
           <w:color w:val="000000" w:themeColor="text1"/>
         </w:rPr>
-        <w:pPrChange w:id="389" w:author="Alice TIERTANT" w:date="2026-07-16T15:01:00Z">
-          <w:pPr>
-            <w:jc w:val="both"/>
-          </w:pPr>
+        <w:pPrChange w:id="372" w:author="Alice TIERTANT" w:date="2026-07-16T15:01:00Z">
+          <w:pPr/>
         </w:pPrChange>
       </w:pPr>
-      <w:del w:id="390" w:author="Alice TIERTANT" w:date="2026-07-16T15:01:00Z">
+      <w:del w:id="373" w:author="Alice TIERTANT" w:date="2026-07-16T15:01:00Z">
         <w:r>
           <w:rPr>
             <w:rFonts w:ascii="Aptos" w:eastAsia="Aptos" w:hAnsi="Aptos" w:cs="Aptos"/>
@@ -7158,11 +7024,11 @@
       <w:pPr>
         <w:pStyle w:val="Titre2"/>
         <w:rPr>
-          <w:del w:id="391" w:author="Alice TIERTANT" w:date="2026-07-16T15:01:00Z"/>
+          <w:del w:id="374" w:author="Alice TIERTANT" w:date="2026-07-16T15:01:00Z"/>
           <w:rFonts w:ascii="Aptos" w:eastAsia="Aptos" w:hAnsi="Aptos" w:cs="Aptos"/>
           <w:color w:val="000000" w:themeColor="text1"/>
         </w:rPr>
-        <w:pPrChange w:id="392" w:author="Alice TIERTANT" w:date="2026-07-16T15:01:00Z">
+        <w:pPrChange w:id="375" w:author="Alice TIERTANT" w:date="2026-07-16T15:01:00Z">
           <w:pPr>
             <w:pStyle w:val="Paragraphedeliste"/>
             <w:numPr>
@@ -7172,7 +7038,7 @@
           </w:pPr>
         </w:pPrChange>
       </w:pPr>
-      <w:del w:id="393" w:author="Alice TIERTANT" w:date="2026-07-16T15:01:00Z">
+      <w:del w:id="376" w:author="Alice TIERTANT" w:date="2026-07-16T15:01:00Z">
         <w:r>
           <w:rPr>
             <w:rFonts w:ascii="Aptos" w:eastAsia="Aptos" w:hAnsi="Aptos" w:cs="Aptos"/>
@@ -7193,11 +7059,11 @@
       <w:pPr>
         <w:pStyle w:val="Titre2"/>
         <w:rPr>
-          <w:del w:id="394" w:author="Alice TIERTANT" w:date="2026-07-16T15:01:00Z"/>
+          <w:del w:id="377" w:author="Alice TIERTANT" w:date="2026-07-16T15:01:00Z"/>
           <w:rFonts w:ascii="Aptos" w:eastAsia="Aptos" w:hAnsi="Aptos" w:cs="Aptos"/>
           <w:color w:val="000000" w:themeColor="text1"/>
         </w:rPr>
-        <w:pPrChange w:id="395" w:author="Alice TIERTANT" w:date="2026-07-16T15:01:00Z">
+        <w:pPrChange w:id="378" w:author="Alice TIERTANT" w:date="2026-07-16T15:01:00Z">
           <w:pPr>
             <w:pStyle w:val="Paragraphedeliste"/>
             <w:numPr>
@@ -7207,7 +7073,7 @@
           </w:pPr>
         </w:pPrChange>
       </w:pPr>
-      <w:del w:id="396" w:author="Alice TIERTANT" w:date="2026-07-16T15:01:00Z">
+      <w:del w:id="379" w:author="Alice TIERTANT" w:date="2026-07-16T15:01:00Z">
         <w:r>
           <w:rPr>
             <w:rFonts w:ascii="Aptos" w:eastAsia="Aptos" w:hAnsi="Aptos" w:cs="Aptos"/>
@@ -7228,11 +7094,11 @@
       <w:pPr>
         <w:pStyle w:val="Titre2"/>
         <w:rPr>
-          <w:del w:id="397" w:author="Alice TIERTANT" w:date="2026-07-16T15:01:00Z"/>
+          <w:del w:id="380" w:author="Alice TIERTANT" w:date="2026-07-16T15:01:00Z"/>
           <w:rFonts w:ascii="Aptos" w:eastAsia="Aptos" w:hAnsi="Aptos" w:cs="Aptos"/>
           <w:color w:val="000000" w:themeColor="text1"/>
         </w:rPr>
-        <w:pPrChange w:id="398" w:author="Alice TIERTANT" w:date="2026-07-16T15:01:00Z">
+        <w:pPrChange w:id="381" w:author="Alice TIERTANT" w:date="2026-07-16T15:01:00Z">
           <w:pPr>
             <w:pStyle w:val="Paragraphedeliste"/>
             <w:numPr>
@@ -7242,7 +7108,7 @@
           </w:pPr>
         </w:pPrChange>
       </w:pPr>
-      <w:del w:id="399" w:author="Alice TIERTANT" w:date="2026-07-16T15:01:00Z">
+      <w:del w:id="382" w:author="Alice TIERTANT" w:date="2026-07-16T15:01:00Z">
         <w:r>
           <w:rPr>
             <w:rFonts w:ascii="Aptos" w:eastAsia="Aptos" w:hAnsi="Aptos" w:cs="Aptos"/>
@@ -7263,11 +7129,11 @@
       <w:pPr>
         <w:pStyle w:val="Titre2"/>
         <w:rPr>
-          <w:del w:id="400" w:author="Alice TIERTANT" w:date="2026-07-16T15:01:00Z"/>
+          <w:del w:id="383" w:author="Alice TIERTANT" w:date="2026-07-16T15:01:00Z"/>
           <w:rFonts w:ascii="Aptos" w:eastAsia="Aptos" w:hAnsi="Aptos" w:cs="Aptos"/>
           <w:color w:val="000000" w:themeColor="text1"/>
         </w:rPr>
-        <w:pPrChange w:id="401" w:author="Alice TIERTANT" w:date="2026-07-16T15:01:00Z">
+        <w:pPrChange w:id="384" w:author="Alice TIERTANT" w:date="2026-07-16T15:01:00Z">
           <w:pPr>
             <w:pStyle w:val="Paragraphedeliste"/>
             <w:numPr>
@@ -7277,7 +7143,7 @@
           </w:pPr>
         </w:pPrChange>
       </w:pPr>
-      <w:del w:id="402" w:author="Alice TIERTANT" w:date="2026-07-16T15:01:00Z">
+      <w:del w:id="385" w:author="Alice TIERTANT" w:date="2026-07-16T15:01:00Z">
         <w:r>
           <w:rPr>
             <w:rFonts w:ascii="Aptos" w:eastAsia="Aptos" w:hAnsi="Aptos" w:cs="Aptos"/>
@@ -7298,11 +7164,11 @@
       <w:pPr>
         <w:pStyle w:val="Titre2"/>
         <w:rPr>
-          <w:del w:id="403" w:author="Alice TIERTANT" w:date="2026-07-16T15:01:00Z"/>
+          <w:del w:id="386" w:author="Alice TIERTANT" w:date="2026-07-16T15:01:00Z"/>
           <w:rFonts w:ascii="Aptos" w:eastAsia="Aptos" w:hAnsi="Aptos" w:cs="Aptos"/>
           <w:color w:val="000000" w:themeColor="text1"/>
         </w:rPr>
-        <w:pPrChange w:id="404" w:author="Alice TIERTANT" w:date="2026-07-16T15:01:00Z">
+        <w:pPrChange w:id="387" w:author="Alice TIERTANT" w:date="2026-07-16T15:01:00Z">
           <w:pPr>
             <w:pStyle w:val="Paragraphedeliste"/>
             <w:numPr>
@@ -7312,7 +7178,7 @@
           </w:pPr>
         </w:pPrChange>
       </w:pPr>
-      <w:del w:id="405" w:author="Alice TIERTANT" w:date="2026-07-16T15:01:00Z">
+      <w:del w:id="388" w:author="Alice TIERTANT" w:date="2026-07-16T15:01:00Z">
         <w:r>
           <w:rPr>
             <w:rFonts w:ascii="Aptos" w:eastAsia="Aptos" w:hAnsi="Aptos" w:cs="Aptos"/>
@@ -7368,11 +7234,11 @@
       <w:pPr>
         <w:pStyle w:val="Titre2"/>
         <w:rPr>
-          <w:del w:id="406" w:author="Alice TIERTANT" w:date="2026-07-16T15:01:00Z"/>
+          <w:del w:id="389" w:author="Alice TIERTANT" w:date="2026-07-16T15:01:00Z"/>
           <w:rFonts w:ascii="Aptos" w:eastAsia="Aptos" w:hAnsi="Aptos" w:cs="Aptos"/>
           <w:color w:val="000000" w:themeColor="text1"/>
         </w:rPr>
-        <w:pPrChange w:id="407" w:author="Alice TIERTANT" w:date="2026-07-16T15:01:00Z">
+        <w:pPrChange w:id="390" w:author="Alice TIERTANT" w:date="2026-07-16T15:01:00Z">
           <w:pPr>
             <w:pStyle w:val="Paragraphedeliste"/>
             <w:numPr>
@@ -7382,7 +7248,7 @@
           </w:pPr>
         </w:pPrChange>
       </w:pPr>
-      <w:del w:id="408" w:author="Alice TIERTANT" w:date="2026-07-16T15:01:00Z">
+      <w:del w:id="391" w:author="Alice TIERTANT" w:date="2026-07-16T15:01:00Z">
         <w:r>
           <w:rPr>
             <w:rFonts w:ascii="Aptos" w:eastAsia="Aptos" w:hAnsi="Aptos" w:cs="Aptos"/>
@@ -7403,11 +7269,11 @@
       <w:pPr>
         <w:pStyle w:val="Titre2"/>
         <w:rPr>
-          <w:del w:id="409" w:author="Alice TIERTANT" w:date="2026-07-16T15:01:00Z"/>
+          <w:del w:id="392" w:author="Alice TIERTANT" w:date="2026-07-16T15:01:00Z"/>
           <w:rFonts w:ascii="Aptos" w:eastAsia="Aptos" w:hAnsi="Aptos" w:cs="Aptos"/>
           <w:color w:val="000000" w:themeColor="text1"/>
         </w:rPr>
-        <w:pPrChange w:id="410" w:author="Alice TIERTANT" w:date="2026-07-16T15:01:00Z">
+        <w:pPrChange w:id="393" w:author="Alice TIERTANT" w:date="2026-07-16T15:01:00Z">
           <w:pPr>
             <w:pStyle w:val="Paragraphedeliste"/>
             <w:numPr>
@@ -7417,7 +7283,7 @@
           </w:pPr>
         </w:pPrChange>
       </w:pPr>
-      <w:del w:id="411" w:author="Alice TIERTANT" w:date="2026-07-16T15:01:00Z">
+      <w:del w:id="394" w:author="Alice TIERTANT" w:date="2026-07-16T15:01:00Z">
         <w:r>
           <w:rPr>
             <w:rFonts w:ascii="Aptos" w:eastAsia="Aptos" w:hAnsi="Aptos" w:cs="Aptos"/>
@@ -7445,11 +7311,11 @@
       <w:pPr>
         <w:pStyle w:val="Titre2"/>
         <w:rPr>
-          <w:del w:id="412" w:author="Alice TIERTANT" w:date="2026-07-16T15:01:00Z"/>
+          <w:del w:id="395" w:author="Alice TIERTANT" w:date="2026-07-16T15:01:00Z"/>
           <w:rFonts w:ascii="Aptos" w:eastAsia="Aptos" w:hAnsi="Aptos" w:cs="Aptos"/>
           <w:color w:val="000000" w:themeColor="text1"/>
         </w:rPr>
-        <w:pPrChange w:id="413" w:author="Alice TIERTANT" w:date="2026-07-16T15:01:00Z">
+        <w:pPrChange w:id="396" w:author="Alice TIERTANT" w:date="2026-07-16T15:01:00Z">
           <w:pPr>
             <w:pStyle w:val="Paragraphedeliste"/>
             <w:numPr>
@@ -7459,7 +7325,7 @@
           </w:pPr>
         </w:pPrChange>
       </w:pPr>
-      <w:del w:id="414" w:author="Alice TIERTANT" w:date="2026-07-16T15:01:00Z">
+      <w:del w:id="397" w:author="Alice TIERTANT" w:date="2026-07-16T15:01:00Z">
         <w:r>
           <w:rPr>
             <w:rFonts w:ascii="Aptos" w:eastAsia="Aptos" w:hAnsi="Aptos" w:cs="Aptos"/>
@@ -7480,11 +7346,11 @@
       <w:pPr>
         <w:pStyle w:val="Titre2"/>
         <w:rPr>
-          <w:del w:id="415" w:author="Alice TIERTANT" w:date="2026-07-16T15:01:00Z"/>
+          <w:del w:id="398" w:author="Alice TIERTANT" w:date="2026-07-16T15:01:00Z"/>
           <w:rFonts w:ascii="Aptos" w:eastAsia="Aptos" w:hAnsi="Aptos" w:cs="Aptos"/>
           <w:color w:val="000000" w:themeColor="text1"/>
         </w:rPr>
-        <w:pPrChange w:id="416" w:author="Alice TIERTANT" w:date="2026-07-16T15:01:00Z">
+        <w:pPrChange w:id="399" w:author="Alice TIERTANT" w:date="2026-07-16T15:01:00Z">
           <w:pPr>
             <w:pStyle w:val="Paragraphedeliste"/>
             <w:numPr>
@@ -7494,7 +7360,7 @@
           </w:pPr>
         </w:pPrChange>
       </w:pPr>
-      <w:del w:id="417" w:author="Alice TIERTANT" w:date="2026-07-16T15:01:00Z">
+      <w:del w:id="400" w:author="Alice TIERTANT" w:date="2026-07-16T15:01:00Z">
         <w:r>
           <w:rPr>
             <w:rFonts w:ascii="Aptos" w:eastAsia="Aptos" w:hAnsi="Aptos" w:cs="Aptos"/>
@@ -7506,28 +7372,26 @@
     </w:p>
     <w:p>
       <w:pPr>
-        <w:pStyle w:val="Titre2"/>
+        <w:pStyle w:val="Titre3"/>
         <w:rPr>
           <w:rFonts w:eastAsia="Aptos"/>
         </w:rPr>
-      </w:pPr>
-      <w:bookmarkStart w:id="418" w:name="_Toc235087848"/>
+        <w:pPrChange w:id="401" w:author="TIERTANT, Alice" w:date="2026-07-21T14:41:00Z" w16du:dateUtc="2026-07-21T12:41:00Z">
+          <w:pPr>
+            <w:pStyle w:val="Titre2"/>
+          </w:pPr>
+        </w:pPrChange>
+      </w:pPr>
+      <w:bookmarkStart w:id="402" w:name="_Toc235087848"/>
       <w:r>
         <w:rPr>
           <w:rFonts w:eastAsia="Aptos"/>
         </w:rPr>
         <w:t>Public cible</w:t>
       </w:r>
-      <w:bookmarkEnd w:id="418"/>
+      <w:bookmarkEnd w:id="402"/>
     </w:p>
     <w:p>
-      <w:pPr>
-        <w:pPrChange w:id="419" w:author="Alice TIERTANT" w:date="2026-07-16T16:29:00Z">
-          <w:pPr>
-            <w:jc w:val="both"/>
-          </w:pPr>
-        </w:pPrChange>
-      </w:pPr>
       <w:r>
         <w:t xml:space="preserve">Mobile </w:t>
       </w:r>
@@ -7549,31 +7413,31 @@
     </w:p>
     <w:p>
       <w:pPr>
+        <w:pStyle w:val="Titre3"/>
         <w:rPr>
-          <w:del w:id="420" w:author="Alice TIERTANT" w:date="2026-07-16T15:04:00Z"/>
-          <w:rFonts w:ascii="Aptos" w:eastAsia="Aptos" w:hAnsi="Aptos" w:cs="Aptos"/>
-          <w:color w:val="000000" w:themeColor="text1"/>
+          <w:del w:id="403" w:author="Alice TIERTANT" w:date="2026-07-16T15:04:00Z"/>
+          <w:rFonts w:eastAsia="Aptos"/>
         </w:rPr>
-      </w:pPr>
-      <w:del w:id="421" w:author="Alice TIERTANT" w:date="2026-07-16T15:04:00Z">
+        <w:pPrChange w:id="404" w:author="TIERTANT, Alice" w:date="2026-07-21T14:41:00Z" w16du:dateUtc="2026-07-21T12:41:00Z">
+          <w:pPr/>
+        </w:pPrChange>
+      </w:pPr>
+      <w:del w:id="405" w:author="Alice TIERTANT" w:date="2026-07-16T15:04:00Z">
         <w:r>
           <w:rPr>
-            <w:rFonts w:ascii="Aptos" w:eastAsia="Aptos" w:hAnsi="Aptos" w:cs="Aptos"/>
-            <w:color w:val="000000" w:themeColor="text1"/>
+            <w:rFonts w:eastAsia="Aptos"/>
           </w:rPr>
           <w:delText xml:space="preserve">L’âge légal pour utiliser un vélo avec moteur est limité à 14 ans sinon il peut être </w:delText>
         </w:r>
         <w:r>
           <w:rPr>
-            <w:rFonts w:ascii="Aptos" w:eastAsia="Aptos" w:hAnsi="Aptos" w:cs="Aptos"/>
-            <w:color w:val="000000" w:themeColor="text1"/>
+            <w:rFonts w:eastAsia="Aptos"/>
           </w:rPr>
           <w:delText>utilisé</w:delText>
         </w:r>
         <w:r>
           <w:rPr>
-            <w:rFonts w:ascii="Aptos" w:eastAsia="Aptos" w:hAnsi="Aptos" w:cs="Aptos"/>
-            <w:color w:val="000000" w:themeColor="text1"/>
+            <w:rFonts w:eastAsia="Aptos"/>
           </w:rPr>
           <w:delText xml:space="preserve"> par tout le monde.</w:delText>
         </w:r>
@@ -7581,438 +7445,432 @@
     </w:p>
     <w:p>
       <w:pPr>
-        <w:pStyle w:val="Titre2"/>
+        <w:pStyle w:val="Titre3"/>
+        <w:rPr>
+          <w:moveFrom w:id="406" w:author="Alice TIERTANT" w:date="2026-07-15T16:37:00Z"/>
+          <w:rFonts w:eastAsia="Aptos"/>
+        </w:rPr>
+        <w:pPrChange w:id="407" w:author="TIERTANT, Alice" w:date="2026-07-21T14:41:00Z" w16du:dateUtc="2026-07-21T12:41:00Z">
+          <w:pPr>
+            <w:pStyle w:val="Titre2"/>
+          </w:pPr>
+        </w:pPrChange>
+      </w:pPr>
+      <w:moveFromRangeStart w:id="408" w:author="Alice TIERTANT" w:date="2026-07-15T16:37:00Z" w:name="move235025866"/>
+      <w:moveFrom w:id="409" w:author="Alice TIERTANT" w:date="2026-07-15T16:37:00Z">
+        <w:r>
+          <w:rPr>
+            <w:rFonts w:eastAsia="Aptos"/>
+          </w:rPr>
+          <w:t>Présentation de l’équipe</w:t>
+        </w:r>
+        <w:bookmarkStart w:id="410" w:name="_Toc235087707"/>
+        <w:bookmarkStart w:id="411" w:name="_Toc235087849"/>
+        <w:bookmarkEnd w:id="410"/>
+        <w:bookmarkEnd w:id="411"/>
+      </w:moveFrom>
+    </w:p>
+    <w:p>
+      <w:pPr>
+        <w:pStyle w:val="Titre3"/>
+        <w:rPr>
+          <w:moveFrom w:id="412" w:author="Alice TIERTANT" w:date="2026-07-15T16:37:00Z"/>
+          <w:rFonts w:eastAsia="Aptos"/>
+        </w:rPr>
+        <w:pPrChange w:id="413" w:author="TIERTANT, Alice" w:date="2026-07-21T14:41:00Z" w16du:dateUtc="2026-07-21T12:41:00Z">
+          <w:pPr/>
+        </w:pPrChange>
+      </w:pPr>
+      <w:moveFrom w:id="414" w:author="Alice TIERTANT" w:date="2026-07-15T16:37:00Z">
+        <w:r>
+          <w:rPr>
+            <w:rFonts w:eastAsia="Aptos"/>
+          </w:rPr>
+          <w:t>L’équipe est composée de 8 personnes passionnées et compétentes dans leurs différents domaines :</w:t>
+        </w:r>
+        <w:bookmarkStart w:id="415" w:name="_Toc235087708"/>
+        <w:bookmarkStart w:id="416" w:name="_Toc235087850"/>
+        <w:bookmarkEnd w:id="415"/>
+        <w:bookmarkEnd w:id="416"/>
+      </w:moveFrom>
+    </w:p>
+    <w:p>
+      <w:pPr>
+        <w:pStyle w:val="Titre3"/>
+        <w:rPr>
+          <w:moveFrom w:id="417" w:author="Alice TIERTANT" w:date="2026-07-15T16:37:00Z"/>
+          <w:rFonts w:eastAsia="Aptos"/>
+        </w:rPr>
+        <w:pPrChange w:id="418" w:author="TIERTANT, Alice" w:date="2026-07-21T14:41:00Z" w16du:dateUtc="2026-07-21T12:41:00Z">
+          <w:pPr/>
+        </w:pPrChange>
+      </w:pPr>
+      <w:moveFrom w:id="419" w:author="Alice TIERTANT" w:date="2026-07-15T16:37:00Z">
+        <w:r>
+          <w:rPr>
+            <w:rFonts w:eastAsia="Aptos"/>
+          </w:rPr>
+          <w:t xml:space="preserve">Le PDG et fondateur de </w:t>
+        </w:r>
+        <w:r>
+          <w:rPr>
+            <w:rFonts w:eastAsia="Aptos"/>
+          </w:rPr>
+          <w:t>M</w:t>
+        </w:r>
+        <w:r>
+          <w:rPr>
+            <w:rFonts w:eastAsia="Aptos"/>
+          </w:rPr>
+          <w:t xml:space="preserve">obile </w:t>
+        </w:r>
+        <w:r>
+          <w:rPr>
+            <w:rFonts w:eastAsia="Aptos"/>
+          </w:rPr>
+          <w:t>B</w:t>
+        </w:r>
+        <w:r>
+          <w:rPr>
+            <w:rFonts w:eastAsia="Aptos"/>
+          </w:rPr>
+          <w:t>ike est Valentin MORRIN</w:t>
+        </w:r>
+        <w:r>
+          <w:rPr>
+            <w:rFonts w:eastAsia="Aptos"/>
+          </w:rPr>
+          <w:t>.</w:t>
+        </w:r>
+        <w:r>
+          <w:rPr>
+            <w:rFonts w:eastAsia="Aptos"/>
+          </w:rPr>
+          <w:t xml:space="preserve"> </w:t>
+        </w:r>
+        <w:bookmarkStart w:id="420" w:name="_Toc235087709"/>
+        <w:bookmarkStart w:id="421" w:name="_Toc235087851"/>
+        <w:bookmarkEnd w:id="420"/>
+        <w:bookmarkEnd w:id="421"/>
+      </w:moveFrom>
+    </w:p>
+    <w:p>
+      <w:pPr>
+        <w:pStyle w:val="Titre3"/>
         <w:rPr>
           <w:moveFrom w:id="422" w:author="Alice TIERTANT" w:date="2026-07-15T16:37:00Z"/>
           <w:rFonts w:eastAsia="Aptos"/>
         </w:rPr>
-      </w:pPr>
-      <w:moveFromRangeStart w:id="423" w:author="Alice TIERTANT" w:date="2026-07-15T16:37:00Z" w:name="move235025866"/>
+        <w:pPrChange w:id="423" w:author="TIERTANT, Alice" w:date="2026-07-21T14:41:00Z" w16du:dateUtc="2026-07-21T12:41:00Z">
+          <w:pPr/>
+        </w:pPrChange>
+      </w:pPr>
       <w:moveFrom w:id="424" w:author="Alice TIERTANT" w:date="2026-07-15T16:37:00Z">
         <w:r>
           <w:rPr>
             <w:rFonts w:eastAsia="Aptos"/>
           </w:rPr>
-          <w:t>Présentation de l’équipe</w:t>
-        </w:r>
-        <w:bookmarkStart w:id="425" w:name="_Toc235087707"/>
-        <w:bookmarkStart w:id="426" w:name="_Toc235087849"/>
+          <w:t xml:space="preserve">Le responsable </w:t>
+        </w:r>
+        <w:r>
+          <w:rPr>
+            <w:rFonts w:eastAsia="Aptos"/>
+          </w:rPr>
+          <w:t>R</w:t>
+        </w:r>
+        <w:r>
+          <w:rPr>
+            <w:rFonts w:eastAsia="Aptos"/>
+          </w:rPr>
+          <w:t xml:space="preserve">echerche et </w:t>
+        </w:r>
+        <w:r>
+          <w:rPr>
+            <w:rFonts w:eastAsia="Aptos"/>
+          </w:rPr>
+          <w:t>D</w:t>
+        </w:r>
+        <w:r>
+          <w:rPr>
+            <w:rFonts w:eastAsia="Aptos"/>
+          </w:rPr>
+          <w:t>éveloppement</w:t>
+        </w:r>
+        <w:r>
+          <w:rPr>
+            <w:rFonts w:eastAsia="Aptos"/>
+          </w:rPr>
+          <w:t xml:space="preserve"> est un ancien ingénieur de chez </w:t>
+        </w:r>
+        <w:r>
+          <w:rPr>
+            <w:rFonts w:eastAsia="Aptos"/>
+          </w:rPr>
+          <w:t>Ferrari</w:t>
+        </w:r>
+        <w:r>
+          <w:rPr>
+            <w:rFonts w:eastAsia="Aptos"/>
+          </w:rPr>
+          <w:t>, il est le plus qualifié</w:t>
+        </w:r>
+        <w:r>
+          <w:rPr>
+            <w:rFonts w:eastAsia="Aptos"/>
+          </w:rPr>
+          <w:t xml:space="preserve"> </w:t>
+        </w:r>
+        <w:r>
+          <w:rPr>
+            <w:rFonts w:eastAsia="Aptos"/>
+          </w:rPr>
+          <w:t>en termes de design et d’aérodynamisme.</w:t>
+        </w:r>
+        <w:bookmarkStart w:id="425" w:name="_Toc235087710"/>
+        <w:bookmarkStart w:id="426" w:name="_Toc235087852"/>
         <w:bookmarkEnd w:id="425"/>
         <w:bookmarkEnd w:id="426"/>
       </w:moveFrom>
     </w:p>
     <w:p>
       <w:pPr>
+        <w:pStyle w:val="Titre3"/>
         <w:rPr>
           <w:moveFrom w:id="427" w:author="Alice TIERTANT" w:date="2026-07-15T16:37:00Z"/>
-          <w:rFonts w:ascii="Aptos" w:eastAsia="Aptos" w:hAnsi="Aptos" w:cs="Aptos"/>
-          <w:color w:val="000000" w:themeColor="text1"/>
+          <w:rFonts w:eastAsia="Aptos"/>
         </w:rPr>
-      </w:pPr>
-      <w:moveFrom w:id="428" w:author="Alice TIERTANT" w:date="2026-07-15T16:37:00Z">
+        <w:pPrChange w:id="428" w:author="TIERTANT, Alice" w:date="2026-07-21T14:41:00Z" w16du:dateUtc="2026-07-21T12:41:00Z">
+          <w:pPr/>
+        </w:pPrChange>
+      </w:pPr>
+      <w:moveFrom w:id="429" w:author="Alice TIERTANT" w:date="2026-07-15T16:37:00Z">
         <w:r>
           <w:rPr>
-            <w:rFonts w:ascii="Aptos" w:eastAsia="Aptos" w:hAnsi="Aptos" w:cs="Aptos"/>
-            <w:color w:val="000000" w:themeColor="text1"/>
+            <w:rFonts w:eastAsia="Aptos"/>
           </w:rPr>
-          <w:t>L’équipe est composée de 8 personnes passionnées et compétentes dans leurs différents domaines :</w:t>
-        </w:r>
-        <w:bookmarkStart w:id="429" w:name="_Toc235087708"/>
-        <w:bookmarkStart w:id="430" w:name="_Toc235087850"/>
-        <w:bookmarkEnd w:id="429"/>
+          <w:t>L’atelier se compose :</w:t>
+        </w:r>
+        <w:bookmarkStart w:id="430" w:name="_Toc235087711"/>
+        <w:bookmarkStart w:id="431" w:name="_Toc235087853"/>
         <w:bookmarkEnd w:id="430"/>
+        <w:bookmarkEnd w:id="431"/>
       </w:moveFrom>
     </w:p>
     <w:p>
       <w:pPr>
+        <w:pStyle w:val="Titre3"/>
         <w:rPr>
-          <w:moveFrom w:id="431" w:author="Alice TIERTANT" w:date="2026-07-15T16:37:00Z"/>
-          <w:rFonts w:ascii="Aptos" w:eastAsia="Aptos" w:hAnsi="Aptos" w:cs="Aptos"/>
-          <w:color w:val="000000" w:themeColor="text1"/>
+          <w:moveFrom w:id="432" w:author="Alice TIERTANT" w:date="2026-07-15T16:37:00Z"/>
+          <w:rFonts w:eastAsia="Aptos"/>
         </w:rPr>
-      </w:pPr>
-      <w:moveFrom w:id="432" w:author="Alice TIERTANT" w:date="2026-07-15T16:37:00Z">
+        <w:pPrChange w:id="433" w:author="TIERTANT, Alice" w:date="2026-07-21T14:41:00Z" w16du:dateUtc="2026-07-21T12:41:00Z">
+          <w:pPr>
+            <w:pStyle w:val="Paragraphedeliste"/>
+            <w:numPr>
+              <w:numId w:val="45"/>
+            </w:numPr>
+            <w:ind w:hanging="360"/>
+          </w:pPr>
+        </w:pPrChange>
+      </w:pPr>
+      <w:moveFrom w:id="434" w:author="Alice TIERTANT" w:date="2026-07-15T16:37:00Z">
         <w:r>
           <w:rPr>
-            <w:rFonts w:ascii="Aptos" w:eastAsia="Aptos" w:hAnsi="Aptos" w:cs="Aptos"/>
-            <w:color w:val="000000" w:themeColor="text1"/>
+            <w:rFonts w:eastAsia="Aptos"/>
           </w:rPr>
-          <w:t xml:space="preserve">Le PDG et fondateur de </w:t>
+          <w:t>Du</w:t>
         </w:r>
         <w:r>
           <w:rPr>
-            <w:rFonts w:ascii="Aptos" w:eastAsia="Aptos" w:hAnsi="Aptos" w:cs="Aptos"/>
-            <w:color w:val="000000" w:themeColor="text1"/>
+            <w:rFonts w:eastAsia="Aptos"/>
           </w:rPr>
-          <w:t>M</w:t>
+          <w:t xml:space="preserve"> responsable atelier est un ancien ingénieur de chez Peugeot, il connait </w:t>
         </w:r>
         <w:r>
           <w:rPr>
-            <w:rFonts w:ascii="Aptos" w:eastAsia="Aptos" w:hAnsi="Aptos" w:cs="Aptos"/>
-            <w:color w:val="000000" w:themeColor="text1"/>
+            <w:rFonts w:eastAsia="Aptos"/>
           </w:rPr>
-          <w:t xml:space="preserve">obile </w:t>
+          <w:t>tous</w:t>
         </w:r>
         <w:r>
           <w:rPr>
-            <w:rFonts w:ascii="Aptos" w:eastAsia="Aptos" w:hAnsi="Aptos" w:cs="Aptos"/>
-            <w:color w:val="000000" w:themeColor="text1"/>
+            <w:rFonts w:eastAsia="Aptos"/>
           </w:rPr>
-          <w:t>B</w:t>
+          <w:t xml:space="preserve"> les tenant et les abou</w:t>
         </w:r>
         <w:r>
           <w:rPr>
-            <w:rFonts w:ascii="Aptos" w:eastAsia="Aptos" w:hAnsi="Aptos" w:cs="Aptos"/>
-            <w:color w:val="000000" w:themeColor="text1"/>
+            <w:rFonts w:eastAsia="Aptos"/>
           </w:rPr>
-          <w:t>ike est Valentin MORRIN</w:t>
+          <w:t>tissant sur la construction automobile et sera en parfa</w:t>
         </w:r>
         <w:r>
           <w:rPr>
-            <w:rFonts w:ascii="Aptos" w:eastAsia="Aptos" w:hAnsi="Aptos" w:cs="Aptos"/>
-            <w:color w:val="000000" w:themeColor="text1"/>
+            <w:rFonts w:eastAsia="Aptos"/>
           </w:rPr>
-          <w:t>.</w:t>
-        </w:r>
-        <w:r>
-          <w:rPr>
-            <w:rFonts w:ascii="Aptos" w:eastAsia="Aptos" w:hAnsi="Aptos" w:cs="Aptos"/>
-            <w:color w:val="000000" w:themeColor="text1"/>
-          </w:rPr>
-          <w:t xml:space="preserve"> </w:t>
-        </w:r>
-        <w:bookmarkStart w:id="433" w:name="_Toc235087709"/>
-        <w:bookmarkStart w:id="434" w:name="_Toc235087851"/>
-        <w:bookmarkEnd w:id="433"/>
-        <w:bookmarkEnd w:id="434"/>
+          <w:t>ite adéquation avec le responsable R&amp;D.</w:t>
+        </w:r>
+        <w:bookmarkStart w:id="435" w:name="_Toc235087712"/>
+        <w:bookmarkStart w:id="436" w:name="_Toc235087854"/>
+        <w:bookmarkEnd w:id="435"/>
+        <w:bookmarkEnd w:id="436"/>
       </w:moveFrom>
     </w:p>
     <w:p>
       <w:pPr>
+        <w:pStyle w:val="Titre3"/>
         <w:rPr>
-          <w:moveFrom w:id="435" w:author="Alice TIERTANT" w:date="2026-07-15T16:37:00Z"/>
-          <w:rFonts w:ascii="Aptos" w:eastAsia="Aptos" w:hAnsi="Aptos" w:cs="Aptos"/>
-          <w:color w:val="000000" w:themeColor="text1"/>
+          <w:moveFrom w:id="437" w:author="Alice TIERTANT" w:date="2026-07-15T16:37:00Z"/>
+          <w:rFonts w:eastAsia="Aptos"/>
         </w:rPr>
-      </w:pPr>
-      <w:moveFrom w:id="436" w:author="Alice TIERTANT" w:date="2026-07-15T16:37:00Z">
+        <w:pPrChange w:id="438" w:author="TIERTANT, Alice" w:date="2026-07-21T14:41:00Z" w16du:dateUtc="2026-07-21T12:41:00Z">
+          <w:pPr>
+            <w:pStyle w:val="Paragraphedeliste"/>
+            <w:numPr>
+              <w:numId w:val="45"/>
+            </w:numPr>
+            <w:ind w:hanging="360"/>
+          </w:pPr>
+        </w:pPrChange>
+      </w:pPr>
+      <w:moveFrom w:id="439" w:author="Alice TIERTANT" w:date="2026-07-15T16:37:00Z">
         <w:r>
           <w:rPr>
-            <w:rFonts w:ascii="Aptos" w:eastAsia="Aptos" w:hAnsi="Aptos" w:cs="Aptos"/>
-            <w:color w:val="000000" w:themeColor="text1"/>
+            <w:rFonts w:eastAsia="Aptos"/>
           </w:rPr>
-          <w:t xml:space="preserve">Le responsable </w:t>
+          <w:t>De 4 mécaniciens assembleur chevronnées</w:t>
         </w:r>
         <w:r>
           <w:rPr>
-            <w:rFonts w:ascii="Aptos" w:eastAsia="Aptos" w:hAnsi="Aptos" w:cs="Aptos"/>
-            <w:color w:val="000000" w:themeColor="text1"/>
+            <w:rFonts w:eastAsia="Aptos"/>
           </w:rPr>
-          <w:t>R</w:t>
+          <w:t xml:space="preserve"> composé de</w:t>
         </w:r>
         <w:r>
           <w:rPr>
-            <w:rFonts w:ascii="Aptos" w:eastAsia="Aptos" w:hAnsi="Aptos" w:cs="Aptos"/>
-            <w:color w:val="000000" w:themeColor="text1"/>
+            <w:rFonts w:eastAsia="Aptos"/>
           </w:rPr>
-          <w:t xml:space="preserve">echerche et </w:t>
+          <w:t xml:space="preserve"> 3 hommes et 1 femme</w:t>
         </w:r>
         <w:r>
           <w:rPr>
-            <w:rFonts w:ascii="Aptos" w:eastAsia="Aptos" w:hAnsi="Aptos" w:cs="Aptos"/>
-            <w:color w:val="000000" w:themeColor="text1"/>
+            <w:rFonts w:eastAsia="Aptos"/>
           </w:rPr>
-          <w:t>D</w:t>
-        </w:r>
-        <w:r>
-          <w:rPr>
-            <w:rFonts w:ascii="Aptos" w:eastAsia="Aptos" w:hAnsi="Aptos" w:cs="Aptos"/>
-            <w:color w:val="000000" w:themeColor="text1"/>
-          </w:rPr>
-          <w:t>éveloppement</w:t>
-        </w:r>
-        <w:r>
-          <w:rPr>
-            <w:rFonts w:ascii="Aptos" w:eastAsia="Aptos" w:hAnsi="Aptos" w:cs="Aptos"/>
-            <w:color w:val="000000" w:themeColor="text1"/>
-          </w:rPr>
-          <w:t xml:space="preserve"> est un ancien ingénieur de chez </w:t>
-        </w:r>
-        <w:r>
-          <w:rPr>
-            <w:rFonts w:ascii="Aptos" w:eastAsia="Aptos" w:hAnsi="Aptos" w:cs="Aptos"/>
-            <w:color w:val="000000" w:themeColor="text1"/>
-          </w:rPr>
-          <w:t>Ferrari</w:t>
-        </w:r>
-        <w:r>
-          <w:rPr>
-            <w:rFonts w:ascii="Aptos" w:eastAsia="Aptos" w:hAnsi="Aptos" w:cs="Aptos"/>
-            <w:color w:val="000000" w:themeColor="text1"/>
-          </w:rPr>
-          <w:t>, il est le plus qualifié</w:t>
-        </w:r>
-        <w:r>
-          <w:rPr>
-            <w:rFonts w:ascii="Aptos" w:eastAsia="Aptos" w:hAnsi="Aptos" w:cs="Aptos"/>
-            <w:color w:val="000000" w:themeColor="text1"/>
-          </w:rPr>
-          <w:t xml:space="preserve"> </w:t>
-        </w:r>
-        <w:r>
-          <w:rPr>
-            <w:rFonts w:ascii="Aptos" w:eastAsia="Aptos" w:hAnsi="Aptos" w:cs="Aptos"/>
-            <w:color w:val="000000" w:themeColor="text1"/>
-          </w:rPr>
-          <w:t>en termes de design et d’aérodynamisme.</w:t>
-        </w:r>
-        <w:bookmarkStart w:id="437" w:name="_Toc235087710"/>
-        <w:bookmarkStart w:id="438" w:name="_Toc235087852"/>
-        <w:bookmarkEnd w:id="437"/>
-        <w:bookmarkEnd w:id="438"/>
+          <w:t>.</w:t>
+        </w:r>
+        <w:bookmarkStart w:id="440" w:name="_Toc235087713"/>
+        <w:bookmarkStart w:id="441" w:name="_Toc235087855"/>
+        <w:bookmarkEnd w:id="440"/>
+        <w:bookmarkEnd w:id="441"/>
       </w:moveFrom>
     </w:p>
     <w:p>
       <w:pPr>
+        <w:pStyle w:val="Titre3"/>
         <w:rPr>
-          <w:moveFrom w:id="439" w:author="Alice TIERTANT" w:date="2026-07-15T16:37:00Z"/>
-          <w:rFonts w:ascii="Aptos" w:eastAsia="Aptos" w:hAnsi="Aptos" w:cs="Aptos"/>
-          <w:color w:val="000000" w:themeColor="text1"/>
+          <w:moveFrom w:id="442" w:author="Alice TIERTANT" w:date="2026-07-15T16:37:00Z"/>
+          <w:rFonts w:eastAsia="Aptos"/>
         </w:rPr>
-      </w:pPr>
-      <w:moveFrom w:id="440" w:author="Alice TIERTANT" w:date="2026-07-15T16:37:00Z">
+        <w:pPrChange w:id="443" w:author="TIERTANT, Alice" w:date="2026-07-21T14:41:00Z" w16du:dateUtc="2026-07-21T12:41:00Z">
+          <w:pPr>
+            <w:pStyle w:val="Paragraphedeliste"/>
+            <w:numPr>
+              <w:numId w:val="45"/>
+            </w:numPr>
+            <w:ind w:hanging="360"/>
+          </w:pPr>
+        </w:pPrChange>
+      </w:pPr>
+      <w:moveFrom w:id="444" w:author="Alice TIERTANT" w:date="2026-07-15T16:37:00Z">
         <w:r>
           <w:rPr>
-            <w:rFonts w:ascii="Aptos" w:eastAsia="Aptos" w:hAnsi="Aptos" w:cs="Aptos"/>
-            <w:color w:val="000000" w:themeColor="text1"/>
+            <w:rFonts w:eastAsia="Aptos"/>
           </w:rPr>
-          <w:t>L’atelier se compose :</w:t>
-        </w:r>
-        <w:bookmarkStart w:id="441" w:name="_Toc235087711"/>
-        <w:bookmarkStart w:id="442" w:name="_Toc235087853"/>
-        <w:bookmarkEnd w:id="441"/>
-        <w:bookmarkEnd w:id="442"/>
-      </w:moveFrom>
-    </w:p>
-    <w:p>
-      <w:pPr>
-        <w:pStyle w:val="Paragraphedeliste"/>
-        <w:numPr>
-          <w:ilvl w:val="0"/>
-          <w:numId w:val="45"/>
-        </w:numPr>
-        <w:rPr>
-          <w:moveFrom w:id="443" w:author="Alice TIERTANT" w:date="2026-07-15T16:37:00Z"/>
-          <w:rFonts w:ascii="Aptos" w:eastAsia="Aptos" w:hAnsi="Aptos" w:cs="Aptos"/>
-          <w:color w:val="000000" w:themeColor="text1"/>
-        </w:rPr>
-      </w:pPr>
-      <w:moveFrom w:id="444" w:author="Alice TIERTANT" w:date="2026-07-15T16:37:00Z">
+          <w:t>Une chargé</w:t>
+        </w:r>
         <w:r>
           <w:rPr>
-            <w:rFonts w:ascii="Aptos" w:eastAsia="Aptos" w:hAnsi="Aptos" w:cs="Aptos"/>
-            <w:color w:val="000000" w:themeColor="text1"/>
+            <w:rFonts w:eastAsia="Aptos"/>
           </w:rPr>
-          <w:t>Du</w:t>
+          <w:t>e</w:t>
         </w:r>
         <w:r>
           <w:rPr>
-            <w:rFonts w:ascii="Aptos" w:eastAsia="Aptos" w:hAnsi="Aptos" w:cs="Aptos"/>
-            <w:color w:val="000000" w:themeColor="text1"/>
+            <w:rFonts w:eastAsia="Aptos"/>
           </w:rPr>
-          <w:t xml:space="preserve"> responsable atelier est un ancien ingénieur de chez Peugeot, il connait </w:t>
+          <w:t xml:space="preserve"> de communication et de marketing</w:t>
         </w:r>
         <w:r>
           <w:rPr>
-            <w:rFonts w:ascii="Aptos" w:eastAsia="Aptos" w:hAnsi="Aptos" w:cs="Aptos"/>
-            <w:color w:val="000000" w:themeColor="text1"/>
+            <w:rFonts w:eastAsia="Aptos"/>
           </w:rPr>
-          <w:t>tous</w:t>
-        </w:r>
-        <w:r>
-          <w:rPr>
-            <w:rFonts w:ascii="Aptos" w:eastAsia="Aptos" w:hAnsi="Aptos" w:cs="Aptos"/>
-            <w:color w:val="000000" w:themeColor="text1"/>
-          </w:rPr>
-          <w:t xml:space="preserve"> les tenant et les abou</w:t>
-        </w:r>
-        <w:r>
-          <w:rPr>
-            <w:rFonts w:ascii="Aptos" w:eastAsia="Aptos" w:hAnsi="Aptos" w:cs="Aptos"/>
-            <w:color w:val="000000" w:themeColor="text1"/>
-          </w:rPr>
-          <w:t>tissant sur la construction automobile et sera en parfa</w:t>
-        </w:r>
-        <w:r>
-          <w:rPr>
-            <w:rFonts w:ascii="Aptos" w:eastAsia="Aptos" w:hAnsi="Aptos" w:cs="Aptos"/>
-            <w:color w:val="000000" w:themeColor="text1"/>
-          </w:rPr>
-          <w:t>ite adéquation avec le responsable R&amp;D.</w:t>
-        </w:r>
-        <w:bookmarkStart w:id="445" w:name="_Toc235087712"/>
-        <w:bookmarkStart w:id="446" w:name="_Toc235087854"/>
+          <w:t xml:space="preserve"> en la personne de Gaëlle MANBERT.</w:t>
+        </w:r>
+        <w:bookmarkStart w:id="445" w:name="_Toc235087714"/>
+        <w:bookmarkStart w:id="446" w:name="_Toc235087856"/>
         <w:bookmarkEnd w:id="445"/>
         <w:bookmarkEnd w:id="446"/>
       </w:moveFrom>
     </w:p>
     <w:p>
       <w:pPr>
-        <w:pStyle w:val="Paragraphedeliste"/>
-        <w:numPr>
-          <w:ilvl w:val="0"/>
-          <w:numId w:val="45"/>
-        </w:numPr>
+        <w:pStyle w:val="Titre3"/>
         <w:rPr>
           <w:moveFrom w:id="447" w:author="Alice TIERTANT" w:date="2026-07-15T16:37:00Z"/>
-          <w:rFonts w:ascii="Aptos" w:eastAsia="Aptos" w:hAnsi="Aptos" w:cs="Aptos"/>
-          <w:color w:val="000000" w:themeColor="text1"/>
+          <w:rFonts w:eastAsia="Aptos"/>
         </w:rPr>
-      </w:pPr>
-      <w:moveFrom w:id="448" w:author="Alice TIERTANT" w:date="2026-07-15T16:37:00Z">
+        <w:pPrChange w:id="448" w:author="TIERTANT, Alice" w:date="2026-07-21T14:41:00Z" w16du:dateUtc="2026-07-21T12:41:00Z">
+          <w:pPr/>
+        </w:pPrChange>
+      </w:pPr>
+      <w:moveFrom w:id="449" w:author="Alice TIERTANT" w:date="2026-07-15T16:37:00Z">
         <w:r>
           <w:rPr>
-            <w:rFonts w:ascii="Aptos" w:eastAsia="Aptos" w:hAnsi="Aptos" w:cs="Aptos"/>
-            <w:color w:val="000000" w:themeColor="text1"/>
+            <w:rFonts w:eastAsia="Aptos"/>
           </w:rPr>
-          <w:t>De 4 mécaniciens assembleur chevronnées</w:t>
+          <w:t>De plus,</w:t>
         </w:r>
         <w:r>
           <w:rPr>
-            <w:rFonts w:ascii="Aptos" w:eastAsia="Aptos" w:hAnsi="Aptos" w:cs="Aptos"/>
-            <w:color w:val="000000" w:themeColor="text1"/>
+            <w:rFonts w:eastAsia="Aptos"/>
           </w:rPr>
-          <w:t xml:space="preserve"> composé de</w:t>
+          <w:t xml:space="preserve"> l’entreprise peut faire appel à des designer externe pour la personnalisation des vélo</w:t>
         </w:r>
         <w:r>
           <w:rPr>
-            <w:rFonts w:ascii="Aptos" w:eastAsia="Aptos" w:hAnsi="Aptos" w:cs="Aptos"/>
-            <w:color w:val="000000" w:themeColor="text1"/>
+            <w:rFonts w:eastAsia="Aptos"/>
           </w:rPr>
-          <w:t xml:space="preserve"> 3 hommes et 1 femme</w:t>
-        </w:r>
-        <w:r>
-          <w:rPr>
-            <w:rFonts w:ascii="Aptos" w:eastAsia="Aptos" w:hAnsi="Aptos" w:cs="Aptos"/>
-            <w:color w:val="000000" w:themeColor="text1"/>
-          </w:rPr>
-          <w:t>.</w:t>
-        </w:r>
-        <w:bookmarkStart w:id="449" w:name="_Toc235087713"/>
-        <w:bookmarkStart w:id="450" w:name="_Toc235087855"/>
-        <w:bookmarkEnd w:id="449"/>
+          <w:t>mobiles.</w:t>
+        </w:r>
+        <w:bookmarkStart w:id="450" w:name="_Toc235087715"/>
+        <w:bookmarkStart w:id="451" w:name="_Toc235087857"/>
         <w:bookmarkEnd w:id="450"/>
+        <w:bookmarkEnd w:id="451"/>
       </w:moveFrom>
     </w:p>
     <w:p>
       <w:pPr>
-        <w:pStyle w:val="Paragraphedeliste"/>
-        <w:numPr>
-          <w:ilvl w:val="0"/>
-          <w:numId w:val="45"/>
-        </w:numPr>
-        <w:rPr>
-          <w:moveFrom w:id="451" w:author="Alice TIERTANT" w:date="2026-07-15T16:37:00Z"/>
-          <w:rFonts w:ascii="Aptos" w:eastAsia="Aptos" w:hAnsi="Aptos" w:cs="Aptos"/>
-          <w:color w:val="000000" w:themeColor="text1"/>
-        </w:rPr>
-      </w:pPr>
-      <w:moveFrom w:id="452" w:author="Alice TIERTANT" w:date="2026-07-15T16:37:00Z">
-        <w:r>
-          <w:rPr>
-            <w:rFonts w:ascii="Aptos" w:eastAsia="Aptos" w:hAnsi="Aptos" w:cs="Aptos"/>
-            <w:color w:val="000000" w:themeColor="text1"/>
-          </w:rPr>
-          <w:t>Une chargé</w:t>
-        </w:r>
-        <w:r>
-          <w:rPr>
-            <w:rFonts w:ascii="Aptos" w:eastAsia="Aptos" w:hAnsi="Aptos" w:cs="Aptos"/>
-            <w:color w:val="000000" w:themeColor="text1"/>
-          </w:rPr>
-          <w:t>e</w:t>
-        </w:r>
-        <w:r>
-          <w:rPr>
-            <w:rFonts w:ascii="Aptos" w:eastAsia="Aptos" w:hAnsi="Aptos" w:cs="Aptos"/>
-            <w:color w:val="000000" w:themeColor="text1"/>
-          </w:rPr>
-          <w:t xml:space="preserve"> de communication et de marketing</w:t>
-        </w:r>
-        <w:r>
-          <w:rPr>
-            <w:rFonts w:ascii="Aptos" w:eastAsia="Aptos" w:hAnsi="Aptos" w:cs="Aptos"/>
-            <w:color w:val="000000" w:themeColor="text1"/>
-          </w:rPr>
-          <w:t xml:space="preserve"> en la personne de Gaëlle MANBERT.</w:t>
-        </w:r>
-        <w:bookmarkStart w:id="453" w:name="_Toc235087714"/>
-        <w:bookmarkStart w:id="454" w:name="_Toc235087856"/>
-        <w:bookmarkEnd w:id="453"/>
-        <w:bookmarkEnd w:id="454"/>
-      </w:moveFrom>
-    </w:p>
-    <w:p>
-      <w:pPr>
-        <w:rPr>
-          <w:moveFrom w:id="455" w:author="Alice TIERTANT" w:date="2026-07-15T16:37:00Z"/>
-          <w:rFonts w:ascii="Aptos" w:eastAsia="Aptos" w:hAnsi="Aptos" w:cs="Aptos"/>
-          <w:color w:val="000000" w:themeColor="text1"/>
-        </w:rPr>
-      </w:pPr>
-      <w:moveFrom w:id="456" w:author="Alice TIERTANT" w:date="2026-07-15T16:37:00Z">
-        <w:r>
-          <w:rPr>
-            <w:rFonts w:ascii="Aptos" w:eastAsia="Aptos" w:hAnsi="Aptos" w:cs="Aptos"/>
-            <w:color w:val="000000" w:themeColor="text1"/>
-          </w:rPr>
-          <w:t>De plus,</w:t>
-        </w:r>
-        <w:r>
-          <w:rPr>
-            <w:rFonts w:ascii="Aptos" w:eastAsia="Aptos" w:hAnsi="Aptos" w:cs="Aptos"/>
-            <w:color w:val="000000" w:themeColor="text1"/>
-          </w:rPr>
-          <w:t xml:space="preserve"> l’entreprise peut faire appel à des designer externe pour la personnalisation des vélo</w:t>
-        </w:r>
-        <w:r>
-          <w:rPr>
-            <w:rFonts w:ascii="Aptos" w:eastAsia="Aptos" w:hAnsi="Aptos" w:cs="Aptos"/>
-            <w:color w:val="000000" w:themeColor="text1"/>
-          </w:rPr>
-          <w:t>mobiles.</w:t>
-        </w:r>
-        <w:bookmarkStart w:id="457" w:name="_Toc235087715"/>
-        <w:bookmarkStart w:id="458" w:name="_Toc235087857"/>
-        <w:bookmarkEnd w:id="457"/>
-        <w:bookmarkEnd w:id="458"/>
-      </w:moveFrom>
-    </w:p>
-    <w:p>
-      <w:pPr>
-        <w:pStyle w:val="Titre2"/>
+        <w:pStyle w:val="Titre3"/>
         <w:rPr>
           <w:rFonts w:eastAsia="Aptos"/>
         </w:rPr>
-      </w:pPr>
-      <w:bookmarkStart w:id="459" w:name="_Toc235087858"/>
-      <w:moveFromRangeEnd w:id="423"/>
+        <w:pPrChange w:id="452" w:author="TIERTANT, Alice" w:date="2026-07-21T14:41:00Z" w16du:dateUtc="2026-07-21T12:41:00Z">
+          <w:pPr>
+            <w:pStyle w:val="Titre2"/>
+          </w:pPr>
+        </w:pPrChange>
+      </w:pPr>
+      <w:bookmarkStart w:id="453" w:name="_Toc235087858"/>
+      <w:moveFromRangeEnd w:id="408"/>
       <w:r>
         <w:rPr>
           <w:rFonts w:eastAsia="Aptos"/>
         </w:rPr>
         <w:t>Budget</w:t>
       </w:r>
-      <w:bookmarkEnd w:id="459"/>
+      <w:bookmarkEnd w:id="453"/>
     </w:p>
     <w:p>
-      <w:pPr>
-        <w:pPrChange w:id="460" w:author="Alice TIERTANT" w:date="2026-07-16T16:29:00Z">
-          <w:pPr>
-            <w:jc w:val="both"/>
-          </w:pPr>
-        </w:pPrChange>
-      </w:pPr>
       <w:r>
         <w:t>Le budget alloué est 10</w:t>
       </w:r>
@@ -8033,15 +7891,7 @@
       </w:r>
     </w:p>
     <w:p>
-      <w:pPr>
-        <w:pPrChange w:id="461" w:author="Alice TIERTANT" w:date="2026-07-16T16:29:00Z">
-          <w:pPr>
-            <w:jc w:val="both"/>
-          </w:pPr>
-        </w:pPrChange>
-      </w:pPr>
       <w:r>
-        <w:lastRenderedPageBreak/>
         <w:t xml:space="preserve">Un deuxième budget </w:t>
       </w:r>
       <w:r>
@@ -8064,13 +7914,6 @@
       </w:r>
     </w:p>
     <w:p>
-      <w:pPr>
-        <w:pPrChange w:id="462" w:author="Alice TIERTANT" w:date="2026-07-16T16:29:00Z">
-          <w:pPr>
-            <w:jc w:val="both"/>
-          </w:pPr>
-        </w:pPrChange>
-      </w:pPr>
       <w:r>
         <w:t>Le budget total sera donc de 20</w:t>
       </w:r>
@@ -8085,26 +7928,497 @@
       <w:pPr>
         <w:pStyle w:val="Titre2"/>
         <w:rPr>
+          <w:ins w:id="454" w:author="TIERTANT, Alice" w:date="2026-07-21T14:42:00Z" w16du:dateUtc="2026-07-21T12:42:00Z"/>
           <w:rFonts w:eastAsia="Aptos"/>
         </w:rPr>
       </w:pPr>
-      <w:bookmarkStart w:id="463" w:name="_Toc235087859"/>
+      <w:bookmarkStart w:id="455" w:name="_Toc235087859"/>
+      <w:ins w:id="456" w:author="TIERTANT, Alice" w:date="2026-07-21T14:42:00Z" w16du:dateUtc="2026-07-21T12:42:00Z">
+        <w:r>
+          <w:rPr>
+            <w:rFonts w:eastAsia="Aptos"/>
+          </w:rPr>
+          <w:lastRenderedPageBreak/>
+          <w:t>L’équipe de développement</w:t>
+        </w:r>
+      </w:ins>
+    </w:p>
+    <w:p>
+      <w:pPr>
+        <w:pStyle w:val="Titre3"/>
+        <w:numPr>
+          <w:ilvl w:val="0"/>
+          <w:numId w:val="92"/>
+        </w:numPr>
+        <w:rPr>
+          <w:ins w:id="457" w:author="TIERTANT, Alice" w:date="2026-07-21T14:42:00Z" w16du:dateUtc="2026-07-21T12:42:00Z"/>
+        </w:rPr>
+      </w:pPr>
+      <w:ins w:id="458" w:author="TIERTANT, Alice" w:date="2026-07-21T14:42:00Z" w16du:dateUtc="2026-07-21T12:42:00Z">
+        <w:r>
+          <w:t>Présentation de l’équipe</w:t>
+        </w:r>
+      </w:ins>
+    </w:p>
+    <w:p>
+      <w:pPr>
+        <w:rPr>
+          <w:ins w:id="459" w:author="TIERTANT, Alice" w:date="2026-07-21T15:36:00Z" w16du:dateUtc="2026-07-21T13:36:00Z"/>
+        </w:rPr>
+      </w:pPr>
+      <w:ins w:id="460" w:author="TIERTANT, Alice" w:date="2026-07-21T14:49:00Z" w16du:dateUtc="2026-07-21T12:49:00Z">
+        <w:r>
+          <w:t xml:space="preserve"> </w:t>
+        </w:r>
+      </w:ins>
+      <w:ins w:id="461" w:author="TIERTANT, Alice" w:date="2026-07-21T15:35:00Z" w16du:dateUtc="2026-07-21T13:35:00Z">
+        <w:r>
+          <w:t>L’équipe travaillant sur l</w:t>
+        </w:r>
+      </w:ins>
+      <w:ins w:id="462" w:author="TIERTANT, Alice" w:date="2026-07-21T15:36:00Z" w16du:dateUtc="2026-07-21T13:36:00Z">
+        <w:r>
+          <w:t xml:space="preserve">a refonte du site web est composée de 4 </w:t>
+        </w:r>
+      </w:ins>
+      <w:ins w:id="463" w:author="TIERTANT, Alice" w:date="2026-07-21T15:38:00Z" w16du:dateUtc="2026-07-21T13:38:00Z">
+        <w:r>
+          <w:t>personnes</w:t>
+        </w:r>
+      </w:ins>
+      <w:ins w:id="464" w:author="TIERTANT, Alice" w:date="2026-07-21T15:36:00Z" w16du:dateUtc="2026-07-21T13:36:00Z">
+        <w:r>
+          <w:t>.</w:t>
+        </w:r>
+      </w:ins>
+    </w:p>
+    <w:p>
+      <w:pPr>
+        <w:pStyle w:val="Paragraphedeliste"/>
+        <w:numPr>
+          <w:ilvl w:val="0"/>
+          <w:numId w:val="93"/>
+        </w:numPr>
+        <w:rPr>
+          <w:ins w:id="465" w:author="TIERTANT, Alice" w:date="2026-07-21T15:37:00Z" w16du:dateUtc="2026-07-21T13:37:00Z"/>
+        </w:rPr>
+      </w:pPr>
+      <w:ins w:id="466" w:author="TIERTANT, Alice" w:date="2026-07-21T15:37:00Z" w16du:dateUtc="2026-07-21T13:37:00Z">
+        <w:r>
+          <w:t>RAFFAITIN Romain</w:t>
+        </w:r>
+      </w:ins>
+    </w:p>
+    <w:p>
+      <w:pPr>
+        <w:pStyle w:val="Paragraphedeliste"/>
+        <w:numPr>
+          <w:ilvl w:val="0"/>
+          <w:numId w:val="93"/>
+        </w:numPr>
+        <w:rPr>
+          <w:ins w:id="467" w:author="TIERTANT, Alice" w:date="2026-07-21T15:37:00Z" w16du:dateUtc="2026-07-21T13:37:00Z"/>
+        </w:rPr>
+      </w:pPr>
+      <w:ins w:id="468" w:author="TIERTANT, Alice" w:date="2026-07-21T15:37:00Z" w16du:dateUtc="2026-07-21T13:37:00Z">
+        <w:r>
+          <w:t xml:space="preserve">SEGERS </w:t>
+        </w:r>
+        <w:proofErr w:type="spellStart"/>
+        <w:r>
+          <w:t>Alcess</w:t>
+        </w:r>
+        <w:proofErr w:type="spellEnd"/>
+      </w:ins>
+    </w:p>
+    <w:p>
+      <w:pPr>
+        <w:pStyle w:val="Paragraphedeliste"/>
+        <w:numPr>
+          <w:ilvl w:val="0"/>
+          <w:numId w:val="93"/>
+        </w:numPr>
+        <w:rPr>
+          <w:ins w:id="469" w:author="TIERTANT, Alice" w:date="2026-07-21T15:37:00Z" w16du:dateUtc="2026-07-21T13:37:00Z"/>
+        </w:rPr>
+      </w:pPr>
+      <w:ins w:id="470" w:author="TIERTANT, Alice" w:date="2026-07-21T15:37:00Z" w16du:dateUtc="2026-07-21T13:37:00Z">
+        <w:r>
+          <w:t>TA TRUNG Thang</w:t>
+        </w:r>
+      </w:ins>
+    </w:p>
+    <w:p>
+      <w:pPr>
+        <w:pStyle w:val="Paragraphedeliste"/>
+        <w:numPr>
+          <w:ilvl w:val="0"/>
+          <w:numId w:val="93"/>
+        </w:numPr>
+        <w:rPr>
+          <w:ins w:id="471" w:author="TIERTANT, Alice" w:date="2026-07-21T15:38:00Z" w16du:dateUtc="2026-07-21T13:38:00Z"/>
+        </w:rPr>
+      </w:pPr>
+      <w:ins w:id="472" w:author="TIERTANT, Alice" w:date="2026-07-21T15:37:00Z" w16du:dateUtc="2026-07-21T13:37:00Z">
+        <w:r>
+          <w:t>TI</w:t>
+        </w:r>
+      </w:ins>
+      <w:ins w:id="473" w:author="TIERTANT, Alice" w:date="2026-07-21T15:38:00Z" w16du:dateUtc="2026-07-21T13:38:00Z">
+        <w:r>
+          <w:t>ERTANT Alice</w:t>
+        </w:r>
+      </w:ins>
+    </w:p>
+    <w:p>
+      <w:pPr>
+        <w:rPr>
+          <w:ins w:id="474" w:author="TIERTANT, Alice" w:date="2026-07-21T15:44:00Z" w16du:dateUtc="2026-07-21T13:44:00Z"/>
+        </w:rPr>
+      </w:pPr>
+      <w:ins w:id="475" w:author="TIERTANT, Alice" w:date="2026-07-21T15:38:00Z" w16du:dateUtc="2026-07-21T13:38:00Z">
+        <w:r>
+          <w:t xml:space="preserve">Tous les membres </w:t>
+        </w:r>
+      </w:ins>
+      <w:ins w:id="476" w:author="TIERTANT, Alice" w:date="2026-07-21T15:39:00Z" w16du:dateUtc="2026-07-21T13:39:00Z">
+        <w:r>
+          <w:t xml:space="preserve">sont juniors dans le domaine et </w:t>
+        </w:r>
+      </w:ins>
+      <w:ins w:id="477" w:author="TIERTANT, Alice" w:date="2026-07-21T15:38:00Z" w16du:dateUtc="2026-07-21T13:38:00Z">
+        <w:r>
+          <w:t>suivent la formation de développeur web avec l’école DIGINAMIC.</w:t>
+        </w:r>
+      </w:ins>
+    </w:p>
+    <w:p>
+      <w:pPr>
+        <w:pStyle w:val="Titre3"/>
+        <w:rPr>
+          <w:ins w:id="478" w:author="TIERTANT, Alice" w:date="2026-07-21T15:44:00Z" w16du:dateUtc="2026-07-21T13:44:00Z"/>
+        </w:rPr>
+      </w:pPr>
+      <w:ins w:id="479" w:author="TIERTANT, Alice" w:date="2026-07-21T15:44:00Z" w16du:dateUtc="2026-07-21T13:44:00Z">
+        <w:r>
+          <w:t>Attribution des rôles</w:t>
+        </w:r>
+      </w:ins>
+    </w:p>
+    <w:p>
+      <w:pPr>
+        <w:rPr>
+          <w:ins w:id="480" w:author="TIERTANT, Alice" w:date="2026-07-21T15:45:00Z" w16du:dateUtc="2026-07-21T13:45:00Z"/>
+        </w:rPr>
+        <w:pPrChange w:id="481" w:author="TIERTANT, Alice" w:date="2026-07-21T16:10:00Z" w16du:dateUtc="2026-07-21T14:10:00Z">
+          <w:pPr>
+            <w:pStyle w:val="Paragraphedeliste"/>
+            <w:numPr>
+              <w:numId w:val="93"/>
+            </w:numPr>
+            <w:ind w:left="1117" w:hanging="360"/>
+          </w:pPr>
+        </w:pPrChange>
+      </w:pPr>
+      <w:ins w:id="482" w:author="TIERTANT, Alice" w:date="2026-07-21T15:45:00Z" w16du:dateUtc="2026-07-21T13:45:00Z">
+        <w:r>
+          <w:t>RAFFAITIN Romain</w:t>
+        </w:r>
+        <w:r>
+          <w:t> :</w:t>
+        </w:r>
+      </w:ins>
+    </w:p>
+    <w:p>
+      <w:pPr>
+        <w:pStyle w:val="Paragraphedeliste"/>
+        <w:numPr>
+          <w:ilvl w:val="0"/>
+          <w:numId w:val="93"/>
+        </w:numPr>
+        <w:rPr>
+          <w:ins w:id="483" w:author="TIERTANT, Alice" w:date="2026-07-21T15:58:00Z" w16du:dateUtc="2026-07-21T13:58:00Z"/>
+        </w:rPr>
+        <w:pPrChange w:id="484" w:author="TIERTANT, Alice" w:date="2026-07-21T16:10:00Z" w16du:dateUtc="2026-07-21T14:10:00Z">
+          <w:pPr>
+            <w:pStyle w:val="Paragraphedeliste"/>
+            <w:numPr>
+              <w:ilvl w:val="1"/>
+              <w:numId w:val="93"/>
+            </w:numPr>
+            <w:ind w:left="1837" w:hanging="360"/>
+          </w:pPr>
+        </w:pPrChange>
+      </w:pPr>
+      <w:ins w:id="485" w:author="TIERTANT, Alice" w:date="2026-07-21T15:46:00Z" w16du:dateUtc="2026-07-21T13:46:00Z">
+        <w:r>
+          <w:t>Développeur back</w:t>
+        </w:r>
+      </w:ins>
+    </w:p>
+    <w:p>
+      <w:pPr>
+        <w:pStyle w:val="Paragraphedeliste"/>
+        <w:numPr>
+          <w:ilvl w:val="0"/>
+          <w:numId w:val="93"/>
+        </w:numPr>
+        <w:rPr>
+          <w:ins w:id="486" w:author="TIERTANT, Alice" w:date="2026-07-21T15:45:00Z" w16du:dateUtc="2026-07-21T13:45:00Z"/>
+        </w:rPr>
+      </w:pPr>
+      <w:ins w:id="487" w:author="TIERTANT, Alice" w:date="2026-07-21T15:58:00Z" w16du:dateUtc="2026-07-21T13:58:00Z">
+        <w:r>
+          <w:t>UX designer</w:t>
+        </w:r>
+      </w:ins>
+    </w:p>
+    <w:p>
+      <w:pPr>
+        <w:rPr>
+          <w:ins w:id="488" w:author="TIERTANT, Alice" w:date="2026-07-21T15:45:00Z" w16du:dateUtc="2026-07-21T13:45:00Z"/>
+        </w:rPr>
+        <w:pPrChange w:id="489" w:author="TIERTANT, Alice" w:date="2026-07-21T16:10:00Z" w16du:dateUtc="2026-07-21T14:10:00Z">
+          <w:pPr>
+            <w:pStyle w:val="Paragraphedeliste"/>
+            <w:numPr>
+              <w:numId w:val="93"/>
+            </w:numPr>
+            <w:ind w:left="1117" w:hanging="360"/>
+          </w:pPr>
+        </w:pPrChange>
+      </w:pPr>
+      <w:ins w:id="490" w:author="TIERTANT, Alice" w:date="2026-07-21T15:45:00Z" w16du:dateUtc="2026-07-21T13:45:00Z">
+        <w:r>
+          <w:t xml:space="preserve">SEGERS </w:t>
+        </w:r>
+        <w:proofErr w:type="spellStart"/>
+        <w:r>
+          <w:t>Alcess</w:t>
+        </w:r>
+        <w:proofErr w:type="spellEnd"/>
+        <w:r>
+          <w:t> :</w:t>
+        </w:r>
+      </w:ins>
+    </w:p>
+    <w:p>
+      <w:pPr>
+        <w:pStyle w:val="Paragraphedeliste"/>
+        <w:numPr>
+          <w:ilvl w:val="0"/>
+          <w:numId w:val="93"/>
+        </w:numPr>
+        <w:rPr>
+          <w:ins w:id="491" w:author="TIERTANT, Alice" w:date="2026-07-21T15:57:00Z" w16du:dateUtc="2026-07-21T13:57:00Z"/>
+        </w:rPr>
+        <w:pPrChange w:id="492" w:author="TIERTANT, Alice" w:date="2026-07-21T16:10:00Z" w16du:dateUtc="2026-07-21T14:10:00Z">
+          <w:pPr>
+            <w:pStyle w:val="Paragraphedeliste"/>
+            <w:numPr>
+              <w:ilvl w:val="1"/>
+              <w:numId w:val="93"/>
+            </w:numPr>
+            <w:ind w:left="1837" w:hanging="360"/>
+          </w:pPr>
+        </w:pPrChange>
+      </w:pPr>
+      <w:ins w:id="493" w:author="TIERTANT, Alice" w:date="2026-07-21T15:57:00Z" w16du:dateUtc="2026-07-21T13:57:00Z">
+        <w:r>
+          <w:t>Développeur front</w:t>
+        </w:r>
+      </w:ins>
+    </w:p>
+    <w:p>
+      <w:pPr>
+        <w:pStyle w:val="Paragraphedeliste"/>
+        <w:numPr>
+          <w:ilvl w:val="0"/>
+          <w:numId w:val="93"/>
+        </w:numPr>
+        <w:rPr>
+          <w:ins w:id="494" w:author="TIERTANT, Alice" w:date="2026-07-21T15:45:00Z" w16du:dateUtc="2026-07-21T13:45:00Z"/>
+        </w:rPr>
+      </w:pPr>
+      <w:ins w:id="495" w:author="TIERTANT, Alice" w:date="2026-07-21T15:57:00Z" w16du:dateUtc="2026-07-21T13:57:00Z">
+        <w:r>
+          <w:t>Scrum master</w:t>
+        </w:r>
+      </w:ins>
+    </w:p>
+    <w:p>
+      <w:pPr>
+        <w:rPr>
+          <w:ins w:id="496" w:author="TIERTANT, Alice" w:date="2026-07-21T15:45:00Z" w16du:dateUtc="2026-07-21T13:45:00Z"/>
+        </w:rPr>
+        <w:pPrChange w:id="497" w:author="TIERTANT, Alice" w:date="2026-07-21T16:10:00Z" w16du:dateUtc="2026-07-21T14:10:00Z">
+          <w:pPr>
+            <w:pStyle w:val="Paragraphedeliste"/>
+            <w:numPr>
+              <w:numId w:val="93"/>
+            </w:numPr>
+            <w:ind w:left="1117" w:hanging="360"/>
+          </w:pPr>
+        </w:pPrChange>
+      </w:pPr>
+      <w:ins w:id="498" w:author="TIERTANT, Alice" w:date="2026-07-21T15:45:00Z" w16du:dateUtc="2026-07-21T13:45:00Z">
+        <w:r>
+          <w:t>TA TRUNG Thang</w:t>
+        </w:r>
+        <w:r>
+          <w:t> :</w:t>
+        </w:r>
+      </w:ins>
+    </w:p>
+    <w:p>
+      <w:pPr>
+        <w:pStyle w:val="Paragraphedeliste"/>
+        <w:numPr>
+          <w:ilvl w:val="0"/>
+          <w:numId w:val="93"/>
+        </w:numPr>
+        <w:rPr>
+          <w:ins w:id="499" w:author="TIERTANT, Alice" w:date="2026-07-21T16:12:00Z" w16du:dateUtc="2026-07-21T14:12:00Z"/>
+        </w:rPr>
+      </w:pPr>
+      <w:ins w:id="500" w:author="TIERTANT, Alice" w:date="2026-07-21T15:57:00Z" w16du:dateUtc="2026-07-21T13:57:00Z">
+        <w:r>
+          <w:t>Développeur front</w:t>
+        </w:r>
+      </w:ins>
+    </w:p>
+    <w:p>
+      <w:pPr>
+        <w:pStyle w:val="Paragraphedeliste"/>
+        <w:numPr>
+          <w:ilvl w:val="0"/>
+          <w:numId w:val="93"/>
+        </w:numPr>
+        <w:rPr>
+          <w:ins w:id="501" w:author="TIERTANT, Alice" w:date="2026-07-21T16:01:00Z" w16du:dateUtc="2026-07-21T14:01:00Z"/>
+        </w:rPr>
+        <w:pPrChange w:id="502" w:author="TIERTANT, Alice" w:date="2026-07-21T16:12:00Z" w16du:dateUtc="2026-07-21T14:12:00Z">
+          <w:pPr>
+            <w:pStyle w:val="Paragraphedeliste"/>
+            <w:numPr>
+              <w:ilvl w:val="1"/>
+              <w:numId w:val="93"/>
+            </w:numPr>
+            <w:ind w:left="1837" w:hanging="360"/>
+          </w:pPr>
+        </w:pPrChange>
+      </w:pPr>
+      <w:ins w:id="503" w:author="TIERTANT, Alice" w:date="2026-07-21T16:12:00Z" w16du:dateUtc="2026-07-21T14:12:00Z">
+        <w:r>
+          <w:t>Lead test</w:t>
+        </w:r>
+      </w:ins>
+      <w:ins w:id="504" w:author="TIERTANT, Alice" w:date="2026-07-21T16:13:00Z" w16du:dateUtc="2026-07-21T14:13:00Z">
+        <w:r>
+          <w:t>eur</w:t>
+        </w:r>
+      </w:ins>
+    </w:p>
+    <w:p>
+      <w:pPr>
+        <w:rPr>
+          <w:ins w:id="505" w:author="TIERTANT, Alice" w:date="2026-07-21T15:57:00Z" w16du:dateUtc="2026-07-21T13:57:00Z"/>
+        </w:rPr>
+        <w:pPrChange w:id="506" w:author="TIERTANT, Alice" w:date="2026-07-21T16:11:00Z" w16du:dateUtc="2026-07-21T14:11:00Z">
+          <w:pPr>
+            <w:pStyle w:val="Paragraphedeliste"/>
+            <w:numPr>
+              <w:numId w:val="93"/>
+            </w:numPr>
+            <w:ind w:left="1117" w:hanging="360"/>
+          </w:pPr>
+        </w:pPrChange>
+      </w:pPr>
+      <w:ins w:id="507" w:author="TIERTANT, Alice" w:date="2026-07-21T15:45:00Z" w16du:dateUtc="2026-07-21T13:45:00Z">
+        <w:r>
+          <w:t>TIERTANT Alice</w:t>
+        </w:r>
+        <w:r>
+          <w:t> :</w:t>
+        </w:r>
+      </w:ins>
+    </w:p>
+    <w:p>
+      <w:pPr>
+        <w:pStyle w:val="Paragraphedeliste"/>
+        <w:numPr>
+          <w:ilvl w:val="0"/>
+          <w:numId w:val="93"/>
+        </w:numPr>
+        <w:rPr>
+          <w:ins w:id="508" w:author="TIERTANT, Alice" w:date="2026-07-21T15:45:00Z" w16du:dateUtc="2026-07-21T13:45:00Z"/>
+        </w:rPr>
+      </w:pPr>
+      <w:ins w:id="509" w:author="TIERTANT, Alice" w:date="2026-07-21T15:57:00Z" w16du:dateUtc="2026-07-21T13:57:00Z">
+        <w:r>
+          <w:t>Lead</w:t>
+        </w:r>
+      </w:ins>
+      <w:ins w:id="510" w:author="TIERTANT, Alice" w:date="2026-07-21T16:13:00Z" w16du:dateUtc="2026-07-21T14:13:00Z">
+        <w:r>
+          <w:t xml:space="preserve"> </w:t>
+        </w:r>
+      </w:ins>
+      <w:ins w:id="511" w:author="TIERTANT, Alice" w:date="2026-07-21T15:57:00Z" w16du:dateUtc="2026-07-21T13:57:00Z">
+        <w:r>
+          <w:t>développeur</w:t>
+        </w:r>
+      </w:ins>
+    </w:p>
+    <w:p>
+      <w:pPr>
+        <w:pStyle w:val="Paragraphedeliste"/>
+        <w:numPr>
+          <w:ilvl w:val="0"/>
+          <w:numId w:val="93"/>
+        </w:numPr>
+        <w:rPr>
+          <w:ins w:id="512" w:author="TIERTANT, Alice" w:date="2026-07-21T14:41:00Z" w16du:dateUtc="2026-07-21T12:41:00Z"/>
+          <w:rPrChange w:id="513" w:author="TIERTANT, Alice" w:date="2026-07-21T15:44:00Z" w16du:dateUtc="2026-07-21T13:44:00Z">
+            <w:rPr>
+              <w:ins w:id="514" w:author="TIERTANT, Alice" w:date="2026-07-21T14:41:00Z" w16du:dateUtc="2026-07-21T12:41:00Z"/>
+              <w:rFonts w:eastAsia="Aptos"/>
+            </w:rPr>
+          </w:rPrChange>
+        </w:rPr>
+        <w:pPrChange w:id="515" w:author="TIERTANT, Alice" w:date="2026-07-21T16:12:00Z" w16du:dateUtc="2026-07-21T14:12:00Z">
+          <w:pPr>
+            <w:pStyle w:val="Titre2"/>
+          </w:pPr>
+        </w:pPrChange>
+      </w:pPr>
+      <w:ins w:id="516" w:author="TIERTANT, Alice" w:date="2026-07-21T15:58:00Z" w16du:dateUtc="2026-07-21T13:58:00Z">
+        <w:r>
+          <w:t>Graphiste</w:t>
+        </w:r>
+      </w:ins>
+    </w:p>
+    <w:p>
+      <w:pPr>
+        <w:pStyle w:val="Titre3"/>
+        <w:rPr>
+          <w:rFonts w:eastAsia="Aptos"/>
+        </w:rPr>
+        <w:pPrChange w:id="517" w:author="TIERTANT, Alice" w:date="2026-07-21T14:41:00Z" w16du:dateUtc="2026-07-21T12:41:00Z">
+          <w:pPr>
+            <w:pStyle w:val="Titre2"/>
+          </w:pPr>
+        </w:pPrChange>
+      </w:pPr>
       <w:r>
         <w:rPr>
           <w:rFonts w:eastAsia="Aptos"/>
         </w:rPr>
         <w:t>Organisation</w:t>
       </w:r>
-      <w:bookmarkEnd w:id="463"/>
+      <w:bookmarkEnd w:id="455"/>
     </w:p>
     <w:p>
-      <w:pPr>
-        <w:pPrChange w:id="464" w:author="Alice TIERTANT" w:date="2026-07-16T16:30:00Z">
-          <w:pPr>
-            <w:jc w:val="both"/>
-          </w:pPr>
-        </w:pPrChange>
-      </w:pPr>
       <w:r>
         <w:t xml:space="preserve">L’équipe utilisera la méthode </w:t>
       </w:r>
@@ -8119,13 +8433,6 @@
       </w:r>
     </w:p>
     <w:p>
-      <w:pPr>
-        <w:pPrChange w:id="465" w:author="Alice TIERTANT" w:date="2026-07-16T16:30:00Z">
-          <w:pPr>
-            <w:jc w:val="both"/>
-          </w:pPr>
-        </w:pPrChange>
-      </w:pPr>
       <w:r>
         <w:t xml:space="preserve">Le travail de développement sera découpé en sprint </w:t>
       </w:r>
@@ -8141,11 +8448,11 @@
       <w:r>
         <w:t xml:space="preserve">p </w:t>
       </w:r>
-      <w:bookmarkStart w:id="466" w:name="_Int_SE8jURgh"/>
+      <w:bookmarkStart w:id="518" w:name="_Int_SE8jURgh"/>
       <w:r>
         <w:t>meeting</w:t>
       </w:r>
-      <w:bookmarkEnd w:id="466"/>
+      <w:bookmarkEnd w:id="518"/>
       <w:r>
         <w:t xml:space="preserve"> se tiendra chaque matin </w:t>
       </w:r>
@@ -8154,13 +8461,6 @@
       </w:r>
     </w:p>
     <w:p>
-      <w:pPr>
-        <w:pPrChange w:id="467" w:author="Alice TIERTANT" w:date="2026-07-16T16:30:00Z">
-          <w:pPr>
-            <w:jc w:val="both"/>
-          </w:pPr>
-        </w:pPrChange>
-      </w:pPr>
       <w:r>
         <w:t>Dans</w:t>
       </w:r>
@@ -8190,13 +8490,6 @@
       </w:r>
     </w:p>
     <w:p>
-      <w:pPr>
-        <w:pPrChange w:id="468" w:author="Alice TIERTANT" w:date="2026-07-16T16:30:00Z">
-          <w:pPr>
-            <w:jc w:val="both"/>
-          </w:pPr>
-        </w:pPrChange>
-      </w:pPr>
       <w:r>
         <w:t>Le versioning du code sera sur GitHub. Il existera</w:t>
       </w:r>
@@ -8209,9 +8502,9 @@
         <w:pStyle w:val="Paragraphedeliste"/>
         <w:numPr>
           <w:ilvl w:val="0"/>
-          <w:numId w:val="57"/>
+          <w:numId w:val="84"/>
         </w:numPr>
-        <w:pPrChange w:id="469" w:author="Alice TIERTANT" w:date="2026-07-16T16:30:00Z">
+        <w:pPrChange w:id="519" w:author="TIERTANT, Alice" w:date="2026-07-17T10:48:00Z" w16du:dateUtc="2026-07-17T08:48:00Z">
           <w:pPr>
             <w:pStyle w:val="Paragraphedeliste"/>
             <w:numPr>
@@ -8222,6 +8515,7 @@
         </w:pPrChange>
       </w:pPr>
       <w:r>
+        <w:lastRenderedPageBreak/>
         <w:t xml:space="preserve">Une branche </w:t>
       </w:r>
       <w:r>
@@ -8240,9 +8534,9 @@
         <w:pStyle w:val="Paragraphedeliste"/>
         <w:numPr>
           <w:ilvl w:val="0"/>
-          <w:numId w:val="57"/>
+          <w:numId w:val="84"/>
         </w:numPr>
-        <w:pPrChange w:id="470" w:author="Alice TIERTANT" w:date="2026-07-16T16:30:00Z">
+        <w:pPrChange w:id="520" w:author="TIERTANT, Alice" w:date="2026-07-17T10:48:00Z" w16du:dateUtc="2026-07-17T08:48:00Z">
           <w:pPr>
             <w:pStyle w:val="Paragraphedeliste"/>
             <w:numPr>
@@ -8276,9 +8570,9 @@
         <w:pStyle w:val="Paragraphedeliste"/>
         <w:numPr>
           <w:ilvl w:val="0"/>
-          <w:numId w:val="57"/>
+          <w:numId w:val="84"/>
         </w:numPr>
-        <w:pPrChange w:id="471" w:author="Alice TIERTANT" w:date="2026-07-16T16:30:00Z">
+        <w:pPrChange w:id="521" w:author="TIERTANT, Alice" w:date="2026-07-17T10:48:00Z" w16du:dateUtc="2026-07-17T08:48:00Z">
           <w:pPr>
             <w:pStyle w:val="Paragraphedeliste"/>
             <w:numPr>
@@ -8339,26 +8633,36 @@
       <w:pPr>
         <w:pStyle w:val="Titre2"/>
         <w:rPr>
+          <w:ins w:id="522" w:author="TIERTANT, Alice" w:date="2026-07-21T09:44:00Z" w16du:dateUtc="2026-07-21T07:44:00Z"/>
           <w:rFonts w:eastAsia="Aptos"/>
         </w:rPr>
       </w:pPr>
-      <w:bookmarkStart w:id="472" w:name="_Toc235087860"/>
+      <w:bookmarkStart w:id="523" w:name="_Toc235087860"/>
       <w:r>
         <w:rPr>
           <w:rFonts w:eastAsia="Aptos"/>
         </w:rPr>
         <w:t>Planning</w:t>
       </w:r>
-      <w:bookmarkEnd w:id="472"/>
+      <w:bookmarkEnd w:id="523"/>
     </w:p>
     <w:p>
       <w:pPr>
-        <w:pPrChange w:id="473" w:author="Alice TIERTANT" w:date="2026-07-16T16:30:00Z">
+        <w:rPr>
+          <w:rPrChange w:id="524" w:author="TIERTANT, Alice" w:date="2026-07-21T09:44:00Z" w16du:dateUtc="2026-07-21T07:44:00Z">
+            <w:rPr>
+              <w:rFonts w:eastAsia="Aptos"/>
+            </w:rPr>
+          </w:rPrChange>
+        </w:rPr>
+        <w:pPrChange w:id="525" w:author="TIERTANT, Alice" w:date="2026-07-21T09:44:00Z" w16du:dateUtc="2026-07-21T07:44:00Z">
           <w:pPr>
-            <w:jc w:val="both"/>
+            <w:pStyle w:val="Titre2"/>
           </w:pPr>
         </w:pPrChange>
       </w:pPr>
+    </w:p>
+    <w:p>
       <w:r>
         <w:t>Phase de planification (mois 1)</w:t>
       </w:r>
@@ -8374,9 +8678,9 @@
         <w:pStyle w:val="Paragraphedeliste"/>
         <w:numPr>
           <w:ilvl w:val="0"/>
-          <w:numId w:val="58"/>
+          <w:numId w:val="86"/>
         </w:numPr>
-        <w:pPrChange w:id="474" w:author="Alice TIERTANT" w:date="2026-07-16T16:30:00Z">
+        <w:pPrChange w:id="526" w:author="TIERTANT, Alice" w:date="2026-07-17T10:49:00Z" w16du:dateUtc="2026-07-17T08:49:00Z">
           <w:pPr>
             <w:pStyle w:val="Paragraphedeliste"/>
             <w:numPr>
@@ -8395,9 +8699,9 @@
         <w:pStyle w:val="Paragraphedeliste"/>
         <w:numPr>
           <w:ilvl w:val="0"/>
-          <w:numId w:val="58"/>
+          <w:numId w:val="86"/>
         </w:numPr>
-        <w:pPrChange w:id="475" w:author="Alice TIERTANT" w:date="2026-07-16T16:30:00Z">
+        <w:pPrChange w:id="527" w:author="TIERTANT, Alice" w:date="2026-07-17T10:49:00Z" w16du:dateUtc="2026-07-17T08:49:00Z">
           <w:pPr>
             <w:pStyle w:val="Paragraphedeliste"/>
             <w:numPr>
@@ -8416,9 +8720,9 @@
         <w:pStyle w:val="Paragraphedeliste"/>
         <w:numPr>
           <w:ilvl w:val="0"/>
-          <w:numId w:val="58"/>
+          <w:numId w:val="86"/>
         </w:numPr>
-        <w:pPrChange w:id="476" w:author="Alice TIERTANT" w:date="2026-07-16T16:30:00Z">
+        <w:pPrChange w:id="528" w:author="TIERTANT, Alice" w:date="2026-07-17T10:49:00Z" w16du:dateUtc="2026-07-17T08:49:00Z">
           <w:pPr>
             <w:pStyle w:val="Paragraphedeliste"/>
             <w:numPr>
@@ -8440,9 +8744,9 @@
         <w:pStyle w:val="Paragraphedeliste"/>
         <w:numPr>
           <w:ilvl w:val="0"/>
-          <w:numId w:val="58"/>
+          <w:numId w:val="86"/>
         </w:numPr>
-        <w:pPrChange w:id="477" w:author="Alice TIERTANT" w:date="2026-07-16T16:30:00Z">
+        <w:pPrChange w:id="529" w:author="TIERTANT, Alice" w:date="2026-07-17T10:49:00Z" w16du:dateUtc="2026-07-17T08:49:00Z">
           <w:pPr>
             <w:pStyle w:val="Paragraphedeliste"/>
             <w:numPr>
@@ -8458,13 +8762,6 @@
       </w:r>
     </w:p>
     <w:p>
-      <w:pPr>
-        <w:pPrChange w:id="478" w:author="Alice TIERTANT" w:date="2026-07-16T16:30:00Z">
-          <w:pPr>
-            <w:jc w:val="both"/>
-          </w:pPr>
-        </w:pPrChange>
-      </w:pPr>
       <w:r>
         <w:t>Phase de conception (mois 2-3)</w:t>
       </w:r>
@@ -8482,7 +8779,7 @@
           <w:ilvl w:val="0"/>
           <w:numId w:val="59"/>
         </w:numPr>
-        <w:pPrChange w:id="479" w:author="Alice TIERTANT" w:date="2026-07-16T16:30:00Z">
+        <w:pPrChange w:id="530" w:author="Alice TIERTANT" w:date="2026-07-16T16:30:00Z">
           <w:pPr>
             <w:pStyle w:val="Paragraphedeliste"/>
             <w:numPr>
@@ -8503,7 +8800,7 @@
           <w:ilvl w:val="0"/>
           <w:numId w:val="59"/>
         </w:numPr>
-        <w:pPrChange w:id="480" w:author="Alice TIERTANT" w:date="2026-07-16T16:30:00Z">
+        <w:pPrChange w:id="531" w:author="Alice TIERTANT" w:date="2026-07-16T16:30:00Z">
           <w:pPr>
             <w:pStyle w:val="Paragraphedeliste"/>
             <w:numPr>
@@ -8536,7 +8833,7 @@
           <w:ilvl w:val="0"/>
           <w:numId w:val="59"/>
         </w:numPr>
-        <w:pPrChange w:id="481" w:author="Alice TIERTANT" w:date="2026-07-16T16:30:00Z">
+        <w:pPrChange w:id="532" w:author="Alice TIERTANT" w:date="2026-07-16T16:30:00Z">
           <w:pPr>
             <w:pStyle w:val="Paragraphedeliste"/>
             <w:numPr>
@@ -8554,15 +8851,7 @@
       </w:r>
     </w:p>
     <w:p>
-      <w:pPr>
-        <w:pPrChange w:id="482" w:author="Alice TIERTANT" w:date="2026-07-16T16:30:00Z">
-          <w:pPr>
-            <w:jc w:val="both"/>
-          </w:pPr>
-        </w:pPrChange>
-      </w:pPr>
       <w:r>
-        <w:lastRenderedPageBreak/>
         <w:t>Phase de développement site vitrine (mois 4-8)</w:t>
       </w:r>
       <w:r>
@@ -8579,7 +8868,7 @@
           <w:ilvl w:val="0"/>
           <w:numId w:val="60"/>
         </w:numPr>
-        <w:pPrChange w:id="483" w:author="Alice TIERTANT" w:date="2026-07-16T16:31:00Z">
+        <w:pPrChange w:id="533" w:author="Alice TIERTANT" w:date="2026-07-16T16:31:00Z">
           <w:pPr>
             <w:pStyle w:val="Paragraphedeliste"/>
             <w:numPr>
@@ -8600,7 +8889,7 @@
           <w:ilvl w:val="0"/>
           <w:numId w:val="60"/>
         </w:numPr>
-        <w:pPrChange w:id="484" w:author="Alice TIERTANT" w:date="2026-07-16T16:31:00Z">
+        <w:pPrChange w:id="534" w:author="Alice TIERTANT" w:date="2026-07-16T16:31:00Z">
           <w:pPr>
             <w:pStyle w:val="Paragraphedeliste"/>
             <w:numPr>
@@ -8618,13 +8907,6 @@
       </w:r>
     </w:p>
     <w:p>
-      <w:pPr>
-        <w:pPrChange w:id="485" w:author="Alice TIERTANT" w:date="2026-07-16T16:30:00Z">
-          <w:pPr>
-            <w:jc w:val="both"/>
-          </w:pPr>
-        </w:pPrChange>
-      </w:pPr>
       <w:r>
         <w:t>Phase de test site vitrine (mois 9-10)</w:t>
       </w:r>
@@ -8642,7 +8924,7 @@
           <w:ilvl w:val="0"/>
           <w:numId w:val="61"/>
         </w:numPr>
-        <w:pPrChange w:id="486" w:author="Alice TIERTANT" w:date="2026-07-16T16:31:00Z">
+        <w:pPrChange w:id="535" w:author="Alice TIERTANT" w:date="2026-07-16T16:31:00Z">
           <w:pPr>
             <w:pStyle w:val="Paragraphedeliste"/>
             <w:numPr>
@@ -8663,7 +8945,7 @@
           <w:ilvl w:val="0"/>
           <w:numId w:val="61"/>
         </w:numPr>
-        <w:pPrChange w:id="487" w:author="Alice TIERTANT" w:date="2026-07-16T16:31:00Z">
+        <w:pPrChange w:id="536" w:author="Alice TIERTANT" w:date="2026-07-16T16:31:00Z">
           <w:pPr>
             <w:pStyle w:val="Paragraphedeliste"/>
             <w:numPr>
@@ -8678,13 +8960,6 @@
       </w:r>
     </w:p>
     <w:p>
-      <w:pPr>
-        <w:pPrChange w:id="488" w:author="Alice TIERTANT" w:date="2026-07-16T16:30:00Z">
-          <w:pPr>
-            <w:jc w:val="both"/>
-          </w:pPr>
-        </w:pPrChange>
-      </w:pPr>
       <w:r>
         <w:t>Phase de lancement site vitrine (mois 10)</w:t>
       </w:r>
@@ -8702,7 +8977,7 @@
           <w:ilvl w:val="0"/>
           <w:numId w:val="62"/>
         </w:numPr>
-        <w:pPrChange w:id="489" w:author="Alice TIERTANT" w:date="2026-07-16T16:31:00Z">
+        <w:pPrChange w:id="537" w:author="Alice TIERTANT" w:date="2026-07-16T16:31:00Z">
           <w:pPr>
             <w:pStyle w:val="Paragraphedeliste"/>
             <w:numPr>
@@ -8726,7 +9001,7 @@
           <w:ilvl w:val="0"/>
           <w:numId w:val="62"/>
         </w:numPr>
-        <w:pPrChange w:id="490" w:author="Alice TIERTANT" w:date="2026-07-16T16:31:00Z">
+        <w:pPrChange w:id="538" w:author="Alice TIERTANT" w:date="2026-07-16T16:31:00Z">
           <w:pPr>
             <w:pStyle w:val="Paragraphedeliste"/>
             <w:numPr>
@@ -8741,13 +9016,6 @@
       </w:r>
     </w:p>
     <w:p>
-      <w:pPr>
-        <w:pPrChange w:id="491" w:author="Alice TIERTANT" w:date="2026-07-16T16:30:00Z">
-          <w:pPr>
-            <w:jc w:val="both"/>
-          </w:pPr>
-        </w:pPrChange>
-      </w:pPr>
       <w:r>
         <w:t xml:space="preserve">Phase de maintenance site </w:t>
       </w:r>
@@ -8771,7 +9039,7 @@
           <w:ilvl w:val="0"/>
           <w:numId w:val="63"/>
         </w:numPr>
-        <w:pPrChange w:id="492" w:author="Alice TIERTANT" w:date="2026-07-16T16:31:00Z">
+        <w:pPrChange w:id="539" w:author="Alice TIERTANT" w:date="2026-07-16T16:31:00Z">
           <w:pPr>
             <w:pStyle w:val="Paragraphedeliste"/>
             <w:numPr>
@@ -8795,7 +9063,7 @@
           <w:ilvl w:val="0"/>
           <w:numId w:val="63"/>
         </w:numPr>
-        <w:pPrChange w:id="493" w:author="Alice TIERTANT" w:date="2026-07-16T16:31:00Z">
+        <w:pPrChange w:id="540" w:author="Alice TIERTANT" w:date="2026-07-16T16:31:00Z">
           <w:pPr>
             <w:pStyle w:val="Paragraphedeliste"/>
             <w:numPr>
@@ -8810,13 +9078,6 @@
       </w:r>
     </w:p>
     <w:p>
-      <w:pPr>
-        <w:pPrChange w:id="494" w:author="Alice TIERTANT" w:date="2026-07-16T16:30:00Z">
-          <w:pPr>
-            <w:jc w:val="both"/>
-          </w:pPr>
-        </w:pPrChange>
-      </w:pPr>
       <w:r>
         <w:t xml:space="preserve">Phase de développement </w:t>
       </w:r>
@@ -8843,7 +9104,7 @@
           <w:ilvl w:val="0"/>
           <w:numId w:val="64"/>
         </w:numPr>
-        <w:pPrChange w:id="495" w:author="Alice TIERTANT" w:date="2026-07-16T16:31:00Z">
+        <w:pPrChange w:id="541" w:author="Alice TIERTANT" w:date="2026-07-16T16:31:00Z">
           <w:pPr>
             <w:pStyle w:val="Paragraphedeliste"/>
             <w:numPr>
@@ -8864,7 +9125,7 @@
           <w:ilvl w:val="0"/>
           <w:numId w:val="64"/>
         </w:numPr>
-        <w:pPrChange w:id="496" w:author="Alice TIERTANT" w:date="2026-07-16T16:31:00Z">
+        <w:pPrChange w:id="542" w:author="Alice TIERTANT" w:date="2026-07-16T16:31:00Z">
           <w:pPr>
             <w:pStyle w:val="Paragraphedeliste"/>
             <w:numPr>
@@ -8879,13 +9140,6 @@
       </w:r>
     </w:p>
     <w:p>
-      <w:pPr>
-        <w:pPrChange w:id="497" w:author="Alice TIERTANT" w:date="2026-07-16T16:30:00Z">
-          <w:pPr>
-            <w:jc w:val="both"/>
-          </w:pPr>
-        </w:pPrChange>
-      </w:pPr>
       <w:r>
         <w:t xml:space="preserve">Phase de test </w:t>
       </w:r>
@@ -8912,7 +9166,7 @@
           <w:ilvl w:val="0"/>
           <w:numId w:val="65"/>
         </w:numPr>
-        <w:pPrChange w:id="498" w:author="Alice TIERTANT" w:date="2026-07-16T16:31:00Z">
+        <w:pPrChange w:id="543" w:author="Alice TIERTANT" w:date="2026-07-16T16:31:00Z">
           <w:pPr>
             <w:pStyle w:val="Paragraphedeliste"/>
             <w:numPr>
@@ -8923,6 +9177,7 @@
         </w:pPrChange>
       </w:pPr>
       <w:r>
+        <w:lastRenderedPageBreak/>
         <w:t>Effectuer des tests de validation et de performance.</w:t>
       </w:r>
     </w:p>
@@ -8933,7 +9188,7 @@
           <w:ilvl w:val="0"/>
           <w:numId w:val="65"/>
         </w:numPr>
-        <w:pPrChange w:id="499" w:author="Alice TIERTANT" w:date="2026-07-16T16:31:00Z">
+        <w:pPrChange w:id="544" w:author="Alice TIERTANT" w:date="2026-07-16T16:31:00Z">
           <w:pPr>
             <w:pStyle w:val="Paragraphedeliste"/>
             <w:numPr>
@@ -8948,13 +9203,6 @@
       </w:r>
     </w:p>
     <w:p>
-      <w:pPr>
-        <w:pPrChange w:id="500" w:author="Alice TIERTANT" w:date="2026-07-16T16:30:00Z">
-          <w:pPr>
-            <w:jc w:val="both"/>
-          </w:pPr>
-        </w:pPrChange>
-      </w:pPr>
       <w:r>
         <w:t>Phase de lancement e-Commerce (mois 19)</w:t>
       </w:r>
@@ -8972,7 +9220,7 @@
           <w:ilvl w:val="0"/>
           <w:numId w:val="66"/>
         </w:numPr>
-        <w:pPrChange w:id="501" w:author="Alice TIERTANT" w:date="2026-07-16T16:31:00Z">
+        <w:pPrChange w:id="545" w:author="Alice TIERTANT" w:date="2026-07-16T16:31:00Z">
           <w:pPr>
             <w:pStyle w:val="Paragraphedeliste"/>
             <w:numPr>
@@ -8993,10 +9241,8 @@
           <w:ilvl w:val="0"/>
           <w:numId w:val="66"/>
         </w:numPr>
-        <w:pPrChange w:id="502" w:author="Alice TIERTANT" w:date="2026-07-16T16:31:00Z">
-          <w:pPr>
-            <w:jc w:val="both"/>
-          </w:pPr>
+        <w:pPrChange w:id="546" w:author="Alice TIERTANT" w:date="2026-07-16T16:31:00Z">
+          <w:pPr/>
         </w:pPrChange>
       </w:pPr>
       <w:r>
@@ -9013,7 +9259,7 @@
           <w:ilvl w:val="0"/>
           <w:numId w:val="66"/>
         </w:numPr>
-        <w:pPrChange w:id="503" w:author="Alice TIERTANT" w:date="2026-07-16T16:31:00Z">
+        <w:pPrChange w:id="547" w:author="Alice TIERTANT" w:date="2026-07-16T16:31:00Z">
           <w:pPr>
             <w:pStyle w:val="Paragraphedeliste"/>
             <w:numPr>
@@ -9034,7 +9280,7 @@
           <w:ilvl w:val="0"/>
           <w:numId w:val="66"/>
         </w:numPr>
-        <w:pPrChange w:id="504" w:author="Alice TIERTANT" w:date="2026-07-16T16:31:00Z">
+        <w:pPrChange w:id="548" w:author="Alice TIERTANT" w:date="2026-07-16T16:31:00Z">
           <w:pPr>
             <w:pStyle w:val="Paragraphedeliste"/>
             <w:numPr>
@@ -9056,9 +9302,9 @@
           <w:numId w:val="66"/>
         </w:numPr>
         <w:rPr>
-          <w:ins w:id="505" w:author="Alice TIERTANT" w:date="2026-07-16T15:09:00Z"/>
+          <w:ins w:id="549" w:author="Alice TIERTANT" w:date="2026-07-16T15:09:00Z"/>
         </w:rPr>
-        <w:pPrChange w:id="506" w:author="Alice TIERTANT" w:date="2026-07-16T16:31:00Z">
+        <w:pPrChange w:id="550" w:author="Alice TIERTANT" w:date="2026-07-16T16:31:00Z">
           <w:pPr>
             <w:pStyle w:val="Paragraphedeliste"/>
             <w:numPr>
@@ -9074,7 +9320,7 @@
       <w:r>
         <w:t>fonction des besoins et des retours.</w:t>
       </w:r>
-      <w:ins w:id="507" w:author="Alice TIERTANT" w:date="2026-07-16T15:09:00Z">
+      <w:ins w:id="551" w:author="Alice TIERTANT" w:date="2026-07-16T15:09:00Z">
         <w:r>
           <w:br w:type="page"/>
         </w:r>
@@ -9084,16 +9330,16 @@
       <w:pPr>
         <w:ind w:firstLine="0"/>
         <w:rPr>
-          <w:del w:id="508" w:author="Alice TIERTANT" w:date="2026-07-16T15:09:00Z"/>
+          <w:del w:id="552" w:author="Alice TIERTANT" w:date="2026-07-16T15:09:00Z"/>
           <w:rFonts w:ascii="Aptos" w:eastAsia="Aptos" w:hAnsi="Aptos" w:cs="Aptos"/>
           <w:color w:val="000000" w:themeColor="text1"/>
-          <w:rPrChange w:id="509" w:author="Alice TIERTANT" w:date="2026-07-16T15:09:00Z">
+          <w:rPrChange w:id="553" w:author="Alice TIERTANT" w:date="2026-07-16T15:09:00Z">
             <w:rPr>
-              <w:del w:id="510" w:author="Alice TIERTANT" w:date="2026-07-16T15:09:00Z"/>
+              <w:del w:id="554" w:author="Alice TIERTANT" w:date="2026-07-16T15:09:00Z"/>
             </w:rPr>
           </w:rPrChange>
         </w:rPr>
-        <w:pPrChange w:id="511" w:author="Alice TIERTANT" w:date="2026-07-16T15:09:00Z">
+        <w:pPrChange w:id="555" w:author="Alice TIERTANT" w:date="2026-07-16T15:09:00Z">
           <w:pPr>
             <w:pStyle w:val="Paragraphedeliste"/>
             <w:numPr>
@@ -9108,28 +9354,28 @@
       <w:pPr>
         <w:pStyle w:val="Titre1"/>
         <w:rPr>
-          <w:ins w:id="512" w:author="Alice TIERTANT" w:date="2026-07-16T16:04:00Z"/>
+          <w:ins w:id="556" w:author="Alice TIERTANT" w:date="2026-07-16T16:04:00Z"/>
           <w:rFonts w:eastAsia="Aptos"/>
-          <w:rPrChange w:id="513" w:author="Alice TIERTANT" w:date="2026-07-16T16:28:00Z">
+          <w:rPrChange w:id="557" w:author="Alice TIERTANT" w:date="2026-07-16T16:28:00Z">
             <w:rPr>
-              <w:ins w:id="514" w:author="Alice TIERTANT" w:date="2026-07-16T16:04:00Z"/>
+              <w:ins w:id="558" w:author="Alice TIERTANT" w:date="2026-07-16T16:04:00Z"/>
             </w:rPr>
           </w:rPrChange>
         </w:rPr>
-        <w:pPrChange w:id="515" w:author="Alice TIERTANT" w:date="2026-07-16T16:28:00Z">
+        <w:pPrChange w:id="559" w:author="Alice TIERTANT" w:date="2026-07-16T16:28:00Z">
           <w:pPr>
             <w:pStyle w:val="Titre2"/>
           </w:pPr>
         </w:pPrChange>
       </w:pPr>
-      <w:bookmarkStart w:id="516" w:name="_Toc235087861"/>
+      <w:bookmarkStart w:id="560" w:name="_Toc235087861"/>
       <w:r>
         <w:rPr>
           <w:rFonts w:eastAsia="Aptos"/>
         </w:rPr>
         <w:t>Les besoins fonctionnels</w:t>
       </w:r>
-      <w:bookmarkEnd w:id="516"/>
+      <w:bookmarkEnd w:id="560"/>
     </w:p>
     <w:p>
       <w:pPr>
@@ -9139,15 +9385,15 @@
           <w:numId w:val="53"/>
         </w:numPr>
         <w:rPr>
-          <w:ins w:id="517" w:author="Alice TIERTANT" w:date="2026-07-16T16:04:00Z"/>
+          <w:ins w:id="561" w:author="Alice TIERTANT" w:date="2026-07-16T16:04:00Z"/>
         </w:rPr>
-        <w:pPrChange w:id="518" w:author="Alice TIERTANT" w:date="2026-07-16T16:28:00Z">
+        <w:pPrChange w:id="562" w:author="Alice TIERTANT" w:date="2026-07-16T16:28:00Z">
           <w:pPr>
             <w:pStyle w:val="Titre3"/>
           </w:pPr>
         </w:pPrChange>
       </w:pPr>
-      <w:ins w:id="519" w:author="Alice TIERTANT" w:date="2026-07-16T16:04:00Z">
+      <w:ins w:id="563" w:author="Alice TIERTANT" w:date="2026-07-16T16:04:00Z">
         <w:r>
           <w:rPr>
             <w:rFonts w:eastAsia="Aptos"/>
@@ -9159,10 +9405,10 @@
     <w:p>
       <w:pPr>
         <w:rPr>
-          <w:ins w:id="520" w:author="Alice TIERTANT" w:date="2026-07-16T16:04:00Z"/>
+          <w:ins w:id="564" w:author="Alice TIERTANT" w:date="2026-07-16T16:04:00Z"/>
         </w:rPr>
       </w:pPr>
-      <w:ins w:id="521" w:author="Alice TIERTANT" w:date="2026-07-16T16:04:00Z">
+      <w:ins w:id="565" w:author="Alice TIERTANT" w:date="2026-07-16T16:04:00Z">
         <w:r>
           <w:t>Le visiteur doit avoir la possibilité de personnaliser son véhicule et d’avoir un aperçu du produit final pour pouvoir se projeter.</w:t>
         </w:r>
@@ -9174,10 +9420,10 @@
     <w:p>
       <w:pPr>
         <w:rPr>
-          <w:ins w:id="522" w:author="Alice TIERTANT" w:date="2026-07-16T16:04:00Z"/>
+          <w:ins w:id="566" w:author="Alice TIERTANT" w:date="2026-07-16T16:04:00Z"/>
         </w:rPr>
       </w:pPr>
-      <w:ins w:id="523" w:author="Alice TIERTANT" w:date="2026-07-16T16:04:00Z">
+      <w:ins w:id="567" w:author="Alice TIERTANT" w:date="2026-07-16T16:04:00Z">
         <w:r>
           <w:t>Création étape par étape d’un vélomobile complet (personnalisation de la carrosserie, sélection des spécificités)</w:t>
         </w:r>
@@ -9186,10 +9432,10 @@
     <w:p>
       <w:pPr>
         <w:rPr>
-          <w:ins w:id="524" w:author="Alice TIERTANT" w:date="2026-07-16T16:04:00Z"/>
+          <w:ins w:id="568" w:author="Alice TIERTANT" w:date="2026-07-16T16:04:00Z"/>
         </w:rPr>
       </w:pPr>
-      <w:ins w:id="525" w:author="Alice TIERTANT" w:date="2026-07-16T16:04:00Z">
+      <w:ins w:id="569" w:author="Alice TIERTANT" w:date="2026-07-16T16:04:00Z">
         <w:r>
           <w:t>Le client pourra démarrer d’un vélomobile nu, selon le modèle choisi, puis ajouter de la personnalisation en sélectionnant les caractéristiques souhaitées qui se mettront à jour sur la visualisation.</w:t>
         </w:r>
@@ -9199,15 +9445,15 @@
       <w:pPr>
         <w:pStyle w:val="Titre2"/>
         <w:rPr>
-          <w:ins w:id="526" w:author="Alice TIERTANT" w:date="2026-07-16T16:04:00Z"/>
+          <w:ins w:id="570" w:author="Alice TIERTANT" w:date="2026-07-16T16:04:00Z"/>
         </w:rPr>
-        <w:pPrChange w:id="527" w:author="Alice TIERTANT" w:date="2026-07-16T16:28:00Z">
+        <w:pPrChange w:id="571" w:author="Alice TIERTANT" w:date="2026-07-16T16:28:00Z">
           <w:pPr>
             <w:pStyle w:val="Titre3"/>
           </w:pPr>
         </w:pPrChange>
       </w:pPr>
-      <w:ins w:id="528" w:author="Alice TIERTANT" w:date="2026-07-16T16:04:00Z">
+      <w:ins w:id="572" w:author="Alice TIERTANT" w:date="2026-07-16T16:04:00Z">
         <w:r>
           <w:rPr>
             <w:rFonts w:eastAsia="Aptos"/>
@@ -9219,10 +9465,10 @@
     <w:p>
       <w:pPr>
         <w:rPr>
-          <w:ins w:id="529" w:author="Alice TIERTANT" w:date="2026-07-16T16:04:00Z"/>
+          <w:ins w:id="573" w:author="Alice TIERTANT" w:date="2026-07-16T16:04:00Z"/>
         </w:rPr>
       </w:pPr>
-      <w:ins w:id="530" w:author="Alice TIERTANT" w:date="2026-07-16T16:04:00Z">
+      <w:ins w:id="574" w:author="Alice TIERTANT" w:date="2026-07-16T16:04:00Z">
         <w:r>
           <w:t>Le site devra offrir la possibilité aux visiteurs de réserver un créneau de test.</w:t>
         </w:r>
@@ -9234,10 +9480,10 @@
     <w:p>
       <w:pPr>
         <w:rPr>
-          <w:ins w:id="531" w:author="Alice TIERTANT" w:date="2026-07-16T16:04:00Z"/>
+          <w:ins w:id="575" w:author="Alice TIERTANT" w:date="2026-07-16T16:04:00Z"/>
         </w:rPr>
       </w:pPr>
-      <w:ins w:id="532" w:author="Alice TIERTANT" w:date="2026-07-16T16:04:00Z">
+      <w:ins w:id="576" w:author="Alice TIERTANT" w:date="2026-07-16T16:04:00Z">
         <w:r>
           <w:t>Page de réservation d’essai :</w:t>
         </w:r>
@@ -9248,12 +9494,13 @@
         <w:pStyle w:val="Paragraphedeliste"/>
         <w:numPr>
           <w:ilvl w:val="0"/>
-          <w:numId w:val="67"/>
+          <w:numId w:val="87"/>
         </w:numPr>
+        <w:spacing w:line="278" w:lineRule="auto"/>
         <w:rPr>
-          <w:ins w:id="533" w:author="Alice TIERTANT" w:date="2026-07-16T16:04:00Z"/>
+          <w:ins w:id="577" w:author="Alice TIERTANT" w:date="2026-07-16T16:04:00Z"/>
         </w:rPr>
-        <w:pPrChange w:id="534" w:author="Alice TIERTANT" w:date="2026-07-16T16:31:00Z">
+        <w:pPrChange w:id="578" w:author="TIERTANT, Alice" w:date="2026-07-17T10:49:00Z" w16du:dateUtc="2026-07-17T08:49:00Z">
           <w:pPr>
             <w:pStyle w:val="Paragraphedeliste"/>
             <w:numPr>
@@ -9264,7 +9511,7 @@
           </w:pPr>
         </w:pPrChange>
       </w:pPr>
-      <w:ins w:id="535" w:author="Alice TIERTANT" w:date="2026-07-16T16:04:00Z">
+      <w:ins w:id="579" w:author="Alice TIERTANT" w:date="2026-07-16T16:04:00Z">
         <w:r>
           <w:t>Choix du lieu et du créneau horaire selon date du salon et disponibilité</w:t>
         </w:r>
@@ -9275,12 +9522,13 @@
         <w:pStyle w:val="Paragraphedeliste"/>
         <w:numPr>
           <w:ilvl w:val="1"/>
-          <w:numId w:val="67"/>
+          <w:numId w:val="87"/>
         </w:numPr>
+        <w:spacing w:line="278" w:lineRule="auto"/>
         <w:rPr>
-          <w:ins w:id="536" w:author="Alice TIERTANT" w:date="2026-07-16T16:04:00Z"/>
+          <w:ins w:id="580" w:author="Alice TIERTANT" w:date="2026-07-16T16:04:00Z"/>
         </w:rPr>
-        <w:pPrChange w:id="537" w:author="Alice TIERTANT" w:date="2026-07-16T16:31:00Z">
+        <w:pPrChange w:id="581" w:author="TIERTANT, Alice" w:date="2026-07-17T10:49:00Z" w16du:dateUtc="2026-07-17T08:49:00Z">
           <w:pPr>
             <w:pStyle w:val="Paragraphedeliste"/>
             <w:numPr>
@@ -9292,7 +9540,7 @@
           </w:pPr>
         </w:pPrChange>
       </w:pPr>
-      <w:ins w:id="538" w:author="Alice TIERTANT" w:date="2026-07-16T16:04:00Z">
+      <w:ins w:id="582" w:author="Alice TIERTANT" w:date="2026-07-16T16:04:00Z">
         <w:r>
           <w:t>Sélection du lieu par liste à choix</w:t>
         </w:r>
@@ -9303,12 +9551,13 @@
         <w:pStyle w:val="Paragraphedeliste"/>
         <w:numPr>
           <w:ilvl w:val="1"/>
-          <w:numId w:val="67"/>
+          <w:numId w:val="87"/>
         </w:numPr>
+        <w:spacing w:line="278" w:lineRule="auto"/>
         <w:rPr>
-          <w:ins w:id="539" w:author="Alice TIERTANT" w:date="2026-07-16T16:04:00Z"/>
+          <w:ins w:id="583" w:author="Alice TIERTANT" w:date="2026-07-16T16:04:00Z"/>
         </w:rPr>
-        <w:pPrChange w:id="540" w:author="Alice TIERTANT" w:date="2026-07-16T16:31:00Z">
+        <w:pPrChange w:id="584" w:author="TIERTANT, Alice" w:date="2026-07-17T10:49:00Z" w16du:dateUtc="2026-07-17T08:49:00Z">
           <w:pPr>
             <w:pStyle w:val="Paragraphedeliste"/>
             <w:numPr>
@@ -9320,7 +9569,7 @@
           </w:pPr>
         </w:pPrChange>
       </w:pPr>
-      <w:ins w:id="541" w:author="Alice TIERTANT" w:date="2026-07-16T16:04:00Z">
+      <w:ins w:id="585" w:author="Alice TIERTANT" w:date="2026-07-16T16:04:00Z">
         <w:r>
           <w:t>Mise à jour des disponibilités en temps réel</w:t>
         </w:r>
@@ -9331,12 +9580,13 @@
         <w:pStyle w:val="Paragraphedeliste"/>
         <w:numPr>
           <w:ilvl w:val="0"/>
-          <w:numId w:val="67"/>
+          <w:numId w:val="87"/>
         </w:numPr>
+        <w:spacing w:line="278" w:lineRule="auto"/>
         <w:rPr>
-          <w:ins w:id="542" w:author="Alice TIERTANT" w:date="2026-07-16T16:04:00Z"/>
+          <w:ins w:id="586" w:author="Alice TIERTANT" w:date="2026-07-16T16:04:00Z"/>
         </w:rPr>
-        <w:pPrChange w:id="543" w:author="Alice TIERTANT" w:date="2026-07-16T16:31:00Z">
+        <w:pPrChange w:id="587" w:author="TIERTANT, Alice" w:date="2026-07-17T10:49:00Z" w16du:dateUtc="2026-07-17T08:49:00Z">
           <w:pPr>
             <w:pStyle w:val="Paragraphedeliste"/>
             <w:numPr>
@@ -9347,25 +9597,30 @@
           </w:pPr>
         </w:pPrChange>
       </w:pPr>
-      <w:ins w:id="544" w:author="Alice TIERTANT" w:date="2026-07-16T16:04:00Z">
-        <w:r>
-          <w:t>Confirmation de réservation envoyée par email</w:t>
-        </w:r>
+      <w:ins w:id="588" w:author="Alice TIERTANT" w:date="2026-07-16T16:04:00Z">
+        <w:r>
+          <w:t xml:space="preserve">Confirmation de réservation envoyée par </w:t>
+        </w:r>
+        <w:proofErr w:type="gramStart"/>
+        <w:r>
+          <w:t>email</w:t>
+        </w:r>
+        <w:proofErr w:type="gramEnd"/>
       </w:ins>
     </w:p>
     <w:p>
       <w:pPr>
         <w:pStyle w:val="Titre2"/>
         <w:rPr>
-          <w:ins w:id="545" w:author="Alice TIERTANT" w:date="2026-07-16T16:04:00Z"/>
+          <w:ins w:id="589" w:author="Alice TIERTANT" w:date="2026-07-16T16:04:00Z"/>
         </w:rPr>
-        <w:pPrChange w:id="546" w:author="Alice TIERTANT" w:date="2026-07-16T16:28:00Z">
+        <w:pPrChange w:id="590" w:author="Alice TIERTANT" w:date="2026-07-16T16:28:00Z">
           <w:pPr>
             <w:pStyle w:val="Titre3"/>
           </w:pPr>
         </w:pPrChange>
       </w:pPr>
-      <w:ins w:id="547" w:author="Alice TIERTANT" w:date="2026-07-16T16:04:00Z">
+      <w:ins w:id="591" w:author="Alice TIERTANT" w:date="2026-07-16T16:04:00Z">
         <w:r>
           <w:t>Réseautage</w:t>
         </w:r>
@@ -9374,10 +9629,10 @@
     <w:p>
       <w:pPr>
         <w:rPr>
-          <w:ins w:id="548" w:author="Alice TIERTANT" w:date="2026-07-16T16:05:00Z"/>
+          <w:ins w:id="592" w:author="Alice TIERTANT" w:date="2026-07-16T16:05:00Z"/>
         </w:rPr>
       </w:pPr>
-      <w:ins w:id="549" w:author="Alice TIERTANT" w:date="2026-07-16T16:04:00Z">
+      <w:ins w:id="593" w:author="Alice TIERTANT" w:date="2026-07-16T16:04:00Z">
         <w:r>
           <w:t>Le site proposera aux visiteurs de s’inscrire gratuitement à la newsletter trimestrielle.</w:t>
         </w:r>
@@ -9386,10 +9641,10 @@
     <w:p>
       <w:pPr>
         <w:rPr>
-          <w:ins w:id="550" w:author="Alice TIERTANT" w:date="2026-07-16T16:05:00Z"/>
+          <w:ins w:id="594" w:author="Alice TIERTANT" w:date="2026-07-16T16:05:00Z"/>
         </w:rPr>
       </w:pPr>
-      <w:ins w:id="551" w:author="Alice TIERTANT" w:date="2026-07-16T16:04:00Z">
+      <w:ins w:id="595" w:author="Alice TIERTANT" w:date="2026-07-16T16:04:00Z">
         <w:r>
           <w:t>Les liens vers les réseaux sociaux seront présents et mis en avant.</w:t>
         </w:r>
@@ -9398,10 +9653,10 @@
     <w:p>
       <w:pPr>
         <w:rPr>
-          <w:ins w:id="552" w:author="Alice TIERTANT" w:date="2026-07-16T16:04:00Z"/>
+          <w:ins w:id="596" w:author="Alice TIERTANT" w:date="2026-07-16T16:04:00Z"/>
         </w:rPr>
       </w:pPr>
-      <w:ins w:id="553" w:author="Alice TIERTANT" w:date="2026-07-16T16:04:00Z">
+      <w:ins w:id="597" w:author="Alice TIERTANT" w:date="2026-07-16T16:04:00Z">
         <w:r>
           <w:t>Un carrousel d’avis sera présent sur la page d’accueil ainsi qu’une vidéo de témoignage </w:t>
         </w:r>
@@ -9411,15 +9666,15 @@
       <w:pPr>
         <w:pStyle w:val="Titre2"/>
         <w:rPr>
-          <w:ins w:id="554" w:author="Alice TIERTANT" w:date="2026-07-16T16:04:00Z"/>
+          <w:ins w:id="598" w:author="Alice TIERTANT" w:date="2026-07-16T16:04:00Z"/>
         </w:rPr>
-        <w:pPrChange w:id="555" w:author="Alice TIERTANT" w:date="2026-07-16T16:28:00Z">
+        <w:pPrChange w:id="599" w:author="Alice TIERTANT" w:date="2026-07-16T16:28:00Z">
           <w:pPr>
             <w:pStyle w:val="Titre3"/>
           </w:pPr>
         </w:pPrChange>
       </w:pPr>
-      <w:ins w:id="556" w:author="Alice TIERTANT" w:date="2026-07-16T16:04:00Z">
+      <w:ins w:id="600" w:author="Alice TIERTANT" w:date="2026-07-16T16:04:00Z">
         <w:r>
           <w:t>Espace entretien</w:t>
         </w:r>
@@ -9428,20 +9683,20 @@
     <w:p>
       <w:pPr>
         <w:rPr>
-          <w:ins w:id="557" w:author="Alice TIERTANT" w:date="2026-07-16T16:05:00Z"/>
+          <w:ins w:id="601" w:author="Alice TIERTANT" w:date="2026-07-16T16:05:00Z"/>
         </w:rPr>
       </w:pPr>
-      <w:ins w:id="558" w:author="Alice TIERTANT" w:date="2026-07-16T16:04:00Z">
+      <w:ins w:id="602" w:author="Alice TIERTANT" w:date="2026-07-16T16:04:00Z">
         <w:r>
           <w:t>Une page sera dédiée à l’entretien des vélomobiles.</w:t>
         </w:r>
       </w:ins>
-      <w:ins w:id="559" w:author="Alice TIERTANT" w:date="2026-07-16T16:32:00Z">
+      <w:ins w:id="603" w:author="Alice TIERTANT" w:date="2026-07-16T16:32:00Z">
         <w:r>
           <w:t xml:space="preserve"> </w:t>
         </w:r>
       </w:ins>
-      <w:ins w:id="560" w:author="Alice TIERTANT" w:date="2026-07-16T16:04:00Z">
+      <w:ins w:id="604" w:author="Alice TIERTANT" w:date="2026-07-16T16:04:00Z">
         <w:r>
           <w:t>Afin de faciliter la navigation parmi les fiches techniques une barre de recherche sera présente pour limiter les fiches techniques au modèle choisi.</w:t>
         </w:r>
@@ -9450,16 +9705,10 @@
     <w:p>
       <w:pPr>
         <w:rPr>
-          <w:ins w:id="561" w:author="Alice TIERTANT" w:date="2026-07-16T16:04:00Z"/>
+          <w:ins w:id="605" w:author="Alice TIERTANT" w:date="2026-07-16T16:04:00Z"/>
         </w:rPr>
-        <w:pPrChange w:id="562" w:author="Alice TIERTANT" w:date="2026-07-16T16:32:00Z">
-          <w:pPr>
-            <w:spacing w:after="0" w:line="240" w:lineRule="auto"/>
-            <w:ind w:firstLine="397"/>
-          </w:pPr>
-        </w:pPrChange>
-      </w:pPr>
-      <w:ins w:id="563" w:author="Alice TIERTANT" w:date="2026-07-16T16:04:00Z">
+      </w:pPr>
+      <w:ins w:id="606" w:author="Alice TIERTANT" w:date="2026-07-16T16:04:00Z">
         <w:r>
           <w:t>Les fiches seront présentées sous la forme de FAQ :</w:t>
         </w:r>
@@ -9470,12 +9719,13 @@
         <w:pStyle w:val="Paragraphedeliste"/>
         <w:numPr>
           <w:ilvl w:val="0"/>
-          <w:numId w:val="68"/>
+          <w:numId w:val="88"/>
         </w:numPr>
+        <w:spacing w:line="278" w:lineRule="auto"/>
         <w:rPr>
-          <w:ins w:id="564" w:author="Alice TIERTANT" w:date="2026-07-16T16:04:00Z"/>
+          <w:ins w:id="607" w:author="Alice TIERTANT" w:date="2026-07-16T16:04:00Z"/>
         </w:rPr>
-        <w:pPrChange w:id="565" w:author="Alice TIERTANT" w:date="2026-07-16T16:32:00Z">
+        <w:pPrChange w:id="608" w:author="TIERTANT, Alice" w:date="2026-07-17T10:49:00Z" w16du:dateUtc="2026-07-17T08:49:00Z">
           <w:pPr>
             <w:pStyle w:val="Paragraphedeliste"/>
             <w:numPr>
@@ -9486,7 +9736,7 @@
           </w:pPr>
         </w:pPrChange>
       </w:pPr>
-      <w:ins w:id="566" w:author="Alice TIERTANT" w:date="2026-07-16T16:04:00Z">
+      <w:ins w:id="609" w:author="Alice TIERTANT" w:date="2026-07-16T16:04:00Z">
         <w:r>
           <w:t>Entretien hebdomadaire</w:t>
         </w:r>
@@ -9497,12 +9747,13 @@
         <w:pStyle w:val="Paragraphedeliste"/>
         <w:numPr>
           <w:ilvl w:val="0"/>
-          <w:numId w:val="68"/>
+          <w:numId w:val="88"/>
         </w:numPr>
+        <w:spacing w:line="278" w:lineRule="auto"/>
         <w:rPr>
-          <w:ins w:id="567" w:author="Alice TIERTANT" w:date="2026-07-16T16:04:00Z"/>
+          <w:ins w:id="610" w:author="Alice TIERTANT" w:date="2026-07-16T16:04:00Z"/>
         </w:rPr>
-        <w:pPrChange w:id="568" w:author="Alice TIERTANT" w:date="2026-07-16T16:32:00Z">
+        <w:pPrChange w:id="611" w:author="TIERTANT, Alice" w:date="2026-07-17T10:49:00Z" w16du:dateUtc="2026-07-17T08:49:00Z">
           <w:pPr>
             <w:pStyle w:val="Paragraphedeliste"/>
             <w:numPr>
@@ -9513,7 +9764,7 @@
           </w:pPr>
         </w:pPrChange>
       </w:pPr>
-      <w:ins w:id="569" w:author="Alice TIERTANT" w:date="2026-07-16T16:04:00Z">
+      <w:ins w:id="612" w:author="Alice TIERTANT" w:date="2026-07-16T16:04:00Z">
         <w:r>
           <w:t>Entretien mensuel</w:t>
         </w:r>
@@ -9524,12 +9775,13 @@
         <w:pStyle w:val="Paragraphedeliste"/>
         <w:numPr>
           <w:ilvl w:val="0"/>
-          <w:numId w:val="68"/>
+          <w:numId w:val="88"/>
         </w:numPr>
+        <w:spacing w:line="278" w:lineRule="auto"/>
         <w:rPr>
-          <w:ins w:id="570" w:author="Alice TIERTANT" w:date="2026-07-16T16:04:00Z"/>
+          <w:ins w:id="613" w:author="Alice TIERTANT" w:date="2026-07-16T16:04:00Z"/>
         </w:rPr>
-        <w:pPrChange w:id="571" w:author="Alice TIERTANT" w:date="2026-07-16T16:32:00Z">
+        <w:pPrChange w:id="614" w:author="TIERTANT, Alice" w:date="2026-07-17T10:49:00Z" w16du:dateUtc="2026-07-17T08:49:00Z">
           <w:pPr>
             <w:pStyle w:val="Paragraphedeliste"/>
             <w:numPr>
@@ -9540,7 +9792,7 @@
           </w:pPr>
         </w:pPrChange>
       </w:pPr>
-      <w:ins w:id="572" w:author="Alice TIERTANT" w:date="2026-07-16T16:04:00Z">
+      <w:ins w:id="615" w:author="Alice TIERTANT" w:date="2026-07-16T16:04:00Z">
         <w:r>
           <w:t>Réparation / Changement de pièce</w:t>
         </w:r>
@@ -9549,21 +9801,20 @@
     <w:p>
       <w:pPr>
         <w:rPr>
-          <w:ins w:id="573" w:author="Alice TIERTANT" w:date="2026-07-16T16:04:00Z"/>
+          <w:ins w:id="616" w:author="Alice TIERTANT" w:date="2026-07-16T16:04:00Z"/>
         </w:rPr>
       </w:pPr>
-      <w:ins w:id="574" w:author="Alice TIERTANT" w:date="2026-07-16T16:04:00Z">
-        <w:r>
-          <w:lastRenderedPageBreak/>
+      <w:ins w:id="617" w:author="Alice TIERTANT" w:date="2026-07-16T16:04:00Z">
+        <w:r>
           <w:t>Les fiches contiendront des vidéos, des liens vers les pièces détachées, ainsi qu’un texte explicatif avec photo</w:t>
         </w:r>
       </w:ins>
-      <w:ins w:id="575" w:author="Alice TIERTANT" w:date="2026-07-16T16:33:00Z">
+      <w:ins w:id="618" w:author="Alice TIERTANT" w:date="2026-07-16T16:33:00Z">
         <w:r>
           <w:t>s</w:t>
         </w:r>
       </w:ins>
-      <w:ins w:id="576" w:author="Alice TIERTANT" w:date="2026-07-16T16:04:00Z">
+      <w:ins w:id="619" w:author="Alice TIERTANT" w:date="2026-07-16T16:04:00Z">
         <w:r>
           <w:t xml:space="preserve"> pour ceux qui préfèrent.</w:t>
         </w:r>
@@ -9573,32 +9824,34 @@
       <w:pPr>
         <w:pStyle w:val="Titre2"/>
         <w:rPr>
-          <w:ins w:id="577" w:author="Alice TIERTANT" w:date="2026-07-16T16:04:00Z"/>
+          <w:ins w:id="620" w:author="Alice TIERTANT" w:date="2026-07-16T16:04:00Z"/>
         </w:rPr>
-        <w:pPrChange w:id="578" w:author="Alice TIERTANT" w:date="2026-07-16T16:28:00Z">
+        <w:pPrChange w:id="621" w:author="Alice TIERTANT" w:date="2026-07-16T16:28:00Z">
           <w:pPr>
             <w:pStyle w:val="Titre3"/>
           </w:pPr>
         </w:pPrChange>
       </w:pPr>
-      <w:ins w:id="579" w:author="Alice TIERTANT" w:date="2026-07-16T16:04:00Z">
-        <w:r>
+      <w:ins w:id="622" w:author="Alice TIERTANT" w:date="2026-07-16T16:04:00Z">
+        <w:r>
+          <w:lastRenderedPageBreak/>
           <w:t xml:space="preserve"> Espace membre</w:t>
         </w:r>
       </w:ins>
     </w:p>
     <w:p>
       <w:pPr>
+        <w:spacing w:line="278" w:lineRule="auto"/>
         <w:rPr>
-          <w:ins w:id="580" w:author="Alice TIERTANT" w:date="2026-07-16T16:04:00Z"/>
+          <w:ins w:id="623" w:author="Alice TIERTANT" w:date="2026-07-16T16:04:00Z"/>
         </w:rPr>
-        <w:pPrChange w:id="581" w:author="Alice TIERTANT" w:date="2026-07-16T16:33:00Z">
+        <w:pPrChange w:id="624" w:author="Alice TIERTANT" w:date="2026-07-16T16:33:00Z">
           <w:pPr>
             <w:spacing w:after="240" w:line="240" w:lineRule="auto"/>
           </w:pPr>
         </w:pPrChange>
       </w:pPr>
-      <w:ins w:id="582" w:author="Alice TIERTANT" w:date="2026-07-16T16:04:00Z">
+      <w:ins w:id="625" w:author="Alice TIERTANT" w:date="2026-07-16T16:04:00Z">
         <w:r>
           <w:t>Il sera possible pour les visiteurs du site de créer un compte.</w:t>
         </w:r>
@@ -9607,10 +9860,10 @@
     <w:p>
       <w:pPr>
         <w:rPr>
-          <w:ins w:id="583" w:author="Alice TIERTANT" w:date="2026-07-16T16:04:00Z"/>
+          <w:ins w:id="626" w:author="Alice TIERTANT" w:date="2026-07-16T16:04:00Z"/>
         </w:rPr>
       </w:pPr>
-      <w:ins w:id="584" w:author="Alice TIERTANT" w:date="2026-07-16T16:04:00Z">
+      <w:ins w:id="627" w:author="Alice TIERTANT" w:date="2026-07-16T16:04:00Z">
         <w:r>
           <w:t>Inscription/connexion :</w:t>
         </w:r>
@@ -9621,12 +9874,13 @@
         <w:pStyle w:val="Paragraphedeliste"/>
         <w:numPr>
           <w:ilvl w:val="0"/>
-          <w:numId w:val="69"/>
+          <w:numId w:val="89"/>
         </w:numPr>
+        <w:spacing w:line="278" w:lineRule="auto"/>
         <w:rPr>
-          <w:ins w:id="585" w:author="Alice TIERTANT" w:date="2026-07-16T16:04:00Z"/>
+          <w:ins w:id="628" w:author="Alice TIERTANT" w:date="2026-07-16T16:04:00Z"/>
         </w:rPr>
-        <w:pPrChange w:id="586" w:author="Alice TIERTANT" w:date="2026-07-16T16:33:00Z">
+        <w:pPrChange w:id="629" w:author="TIERTANT, Alice" w:date="2026-07-17T10:49:00Z" w16du:dateUtc="2026-07-17T08:49:00Z">
           <w:pPr>
             <w:pStyle w:val="Paragraphedeliste"/>
             <w:numPr>
@@ -9637,7 +9891,7 @@
           </w:pPr>
         </w:pPrChange>
       </w:pPr>
-      <w:ins w:id="587" w:author="Alice TIERTANT" w:date="2026-07-16T16:04:00Z">
+      <w:ins w:id="630" w:author="Alice TIERTANT" w:date="2026-07-16T16:04:00Z">
         <w:r>
           <w:t>Création d’un compte</w:t>
         </w:r>
@@ -9648,12 +9902,13 @@
         <w:pStyle w:val="Paragraphedeliste"/>
         <w:numPr>
           <w:ilvl w:val="0"/>
-          <w:numId w:val="69"/>
+          <w:numId w:val="89"/>
         </w:numPr>
+        <w:spacing w:line="278" w:lineRule="auto"/>
         <w:rPr>
-          <w:ins w:id="588" w:author="Alice TIERTANT" w:date="2026-07-16T16:04:00Z"/>
+          <w:ins w:id="631" w:author="Alice TIERTANT" w:date="2026-07-16T16:04:00Z"/>
         </w:rPr>
-        <w:pPrChange w:id="589" w:author="Alice TIERTANT" w:date="2026-07-16T16:33:00Z">
+        <w:pPrChange w:id="632" w:author="TIERTANT, Alice" w:date="2026-07-17T10:49:00Z" w16du:dateUtc="2026-07-17T08:49:00Z">
           <w:pPr>
             <w:pStyle w:val="Paragraphedeliste"/>
             <w:numPr>
@@ -9664,7 +9919,7 @@
           </w:pPr>
         </w:pPrChange>
       </w:pPr>
-      <w:ins w:id="590" w:author="Alice TIERTANT" w:date="2026-07-16T16:04:00Z">
+      <w:ins w:id="633" w:author="Alice TIERTANT" w:date="2026-07-16T16:04:00Z">
         <w:r>
           <w:t>Connexion dans le cas d’un compte existant</w:t>
         </w:r>
@@ -9675,12 +9930,14 @@
         <w:pStyle w:val="Paragraphedeliste"/>
         <w:numPr>
           <w:ilvl w:val="0"/>
-          <w:numId w:val="69"/>
+          <w:numId w:val="89"/>
         </w:numPr>
+        <w:spacing w:line="278" w:lineRule="auto"/>
         <w:rPr>
-          <w:ins w:id="591" w:author="Alice TIERTANT" w:date="2026-07-16T16:04:00Z"/>
+          <w:ins w:id="634" w:author="Alice TIERTANT" w:date="2026-07-16T16:04:00Z"/>
+          <w:del w:id="635" w:author="TIERTANT, Alice" w:date="2026-07-17T10:50:00Z" w16du:dateUtc="2026-07-17T08:50:00Z"/>
         </w:rPr>
-        <w:pPrChange w:id="592" w:author="Alice TIERTANT" w:date="2026-07-16T16:33:00Z">
+        <w:pPrChange w:id="636" w:author="TIERTANT, Alice" w:date="2026-07-17T10:49:00Z" w16du:dateUtc="2026-07-17T08:49:00Z">
           <w:pPr>
             <w:pStyle w:val="Paragraphedeliste"/>
             <w:numPr>
@@ -9691,18 +9948,17 @@
           </w:pPr>
         </w:pPrChange>
       </w:pPr>
-      <w:ins w:id="593" w:author="Alice TIERTANT" w:date="2026-07-16T16:04:00Z">
-        <w:r>
-          <w:t xml:space="preserve">Possibilité de </w:t>
-        </w:r>
-        <w:proofErr w:type="spellStart"/>
-        <w:r>
-          <w:t>tracking</w:t>
-        </w:r>
-        <w:proofErr w:type="spellEnd"/>
-        <w:r>
-          <w:t xml:space="preserve"> de la commande</w:t>
-        </w:r>
+      <w:ins w:id="637" w:author="Alice TIERTANT" w:date="2026-07-16T16:04:00Z">
+        <w:del w:id="638" w:author="TIERTANT, Alice" w:date="2026-07-17T10:49:00Z" w16du:dateUtc="2026-07-17T08:49:00Z">
+          <w:r>
+            <w:delText>Possibilité de tracking de la</w:delText>
+          </w:r>
+        </w:del>
+        <w:del w:id="639" w:author="TIERTANT, Alice" w:date="2026-07-17T10:50:00Z" w16du:dateUtc="2026-07-17T08:50:00Z">
+          <w:r>
+            <w:delText xml:space="preserve"> commande</w:delText>
+          </w:r>
+        </w:del>
       </w:ins>
     </w:p>
     <w:p>
@@ -9710,12 +9966,14 @@
         <w:pStyle w:val="Paragraphedeliste"/>
         <w:numPr>
           <w:ilvl w:val="0"/>
-          <w:numId w:val="69"/>
+          <w:numId w:val="89"/>
         </w:numPr>
+        <w:spacing w:line="278" w:lineRule="auto"/>
         <w:rPr>
-          <w:ins w:id="594" w:author="Alice TIERTANT" w:date="2026-07-16T16:04:00Z"/>
+          <w:ins w:id="640" w:author="Alice TIERTANT" w:date="2026-07-16T16:04:00Z"/>
+          <w:del w:id="641" w:author="TIERTANT, Alice" w:date="2026-07-17T10:50:00Z" w16du:dateUtc="2026-07-17T08:50:00Z"/>
         </w:rPr>
-        <w:pPrChange w:id="595" w:author="Alice TIERTANT" w:date="2026-07-16T16:33:00Z">
+        <w:pPrChange w:id="642" w:author="TIERTANT, Alice" w:date="2026-07-17T10:49:00Z" w16du:dateUtc="2026-07-17T08:49:00Z">
           <w:pPr>
             <w:pStyle w:val="Paragraphedeliste"/>
             <w:numPr>
@@ -9726,10 +9984,12 @@
           </w:pPr>
         </w:pPrChange>
       </w:pPr>
-      <w:ins w:id="596" w:author="Alice TIERTANT" w:date="2026-07-16T16:04:00Z">
-        <w:r>
-          <w:t>Visualisation des factures</w:t>
-        </w:r>
+      <w:ins w:id="643" w:author="Alice TIERTANT" w:date="2026-07-16T16:04:00Z">
+        <w:del w:id="644" w:author="TIERTANT, Alice" w:date="2026-07-17T10:50:00Z" w16du:dateUtc="2026-07-17T08:50:00Z">
+          <w:r>
+            <w:delText>Visualisation des factures</w:delText>
+          </w:r>
+        </w:del>
       </w:ins>
     </w:p>
     <w:p>
@@ -9737,12 +9997,13 @@
         <w:pStyle w:val="Paragraphedeliste"/>
         <w:numPr>
           <w:ilvl w:val="0"/>
-          <w:numId w:val="69"/>
+          <w:numId w:val="89"/>
         </w:numPr>
+        <w:spacing w:line="278" w:lineRule="auto"/>
         <w:rPr>
-          <w:ins w:id="597" w:author="Alice TIERTANT" w:date="2026-07-16T16:04:00Z"/>
+          <w:ins w:id="645" w:author="Alice TIERTANT" w:date="2026-07-16T16:04:00Z"/>
         </w:rPr>
-        <w:pPrChange w:id="598" w:author="Alice TIERTANT" w:date="2026-07-16T16:33:00Z">
+        <w:pPrChange w:id="646" w:author="TIERTANT, Alice" w:date="2026-07-17T10:49:00Z" w16du:dateUtc="2026-07-17T08:49:00Z">
           <w:pPr>
             <w:pStyle w:val="Paragraphedeliste"/>
             <w:numPr>
@@ -9753,7 +10014,7 @@
           </w:pPr>
         </w:pPrChange>
       </w:pPr>
-      <w:ins w:id="599" w:author="Alice TIERTANT" w:date="2026-07-16T16:04:00Z">
+      <w:ins w:id="647" w:author="Alice TIERTANT" w:date="2026-07-16T16:04:00Z">
         <w:r>
           <w:t>Possibilité de modifier le compte (Mot de passe, adresse de livraison, moyen de paiement)</w:t>
         </w:r>
@@ -9762,12 +10023,24 @@
     <w:p>
       <w:pPr>
         <w:rPr>
-          <w:ins w:id="600" w:author="Alice TIERTANT" w:date="2026-07-16T16:04:00Z"/>
+          <w:ins w:id="648" w:author="Alice TIERTANT" w:date="2026-07-16T16:04:00Z"/>
         </w:rPr>
       </w:pPr>
-      <w:ins w:id="601" w:author="Alice TIERTANT" w:date="2026-07-16T16:04:00Z">
-        <w:r>
-          <w:t>Paiement :</w:t>
+      <w:ins w:id="649" w:author="Alice TIERTANT" w:date="2026-07-16T16:04:00Z">
+        <w:del w:id="650" w:author="TIERTANT, Alice" w:date="2026-07-17T10:50:00Z" w16du:dateUtc="2026-07-17T08:50:00Z">
+          <w:r>
+            <w:delText>Paiement</w:delText>
+          </w:r>
+        </w:del>
+      </w:ins>
+      <w:ins w:id="651" w:author="TIERTANT, Alice" w:date="2026-07-17T10:50:00Z" w16du:dateUtc="2026-07-17T08:50:00Z">
+        <w:r>
+          <w:t>Commande</w:t>
+        </w:r>
+      </w:ins>
+      <w:ins w:id="652" w:author="Alice TIERTANT" w:date="2026-07-16T16:04:00Z">
+        <w:r>
+          <w:t xml:space="preserve"> :</w:t>
         </w:r>
       </w:ins>
     </w:p>
@@ -9776,12 +10049,30 @@
         <w:pStyle w:val="Paragraphedeliste"/>
         <w:numPr>
           <w:ilvl w:val="0"/>
-          <w:numId w:val="70"/>
+          <w:numId w:val="90"/>
         </w:numPr>
         <w:rPr>
-          <w:ins w:id="602" w:author="Alice TIERTANT" w:date="2026-07-16T16:04:00Z"/>
+          <w:ins w:id="653" w:author="TIERTANT, Alice" w:date="2026-07-17T10:50:00Z" w16du:dateUtc="2026-07-17T08:50:00Z"/>
         </w:rPr>
-        <w:pPrChange w:id="603" w:author="Alice TIERTANT" w:date="2026-07-16T16:33:00Z">
+      </w:pPr>
+      <w:ins w:id="654" w:author="Alice TIERTANT" w:date="2026-07-16T16:04:00Z">
+        <w:r>
+          <w:t>Récapitulatif de la commande</w:t>
+        </w:r>
+      </w:ins>
+    </w:p>
+    <w:p>
+      <w:pPr>
+        <w:pStyle w:val="Paragraphedeliste"/>
+        <w:numPr>
+          <w:ilvl w:val="0"/>
+          <w:numId w:val="90"/>
+        </w:numPr>
+        <w:spacing w:line="278" w:lineRule="auto"/>
+        <w:rPr>
+          <w:ins w:id="655" w:author="Alice TIERTANT" w:date="2026-07-16T16:04:00Z"/>
+        </w:rPr>
+        <w:pPrChange w:id="656" w:author="TIERTANT, Alice" w:date="2026-07-17T10:50:00Z" w16du:dateUtc="2026-07-17T08:50:00Z">
           <w:pPr>
             <w:pStyle w:val="Paragraphedeliste"/>
             <w:numPr>
@@ -9792,9 +10083,9 @@
           </w:pPr>
         </w:pPrChange>
       </w:pPr>
-      <w:ins w:id="604" w:author="Alice TIERTANT" w:date="2026-07-16T16:04:00Z">
-        <w:r>
-          <w:t>Récapitulatif de la commande</w:t>
+      <w:ins w:id="657" w:author="TIERTANT, Alice" w:date="2026-07-17T10:50:00Z" w16du:dateUtc="2026-07-17T08:50:00Z">
+        <w:r>
+          <w:t>Suivi de commande</w:t>
         </w:r>
       </w:ins>
     </w:p>
@@ -9803,12 +10094,13 @@
         <w:pStyle w:val="Paragraphedeliste"/>
         <w:numPr>
           <w:ilvl w:val="0"/>
-          <w:numId w:val="70"/>
+          <w:numId w:val="90"/>
         </w:numPr>
+        <w:spacing w:line="278" w:lineRule="auto"/>
         <w:rPr>
-          <w:ins w:id="605" w:author="Alice TIERTANT" w:date="2026-07-16T16:04:00Z"/>
+          <w:ins w:id="658" w:author="Alice TIERTANT" w:date="2026-07-16T16:04:00Z"/>
         </w:rPr>
-        <w:pPrChange w:id="606" w:author="Alice TIERTANT" w:date="2026-07-16T16:33:00Z">
+        <w:pPrChange w:id="659" w:author="TIERTANT, Alice" w:date="2026-07-17T10:49:00Z" w16du:dateUtc="2026-07-17T08:49:00Z">
           <w:pPr>
             <w:pStyle w:val="Paragraphedeliste"/>
             <w:numPr>
@@ -9819,7 +10111,7 @@
           </w:pPr>
         </w:pPrChange>
       </w:pPr>
-      <w:ins w:id="607" w:author="Alice TIERTANT" w:date="2026-07-16T16:04:00Z">
+      <w:ins w:id="660" w:author="Alice TIERTANT" w:date="2026-07-16T16:04:00Z">
         <w:r>
           <w:t>Possibilité de revenir en arrière pour modifier la personnalisation</w:t>
         </w:r>
@@ -9830,27 +10122,44 @@
         <w:pStyle w:val="Paragraphedeliste"/>
         <w:numPr>
           <w:ilvl w:val="0"/>
-          <w:numId w:val="70"/>
+          <w:numId w:val="90"/>
         </w:numPr>
         <w:rPr>
-          <w:rPrChange w:id="608" w:author="Alice TIERTANT" w:date="2026-07-16T16:04:00Z">
+          <w:ins w:id="661" w:author="TIERTANT, Alice" w:date="2026-07-17T10:50:00Z" w16du:dateUtc="2026-07-17T08:50:00Z"/>
+        </w:rPr>
+      </w:pPr>
+      <w:ins w:id="662" w:author="Alice TIERTANT" w:date="2026-07-16T16:04:00Z">
+        <w:r>
+          <w:t>Paiement sécurisé</w:t>
+        </w:r>
+      </w:ins>
+    </w:p>
+    <w:p>
+      <w:pPr>
+        <w:pStyle w:val="Paragraphedeliste"/>
+        <w:numPr>
+          <w:ilvl w:val="0"/>
+          <w:numId w:val="90"/>
+        </w:numPr>
+        <w:rPr>
+          <w:rPrChange w:id="663" w:author="Alice TIERTANT" w:date="2026-07-16T16:04:00Z">
             <w:rPr>
               <w:rFonts w:eastAsia="Aptos"/>
             </w:rPr>
           </w:rPrChange>
         </w:rPr>
-        <w:pPrChange w:id="609" w:author="Alice TIERTANT" w:date="2026-07-16T16:33:00Z">
+        <w:pPrChange w:id="664" w:author="TIERTANT, Alice" w:date="2026-07-17T10:50:00Z" w16du:dateUtc="2026-07-17T08:50:00Z">
           <w:pPr>
             <w:pStyle w:val="Titre1"/>
           </w:pPr>
         </w:pPrChange>
       </w:pPr>
-      <w:ins w:id="610" w:author="Alice TIERTANT" w:date="2026-07-16T16:04:00Z">
-        <w:r>
-          <w:t>Paiement sécurisé</w:t>
+      <w:ins w:id="665" w:author="TIERTANT, Alice" w:date="2026-07-17T10:50:00Z" w16du:dateUtc="2026-07-17T08:50:00Z">
+        <w:r>
+          <w:t>Visualisation des factures</w:t>
         </w:r>
       </w:ins>
-      <w:ins w:id="611" w:author="Alice TIERTANT" w:date="2026-07-16T16:33:00Z">
+      <w:ins w:id="666" w:author="Alice TIERTANT" w:date="2026-07-16T16:33:00Z">
         <w:r>
           <w:br w:type="page"/>
         </w:r>
@@ -9860,9 +10169,9 @@
       <w:pPr>
         <w:pStyle w:val="Titre2"/>
         <w:rPr>
-          <w:del w:id="612" w:author="Alice TIERTANT" w:date="2026-07-16T16:06:00Z"/>
+          <w:del w:id="667" w:author="Alice TIERTANT" w:date="2026-07-16T16:06:00Z"/>
         </w:rPr>
-        <w:pPrChange w:id="613" w:author="Alice TIERTANT" w:date="2026-07-16T16:05:00Z">
+        <w:pPrChange w:id="668" w:author="Alice TIERTANT" w:date="2026-07-16T16:05:00Z">
           <w:pPr>
             <w:pStyle w:val="Titre2"/>
             <w:numPr>
@@ -9871,8 +10180,8 @@
           </w:pPr>
         </w:pPrChange>
       </w:pPr>
-      <w:bookmarkStart w:id="614" w:name="_Toc235087862"/>
-      <w:del w:id="615" w:author="Alice TIERTANT" w:date="2026-07-16T16:06:00Z">
+      <w:bookmarkStart w:id="669" w:name="_Toc235087862"/>
+      <w:del w:id="670" w:author="Alice TIERTANT" w:date="2026-07-16T16:06:00Z">
         <w:r>
           <w:lastRenderedPageBreak/>
           <w:delText xml:space="preserve">Architecture du </w:delText>
@@ -9880,16 +10189,16 @@
         <w:r>
           <w:delText>site</w:delText>
         </w:r>
-        <w:bookmarkEnd w:id="614"/>
+        <w:bookmarkEnd w:id="669"/>
       </w:del>
     </w:p>
     <w:p>
       <w:pPr>
         <w:rPr>
-          <w:del w:id="616" w:author="Alice TIERTANT" w:date="2026-07-16T16:06:00Z"/>
+          <w:del w:id="671" w:author="Alice TIERTANT" w:date="2026-07-16T16:06:00Z"/>
         </w:rPr>
       </w:pPr>
-      <w:del w:id="617" w:author="Alice TIERTANT" w:date="2026-07-16T15:09:00Z">
+      <w:del w:id="672" w:author="Alice TIERTANT" w:date="2026-07-16T15:09:00Z">
         <w:r>
           <w:rPr>
             <w:noProof/>
@@ -10346,7 +10655,7 @@
           </mc:AlternateContent>
         </w:r>
       </w:del>
-      <w:del w:id="618" w:author="Alice TIERTANT" w:date="2026-07-16T16:06:00Z">
+      <w:del w:id="673" w:author="Alice TIERTANT" w:date="2026-07-16T16:06:00Z">
         <w:r>
           <w:delText>Proposition de p</w:delText>
         </w:r>
@@ -10361,17 +10670,17 @@
     <w:p>
       <w:pPr>
         <w:rPr>
-          <w:del w:id="619" w:author="Alice TIERTANT" w:date="2026-07-16T16:06:00Z"/>
+          <w:del w:id="674" w:author="Alice TIERTANT" w:date="2026-07-16T16:06:00Z"/>
         </w:rPr>
       </w:pPr>
     </w:p>
     <w:p>
       <w:pPr>
         <w:rPr>
-          <w:del w:id="620" w:author="Alice TIERTANT" w:date="2026-07-16T16:06:00Z"/>
+          <w:del w:id="675" w:author="Alice TIERTANT" w:date="2026-07-16T16:06:00Z"/>
         </w:rPr>
       </w:pPr>
-      <w:del w:id="621" w:author="Alice TIERTANT" w:date="2026-07-16T16:06:00Z">
+      <w:del w:id="676" w:author="Alice TIERTANT" w:date="2026-07-16T16:06:00Z">
         <w:r>
           <w:delText xml:space="preserve">D’autres propositions de maquettage </w:delText>
         </w:r>
@@ -10392,10 +10701,10 @@
     <w:p>
       <w:pPr>
         <w:rPr>
-          <w:del w:id="622" w:author="Alice TIERTANT" w:date="2026-07-16T16:06:00Z"/>
+          <w:del w:id="677" w:author="Alice TIERTANT" w:date="2026-07-16T16:06:00Z"/>
         </w:rPr>
       </w:pPr>
-      <w:del w:id="623" w:author="Alice TIERTANT" w:date="2026-07-16T16:06:00Z">
+      <w:del w:id="678" w:author="Alice TIERTANT" w:date="2026-07-16T16:06:00Z">
         <w:r>
           <w:delText>Proposition de h</w:delText>
         </w:r>
@@ -10410,16 +10719,16 @@
     <w:p>
       <w:pPr>
         <w:rPr>
-          <w:del w:id="624" w:author="Alice TIERTANT" w:date="2026-07-16T15:07:00Z"/>
+          <w:del w:id="679" w:author="Alice TIERTANT" w:date="2026-07-16T15:07:00Z"/>
         </w:rPr>
       </w:pPr>
     </w:p>
     <w:p>
       <w:pPr>
         <w:rPr>
-          <w:del w:id="625" w:author="Alice TIERTANT" w:date="2026-07-16T16:06:00Z"/>
+          <w:del w:id="680" w:author="Alice TIERTANT" w:date="2026-07-16T16:06:00Z"/>
         </w:rPr>
-        <w:pPrChange w:id="626" w:author="Alice TIERTANT" w:date="2026-07-16T15:07:00Z">
+        <w:pPrChange w:id="681" w:author="Alice TIERTANT" w:date="2026-07-16T15:07:00Z">
           <w:pPr>
             <w:pStyle w:val="Titre2"/>
             <w:numPr>
@@ -10429,8 +10738,8 @@
           </w:pPr>
         </w:pPrChange>
       </w:pPr>
-      <w:bookmarkStart w:id="627" w:name="_Toc195019857"/>
-      <w:del w:id="628" w:author="Alice TIERTANT" w:date="2026-07-16T09:50:00Z">
+      <w:bookmarkStart w:id="682" w:name="_Toc195019857"/>
+      <w:del w:id="683" w:author="Alice TIERTANT" w:date="2026-07-16T09:50:00Z">
         <w:r>
           <w:rPr>
             <w:noProof/>
@@ -10450,8 +10759,8 @@
           </w:drawing>
         </w:r>
       </w:del>
-      <w:bookmarkEnd w:id="627"/>
-      <w:del w:id="629" w:author="Alice TIERTANT" w:date="2026-07-16T15:07:00Z">
+      <w:bookmarkEnd w:id="682"/>
+      <w:del w:id="684" w:author="Alice TIERTANT" w:date="2026-07-16T15:07:00Z">
         <w:r>
           <w:br w:type="page"/>
         </w:r>
@@ -10461,46 +10770,46 @@
       <w:pPr>
         <w:pStyle w:val="Titre2"/>
         <w:rPr>
-          <w:del w:id="630" w:author="Alice TIERTANT" w:date="2026-07-16T16:06:00Z"/>
+          <w:del w:id="685" w:author="Alice TIERTANT" w:date="2026-07-16T16:06:00Z"/>
         </w:rPr>
       </w:pPr>
-      <w:bookmarkStart w:id="631" w:name="_Toc235087863"/>
-      <w:del w:id="632" w:author="Alice TIERTANT" w:date="2026-07-16T16:06:00Z">
+      <w:bookmarkStart w:id="686" w:name="_Toc235087863"/>
+      <w:del w:id="687" w:author="Alice TIERTANT" w:date="2026-07-16T16:06:00Z">
         <w:r>
           <w:delText>Fonctionnalités</w:delText>
         </w:r>
         <w:r>
           <w:delText xml:space="preserve"> :</w:delText>
         </w:r>
-        <w:bookmarkEnd w:id="631"/>
+        <w:bookmarkEnd w:id="686"/>
       </w:del>
     </w:p>
     <w:p>
       <w:pPr>
         <w:pStyle w:val="Titre3"/>
         <w:rPr>
-          <w:del w:id="633" w:author="Alice TIERTANT" w:date="2026-07-16T16:06:00Z"/>
+          <w:del w:id="688" w:author="Alice TIERTANT" w:date="2026-07-16T16:06:00Z"/>
         </w:rPr>
       </w:pPr>
-      <w:bookmarkStart w:id="634" w:name="_Toc235087864"/>
-      <w:del w:id="635" w:author="Alice TIERTANT" w:date="2026-07-16T16:06:00Z">
+      <w:bookmarkStart w:id="689" w:name="_Toc235087864"/>
+      <w:del w:id="690" w:author="Alice TIERTANT" w:date="2026-07-16T16:06:00Z">
         <w:r>
           <w:rPr>
             <w:rFonts w:eastAsia="Aptos"/>
           </w:rPr>
           <w:delText>La personnalisation</w:delText>
         </w:r>
-        <w:bookmarkEnd w:id="634"/>
+        <w:bookmarkEnd w:id="689"/>
       </w:del>
     </w:p>
     <w:p>
       <w:pPr>
         <w:spacing w:after="0" w:line="240" w:lineRule="auto"/>
         <w:rPr>
-          <w:del w:id="636" w:author="Alice TIERTANT" w:date="2026-07-16T16:06:00Z"/>
+          <w:del w:id="691" w:author="Alice TIERTANT" w:date="2026-07-16T16:06:00Z"/>
         </w:rPr>
       </w:pPr>
-      <w:del w:id="637" w:author="Alice TIERTANT" w:date="2026-07-16T16:06:00Z">
+      <w:del w:id="692" w:author="Alice TIERTANT" w:date="2026-07-16T16:06:00Z">
         <w:r>
           <w:rPr>
             <w:rFonts w:ascii="Aptos" w:eastAsia="Aptos" w:hAnsi="Aptos" w:cs="Aptos"/>
@@ -10516,10 +10825,10 @@
       <w:pPr>
         <w:spacing w:after="0" w:line="240" w:lineRule="auto"/>
         <w:rPr>
-          <w:del w:id="638" w:author="Alice TIERTANT" w:date="2026-07-16T16:06:00Z"/>
+          <w:del w:id="693" w:author="Alice TIERTANT" w:date="2026-07-16T16:06:00Z"/>
         </w:rPr>
       </w:pPr>
-      <w:del w:id="639" w:author="Alice TIERTANT" w:date="2026-07-16T16:06:00Z">
+      <w:del w:id="694" w:author="Alice TIERTANT" w:date="2026-07-16T16:06:00Z">
         <w:r>
           <w:delText>Création étape par étape d’un vélo</w:delText>
         </w:r>
@@ -10538,10 +10847,10 @@
       <w:pPr>
         <w:spacing w:after="0" w:line="240" w:lineRule="auto"/>
         <w:rPr>
-          <w:del w:id="640" w:author="Alice TIERTANT" w:date="2026-07-16T16:06:00Z"/>
+          <w:del w:id="695" w:author="Alice TIERTANT" w:date="2026-07-16T16:06:00Z"/>
         </w:rPr>
       </w:pPr>
-      <w:del w:id="641" w:author="Alice TIERTANT" w:date="2026-07-16T16:06:00Z">
+      <w:del w:id="696" w:author="Alice TIERTANT" w:date="2026-07-16T16:06:00Z">
         <w:r>
           <w:delText>Le client pourra démarrer d’un vélo</w:delText>
         </w:r>
@@ -10590,28 +10899,28 @@
       <w:pPr>
         <w:pStyle w:val="Titre3"/>
         <w:rPr>
-          <w:del w:id="642" w:author="Alice TIERTANT" w:date="2026-07-16T16:06:00Z"/>
+          <w:del w:id="697" w:author="Alice TIERTANT" w:date="2026-07-16T16:06:00Z"/>
         </w:rPr>
       </w:pPr>
-      <w:bookmarkStart w:id="643" w:name="_Toc235087865"/>
-      <w:del w:id="644" w:author="Alice TIERTANT" w:date="2026-07-16T16:06:00Z">
+      <w:bookmarkStart w:id="698" w:name="_Toc235087865"/>
+      <w:del w:id="699" w:author="Alice TIERTANT" w:date="2026-07-16T16:06:00Z">
         <w:r>
           <w:rPr>
             <w:rFonts w:eastAsia="Aptos"/>
           </w:rPr>
           <w:delText>L’invitation au test</w:delText>
         </w:r>
-        <w:bookmarkEnd w:id="643"/>
+        <w:bookmarkEnd w:id="698"/>
       </w:del>
     </w:p>
     <w:p>
       <w:pPr>
         <w:spacing w:after="0" w:line="240" w:lineRule="auto"/>
         <w:rPr>
-          <w:del w:id="645" w:author="Alice TIERTANT" w:date="2026-07-16T16:06:00Z"/>
+          <w:del w:id="700" w:author="Alice TIERTANT" w:date="2026-07-16T16:06:00Z"/>
         </w:rPr>
       </w:pPr>
-      <w:del w:id="646" w:author="Alice TIERTANT" w:date="2026-07-16T16:06:00Z">
+      <w:del w:id="701" w:author="Alice TIERTANT" w:date="2026-07-16T16:06:00Z">
         <w:r>
           <w:rPr>
             <w:rFonts w:ascii="Aptos" w:eastAsia="Aptos" w:hAnsi="Aptos" w:cs="Aptos"/>
@@ -10627,10 +10936,10 @@
       <w:pPr>
         <w:spacing w:after="0" w:line="240" w:lineRule="auto"/>
         <w:rPr>
-          <w:del w:id="647" w:author="Alice TIERTANT" w:date="2026-07-16T16:06:00Z"/>
+          <w:del w:id="702" w:author="Alice TIERTANT" w:date="2026-07-16T16:06:00Z"/>
         </w:rPr>
       </w:pPr>
-      <w:del w:id="648" w:author="Alice TIERTANT" w:date="2026-07-16T16:06:00Z">
+      <w:del w:id="703" w:author="Alice TIERTANT" w:date="2026-07-16T16:06:00Z">
         <w:r>
           <w:delText>Page de réservation d’essai :</w:delText>
         </w:r>
@@ -10645,10 +10954,10 @@
         </w:numPr>
         <w:spacing w:after="0" w:line="240" w:lineRule="auto"/>
         <w:rPr>
-          <w:del w:id="649" w:author="Alice TIERTANT" w:date="2026-07-16T16:06:00Z"/>
+          <w:del w:id="704" w:author="Alice TIERTANT" w:date="2026-07-16T16:06:00Z"/>
         </w:rPr>
       </w:pPr>
-      <w:del w:id="650" w:author="Alice TIERTANT" w:date="2026-07-16T16:06:00Z">
+      <w:del w:id="705" w:author="Alice TIERTANT" w:date="2026-07-16T16:06:00Z">
         <w:r>
           <w:delText>Choix du lieu</w:delText>
         </w:r>
@@ -10666,10 +10975,10 @@
         </w:numPr>
         <w:spacing w:after="0" w:line="240" w:lineRule="auto"/>
         <w:rPr>
-          <w:del w:id="651" w:author="Alice TIERTANT" w:date="2026-07-16T16:06:00Z"/>
+          <w:del w:id="706" w:author="Alice TIERTANT" w:date="2026-07-16T16:06:00Z"/>
         </w:rPr>
       </w:pPr>
-      <w:del w:id="652" w:author="Alice TIERTANT" w:date="2026-07-16T16:06:00Z">
+      <w:del w:id="707" w:author="Alice TIERTANT" w:date="2026-07-16T16:06:00Z">
         <w:r>
           <w:delText>Sélection</w:delText>
         </w:r>
@@ -10687,10 +10996,10 @@
         </w:numPr>
         <w:spacing w:after="0" w:line="240" w:lineRule="auto"/>
         <w:rPr>
-          <w:del w:id="653" w:author="Alice TIERTANT" w:date="2026-07-16T16:06:00Z"/>
+          <w:del w:id="708" w:author="Alice TIERTANT" w:date="2026-07-16T16:06:00Z"/>
         </w:rPr>
       </w:pPr>
-      <w:del w:id="654" w:author="Alice TIERTANT" w:date="2026-07-16T16:06:00Z">
+      <w:del w:id="709" w:author="Alice TIERTANT" w:date="2026-07-16T16:06:00Z">
         <w:r>
           <w:delText>Mise à jour des disponibilités en temps réel</w:delText>
         </w:r>
@@ -10705,10 +11014,10 @@
         </w:numPr>
         <w:spacing w:after="0" w:line="240" w:lineRule="auto"/>
         <w:rPr>
-          <w:del w:id="655" w:author="Alice TIERTANT" w:date="2026-07-16T16:06:00Z"/>
+          <w:del w:id="710" w:author="Alice TIERTANT" w:date="2026-07-16T16:06:00Z"/>
         </w:rPr>
       </w:pPr>
-      <w:del w:id="656" w:author="Alice TIERTANT" w:date="2026-07-16T16:06:00Z">
+      <w:del w:id="711" w:author="Alice TIERTANT" w:date="2026-07-16T16:06:00Z">
         <w:r>
           <w:delText>Confirmation de réservation envoyée par email</w:delText>
         </w:r>
@@ -10718,24 +11027,24 @@
       <w:pPr>
         <w:pStyle w:val="Titre3"/>
         <w:rPr>
-          <w:del w:id="657" w:author="Alice TIERTANT" w:date="2026-07-16T16:06:00Z"/>
+          <w:del w:id="712" w:author="Alice TIERTANT" w:date="2026-07-16T16:06:00Z"/>
         </w:rPr>
       </w:pPr>
-      <w:bookmarkStart w:id="658" w:name="_Toc235087866"/>
-      <w:del w:id="659" w:author="Alice TIERTANT" w:date="2026-07-16T16:06:00Z">
+      <w:bookmarkStart w:id="713" w:name="_Toc235087866"/>
+      <w:del w:id="714" w:author="Alice TIERTANT" w:date="2026-07-16T16:06:00Z">
         <w:r>
           <w:delText>Réseautage</w:delText>
         </w:r>
-        <w:bookmarkEnd w:id="658"/>
+        <w:bookmarkEnd w:id="713"/>
       </w:del>
     </w:p>
     <w:p>
       <w:pPr>
         <w:rPr>
-          <w:del w:id="660" w:author="Alice TIERTANT" w:date="2026-07-16T16:06:00Z"/>
+          <w:del w:id="715" w:author="Alice TIERTANT" w:date="2026-07-16T16:06:00Z"/>
         </w:rPr>
       </w:pPr>
-      <w:del w:id="661" w:author="Alice TIERTANT" w:date="2026-07-16T16:06:00Z">
+      <w:del w:id="716" w:author="Alice TIERTANT" w:date="2026-07-16T16:06:00Z">
         <w:r>
           <w:delText>Le site proposera aux visiteurs de s’inscrire gratuitement à la newsletter trimestrielle.</w:delText>
         </w:r>
@@ -10759,26 +11068,26 @@
       <w:pPr>
         <w:pStyle w:val="Titre3"/>
         <w:rPr>
-          <w:del w:id="662" w:author="Alice TIERTANT" w:date="2026-07-16T16:06:00Z"/>
+          <w:del w:id="717" w:author="Alice TIERTANT" w:date="2026-07-16T16:06:00Z"/>
         </w:rPr>
       </w:pPr>
-      <w:bookmarkStart w:id="663" w:name="_Toc235087867"/>
-      <w:del w:id="664" w:author="Alice TIERTANT" w:date="2026-07-16T16:06:00Z">
+      <w:bookmarkStart w:id="718" w:name="_Toc235087867"/>
+      <w:del w:id="719" w:author="Alice TIERTANT" w:date="2026-07-16T16:06:00Z">
         <w:r>
           <w:delText>Espace entretien</w:delText>
         </w:r>
-        <w:bookmarkEnd w:id="663"/>
+        <w:bookmarkEnd w:id="718"/>
       </w:del>
     </w:p>
     <w:p>
       <w:pPr>
         <w:spacing w:after="0" w:line="240" w:lineRule="auto"/>
         <w:rPr>
-          <w:del w:id="665" w:author="Alice TIERTANT" w:date="2026-07-16T16:06:00Z"/>
+          <w:del w:id="720" w:author="Alice TIERTANT" w:date="2026-07-16T16:06:00Z"/>
           <w:rFonts w:ascii="Aptos" w:eastAsia="Aptos" w:hAnsi="Aptos" w:cs="Aptos"/>
         </w:rPr>
       </w:pPr>
-      <w:del w:id="666" w:author="Alice TIERTANT" w:date="2026-07-16T16:06:00Z">
+      <w:del w:id="721" w:author="Alice TIERTANT" w:date="2026-07-16T16:06:00Z">
         <w:r>
           <w:rPr>
             <w:rFonts w:ascii="Aptos" w:eastAsia="Aptos" w:hAnsi="Aptos" w:cs="Aptos"/>
@@ -10836,11 +11145,11 @@
       <w:pPr>
         <w:spacing w:after="0" w:line="240" w:lineRule="auto"/>
         <w:rPr>
-          <w:del w:id="667" w:author="Alice TIERTANT" w:date="2026-07-16T16:06:00Z"/>
+          <w:del w:id="722" w:author="Alice TIERTANT" w:date="2026-07-16T16:06:00Z"/>
           <w:rFonts w:ascii="Aptos" w:eastAsia="Aptos" w:hAnsi="Aptos" w:cs="Aptos"/>
         </w:rPr>
       </w:pPr>
-      <w:del w:id="668" w:author="Alice TIERTANT" w:date="2026-07-16T16:06:00Z">
+      <w:del w:id="723" w:author="Alice TIERTANT" w:date="2026-07-16T16:06:00Z">
         <w:r>
           <w:rPr>
             <w:rFonts w:ascii="Aptos" w:eastAsia="Aptos" w:hAnsi="Aptos" w:cs="Aptos"/>
@@ -10858,10 +11167,10 @@
         </w:numPr>
         <w:spacing w:after="0" w:line="240" w:lineRule="auto"/>
         <w:rPr>
-          <w:del w:id="669" w:author="Alice TIERTANT" w:date="2026-07-16T16:06:00Z"/>
+          <w:del w:id="724" w:author="Alice TIERTANT" w:date="2026-07-16T16:06:00Z"/>
         </w:rPr>
       </w:pPr>
-      <w:del w:id="670" w:author="Alice TIERTANT" w:date="2026-07-16T16:06:00Z">
+      <w:del w:id="725" w:author="Alice TIERTANT" w:date="2026-07-16T16:06:00Z">
         <w:r>
           <w:delText>Entretien hebdomadaire</w:delText>
         </w:r>
@@ -10876,10 +11185,10 @@
         </w:numPr>
         <w:spacing w:after="0" w:line="240" w:lineRule="auto"/>
         <w:rPr>
-          <w:del w:id="671" w:author="Alice TIERTANT" w:date="2026-07-16T16:06:00Z"/>
+          <w:del w:id="726" w:author="Alice TIERTANT" w:date="2026-07-16T16:06:00Z"/>
         </w:rPr>
       </w:pPr>
-      <w:del w:id="672" w:author="Alice TIERTANT" w:date="2026-07-16T16:06:00Z">
+      <w:del w:id="727" w:author="Alice TIERTANT" w:date="2026-07-16T16:06:00Z">
         <w:r>
           <w:delText>Entretien mensuel</w:delText>
         </w:r>
@@ -10894,10 +11203,10 @@
         </w:numPr>
         <w:spacing w:after="0" w:line="240" w:lineRule="auto"/>
         <w:rPr>
-          <w:del w:id="673" w:author="Alice TIERTANT" w:date="2026-07-16T16:06:00Z"/>
+          <w:del w:id="728" w:author="Alice TIERTANT" w:date="2026-07-16T16:06:00Z"/>
         </w:rPr>
       </w:pPr>
-      <w:del w:id="674" w:author="Alice TIERTANT" w:date="2026-07-16T16:06:00Z">
+      <w:del w:id="729" w:author="Alice TIERTANT" w:date="2026-07-16T16:06:00Z">
         <w:r>
           <w:delText>Réparation / Changement de pièce</w:delText>
         </w:r>
@@ -10907,10 +11216,10 @@
       <w:pPr>
         <w:spacing w:after="0" w:line="240" w:lineRule="auto"/>
         <w:rPr>
-          <w:del w:id="675" w:author="Alice TIERTANT" w:date="2026-07-16T16:06:00Z"/>
+          <w:del w:id="730" w:author="Alice TIERTANT" w:date="2026-07-16T16:06:00Z"/>
         </w:rPr>
       </w:pPr>
-      <w:del w:id="676" w:author="Alice TIERTANT" w:date="2026-07-16T16:06:00Z">
+      <w:del w:id="731" w:author="Alice TIERTANT" w:date="2026-07-16T16:06:00Z">
         <w:r>
           <w:delText>Les fiches contiendront des vidéos tuto, des liens vers les pièces détachées, ainsi qu’un texte explicatif avec photo pour ceux qui préfèrent.</w:delText>
         </w:r>
@@ -10920,31 +11229,31 @@
       <w:pPr>
         <w:pStyle w:val="Titre3"/>
         <w:rPr>
-          <w:del w:id="677" w:author="Alice TIERTANT" w:date="2026-07-16T16:06:00Z"/>
+          <w:del w:id="732" w:author="Alice TIERTANT" w:date="2026-07-16T16:06:00Z"/>
         </w:rPr>
       </w:pPr>
-      <w:del w:id="678" w:author="Alice TIERTANT" w:date="2026-07-16T16:06:00Z">
+      <w:del w:id="733" w:author="Alice TIERTANT" w:date="2026-07-16T16:06:00Z">
         <w:r>
           <w:delText xml:space="preserve"> </w:delText>
         </w:r>
-        <w:bookmarkStart w:id="679" w:name="_Toc235087868"/>
+        <w:bookmarkStart w:id="734" w:name="_Toc235087868"/>
         <w:r>
           <w:delText xml:space="preserve">Espace </w:delText>
         </w:r>
         <w:r>
           <w:delText>membre</w:delText>
         </w:r>
-        <w:bookmarkEnd w:id="679"/>
+        <w:bookmarkEnd w:id="734"/>
       </w:del>
     </w:p>
     <w:p>
       <w:pPr>
         <w:spacing w:after="240" w:line="240" w:lineRule="auto"/>
         <w:rPr>
-          <w:del w:id="680" w:author="Alice TIERTANT" w:date="2026-07-16T16:06:00Z"/>
+          <w:del w:id="735" w:author="Alice TIERTANT" w:date="2026-07-16T16:06:00Z"/>
         </w:rPr>
       </w:pPr>
-      <w:del w:id="681" w:author="Alice TIERTANT" w:date="2026-07-16T16:06:00Z">
+      <w:del w:id="736" w:author="Alice TIERTANT" w:date="2026-07-16T16:06:00Z">
         <w:r>
           <w:delText>Il sera possible pour les visiteurs du site de créer un compte</w:delText>
         </w:r>
@@ -10957,10 +11266,10 @@
       <w:pPr>
         <w:spacing w:after="0" w:line="240" w:lineRule="auto"/>
         <w:rPr>
-          <w:del w:id="682" w:author="Alice TIERTANT" w:date="2026-07-16T16:06:00Z"/>
+          <w:del w:id="737" w:author="Alice TIERTANT" w:date="2026-07-16T16:06:00Z"/>
         </w:rPr>
       </w:pPr>
-      <w:del w:id="683" w:author="Alice TIERTANT" w:date="2026-07-16T16:06:00Z">
+      <w:del w:id="738" w:author="Alice TIERTANT" w:date="2026-07-16T16:06:00Z">
         <w:r>
           <w:delText>Inscription/connexion :</w:delText>
         </w:r>
@@ -10975,10 +11284,10 @@
         </w:numPr>
         <w:spacing w:after="0" w:line="240" w:lineRule="auto"/>
         <w:rPr>
-          <w:del w:id="684" w:author="Alice TIERTANT" w:date="2026-07-16T16:06:00Z"/>
+          <w:del w:id="739" w:author="Alice TIERTANT" w:date="2026-07-16T16:06:00Z"/>
         </w:rPr>
       </w:pPr>
-      <w:del w:id="685" w:author="Alice TIERTANT" w:date="2026-07-16T16:06:00Z">
+      <w:del w:id="740" w:author="Alice TIERTANT" w:date="2026-07-16T16:06:00Z">
         <w:r>
           <w:delText>C</w:delText>
         </w:r>
@@ -10996,10 +11305,10 @@
         </w:numPr>
         <w:spacing w:after="0" w:line="240" w:lineRule="auto"/>
         <w:rPr>
-          <w:del w:id="686" w:author="Alice TIERTANT" w:date="2026-07-16T16:06:00Z"/>
+          <w:del w:id="741" w:author="Alice TIERTANT" w:date="2026-07-16T16:06:00Z"/>
         </w:rPr>
       </w:pPr>
-      <w:del w:id="687" w:author="Alice TIERTANT" w:date="2026-07-16T16:06:00Z">
+      <w:del w:id="742" w:author="Alice TIERTANT" w:date="2026-07-16T16:06:00Z">
         <w:r>
           <w:delText>C</w:delText>
         </w:r>
@@ -11017,10 +11326,10 @@
         </w:numPr>
         <w:spacing w:after="0" w:line="240" w:lineRule="auto"/>
         <w:rPr>
-          <w:del w:id="688" w:author="Alice TIERTANT" w:date="2026-07-16T16:06:00Z"/>
+          <w:del w:id="743" w:author="Alice TIERTANT" w:date="2026-07-16T16:06:00Z"/>
         </w:rPr>
       </w:pPr>
-      <w:del w:id="689" w:author="Alice TIERTANT" w:date="2026-07-16T16:06:00Z">
+      <w:del w:id="744" w:author="Alice TIERTANT" w:date="2026-07-16T16:06:00Z">
         <w:r>
           <w:delText>P</w:delText>
         </w:r>
@@ -11038,10 +11347,10 @@
         </w:numPr>
         <w:spacing w:after="0" w:line="240" w:lineRule="auto"/>
         <w:rPr>
-          <w:del w:id="690" w:author="Alice TIERTANT" w:date="2026-07-16T16:06:00Z"/>
+          <w:del w:id="745" w:author="Alice TIERTANT" w:date="2026-07-16T16:06:00Z"/>
         </w:rPr>
       </w:pPr>
-      <w:del w:id="691" w:author="Alice TIERTANT" w:date="2026-07-16T16:06:00Z">
+      <w:del w:id="746" w:author="Alice TIERTANT" w:date="2026-07-16T16:06:00Z">
         <w:r>
           <w:delText>V</w:delText>
         </w:r>
@@ -11059,10 +11368,10 @@
         </w:numPr>
         <w:spacing w:after="480" w:line="240" w:lineRule="auto"/>
         <w:rPr>
-          <w:del w:id="692" w:author="Alice TIERTANT" w:date="2026-07-16T16:06:00Z"/>
+          <w:del w:id="747" w:author="Alice TIERTANT" w:date="2026-07-16T16:06:00Z"/>
         </w:rPr>
       </w:pPr>
-      <w:del w:id="693" w:author="Alice TIERTANT" w:date="2026-07-16T16:06:00Z">
+      <w:del w:id="748" w:author="Alice TIERTANT" w:date="2026-07-16T16:06:00Z">
         <w:r>
           <w:delText>Possibilité de modifier le compte (Mot de passe, adresse de livraison, moyen de paiement</w:delText>
         </w:r>
@@ -11075,10 +11384,10 @@
       <w:pPr>
         <w:spacing w:after="0" w:line="240" w:lineRule="auto"/>
         <w:rPr>
-          <w:del w:id="694" w:author="Alice TIERTANT" w:date="2026-07-16T16:06:00Z"/>
+          <w:del w:id="749" w:author="Alice TIERTANT" w:date="2026-07-16T16:06:00Z"/>
         </w:rPr>
       </w:pPr>
-      <w:del w:id="695" w:author="Alice TIERTANT" w:date="2026-07-16T16:06:00Z">
+      <w:del w:id="750" w:author="Alice TIERTANT" w:date="2026-07-16T16:06:00Z">
         <w:r>
           <w:delText>Paiement :</w:delText>
         </w:r>
@@ -11093,10 +11402,10 @@
         </w:numPr>
         <w:spacing w:after="0" w:line="240" w:lineRule="auto"/>
         <w:rPr>
-          <w:del w:id="696" w:author="Alice TIERTANT" w:date="2026-07-16T16:06:00Z"/>
+          <w:del w:id="751" w:author="Alice TIERTANT" w:date="2026-07-16T16:06:00Z"/>
         </w:rPr>
       </w:pPr>
-      <w:del w:id="697" w:author="Alice TIERTANT" w:date="2026-07-16T16:06:00Z">
+      <w:del w:id="752" w:author="Alice TIERTANT" w:date="2026-07-16T16:06:00Z">
         <w:r>
           <w:delText>Récapitulatif de la commande</w:delText>
         </w:r>
@@ -11111,10 +11420,10 @@
         </w:numPr>
         <w:spacing w:after="0" w:line="240" w:lineRule="auto"/>
         <w:rPr>
-          <w:del w:id="698" w:author="Alice TIERTANT" w:date="2026-07-16T16:06:00Z"/>
+          <w:del w:id="753" w:author="Alice TIERTANT" w:date="2026-07-16T16:06:00Z"/>
         </w:rPr>
       </w:pPr>
-      <w:del w:id="699" w:author="Alice TIERTANT" w:date="2026-07-16T16:06:00Z">
+      <w:del w:id="754" w:author="Alice TIERTANT" w:date="2026-07-16T16:06:00Z">
         <w:r>
           <w:delText>Possibilité de revenir en arrière pour modifier la personnalisation</w:delText>
         </w:r>
@@ -11129,10 +11438,10 @@
         </w:numPr>
         <w:spacing w:after="0" w:line="240" w:lineRule="auto"/>
         <w:rPr>
-          <w:del w:id="700" w:author="Alice TIERTANT" w:date="2026-07-16T16:06:00Z"/>
+          <w:del w:id="755" w:author="Alice TIERTANT" w:date="2026-07-16T16:06:00Z"/>
         </w:rPr>
       </w:pPr>
-      <w:del w:id="701" w:author="Alice TIERTANT" w:date="2026-07-16T16:06:00Z">
+      <w:del w:id="756" w:author="Alice TIERTANT" w:date="2026-07-16T16:06:00Z">
         <w:r>
           <w:delText>Paiement sécurisé</w:delText>
         </w:r>
@@ -11142,11 +11451,11 @@
       <w:pPr>
         <w:pStyle w:val="Titre1"/>
       </w:pPr>
-      <w:bookmarkStart w:id="702" w:name="_Toc235087869"/>
+      <w:bookmarkStart w:id="757" w:name="_Toc235087869"/>
       <w:r>
         <w:t>Spécifications techniques</w:t>
       </w:r>
-      <w:bookmarkEnd w:id="702"/>
+      <w:bookmarkEnd w:id="757"/>
     </w:p>
     <w:p>
       <w:pPr>
@@ -11156,14 +11465,14 @@
           <w:numId w:val="43"/>
         </w:numPr>
       </w:pPr>
-      <w:bookmarkStart w:id="703" w:name="_Toc235087870"/>
+      <w:bookmarkStart w:id="758" w:name="_Toc235087870"/>
       <w:r>
         <w:rPr>
           <w:rStyle w:val="Titre2Car"/>
         </w:rPr>
         <w:t>Eco-conception</w:t>
       </w:r>
-      <w:bookmarkEnd w:id="703"/>
+      <w:bookmarkEnd w:id="758"/>
       <w:r>
         <w:t xml:space="preserve"> </w:t>
       </w:r>
@@ -11196,7 +11505,7 @@
     <w:p>
       <w:pPr>
         <w:rPr>
-          <w:del w:id="704" w:author="Alice TIERTANT" w:date="2026-07-16T16:46:00Z"/>
+          <w:del w:id="759" w:author="Alice TIERTANT" w:date="2026-07-16T16:46:00Z"/>
         </w:rPr>
       </w:pPr>
       <w:r>
@@ -11211,7 +11520,8 @@
     </w:p>
     <w:p>
       <w:pPr>
-        <w:pPrChange w:id="705" w:author="Alice TIERTANT" w:date="2026-07-16T16:46:00Z">
+        <w:spacing w:line="278" w:lineRule="auto"/>
+        <w:pPrChange w:id="760" w:author="Alice TIERTANT" w:date="2026-07-16T16:46:00Z">
           <w:pPr>
             <w:spacing w:after="0" w:line="240" w:lineRule="auto"/>
             <w:ind w:firstLine="708"/>
@@ -11223,11 +11533,11 @@
       <w:pPr>
         <w:pStyle w:val="Titre2"/>
       </w:pPr>
-      <w:bookmarkStart w:id="706" w:name="_Toc235087871"/>
+      <w:bookmarkStart w:id="761" w:name="_Toc235087871"/>
       <w:r>
         <w:t>Technologies</w:t>
       </w:r>
-      <w:bookmarkEnd w:id="706"/>
+      <w:bookmarkEnd w:id="761"/>
     </w:p>
     <w:p>
       <w:r>
@@ -11276,11 +11586,11 @@
       <w:pPr>
         <w:pStyle w:val="Titre2"/>
       </w:pPr>
-      <w:bookmarkStart w:id="707" w:name="_Toc235087872"/>
+      <w:bookmarkStart w:id="762" w:name="_Toc235087872"/>
       <w:r>
         <w:t>Responsive</w:t>
       </w:r>
-      <w:bookmarkEnd w:id="707"/>
+      <w:bookmarkEnd w:id="762"/>
     </w:p>
     <w:p>
       <w:r>
@@ -11299,11 +11609,11 @@
       <w:pPr>
         <w:pStyle w:val="Titre2"/>
       </w:pPr>
-      <w:bookmarkStart w:id="708" w:name="_Toc235087873"/>
+      <w:bookmarkStart w:id="763" w:name="_Toc235087873"/>
       <w:r>
         <w:t>Performance</w:t>
       </w:r>
-      <w:bookmarkEnd w:id="708"/>
+      <w:bookmarkEnd w:id="763"/>
     </w:p>
     <w:p>
       <w:r>
@@ -11339,11 +11649,11 @@
       <w:pPr>
         <w:pStyle w:val="Titre2"/>
       </w:pPr>
-      <w:bookmarkStart w:id="709" w:name="_Toc235087874"/>
+      <w:bookmarkStart w:id="764" w:name="_Toc235087874"/>
       <w:r>
         <w:t>Accessibilité universelle</w:t>
       </w:r>
-      <w:bookmarkEnd w:id="709"/>
+      <w:bookmarkEnd w:id="764"/>
       <w:r>
         <w:tab/>
       </w:r>
@@ -11372,11 +11682,11 @@
       <w:pPr>
         <w:pStyle w:val="Titre2"/>
       </w:pPr>
-      <w:bookmarkStart w:id="710" w:name="_Toc235087875"/>
+      <w:bookmarkStart w:id="765" w:name="_Toc235087875"/>
       <w:r>
         <w:t>Sécurité</w:t>
       </w:r>
-      <w:bookmarkEnd w:id="710"/>
+      <w:bookmarkEnd w:id="765"/>
     </w:p>
     <w:p>
       <w:r>
@@ -11401,12 +11711,12 @@
       <w:pPr>
         <w:pStyle w:val="Titre2"/>
       </w:pPr>
-      <w:bookmarkStart w:id="711" w:name="_Toc235087876"/>
+      <w:bookmarkStart w:id="766" w:name="_Toc235087876"/>
       <w:r>
         <w:lastRenderedPageBreak/>
         <w:t>Maintenance</w:t>
       </w:r>
-      <w:bookmarkEnd w:id="711"/>
+      <w:bookmarkEnd w:id="766"/>
     </w:p>
     <w:p>
       <w:r>
@@ -11425,7 +11735,7 @@
     <w:p>
       <w:pPr>
         <w:rPr>
-          <w:ins w:id="712" w:author="Alice TIERTANT" w:date="2026-07-16T16:06:00Z"/>
+          <w:ins w:id="767" w:author="Alice TIERTANT" w:date="2026-07-16T16:06:00Z"/>
         </w:rPr>
       </w:pPr>
       <w:r>
@@ -11436,7 +11746,7 @@
       <w:pPr>
         <w:spacing w:after="0" w:line="240" w:lineRule="auto"/>
         <w:rPr>
-          <w:ins w:id="713" w:author="Alice TIERTANT" w:date="2026-07-16T16:06:00Z"/>
+          <w:ins w:id="768" w:author="Alice TIERTANT" w:date="2026-07-16T16:06:00Z"/>
         </w:rPr>
       </w:pPr>
     </w:p>
@@ -11444,15 +11754,15 @@
       <w:pPr>
         <w:pStyle w:val="Titre1"/>
         <w:rPr>
-          <w:ins w:id="714" w:author="Alice TIERTANT" w:date="2026-07-16T16:06:00Z"/>
+          <w:ins w:id="769" w:author="Alice TIERTANT" w:date="2026-07-16T16:06:00Z"/>
         </w:rPr>
-        <w:pPrChange w:id="715" w:author="Alice TIERTANT" w:date="2026-07-16T16:07:00Z">
+        <w:pPrChange w:id="770" w:author="Alice TIERTANT" w:date="2026-07-16T16:07:00Z">
           <w:pPr>
             <w:pStyle w:val="Titre2"/>
           </w:pPr>
         </w:pPrChange>
       </w:pPr>
-      <w:ins w:id="716" w:author="Alice TIERTANT" w:date="2026-07-16T16:06:00Z">
+      <w:ins w:id="771" w:author="Alice TIERTANT" w:date="2026-07-16T16:06:00Z">
         <w:r>
           <w:t xml:space="preserve">Architecture du </w:t>
         </w:r>
@@ -11464,10 +11774,10 @@
     <w:p>
       <w:pPr>
         <w:rPr>
-          <w:ins w:id="717" w:author="Alice TIERTANT" w:date="2026-07-16T16:06:00Z"/>
+          <w:ins w:id="772" w:author="Alice TIERTANT" w:date="2026-07-16T16:06:00Z"/>
         </w:rPr>
       </w:pPr>
-      <w:ins w:id="718" w:author="Alice TIERTANT" w:date="2026-07-16T16:06:00Z">
+      <w:ins w:id="773" w:author="Alice TIERTANT" w:date="2026-07-16T16:06:00Z">
         <w:r>
           <w:t>Proposition de page d’accueil :</w:t>
         </w:r>
@@ -11476,10 +11786,10 @@
     <w:p>
       <w:pPr>
         <w:rPr>
-          <w:ins w:id="719" w:author="Alice TIERTANT" w:date="2026-07-16T16:06:00Z"/>
+          <w:ins w:id="774" w:author="Alice TIERTANT" w:date="2026-07-16T16:06:00Z"/>
         </w:rPr>
       </w:pPr>
-      <w:ins w:id="720" w:author="Alice TIERTANT" w:date="2026-07-16T16:06:00Z">
+      <w:ins w:id="775" w:author="Alice TIERTANT" w:date="2026-07-16T16:06:00Z">
         <w:r>
           <w:rPr>
             <w:noProof/>
@@ -11918,10 +12228,10 @@
     <w:p>
       <w:pPr>
         <w:rPr>
-          <w:ins w:id="721" w:author="Alice TIERTANT" w:date="2026-07-16T16:06:00Z"/>
+          <w:ins w:id="776" w:author="Alice TIERTANT" w:date="2026-07-16T16:06:00Z"/>
         </w:rPr>
       </w:pPr>
-      <w:ins w:id="722" w:author="Alice TIERTANT" w:date="2026-07-16T16:06:00Z">
+      <w:ins w:id="777" w:author="Alice TIERTANT" w:date="2026-07-16T16:06:00Z">
         <w:r>
           <w:t xml:space="preserve">D’autres propositions de maquettage ainsi qu’une charte graphique seront soumise à validation du client. </w:t>
         </w:r>
@@ -11933,10 +12243,10 @@
     <w:p>
       <w:pPr>
         <w:rPr>
-          <w:ins w:id="723" w:author="Alice TIERTANT" w:date="2026-07-16T16:06:00Z"/>
+          <w:ins w:id="778" w:author="Alice TIERTANT" w:date="2026-07-16T16:06:00Z"/>
         </w:rPr>
       </w:pPr>
-      <w:ins w:id="724" w:author="Alice TIERTANT" w:date="2026-07-16T16:06:00Z">
+      <w:ins w:id="779" w:author="Alice TIERTANT" w:date="2026-07-16T16:06:00Z">
         <w:r>
           <w:lastRenderedPageBreak/>
           <w:t>Proposition de hiérarchie :</w:t>
@@ -11946,10 +12256,10 @@
     <w:p>
       <w:pPr>
         <w:rPr>
-          <w:ins w:id="725" w:author="Alice TIERTANT" w:date="2026-07-16T16:06:00Z"/>
+          <w:ins w:id="780" w:author="Alice TIERTANT" w:date="2026-07-16T16:06:00Z"/>
         </w:rPr>
       </w:pPr>
-      <w:ins w:id="726" w:author="Alice TIERTANT" w:date="2026-07-16T16:06:00Z">
+      <w:ins w:id="781" w:author="Alice TIERTANT" w:date="2026-07-16T16:06:00Z">
         <w:r>
           <w:rPr>
             <w:noProof/>
@@ -11988,7 +12298,7 @@
 </file>
 
 <file path=word/endnotes.xml><?xml version="1.0" encoding="utf-8"?>
-<w:endnotes xmlns:wpc="http://schemas.microsoft.com/office/word/2010/wordprocessingCanvas" xmlns:cx="http://schemas.microsoft.com/office/drawing/2014/chartex" xmlns:cx1="http://schemas.microsoft.com/office/drawing/2015/9/8/chartex" xmlns:cx2="http://schemas.microsoft.com/office/drawing/2015/10/21/chartex" xmlns:cx3="http://schemas.microsoft.com/office/drawing/2016/5/9/chartex" xmlns:cx4="http://schemas.microsoft.com/office/drawing/2016/5/10/chartex" xmlns:cx5="http://schemas.microsoft.com/office/drawing/2016/5/11/chartex" xmlns:cx6="http://schemas.microsoft.com/office/drawing/2016/5/12/chartex" xmlns:cx7="http://schemas.microsoft.com/office/drawing/2016/5/13/chartex" xmlns:cx8="http://schemas.microsoft.com/office/drawing/2016/5/14/chartex" xmlns:mc="http://schemas.openxmlformats.org/markup-compatibility/2006" xmlns:aink="http://schemas.microsoft.com/office/drawing/2016/ink" xmlns:am3d="http://schemas.microsoft.com/office/drawing/2017/model3d" xmlns:o="urn:schemas-microsoft-com:office:office" xmlns:oel="http://schemas.microsoft.com/office/2019/extlst" xmlns:r="http://schemas.openxmlformats.org/officeDocument/2006/relationships" xmlns:m="http://schemas.openxmlformats.org/officeDocument/2006/math" xmlns:v="urn:schemas-microsoft-com:vml" xmlns:wp14="http://schemas.microsoft.com/office/word/2010/wordprocessingDrawing" xmlns:wp="http://schemas.openxmlformats.org/drawingml/2006/wordprocessingDrawing" xmlns:w10="urn:schemas-microsoft-com:office:word" xmlns:w="http://schemas.openxmlformats.org/wordprocessingml/2006/main" xmlns:w14="http://schemas.microsoft.com/office/word/2010/wordml" xmlns:w15="http://schemas.microsoft.com/office/word/2012/wordml" xmlns:w16cex="http://schemas.microsoft.com/office/word/2018/wordml/cex" xmlns:w16cid="http://schemas.microsoft.com/office/word/2016/wordml/cid" xmlns:w16="http://schemas.microsoft.com/office/word/2018/wordml" xmlns:w16sdtdh="http://schemas.microsoft.com/office/word/2020/wordml/sdtdatahash" xmlns:w16se="http://schemas.microsoft.com/office/word/2015/wordml/symex" xmlns:wpg="http://schemas.microsoft.com/office/word/2010/wordprocessingGroup" xmlns:wpi="http://schemas.microsoft.com/office/word/2010/wordprocessingInk" xmlns:wne="http://schemas.microsoft.com/office/word/2006/wordml" xmlns:wps="http://schemas.microsoft.com/office/word/2010/wordprocessingShape" mc:Ignorable="w14 w15 w16se w16cid w16 w16cex w16sdtdh wp14">
+<w:endnotes xmlns:wpc="http://schemas.microsoft.com/office/word/2010/wordprocessingCanvas" xmlns:cx="http://schemas.microsoft.com/office/drawing/2014/chartex" xmlns:cx1="http://schemas.microsoft.com/office/drawing/2015/9/8/chartex" xmlns:cx2="http://schemas.microsoft.com/office/drawing/2015/10/21/chartex" xmlns:cx3="http://schemas.microsoft.com/office/drawing/2016/5/9/chartex" xmlns:cx4="http://schemas.microsoft.com/office/drawing/2016/5/10/chartex" xmlns:cx5="http://schemas.microsoft.com/office/drawing/2016/5/11/chartex" xmlns:cx6="http://schemas.microsoft.com/office/drawing/2016/5/12/chartex" xmlns:cx7="http://schemas.microsoft.com/office/drawing/2016/5/13/chartex" xmlns:cx8="http://schemas.microsoft.com/office/drawing/2016/5/14/chartex" xmlns:mc="http://schemas.openxmlformats.org/markup-compatibility/2006" xmlns:aink="http://schemas.microsoft.com/office/drawing/2016/ink" xmlns:am3d="http://schemas.microsoft.com/office/drawing/2017/model3d" xmlns:o="urn:schemas-microsoft-com:office:office" xmlns:oel="http://schemas.microsoft.com/office/2019/extlst" xmlns:r="http://schemas.openxmlformats.org/officeDocument/2006/relationships" xmlns:m="http://schemas.openxmlformats.org/officeDocument/2006/math" xmlns:v="urn:schemas-microsoft-com:vml" xmlns:wp14="http://schemas.microsoft.com/office/word/2010/wordprocessingDrawing" xmlns:wp="http://schemas.openxmlformats.org/drawingml/2006/wordprocessingDrawing" xmlns:w10="urn:schemas-microsoft-com:office:word" xmlns:w="http://schemas.openxmlformats.org/wordprocessingml/2006/main" xmlns:w14="http://schemas.microsoft.com/office/word/2010/wordml" xmlns:w15="http://schemas.microsoft.com/office/word/2012/wordml" xmlns:w16cex="http://schemas.microsoft.com/office/word/2018/wordml/cex" xmlns:w16cid="http://schemas.microsoft.com/office/word/2016/wordml/cid" xmlns:w16="http://schemas.microsoft.com/office/word/2018/wordml" xmlns:w16du="http://schemas.microsoft.com/office/word/2023/wordml/word16du" xmlns:w16sdtdh="http://schemas.microsoft.com/office/word/2020/wordml/sdtdatahash" xmlns:w16sdtfl="http://schemas.microsoft.com/office/word/2024/wordml/sdtformatlock" xmlns:w16se="http://schemas.microsoft.com/office/word/2015/wordml/symex" xmlns:wpg="http://schemas.microsoft.com/office/word/2010/wordprocessingGroup" xmlns:wpi="http://schemas.microsoft.com/office/word/2010/wordprocessingInk" xmlns:wne="http://schemas.microsoft.com/office/word/2006/wordml" xmlns:wps="http://schemas.microsoft.com/office/word/2010/wordprocessingShape" mc:Ignorable="w14 w15 w16se w16cid w16 w16cex w16sdtdh w16sdtfl w16du wp14">
   <w:endnote w:type="separator" w:id="-1">
     <w:p>
       <w:pPr>
@@ -12020,7 +12330,7 @@
 </file>
 
 <file path=word/footer1.xml><?xml version="1.0" encoding="utf-8"?>
-<w:ftr xmlns:wpc="http://schemas.microsoft.com/office/word/2010/wordprocessingCanvas" xmlns:cx="http://schemas.microsoft.com/office/drawing/2014/chartex" xmlns:cx1="http://schemas.microsoft.com/office/drawing/2015/9/8/chartex" xmlns:cx2="http://schemas.microsoft.com/office/drawing/2015/10/21/chartex" xmlns:cx3="http://schemas.microsoft.com/office/drawing/2016/5/9/chartex" xmlns:cx4="http://schemas.microsoft.com/office/drawing/2016/5/10/chartex" xmlns:cx5="http://schemas.microsoft.com/office/drawing/2016/5/11/chartex" xmlns:cx6="http://schemas.microsoft.com/office/drawing/2016/5/12/chartex" xmlns:cx7="http://schemas.microsoft.com/office/drawing/2016/5/13/chartex" xmlns:cx8="http://schemas.microsoft.com/office/drawing/2016/5/14/chartex" xmlns:mc="http://schemas.openxmlformats.org/markup-compatibility/2006" xmlns:aink="http://schemas.microsoft.com/office/drawing/2016/ink" xmlns:am3d="http://schemas.microsoft.com/office/drawing/2017/model3d" xmlns:o="urn:schemas-microsoft-com:office:office" xmlns:oel="http://schemas.microsoft.com/office/2019/extlst" xmlns:r="http://schemas.openxmlformats.org/officeDocument/2006/relationships" xmlns:m="http://schemas.openxmlformats.org/officeDocument/2006/math" xmlns:v="urn:schemas-microsoft-com:vml" xmlns:wp14="http://schemas.microsoft.com/office/word/2010/wordprocessingDrawing" xmlns:wp="http://schemas.openxmlformats.org/drawingml/2006/wordprocessingDrawing" xmlns:w10="urn:schemas-microsoft-com:office:word" xmlns:w="http://schemas.openxmlformats.org/wordprocessingml/2006/main" xmlns:w14="http://schemas.microsoft.com/office/word/2010/wordml" xmlns:w15="http://schemas.microsoft.com/office/word/2012/wordml" xmlns:w16cex="http://schemas.microsoft.com/office/word/2018/wordml/cex" xmlns:w16cid="http://schemas.microsoft.com/office/word/2016/wordml/cid" xmlns:w16="http://schemas.microsoft.com/office/word/2018/wordml" xmlns:w16sdtdh="http://schemas.microsoft.com/office/word/2020/wordml/sdtdatahash" xmlns:w16se="http://schemas.microsoft.com/office/word/2015/wordml/symex" xmlns:wpg="http://schemas.microsoft.com/office/word/2010/wordprocessingGroup" xmlns:wpi="http://schemas.microsoft.com/office/word/2010/wordprocessingInk" xmlns:wne="http://schemas.microsoft.com/office/word/2006/wordml" xmlns:wps="http://schemas.microsoft.com/office/word/2010/wordprocessingShape" mc:Ignorable="w14 w15 w16se w16cid w16 w16cex w16sdtdh wp14">
+<w:ftr xmlns:wpc="http://schemas.microsoft.com/office/word/2010/wordprocessingCanvas" xmlns:cx="http://schemas.microsoft.com/office/drawing/2014/chartex" xmlns:cx1="http://schemas.microsoft.com/office/drawing/2015/9/8/chartex" xmlns:cx2="http://schemas.microsoft.com/office/drawing/2015/10/21/chartex" xmlns:cx3="http://schemas.microsoft.com/office/drawing/2016/5/9/chartex" xmlns:cx4="http://schemas.microsoft.com/office/drawing/2016/5/10/chartex" xmlns:cx5="http://schemas.microsoft.com/office/drawing/2016/5/11/chartex" xmlns:cx6="http://schemas.microsoft.com/office/drawing/2016/5/12/chartex" xmlns:cx7="http://schemas.microsoft.com/office/drawing/2016/5/13/chartex" xmlns:cx8="http://schemas.microsoft.com/office/drawing/2016/5/14/chartex" xmlns:mc="http://schemas.openxmlformats.org/markup-compatibility/2006" xmlns:aink="http://schemas.microsoft.com/office/drawing/2016/ink" xmlns:am3d="http://schemas.microsoft.com/office/drawing/2017/model3d" xmlns:o="urn:schemas-microsoft-com:office:office" xmlns:oel="http://schemas.microsoft.com/office/2019/extlst" xmlns:r="http://schemas.openxmlformats.org/officeDocument/2006/relationships" xmlns:m="http://schemas.openxmlformats.org/officeDocument/2006/math" xmlns:v="urn:schemas-microsoft-com:vml" xmlns:wp14="http://schemas.microsoft.com/office/word/2010/wordprocessingDrawing" xmlns:wp="http://schemas.openxmlformats.org/drawingml/2006/wordprocessingDrawing" xmlns:w10="urn:schemas-microsoft-com:office:word" xmlns:w="http://schemas.openxmlformats.org/wordprocessingml/2006/main" xmlns:w14="http://schemas.microsoft.com/office/word/2010/wordml" xmlns:w15="http://schemas.microsoft.com/office/word/2012/wordml" xmlns:w16cex="http://schemas.microsoft.com/office/word/2018/wordml/cex" xmlns:w16cid="http://schemas.microsoft.com/office/word/2016/wordml/cid" xmlns:w16="http://schemas.microsoft.com/office/word/2018/wordml" xmlns:w16du="http://schemas.microsoft.com/office/word/2023/wordml/word16du" xmlns:w16sdtdh="http://schemas.microsoft.com/office/word/2020/wordml/sdtdatahash" xmlns:w16sdtfl="http://schemas.microsoft.com/office/word/2024/wordml/sdtformatlock" xmlns:w16se="http://schemas.microsoft.com/office/word/2015/wordml/symex" xmlns:wpg="http://schemas.microsoft.com/office/word/2010/wordprocessingGroup" xmlns:wpi="http://schemas.microsoft.com/office/word/2010/wordprocessingInk" xmlns:wne="http://schemas.microsoft.com/office/word/2006/wordml" xmlns:wps="http://schemas.microsoft.com/office/word/2010/wordprocessingShape" mc:Ignorable="w14 w15 w16se w16cid w16 w16cex w16sdtdh w16sdtfl w16du wp14">
   <w:p>
     <w:pPr>
       <w:pStyle w:val="Pieddepage"/>
@@ -12156,7 +12466,7 @@
 </file>
 
 <file path=word/footer2.xml><?xml version="1.0" encoding="utf-8"?>
-<w:ftr xmlns:wpc="http://schemas.microsoft.com/office/word/2010/wordprocessingCanvas" xmlns:cx="http://schemas.microsoft.com/office/drawing/2014/chartex" xmlns:cx1="http://schemas.microsoft.com/office/drawing/2015/9/8/chartex" xmlns:cx2="http://schemas.microsoft.com/office/drawing/2015/10/21/chartex" xmlns:cx3="http://schemas.microsoft.com/office/drawing/2016/5/9/chartex" xmlns:cx4="http://schemas.microsoft.com/office/drawing/2016/5/10/chartex" xmlns:cx5="http://schemas.microsoft.com/office/drawing/2016/5/11/chartex" xmlns:cx6="http://schemas.microsoft.com/office/drawing/2016/5/12/chartex" xmlns:cx7="http://schemas.microsoft.com/office/drawing/2016/5/13/chartex" xmlns:cx8="http://schemas.microsoft.com/office/drawing/2016/5/14/chartex" xmlns:mc="http://schemas.openxmlformats.org/markup-compatibility/2006" xmlns:aink="http://schemas.microsoft.com/office/drawing/2016/ink" xmlns:am3d="http://schemas.microsoft.com/office/drawing/2017/model3d" xmlns:o="urn:schemas-microsoft-com:office:office" xmlns:oel="http://schemas.microsoft.com/office/2019/extlst" xmlns:r="http://schemas.openxmlformats.org/officeDocument/2006/relationships" xmlns:m="http://schemas.openxmlformats.org/officeDocument/2006/math" xmlns:v="urn:schemas-microsoft-com:vml" xmlns:wp14="http://schemas.microsoft.com/office/word/2010/wordprocessingDrawing" xmlns:wp="http://schemas.openxmlformats.org/drawingml/2006/wordprocessingDrawing" xmlns:w10="urn:schemas-microsoft-com:office:word" xmlns:w="http://schemas.openxmlformats.org/wordprocessingml/2006/main" xmlns:w14="http://schemas.microsoft.com/office/word/2010/wordml" xmlns:w15="http://schemas.microsoft.com/office/word/2012/wordml" xmlns:w16cex="http://schemas.microsoft.com/office/word/2018/wordml/cex" xmlns:w16cid="http://schemas.microsoft.com/office/word/2016/wordml/cid" xmlns:w16="http://schemas.microsoft.com/office/word/2018/wordml" xmlns:w16sdtdh="http://schemas.microsoft.com/office/word/2020/wordml/sdtdatahash" xmlns:w16se="http://schemas.microsoft.com/office/word/2015/wordml/symex" xmlns:wpg="http://schemas.microsoft.com/office/word/2010/wordprocessingGroup" xmlns:wpi="http://schemas.microsoft.com/office/word/2010/wordprocessingInk" xmlns:wne="http://schemas.microsoft.com/office/word/2006/wordml" xmlns:wps="http://schemas.microsoft.com/office/word/2010/wordprocessingShape" mc:Ignorable="w14 w15 w16se w16cid w16 w16cex w16sdtdh wp14">
+<w:ftr xmlns:wpc="http://schemas.microsoft.com/office/word/2010/wordprocessingCanvas" xmlns:cx="http://schemas.microsoft.com/office/drawing/2014/chartex" xmlns:cx1="http://schemas.microsoft.com/office/drawing/2015/9/8/chartex" xmlns:cx2="http://schemas.microsoft.com/office/drawing/2015/10/21/chartex" xmlns:cx3="http://schemas.microsoft.com/office/drawing/2016/5/9/chartex" xmlns:cx4="http://schemas.microsoft.com/office/drawing/2016/5/10/chartex" xmlns:cx5="http://schemas.microsoft.com/office/drawing/2016/5/11/chartex" xmlns:cx6="http://schemas.microsoft.com/office/drawing/2016/5/12/chartex" xmlns:cx7="http://schemas.microsoft.com/office/drawing/2016/5/13/chartex" xmlns:cx8="http://schemas.microsoft.com/office/drawing/2016/5/14/chartex" xmlns:mc="http://schemas.openxmlformats.org/markup-compatibility/2006" xmlns:aink="http://schemas.microsoft.com/office/drawing/2016/ink" xmlns:am3d="http://schemas.microsoft.com/office/drawing/2017/model3d" xmlns:o="urn:schemas-microsoft-com:office:office" xmlns:oel="http://schemas.microsoft.com/office/2019/extlst" xmlns:r="http://schemas.openxmlformats.org/officeDocument/2006/relationships" xmlns:m="http://schemas.openxmlformats.org/officeDocument/2006/math" xmlns:v="urn:schemas-microsoft-com:vml" xmlns:wp14="http://schemas.microsoft.com/office/word/2010/wordprocessingDrawing" xmlns:wp="http://schemas.openxmlformats.org/drawingml/2006/wordprocessingDrawing" xmlns:w10="urn:schemas-microsoft-com:office:word" xmlns:w="http://schemas.openxmlformats.org/wordprocessingml/2006/main" xmlns:w14="http://schemas.microsoft.com/office/word/2010/wordml" xmlns:w15="http://schemas.microsoft.com/office/word/2012/wordml" xmlns:w16cex="http://schemas.microsoft.com/office/word/2018/wordml/cex" xmlns:w16cid="http://schemas.microsoft.com/office/word/2016/wordml/cid" xmlns:w16="http://schemas.microsoft.com/office/word/2018/wordml" xmlns:w16du="http://schemas.microsoft.com/office/word/2023/wordml/word16du" xmlns:w16sdtdh="http://schemas.microsoft.com/office/word/2020/wordml/sdtdatahash" xmlns:w16sdtfl="http://schemas.microsoft.com/office/word/2024/wordml/sdtformatlock" xmlns:w16se="http://schemas.microsoft.com/office/word/2015/wordml/symex" xmlns:wpg="http://schemas.microsoft.com/office/word/2010/wordprocessingGroup" xmlns:wpi="http://schemas.microsoft.com/office/word/2010/wordprocessingInk" xmlns:wne="http://schemas.microsoft.com/office/word/2006/wordml" xmlns:wps="http://schemas.microsoft.com/office/word/2010/wordprocessingShape" mc:Ignorable="w14 w15 w16se w16cid w16 w16cex w16sdtdh w16sdtfl w16du wp14">
   <w:p>
     <w:pPr>
       <w:pStyle w:val="Pieddepage"/>
@@ -12292,7 +12602,7 @@
 </file>
 
 <file path=word/footnotes.xml><?xml version="1.0" encoding="utf-8"?>
-<w:footnotes xmlns:wpc="http://schemas.microsoft.com/office/word/2010/wordprocessingCanvas" xmlns:cx="http://schemas.microsoft.com/office/drawing/2014/chartex" xmlns:cx1="http://schemas.microsoft.com/office/drawing/2015/9/8/chartex" xmlns:cx2="http://schemas.microsoft.com/office/drawing/2015/10/21/chartex" xmlns:cx3="http://schemas.microsoft.com/office/drawing/2016/5/9/chartex" xmlns:cx4="http://schemas.microsoft.com/office/drawing/2016/5/10/chartex" xmlns:cx5="http://schemas.microsoft.com/office/drawing/2016/5/11/chartex" xmlns:cx6="http://schemas.microsoft.com/office/drawing/2016/5/12/chartex" xmlns:cx7="http://schemas.microsoft.com/office/drawing/2016/5/13/chartex" xmlns:cx8="http://schemas.microsoft.com/office/drawing/2016/5/14/chartex" xmlns:mc="http://schemas.openxmlformats.org/markup-compatibility/2006" xmlns:aink="http://schemas.microsoft.com/office/drawing/2016/ink" xmlns:am3d="http://schemas.microsoft.com/office/drawing/2017/model3d" xmlns:o="urn:schemas-microsoft-com:office:office" xmlns:oel="http://schemas.microsoft.com/office/2019/extlst" xmlns:r="http://schemas.openxmlformats.org/officeDocument/2006/relationships" xmlns:m="http://schemas.openxmlformats.org/officeDocument/2006/math" xmlns:v="urn:schemas-microsoft-com:vml" xmlns:wp14="http://schemas.microsoft.com/office/word/2010/wordprocessingDrawing" xmlns:wp="http://schemas.openxmlformats.org/drawingml/2006/wordprocessingDrawing" xmlns:w10="urn:schemas-microsoft-com:office:word" xmlns:w="http://schemas.openxmlformats.org/wordprocessingml/2006/main" xmlns:w14="http://schemas.microsoft.com/office/word/2010/wordml" xmlns:w15="http://schemas.microsoft.com/office/word/2012/wordml" xmlns:w16cex="http://schemas.microsoft.com/office/word/2018/wordml/cex" xmlns:w16cid="http://schemas.microsoft.com/office/word/2016/wordml/cid" xmlns:w16="http://schemas.microsoft.com/office/word/2018/wordml" xmlns:w16sdtdh="http://schemas.microsoft.com/office/word/2020/wordml/sdtdatahash" xmlns:w16se="http://schemas.microsoft.com/office/word/2015/wordml/symex" xmlns:wpg="http://schemas.microsoft.com/office/word/2010/wordprocessingGroup" xmlns:wpi="http://schemas.microsoft.com/office/word/2010/wordprocessingInk" xmlns:wne="http://schemas.microsoft.com/office/word/2006/wordml" xmlns:wps="http://schemas.microsoft.com/office/word/2010/wordprocessingShape" mc:Ignorable="w14 w15 w16se w16cid w16 w16cex w16sdtdh wp14">
+<w:footnotes xmlns:wpc="http://schemas.microsoft.com/office/word/2010/wordprocessingCanvas" xmlns:cx="http://schemas.microsoft.com/office/drawing/2014/chartex" xmlns:cx1="http://schemas.microsoft.com/office/drawing/2015/9/8/chartex" xmlns:cx2="http://schemas.microsoft.com/office/drawing/2015/10/21/chartex" xmlns:cx3="http://schemas.microsoft.com/office/drawing/2016/5/9/chartex" xmlns:cx4="http://schemas.microsoft.com/office/drawing/2016/5/10/chartex" xmlns:cx5="http://schemas.microsoft.com/office/drawing/2016/5/11/chartex" xmlns:cx6="http://schemas.microsoft.com/office/drawing/2016/5/12/chartex" xmlns:cx7="http://schemas.microsoft.com/office/drawing/2016/5/13/chartex" xmlns:cx8="http://schemas.microsoft.com/office/drawing/2016/5/14/chartex" xmlns:mc="http://schemas.openxmlformats.org/markup-compatibility/2006" xmlns:aink="http://schemas.microsoft.com/office/drawing/2016/ink" xmlns:am3d="http://schemas.microsoft.com/office/drawing/2017/model3d" xmlns:o="urn:schemas-microsoft-com:office:office" xmlns:oel="http://schemas.microsoft.com/office/2019/extlst" xmlns:r="http://schemas.openxmlformats.org/officeDocument/2006/relationships" xmlns:m="http://schemas.openxmlformats.org/officeDocument/2006/math" xmlns:v="urn:schemas-microsoft-com:vml" xmlns:wp14="http://schemas.microsoft.com/office/word/2010/wordprocessingDrawing" xmlns:wp="http://schemas.openxmlformats.org/drawingml/2006/wordprocessingDrawing" xmlns:w10="urn:schemas-microsoft-com:office:word" xmlns:w="http://schemas.openxmlformats.org/wordprocessingml/2006/main" xmlns:w14="http://schemas.microsoft.com/office/word/2010/wordml" xmlns:w15="http://schemas.microsoft.com/office/word/2012/wordml" xmlns:w16cex="http://schemas.microsoft.com/office/word/2018/wordml/cex" xmlns:w16cid="http://schemas.microsoft.com/office/word/2016/wordml/cid" xmlns:w16="http://schemas.microsoft.com/office/word/2018/wordml" xmlns:w16du="http://schemas.microsoft.com/office/word/2023/wordml/word16du" xmlns:w16sdtdh="http://schemas.microsoft.com/office/word/2020/wordml/sdtdatahash" xmlns:w16sdtfl="http://schemas.microsoft.com/office/word/2024/wordml/sdtformatlock" xmlns:w16se="http://schemas.microsoft.com/office/word/2015/wordml/symex" xmlns:wpg="http://schemas.microsoft.com/office/word/2010/wordprocessingGroup" xmlns:wpi="http://schemas.microsoft.com/office/word/2010/wordprocessingInk" xmlns:wne="http://schemas.microsoft.com/office/word/2006/wordml" xmlns:wps="http://schemas.microsoft.com/office/word/2010/wordprocessingShape" mc:Ignorable="w14 w15 w16se w16cid w16 w16cex w16sdtdh w16sdtfl w16du wp14">
   <w:footnote w:type="separator" w:id="-1">
     <w:p>
       <w:pPr>
@@ -12342,7 +12652,7 @@
 </file>
 
 <file path=word/numbering.xml><?xml version="1.0" encoding="utf-8"?>
-<w:numbering xmlns:wpc="http://schemas.microsoft.com/office/word/2010/wordprocessingCanvas" xmlns:cx="http://schemas.microsoft.com/office/drawing/2014/chartex" xmlns:cx1="http://schemas.microsoft.com/office/drawing/2015/9/8/chartex" xmlns:cx2="http://schemas.microsoft.com/office/drawing/2015/10/21/chartex" xmlns:cx3="http://schemas.microsoft.com/office/drawing/2016/5/9/chartex" xmlns:cx4="http://schemas.microsoft.com/office/drawing/2016/5/10/chartex" xmlns:cx5="http://schemas.microsoft.com/office/drawing/2016/5/11/chartex" xmlns:cx6="http://schemas.microsoft.com/office/drawing/2016/5/12/chartex" xmlns:cx7="http://schemas.microsoft.com/office/drawing/2016/5/13/chartex" xmlns:cx8="http://schemas.microsoft.com/office/drawing/2016/5/14/chartex" xmlns:mc="http://schemas.openxmlformats.org/markup-compatibility/2006" xmlns:aink="http://schemas.microsoft.com/office/drawing/2016/ink" xmlns:am3d="http://schemas.microsoft.com/office/drawing/2017/model3d" xmlns:o="urn:schemas-microsoft-com:office:office" xmlns:oel="http://schemas.microsoft.com/office/2019/extlst" xmlns:r="http://schemas.openxmlformats.org/officeDocument/2006/relationships" xmlns:m="http://schemas.openxmlformats.org/officeDocument/2006/math" xmlns:v="urn:schemas-microsoft-com:vml" xmlns:wp14="http://schemas.microsoft.com/office/word/2010/wordprocessingDrawing" xmlns:wp="http://schemas.openxmlformats.org/drawingml/2006/wordprocessingDrawing" xmlns:w10="urn:schemas-microsoft-com:office:word" xmlns:w="http://schemas.openxmlformats.org/wordprocessingml/2006/main" xmlns:w14="http://schemas.microsoft.com/office/word/2010/wordml" xmlns:w15="http://schemas.microsoft.com/office/word/2012/wordml" xmlns:w16cex="http://schemas.microsoft.com/office/word/2018/wordml/cex" xmlns:w16cid="http://schemas.microsoft.com/office/word/2016/wordml/cid" xmlns:w16="http://schemas.microsoft.com/office/word/2018/wordml" xmlns:w16sdtdh="http://schemas.microsoft.com/office/word/2020/wordml/sdtdatahash" xmlns:w16se="http://schemas.microsoft.com/office/word/2015/wordml/symex" xmlns:wpg="http://schemas.microsoft.com/office/word/2010/wordprocessingGroup" xmlns:wpi="http://schemas.microsoft.com/office/word/2010/wordprocessingInk" xmlns:wne="http://schemas.microsoft.com/office/word/2006/wordml" xmlns:wps="http://schemas.microsoft.com/office/word/2010/wordprocessingShape" mc:Ignorable="w14 w15 w16se w16cid w16 w16cex w16sdtdh wp14">
+<w:numbering xmlns:wpc="http://schemas.microsoft.com/office/word/2010/wordprocessingCanvas" xmlns:cx="http://schemas.microsoft.com/office/drawing/2014/chartex" xmlns:cx1="http://schemas.microsoft.com/office/drawing/2015/9/8/chartex" xmlns:cx2="http://schemas.microsoft.com/office/drawing/2015/10/21/chartex" xmlns:cx3="http://schemas.microsoft.com/office/drawing/2016/5/9/chartex" xmlns:cx4="http://schemas.microsoft.com/office/drawing/2016/5/10/chartex" xmlns:cx5="http://schemas.microsoft.com/office/drawing/2016/5/11/chartex" xmlns:cx6="http://schemas.microsoft.com/office/drawing/2016/5/12/chartex" xmlns:cx7="http://schemas.microsoft.com/office/drawing/2016/5/13/chartex" xmlns:cx8="http://schemas.microsoft.com/office/drawing/2016/5/14/chartex" xmlns:mc="http://schemas.openxmlformats.org/markup-compatibility/2006" xmlns:aink="http://schemas.microsoft.com/office/drawing/2016/ink" xmlns:am3d="http://schemas.microsoft.com/office/drawing/2017/model3d" xmlns:o="urn:schemas-microsoft-com:office:office" xmlns:oel="http://schemas.microsoft.com/office/2019/extlst" xmlns:r="http://schemas.openxmlformats.org/officeDocument/2006/relationships" xmlns:m="http://schemas.openxmlformats.org/officeDocument/2006/math" xmlns:v="urn:schemas-microsoft-com:vml" xmlns:wp14="http://schemas.microsoft.com/office/word/2010/wordprocessingDrawing" xmlns:wp="http://schemas.openxmlformats.org/drawingml/2006/wordprocessingDrawing" xmlns:w10="urn:schemas-microsoft-com:office:word" xmlns:w="http://schemas.openxmlformats.org/wordprocessingml/2006/main" xmlns:w14="http://schemas.microsoft.com/office/word/2010/wordml" xmlns:w15="http://schemas.microsoft.com/office/word/2012/wordml" xmlns:w16cex="http://schemas.microsoft.com/office/word/2018/wordml/cex" xmlns:w16cid="http://schemas.microsoft.com/office/word/2016/wordml/cid" xmlns:w16="http://schemas.microsoft.com/office/word/2018/wordml" xmlns:w16du="http://schemas.microsoft.com/office/word/2023/wordml/word16du" xmlns:w16sdtdh="http://schemas.microsoft.com/office/word/2020/wordml/sdtdatahash" xmlns:w16sdtfl="http://schemas.microsoft.com/office/word/2024/wordml/sdtformatlock" xmlns:w16se="http://schemas.microsoft.com/office/word/2015/wordml/symex" xmlns:wpg="http://schemas.microsoft.com/office/word/2010/wordprocessingGroup" xmlns:wpi="http://schemas.microsoft.com/office/word/2010/wordprocessingInk" xmlns:wne="http://schemas.microsoft.com/office/word/2006/wordml" xmlns:wps="http://schemas.microsoft.com/office/word/2010/wordprocessingShape" mc:Ignorable="w14 w15 w16se w16cid w16 w16cex w16sdtdh w16sdtfl w16du wp14">
   <w:abstractNum w:abstractNumId="0" w15:restartNumberingAfterBreak="0">
     <w:nsid w:val="00B62E88"/>
     <w:multiLevelType w:val="hybridMultilevel"/>
@@ -13333,6 +13643,119 @@
     </w:lvl>
   </w:abstractNum>
   <w:abstractNum w:abstractNumId="9" w15:restartNumberingAfterBreak="0">
+    <w:nsid w:val="123534D2"/>
+    <w:multiLevelType w:val="hybridMultilevel"/>
+    <w:tmpl w:val="1ABAD608"/>
+    <w:lvl w:ilvl="0" w:tplc="04090001">
+      <w:start w:val="1"/>
+      <w:numFmt w:val="bullet"/>
+      <w:lvlText w:val=""/>
+      <w:lvlJc w:val="left"/>
+      <w:pPr>
+        <w:ind w:left="1117" w:hanging="360"/>
+      </w:pPr>
+      <w:rPr>
+        <w:rFonts w:ascii="Symbol" w:hAnsi="Symbol" w:hint="default"/>
+      </w:rPr>
+    </w:lvl>
+    <w:lvl w:ilvl="1" w:tplc="04090003" w:tentative="1">
+      <w:start w:val="1"/>
+      <w:numFmt w:val="bullet"/>
+      <w:lvlText w:val="o"/>
+      <w:lvlJc w:val="left"/>
+      <w:pPr>
+        <w:ind w:left="1837" w:hanging="360"/>
+      </w:pPr>
+      <w:rPr>
+        <w:rFonts w:ascii="Courier New" w:hAnsi="Courier New" w:cs="Courier New" w:hint="default"/>
+      </w:rPr>
+    </w:lvl>
+    <w:lvl w:ilvl="2" w:tplc="04090005" w:tentative="1">
+      <w:start w:val="1"/>
+      <w:numFmt w:val="bullet"/>
+      <w:lvlText w:val=""/>
+      <w:lvlJc w:val="left"/>
+      <w:pPr>
+        <w:ind w:left="2557" w:hanging="360"/>
+      </w:pPr>
+      <w:rPr>
+        <w:rFonts w:ascii="Wingdings" w:hAnsi="Wingdings" w:hint="default"/>
+      </w:rPr>
+    </w:lvl>
+    <w:lvl w:ilvl="3" w:tplc="04090001" w:tentative="1">
+      <w:start w:val="1"/>
+      <w:numFmt w:val="bullet"/>
+      <w:lvlText w:val=""/>
+      <w:lvlJc w:val="left"/>
+      <w:pPr>
+        <w:ind w:left="3277" w:hanging="360"/>
+      </w:pPr>
+      <w:rPr>
+        <w:rFonts w:ascii="Symbol" w:hAnsi="Symbol" w:hint="default"/>
+      </w:rPr>
+    </w:lvl>
+    <w:lvl w:ilvl="4" w:tplc="04090003" w:tentative="1">
+      <w:start w:val="1"/>
+      <w:numFmt w:val="bullet"/>
+      <w:lvlText w:val="o"/>
+      <w:lvlJc w:val="left"/>
+      <w:pPr>
+        <w:ind w:left="3997" w:hanging="360"/>
+      </w:pPr>
+      <w:rPr>
+        <w:rFonts w:ascii="Courier New" w:hAnsi="Courier New" w:cs="Courier New" w:hint="default"/>
+      </w:rPr>
+    </w:lvl>
+    <w:lvl w:ilvl="5" w:tplc="04090005" w:tentative="1">
+      <w:start w:val="1"/>
+      <w:numFmt w:val="bullet"/>
+      <w:lvlText w:val=""/>
+      <w:lvlJc w:val="left"/>
+      <w:pPr>
+        <w:ind w:left="4717" w:hanging="360"/>
+      </w:pPr>
+      <w:rPr>
+        <w:rFonts w:ascii="Wingdings" w:hAnsi="Wingdings" w:hint="default"/>
+      </w:rPr>
+    </w:lvl>
+    <w:lvl w:ilvl="6" w:tplc="04090001" w:tentative="1">
+      <w:start w:val="1"/>
+      <w:numFmt w:val="bullet"/>
+      <w:lvlText w:val=""/>
+      <w:lvlJc w:val="left"/>
+      <w:pPr>
+        <w:ind w:left="5437" w:hanging="360"/>
+      </w:pPr>
+      <w:rPr>
+        <w:rFonts w:ascii="Symbol" w:hAnsi="Symbol" w:hint="default"/>
+      </w:rPr>
+    </w:lvl>
+    <w:lvl w:ilvl="7" w:tplc="04090003" w:tentative="1">
+      <w:start w:val="1"/>
+      <w:numFmt w:val="bullet"/>
+      <w:lvlText w:val="o"/>
+      <w:lvlJc w:val="left"/>
+      <w:pPr>
+        <w:ind w:left="6157" w:hanging="360"/>
+      </w:pPr>
+      <w:rPr>
+        <w:rFonts w:ascii="Courier New" w:hAnsi="Courier New" w:cs="Courier New" w:hint="default"/>
+      </w:rPr>
+    </w:lvl>
+    <w:lvl w:ilvl="8" w:tplc="04090005" w:tentative="1">
+      <w:start w:val="1"/>
+      <w:numFmt w:val="bullet"/>
+      <w:lvlText w:val=""/>
+      <w:lvlJc w:val="left"/>
+      <w:pPr>
+        <w:ind w:left="6877" w:hanging="360"/>
+      </w:pPr>
+      <w:rPr>
+        <w:rFonts w:ascii="Wingdings" w:hAnsi="Wingdings" w:hint="default"/>
+      </w:rPr>
+    </w:lvl>
+  </w:abstractNum>
+  <w:abstractNum w:abstractNumId="10" w15:restartNumberingAfterBreak="0">
     <w:nsid w:val="13961428"/>
     <w:multiLevelType w:val="hybridMultilevel"/>
     <w:tmpl w:val="D3C2492C"/>
@@ -13445,7 +13868,7 @@
       </w:rPr>
     </w:lvl>
   </w:abstractNum>
-  <w:abstractNum w:abstractNumId="10" w15:restartNumberingAfterBreak="0">
+  <w:abstractNum w:abstractNumId="11" w15:restartNumberingAfterBreak="0">
     <w:nsid w:val="146B7182"/>
     <w:multiLevelType w:val="hybridMultilevel"/>
     <w:tmpl w:val="955C59DE"/>
@@ -13557,7 +13980,120 @@
       </w:rPr>
     </w:lvl>
   </w:abstractNum>
-  <w:abstractNum w:abstractNumId="11" w15:restartNumberingAfterBreak="0">
+  <w:abstractNum w:abstractNumId="12" w15:restartNumberingAfterBreak="0">
+    <w:nsid w:val="159704FC"/>
+    <w:multiLevelType w:val="hybridMultilevel"/>
+    <w:tmpl w:val="B106C054"/>
+    <w:lvl w:ilvl="0" w:tplc="04090001">
+      <w:start w:val="1"/>
+      <w:numFmt w:val="bullet"/>
+      <w:lvlText w:val=""/>
+      <w:lvlJc w:val="left"/>
+      <w:pPr>
+        <w:ind w:left="1117" w:hanging="360"/>
+      </w:pPr>
+      <w:rPr>
+        <w:rFonts w:ascii="Symbol" w:hAnsi="Symbol" w:hint="default"/>
+      </w:rPr>
+    </w:lvl>
+    <w:lvl w:ilvl="1" w:tplc="04090003">
+      <w:start w:val="1"/>
+      <w:numFmt w:val="bullet"/>
+      <w:lvlText w:val="o"/>
+      <w:lvlJc w:val="left"/>
+      <w:pPr>
+        <w:ind w:left="1837" w:hanging="360"/>
+      </w:pPr>
+      <w:rPr>
+        <w:rFonts w:ascii="Courier New" w:hAnsi="Courier New" w:cs="Courier New" w:hint="default"/>
+      </w:rPr>
+    </w:lvl>
+    <w:lvl w:ilvl="2" w:tplc="04090005" w:tentative="1">
+      <w:start w:val="1"/>
+      <w:numFmt w:val="bullet"/>
+      <w:lvlText w:val=""/>
+      <w:lvlJc w:val="left"/>
+      <w:pPr>
+        <w:ind w:left="2557" w:hanging="360"/>
+      </w:pPr>
+      <w:rPr>
+        <w:rFonts w:ascii="Wingdings" w:hAnsi="Wingdings" w:hint="default"/>
+      </w:rPr>
+    </w:lvl>
+    <w:lvl w:ilvl="3" w:tplc="04090001" w:tentative="1">
+      <w:start w:val="1"/>
+      <w:numFmt w:val="bullet"/>
+      <w:lvlText w:val=""/>
+      <w:lvlJc w:val="left"/>
+      <w:pPr>
+        <w:ind w:left="3277" w:hanging="360"/>
+      </w:pPr>
+      <w:rPr>
+        <w:rFonts w:ascii="Symbol" w:hAnsi="Symbol" w:hint="default"/>
+      </w:rPr>
+    </w:lvl>
+    <w:lvl w:ilvl="4" w:tplc="04090003" w:tentative="1">
+      <w:start w:val="1"/>
+      <w:numFmt w:val="bullet"/>
+      <w:lvlText w:val="o"/>
+      <w:lvlJc w:val="left"/>
+      <w:pPr>
+        <w:ind w:left="3997" w:hanging="360"/>
+      </w:pPr>
+      <w:rPr>
+        <w:rFonts w:ascii="Courier New" w:hAnsi="Courier New" w:cs="Courier New" w:hint="default"/>
+      </w:rPr>
+    </w:lvl>
+    <w:lvl w:ilvl="5" w:tplc="04090005" w:tentative="1">
+      <w:start w:val="1"/>
+      <w:numFmt w:val="bullet"/>
+      <w:lvlText w:val=""/>
+      <w:lvlJc w:val="left"/>
+      <w:pPr>
+        <w:ind w:left="4717" w:hanging="360"/>
+      </w:pPr>
+      <w:rPr>
+        <w:rFonts w:ascii="Wingdings" w:hAnsi="Wingdings" w:hint="default"/>
+      </w:rPr>
+    </w:lvl>
+    <w:lvl w:ilvl="6" w:tplc="04090001" w:tentative="1">
+      <w:start w:val="1"/>
+      <w:numFmt w:val="bullet"/>
+      <w:lvlText w:val=""/>
+      <w:lvlJc w:val="left"/>
+      <w:pPr>
+        <w:ind w:left="5437" w:hanging="360"/>
+      </w:pPr>
+      <w:rPr>
+        <w:rFonts w:ascii="Symbol" w:hAnsi="Symbol" w:hint="default"/>
+      </w:rPr>
+    </w:lvl>
+    <w:lvl w:ilvl="7" w:tplc="04090003" w:tentative="1">
+      <w:start w:val="1"/>
+      <w:numFmt w:val="bullet"/>
+      <w:lvlText w:val="o"/>
+      <w:lvlJc w:val="left"/>
+      <w:pPr>
+        <w:ind w:left="6157" w:hanging="360"/>
+      </w:pPr>
+      <w:rPr>
+        <w:rFonts w:ascii="Courier New" w:hAnsi="Courier New" w:cs="Courier New" w:hint="default"/>
+      </w:rPr>
+    </w:lvl>
+    <w:lvl w:ilvl="8" w:tplc="04090005" w:tentative="1">
+      <w:start w:val="1"/>
+      <w:numFmt w:val="bullet"/>
+      <w:lvlText w:val=""/>
+      <w:lvlJc w:val="left"/>
+      <w:pPr>
+        <w:ind w:left="6877" w:hanging="360"/>
+      </w:pPr>
+      <w:rPr>
+        <w:rFonts w:ascii="Wingdings" w:hAnsi="Wingdings" w:hint="default"/>
+      </w:rPr>
+    </w:lvl>
+  </w:abstractNum>
+  <w:abstractNum w:abstractNumId="13" w15:restartNumberingAfterBreak="0">
     <w:nsid w:val="17247F91"/>
     <w:multiLevelType w:val="hybridMultilevel"/>
     <w:tmpl w:val="5726A88E"/>
@@ -13670,7 +14206,7 @@
       </w:rPr>
     </w:lvl>
   </w:abstractNum>
-  <w:abstractNum w:abstractNumId="12" w15:restartNumberingAfterBreak="0">
+  <w:abstractNum w:abstractNumId="14" w15:restartNumberingAfterBreak="0">
     <w:nsid w:val="18B2D7F0"/>
     <w:multiLevelType w:val="hybridMultilevel"/>
     <w:tmpl w:val="52889948"/>
@@ -13756,7 +14292,233 @@
       </w:pPr>
     </w:lvl>
   </w:abstractNum>
-  <w:abstractNum w:abstractNumId="13" w15:restartNumberingAfterBreak="0">
+  <w:abstractNum w:abstractNumId="15" w15:restartNumberingAfterBreak="0">
+    <w:nsid w:val="18E54AAA"/>
+    <w:multiLevelType w:val="hybridMultilevel"/>
+    <w:tmpl w:val="5AA83D06"/>
+    <w:lvl w:ilvl="0" w:tplc="04090001">
+      <w:start w:val="1"/>
+      <w:numFmt w:val="bullet"/>
+      <w:lvlText w:val=""/>
+      <w:lvlJc w:val="left"/>
+      <w:pPr>
+        <w:ind w:left="1117" w:hanging="360"/>
+      </w:pPr>
+      <w:rPr>
+        <w:rFonts w:ascii="Symbol" w:hAnsi="Symbol" w:hint="default"/>
+      </w:rPr>
+    </w:lvl>
+    <w:lvl w:ilvl="1" w:tplc="04090003" w:tentative="1">
+      <w:start w:val="1"/>
+      <w:numFmt w:val="bullet"/>
+      <w:lvlText w:val="o"/>
+      <w:lvlJc w:val="left"/>
+      <w:pPr>
+        <w:ind w:left="1837" w:hanging="360"/>
+      </w:pPr>
+      <w:rPr>
+        <w:rFonts w:ascii="Courier New" w:hAnsi="Courier New" w:cs="Courier New" w:hint="default"/>
+      </w:rPr>
+    </w:lvl>
+    <w:lvl w:ilvl="2" w:tplc="04090005" w:tentative="1">
+      <w:start w:val="1"/>
+      <w:numFmt w:val="bullet"/>
+      <w:lvlText w:val=""/>
+      <w:lvlJc w:val="left"/>
+      <w:pPr>
+        <w:ind w:left="2557" w:hanging="360"/>
+      </w:pPr>
+      <w:rPr>
+        <w:rFonts w:ascii="Wingdings" w:hAnsi="Wingdings" w:hint="default"/>
+      </w:rPr>
+    </w:lvl>
+    <w:lvl w:ilvl="3" w:tplc="04090001" w:tentative="1">
+      <w:start w:val="1"/>
+      <w:numFmt w:val="bullet"/>
+      <w:lvlText w:val=""/>
+      <w:lvlJc w:val="left"/>
+      <w:pPr>
+        <w:ind w:left="3277" w:hanging="360"/>
+      </w:pPr>
+      <w:rPr>
+        <w:rFonts w:ascii="Symbol" w:hAnsi="Symbol" w:hint="default"/>
+      </w:rPr>
+    </w:lvl>
+    <w:lvl w:ilvl="4" w:tplc="04090003" w:tentative="1">
+      <w:start w:val="1"/>
+      <w:numFmt w:val="bullet"/>
+      <w:lvlText w:val="o"/>
+      <w:lvlJc w:val="left"/>
+      <w:pPr>
+        <w:ind w:left="3997" w:hanging="360"/>
+      </w:pPr>
+      <w:rPr>
+        <w:rFonts w:ascii="Courier New" w:hAnsi="Courier New" w:cs="Courier New" w:hint="default"/>
+      </w:rPr>
+    </w:lvl>
+    <w:lvl w:ilvl="5" w:tplc="04090005" w:tentative="1">
+      <w:start w:val="1"/>
+      <w:numFmt w:val="bullet"/>
+      <w:lvlText w:val=""/>
+      <w:lvlJc w:val="left"/>
+      <w:pPr>
+        <w:ind w:left="4717" w:hanging="360"/>
+      </w:pPr>
+      <w:rPr>
+        <w:rFonts w:ascii="Wingdings" w:hAnsi="Wingdings" w:hint="default"/>
+      </w:rPr>
+    </w:lvl>
+    <w:lvl w:ilvl="6" w:tplc="04090001" w:tentative="1">
+      <w:start w:val="1"/>
+      <w:numFmt w:val="bullet"/>
+      <w:lvlText w:val=""/>
+      <w:lvlJc w:val="left"/>
+      <w:pPr>
+        <w:ind w:left="5437" w:hanging="360"/>
+      </w:pPr>
+      <w:rPr>
+        <w:rFonts w:ascii="Symbol" w:hAnsi="Symbol" w:hint="default"/>
+      </w:rPr>
+    </w:lvl>
+    <w:lvl w:ilvl="7" w:tplc="04090003" w:tentative="1">
+      <w:start w:val="1"/>
+      <w:numFmt w:val="bullet"/>
+      <w:lvlText w:val="o"/>
+      <w:lvlJc w:val="left"/>
+      <w:pPr>
+        <w:ind w:left="6157" w:hanging="360"/>
+      </w:pPr>
+      <w:rPr>
+        <w:rFonts w:ascii="Courier New" w:hAnsi="Courier New" w:cs="Courier New" w:hint="default"/>
+      </w:rPr>
+    </w:lvl>
+    <w:lvl w:ilvl="8" w:tplc="04090005" w:tentative="1">
+      <w:start w:val="1"/>
+      <w:numFmt w:val="bullet"/>
+      <w:lvlText w:val=""/>
+      <w:lvlJc w:val="left"/>
+      <w:pPr>
+        <w:ind w:left="6877" w:hanging="360"/>
+      </w:pPr>
+      <w:rPr>
+        <w:rFonts w:ascii="Wingdings" w:hAnsi="Wingdings" w:hint="default"/>
+      </w:rPr>
+    </w:lvl>
+  </w:abstractNum>
+  <w:abstractNum w:abstractNumId="16" w15:restartNumberingAfterBreak="0">
+    <w:nsid w:val="1B124151"/>
+    <w:multiLevelType w:val="hybridMultilevel"/>
+    <w:tmpl w:val="E8F0CFD6"/>
+    <w:lvl w:ilvl="0" w:tplc="04090001">
+      <w:start w:val="1"/>
+      <w:numFmt w:val="bullet"/>
+      <w:lvlText w:val=""/>
+      <w:lvlJc w:val="left"/>
+      <w:pPr>
+        <w:ind w:left="1080" w:hanging="360"/>
+      </w:pPr>
+      <w:rPr>
+        <w:rFonts w:ascii="Symbol" w:hAnsi="Symbol" w:hint="default"/>
+      </w:rPr>
+    </w:lvl>
+    <w:lvl w:ilvl="1" w:tplc="04090003" w:tentative="1">
+      <w:start w:val="1"/>
+      <w:numFmt w:val="bullet"/>
+      <w:lvlText w:val="o"/>
+      <w:lvlJc w:val="left"/>
+      <w:pPr>
+        <w:ind w:left="1800" w:hanging="360"/>
+      </w:pPr>
+      <w:rPr>
+        <w:rFonts w:ascii="Courier New" w:hAnsi="Courier New" w:cs="Courier New" w:hint="default"/>
+      </w:rPr>
+    </w:lvl>
+    <w:lvl w:ilvl="2" w:tplc="04090005" w:tentative="1">
+      <w:start w:val="1"/>
+      <w:numFmt w:val="bullet"/>
+      <w:lvlText w:val=""/>
+      <w:lvlJc w:val="left"/>
+      <w:pPr>
+        <w:ind w:left="2520" w:hanging="360"/>
+      </w:pPr>
+      <w:rPr>
+        <w:rFonts w:ascii="Wingdings" w:hAnsi="Wingdings" w:hint="default"/>
+      </w:rPr>
+    </w:lvl>
+    <w:lvl w:ilvl="3" w:tplc="04090001" w:tentative="1">
+      <w:start w:val="1"/>
+      <w:numFmt w:val="bullet"/>
+      <w:lvlText w:val=""/>
+      <w:lvlJc w:val="left"/>
+      <w:pPr>
+        <w:ind w:left="3240" w:hanging="360"/>
+      </w:pPr>
+      <w:rPr>
+        <w:rFonts w:ascii="Symbol" w:hAnsi="Symbol" w:hint="default"/>
+      </w:rPr>
+    </w:lvl>
+    <w:lvl w:ilvl="4" w:tplc="04090003" w:tentative="1">
+      <w:start w:val="1"/>
+      <w:numFmt w:val="bullet"/>
+      <w:lvlText w:val="o"/>
+      <w:lvlJc w:val="left"/>
+      <w:pPr>
+        <w:ind w:left="3960" w:hanging="360"/>
+      </w:pPr>
+      <w:rPr>
+        <w:rFonts w:ascii="Courier New" w:hAnsi="Courier New" w:cs="Courier New" w:hint="default"/>
+      </w:rPr>
+    </w:lvl>
+    <w:lvl w:ilvl="5" w:tplc="04090005" w:tentative="1">
+      <w:start w:val="1"/>
+      <w:numFmt w:val="bullet"/>
+      <w:lvlText w:val=""/>
+      <w:lvlJc w:val="left"/>
+      <w:pPr>
+        <w:ind w:left="4680" w:hanging="360"/>
+      </w:pPr>
+      <w:rPr>
+        <w:rFonts w:ascii="Wingdings" w:hAnsi="Wingdings" w:hint="default"/>
+      </w:rPr>
+    </w:lvl>
+    <w:lvl w:ilvl="6" w:tplc="04090001" w:tentative="1">
+      <w:start w:val="1"/>
+      <w:numFmt w:val="bullet"/>
+      <w:lvlText w:val=""/>
+      <w:lvlJc w:val="left"/>
+      <w:pPr>
+        <w:ind w:left="5400" w:hanging="360"/>
+      </w:pPr>
+      <w:rPr>
+        <w:rFonts w:ascii="Symbol" w:hAnsi="Symbol" w:hint="default"/>
+      </w:rPr>
+    </w:lvl>
+    <w:lvl w:ilvl="7" w:tplc="04090003" w:tentative="1">
+      <w:start w:val="1"/>
+      <w:numFmt w:val="bullet"/>
+      <w:lvlText w:val="o"/>
+      <w:lvlJc w:val="left"/>
+      <w:pPr>
+        <w:ind w:left="6120" w:hanging="360"/>
+      </w:pPr>
+      <w:rPr>
+        <w:rFonts w:ascii="Courier New" w:hAnsi="Courier New" w:cs="Courier New" w:hint="default"/>
+      </w:rPr>
+    </w:lvl>
+    <w:lvl w:ilvl="8" w:tplc="04090005" w:tentative="1">
+      <w:start w:val="1"/>
+      <w:numFmt w:val="bullet"/>
+      <w:lvlText w:val=""/>
+      <w:lvlJc w:val="left"/>
+      <w:pPr>
+        <w:ind w:left="6840" w:hanging="360"/>
+      </w:pPr>
+      <w:rPr>
+        <w:rFonts w:ascii="Wingdings" w:hAnsi="Wingdings" w:hint="default"/>
+      </w:rPr>
+    </w:lvl>
+  </w:abstractNum>
+  <w:abstractNum w:abstractNumId="17" w15:restartNumberingAfterBreak="0">
     <w:nsid w:val="1CFC331E"/>
     <w:multiLevelType w:val="hybridMultilevel"/>
     <w:tmpl w:val="1A80E3BA"/>
@@ -13869,7 +14631,7 @@
       </w:rPr>
     </w:lvl>
   </w:abstractNum>
-  <w:abstractNum w:abstractNumId="14" w15:restartNumberingAfterBreak="0">
+  <w:abstractNum w:abstractNumId="18" w15:restartNumberingAfterBreak="0">
     <w:nsid w:val="1E76A210"/>
     <w:multiLevelType w:val="hybridMultilevel"/>
     <w:tmpl w:val="2CAC48B0"/>
@@ -13955,7 +14717,7 @@
       </w:pPr>
     </w:lvl>
   </w:abstractNum>
-  <w:abstractNum w:abstractNumId="15" w15:restartNumberingAfterBreak="0">
+  <w:abstractNum w:abstractNumId="19" w15:restartNumberingAfterBreak="0">
     <w:nsid w:val="26792816"/>
     <w:multiLevelType w:val="hybridMultilevel"/>
     <w:tmpl w:val="23CE145C"/>
@@ -14067,7 +14829,233 @@
       </w:rPr>
     </w:lvl>
   </w:abstractNum>
-  <w:abstractNum w:abstractNumId="16" w15:restartNumberingAfterBreak="0">
+  <w:abstractNum w:abstractNumId="20" w15:restartNumberingAfterBreak="0">
+    <w:nsid w:val="27F35363"/>
+    <w:multiLevelType w:val="hybridMultilevel"/>
+    <w:tmpl w:val="77B26FAC"/>
+    <w:lvl w:ilvl="0" w:tplc="04090001">
+      <w:start w:val="1"/>
+      <w:numFmt w:val="bullet"/>
+      <w:lvlText w:val=""/>
+      <w:lvlJc w:val="left"/>
+      <w:pPr>
+        <w:ind w:left="1117" w:hanging="360"/>
+      </w:pPr>
+      <w:rPr>
+        <w:rFonts w:ascii="Symbol" w:hAnsi="Symbol" w:hint="default"/>
+      </w:rPr>
+    </w:lvl>
+    <w:lvl w:ilvl="1" w:tplc="04090003" w:tentative="1">
+      <w:start w:val="1"/>
+      <w:numFmt w:val="bullet"/>
+      <w:lvlText w:val="o"/>
+      <w:lvlJc w:val="left"/>
+      <w:pPr>
+        <w:ind w:left="1837" w:hanging="360"/>
+      </w:pPr>
+      <w:rPr>
+        <w:rFonts w:ascii="Courier New" w:hAnsi="Courier New" w:cs="Courier New" w:hint="default"/>
+      </w:rPr>
+    </w:lvl>
+    <w:lvl w:ilvl="2" w:tplc="04090005" w:tentative="1">
+      <w:start w:val="1"/>
+      <w:numFmt w:val="bullet"/>
+      <w:lvlText w:val=""/>
+      <w:lvlJc w:val="left"/>
+      <w:pPr>
+        <w:ind w:left="2557" w:hanging="360"/>
+      </w:pPr>
+      <w:rPr>
+        <w:rFonts w:ascii="Wingdings" w:hAnsi="Wingdings" w:hint="default"/>
+      </w:rPr>
+    </w:lvl>
+    <w:lvl w:ilvl="3" w:tplc="04090001" w:tentative="1">
+      <w:start w:val="1"/>
+      <w:numFmt w:val="bullet"/>
+      <w:lvlText w:val=""/>
+      <w:lvlJc w:val="left"/>
+      <w:pPr>
+        <w:ind w:left="3277" w:hanging="360"/>
+      </w:pPr>
+      <w:rPr>
+        <w:rFonts w:ascii="Symbol" w:hAnsi="Symbol" w:hint="default"/>
+      </w:rPr>
+    </w:lvl>
+    <w:lvl w:ilvl="4" w:tplc="04090003" w:tentative="1">
+      <w:start w:val="1"/>
+      <w:numFmt w:val="bullet"/>
+      <w:lvlText w:val="o"/>
+      <w:lvlJc w:val="left"/>
+      <w:pPr>
+        <w:ind w:left="3997" w:hanging="360"/>
+      </w:pPr>
+      <w:rPr>
+        <w:rFonts w:ascii="Courier New" w:hAnsi="Courier New" w:cs="Courier New" w:hint="default"/>
+      </w:rPr>
+    </w:lvl>
+    <w:lvl w:ilvl="5" w:tplc="04090005" w:tentative="1">
+      <w:start w:val="1"/>
+      <w:numFmt w:val="bullet"/>
+      <w:lvlText w:val=""/>
+      <w:lvlJc w:val="left"/>
+      <w:pPr>
+        <w:ind w:left="4717" w:hanging="360"/>
+      </w:pPr>
+      <w:rPr>
+        <w:rFonts w:ascii="Wingdings" w:hAnsi="Wingdings" w:hint="default"/>
+      </w:rPr>
+    </w:lvl>
+    <w:lvl w:ilvl="6" w:tplc="04090001" w:tentative="1">
+      <w:start w:val="1"/>
+      <w:numFmt w:val="bullet"/>
+      <w:lvlText w:val=""/>
+      <w:lvlJc w:val="left"/>
+      <w:pPr>
+        <w:ind w:left="5437" w:hanging="360"/>
+      </w:pPr>
+      <w:rPr>
+        <w:rFonts w:ascii="Symbol" w:hAnsi="Symbol" w:hint="default"/>
+      </w:rPr>
+    </w:lvl>
+    <w:lvl w:ilvl="7" w:tplc="04090003" w:tentative="1">
+      <w:start w:val="1"/>
+      <w:numFmt w:val="bullet"/>
+      <w:lvlText w:val="o"/>
+      <w:lvlJc w:val="left"/>
+      <w:pPr>
+        <w:ind w:left="6157" w:hanging="360"/>
+      </w:pPr>
+      <w:rPr>
+        <w:rFonts w:ascii="Courier New" w:hAnsi="Courier New" w:cs="Courier New" w:hint="default"/>
+      </w:rPr>
+    </w:lvl>
+    <w:lvl w:ilvl="8" w:tplc="04090005" w:tentative="1">
+      <w:start w:val="1"/>
+      <w:numFmt w:val="bullet"/>
+      <w:lvlText w:val=""/>
+      <w:lvlJc w:val="left"/>
+      <w:pPr>
+        <w:ind w:left="6877" w:hanging="360"/>
+      </w:pPr>
+      <w:rPr>
+        <w:rFonts w:ascii="Wingdings" w:hAnsi="Wingdings" w:hint="default"/>
+      </w:rPr>
+    </w:lvl>
+  </w:abstractNum>
+  <w:abstractNum w:abstractNumId="21" w15:restartNumberingAfterBreak="0">
+    <w:nsid w:val="29637CFC"/>
+    <w:multiLevelType w:val="hybridMultilevel"/>
+    <w:tmpl w:val="62749480"/>
+    <w:lvl w:ilvl="0" w:tplc="04090001">
+      <w:start w:val="1"/>
+      <w:numFmt w:val="bullet"/>
+      <w:lvlText w:val=""/>
+      <w:lvlJc w:val="left"/>
+      <w:pPr>
+        <w:ind w:left="1477" w:hanging="360"/>
+      </w:pPr>
+      <w:rPr>
+        <w:rFonts w:ascii="Symbol" w:hAnsi="Symbol" w:hint="default"/>
+      </w:rPr>
+    </w:lvl>
+    <w:lvl w:ilvl="1" w:tplc="04090003" w:tentative="1">
+      <w:start w:val="1"/>
+      <w:numFmt w:val="bullet"/>
+      <w:lvlText w:val="o"/>
+      <w:lvlJc w:val="left"/>
+      <w:pPr>
+        <w:ind w:left="2197" w:hanging="360"/>
+      </w:pPr>
+      <w:rPr>
+        <w:rFonts w:ascii="Courier New" w:hAnsi="Courier New" w:cs="Courier New" w:hint="default"/>
+      </w:rPr>
+    </w:lvl>
+    <w:lvl w:ilvl="2" w:tplc="04090005" w:tentative="1">
+      <w:start w:val="1"/>
+      <w:numFmt w:val="bullet"/>
+      <w:lvlText w:val=""/>
+      <w:lvlJc w:val="left"/>
+      <w:pPr>
+        <w:ind w:left="2917" w:hanging="360"/>
+      </w:pPr>
+      <w:rPr>
+        <w:rFonts w:ascii="Wingdings" w:hAnsi="Wingdings" w:hint="default"/>
+      </w:rPr>
+    </w:lvl>
+    <w:lvl w:ilvl="3" w:tplc="04090001" w:tentative="1">
+      <w:start w:val="1"/>
+      <w:numFmt w:val="bullet"/>
+      <w:lvlText w:val=""/>
+      <w:lvlJc w:val="left"/>
+      <w:pPr>
+        <w:ind w:left="3637" w:hanging="360"/>
+      </w:pPr>
+      <w:rPr>
+        <w:rFonts w:ascii="Symbol" w:hAnsi="Symbol" w:hint="default"/>
+      </w:rPr>
+    </w:lvl>
+    <w:lvl w:ilvl="4" w:tplc="04090003" w:tentative="1">
+      <w:start w:val="1"/>
+      <w:numFmt w:val="bullet"/>
+      <w:lvlText w:val="o"/>
+      <w:lvlJc w:val="left"/>
+      <w:pPr>
+        <w:ind w:left="4357" w:hanging="360"/>
+      </w:pPr>
+      <w:rPr>
+        <w:rFonts w:ascii="Courier New" w:hAnsi="Courier New" w:cs="Courier New" w:hint="default"/>
+      </w:rPr>
+    </w:lvl>
+    <w:lvl w:ilvl="5" w:tplc="04090005" w:tentative="1">
+      <w:start w:val="1"/>
+      <w:numFmt w:val="bullet"/>
+      <w:lvlText w:val=""/>
+      <w:lvlJc w:val="left"/>
+      <w:pPr>
+        <w:ind w:left="5077" w:hanging="360"/>
+      </w:pPr>
+      <w:rPr>
+        <w:rFonts w:ascii="Wingdings" w:hAnsi="Wingdings" w:hint="default"/>
+      </w:rPr>
+    </w:lvl>
+    <w:lvl w:ilvl="6" w:tplc="04090001" w:tentative="1">
+      <w:start w:val="1"/>
+      <w:numFmt w:val="bullet"/>
+      <w:lvlText w:val=""/>
+      <w:lvlJc w:val="left"/>
+      <w:pPr>
+        <w:ind w:left="5797" w:hanging="360"/>
+      </w:pPr>
+      <w:rPr>
+        <w:rFonts w:ascii="Symbol" w:hAnsi="Symbol" w:hint="default"/>
+      </w:rPr>
+    </w:lvl>
+    <w:lvl w:ilvl="7" w:tplc="04090003" w:tentative="1">
+      <w:start w:val="1"/>
+      <w:numFmt w:val="bullet"/>
+      <w:lvlText w:val="o"/>
+      <w:lvlJc w:val="left"/>
+      <w:pPr>
+        <w:ind w:left="6517" w:hanging="360"/>
+      </w:pPr>
+      <w:rPr>
+        <w:rFonts w:ascii="Courier New" w:hAnsi="Courier New" w:cs="Courier New" w:hint="default"/>
+      </w:rPr>
+    </w:lvl>
+    <w:lvl w:ilvl="8" w:tplc="04090005" w:tentative="1">
+      <w:start w:val="1"/>
+      <w:numFmt w:val="bullet"/>
+      <w:lvlText w:val=""/>
+      <w:lvlJc w:val="left"/>
+      <w:pPr>
+        <w:ind w:left="7237" w:hanging="360"/>
+      </w:pPr>
+      <w:rPr>
+        <w:rFonts w:ascii="Wingdings" w:hAnsi="Wingdings" w:hint="default"/>
+      </w:rPr>
+    </w:lvl>
+  </w:abstractNum>
+  <w:abstractNum w:abstractNumId="22" w15:restartNumberingAfterBreak="0">
     <w:nsid w:val="2E9D6BD6"/>
     <w:multiLevelType w:val="hybridMultilevel"/>
     <w:tmpl w:val="88D6F768"/>
@@ -14180,7 +15168,7 @@
       </w:rPr>
     </w:lvl>
   </w:abstractNum>
-  <w:abstractNum w:abstractNumId="17" w15:restartNumberingAfterBreak="0">
+  <w:abstractNum w:abstractNumId="23" w15:restartNumberingAfterBreak="0">
     <w:nsid w:val="31460611"/>
     <w:multiLevelType w:val="hybridMultilevel"/>
     <w:tmpl w:val="C6F41BD4"/>
@@ -14293,7 +15281,120 @@
       </w:rPr>
     </w:lvl>
   </w:abstractNum>
-  <w:abstractNum w:abstractNumId="18" w15:restartNumberingAfterBreak="0">
+  <w:abstractNum w:abstractNumId="24" w15:restartNumberingAfterBreak="0">
+    <w:nsid w:val="33325478"/>
+    <w:multiLevelType w:val="hybridMultilevel"/>
+    <w:tmpl w:val="83A240EA"/>
+    <w:lvl w:ilvl="0" w:tplc="04090001">
+      <w:start w:val="1"/>
+      <w:numFmt w:val="bullet"/>
+      <w:lvlText w:val=""/>
+      <w:lvlJc w:val="left"/>
+      <w:pPr>
+        <w:ind w:left="720" w:hanging="360"/>
+      </w:pPr>
+      <w:rPr>
+        <w:rFonts w:ascii="Symbol" w:hAnsi="Symbol" w:hint="default"/>
+      </w:rPr>
+    </w:lvl>
+    <w:lvl w:ilvl="1" w:tplc="04090003">
+      <w:start w:val="1"/>
+      <w:numFmt w:val="bullet"/>
+      <w:lvlText w:val="o"/>
+      <w:lvlJc w:val="left"/>
+      <w:pPr>
+        <w:ind w:left="1440" w:hanging="360"/>
+      </w:pPr>
+      <w:rPr>
+        <w:rFonts w:ascii="Courier New" w:hAnsi="Courier New" w:cs="Courier New" w:hint="default"/>
+      </w:rPr>
+    </w:lvl>
+    <w:lvl w:ilvl="2" w:tplc="04090005" w:tentative="1">
+      <w:start w:val="1"/>
+      <w:numFmt w:val="bullet"/>
+      <w:lvlText w:val=""/>
+      <w:lvlJc w:val="left"/>
+      <w:pPr>
+        <w:ind w:left="2160" w:hanging="360"/>
+      </w:pPr>
+      <w:rPr>
+        <w:rFonts w:ascii="Wingdings" w:hAnsi="Wingdings" w:hint="default"/>
+      </w:rPr>
+    </w:lvl>
+    <w:lvl w:ilvl="3" w:tplc="04090001" w:tentative="1">
+      <w:start w:val="1"/>
+      <w:numFmt w:val="bullet"/>
+      <w:lvlText w:val=""/>
+      <w:lvlJc w:val="left"/>
+      <w:pPr>
+        <w:ind w:left="2880" w:hanging="360"/>
+      </w:pPr>
+      <w:rPr>
+        <w:rFonts w:ascii="Symbol" w:hAnsi="Symbol" w:hint="default"/>
+      </w:rPr>
+    </w:lvl>
+    <w:lvl w:ilvl="4" w:tplc="04090003" w:tentative="1">
+      <w:start w:val="1"/>
+      <w:numFmt w:val="bullet"/>
+      <w:lvlText w:val="o"/>
+      <w:lvlJc w:val="left"/>
+      <w:pPr>
+        <w:ind w:left="3600" w:hanging="360"/>
+      </w:pPr>
+      <w:rPr>
+        <w:rFonts w:ascii="Courier New" w:hAnsi="Courier New" w:cs="Courier New" w:hint="default"/>
+      </w:rPr>
+    </w:lvl>
+    <w:lvl w:ilvl="5" w:tplc="04090005" w:tentative="1">
+      <w:start w:val="1"/>
+      <w:numFmt w:val="bullet"/>
+      <w:lvlText w:val=""/>
+      <w:lvlJc w:val="left"/>
+      <w:pPr>
+        <w:ind w:left="4320" w:hanging="360"/>
+      </w:pPr>
+      <w:rPr>
+        <w:rFonts w:ascii="Wingdings" w:hAnsi="Wingdings" w:hint="default"/>
+      </w:rPr>
+    </w:lvl>
+    <w:lvl w:ilvl="6" w:tplc="04090001" w:tentative="1">
+      <w:start w:val="1"/>
+      <w:numFmt w:val="bullet"/>
+      <w:lvlText w:val=""/>
+      <w:lvlJc w:val="left"/>
+      <w:pPr>
+        <w:ind w:left="5040" w:hanging="360"/>
+      </w:pPr>
+      <w:rPr>
+        <w:rFonts w:ascii="Symbol" w:hAnsi="Symbol" w:hint="default"/>
+      </w:rPr>
+    </w:lvl>
+    <w:lvl w:ilvl="7" w:tplc="04090003" w:tentative="1">
+      <w:start w:val="1"/>
+      <w:numFmt w:val="bullet"/>
+      <w:lvlText w:val="o"/>
+      <w:lvlJc w:val="left"/>
+      <w:pPr>
+        <w:ind w:left="5760" w:hanging="360"/>
+      </w:pPr>
+      <w:rPr>
+        <w:rFonts w:ascii="Courier New" w:hAnsi="Courier New" w:cs="Courier New" w:hint="default"/>
+      </w:rPr>
+    </w:lvl>
+    <w:lvl w:ilvl="8" w:tplc="04090005" w:tentative="1">
+      <w:start w:val="1"/>
+      <w:numFmt w:val="bullet"/>
+      <w:lvlText w:val=""/>
+      <w:lvlJc w:val="left"/>
+      <w:pPr>
+        <w:ind w:left="6480" w:hanging="360"/>
+      </w:pPr>
+      <w:rPr>
+        <w:rFonts w:ascii="Wingdings" w:hAnsi="Wingdings" w:hint="default"/>
+      </w:rPr>
+    </w:lvl>
+  </w:abstractNum>
+  <w:abstractNum w:abstractNumId="25" w15:restartNumberingAfterBreak="0">
     <w:nsid w:val="3457239B"/>
     <w:multiLevelType w:val="hybridMultilevel"/>
     <w:tmpl w:val="42D2BD68"/>
@@ -14380,7 +15481,7 @@
       </w:pPr>
     </w:lvl>
   </w:abstractNum>
-  <w:abstractNum w:abstractNumId="19" w15:restartNumberingAfterBreak="0">
+  <w:abstractNum w:abstractNumId="26" w15:restartNumberingAfterBreak="0">
     <w:nsid w:val="34A2DB27"/>
     <w:multiLevelType w:val="hybridMultilevel"/>
     <w:tmpl w:val="EA3201A2"/>
@@ -14466,7 +15567,7 @@
       </w:pPr>
     </w:lvl>
   </w:abstractNum>
-  <w:abstractNum w:abstractNumId="20" w15:restartNumberingAfterBreak="0">
+  <w:abstractNum w:abstractNumId="27" w15:restartNumberingAfterBreak="0">
     <w:nsid w:val="36120E5F"/>
     <w:multiLevelType w:val="hybridMultilevel"/>
     <w:tmpl w:val="95D0C2D2"/>
@@ -14578,7 +15679,120 @@
       </w:rPr>
     </w:lvl>
   </w:abstractNum>
-  <w:abstractNum w:abstractNumId="21" w15:restartNumberingAfterBreak="0">
+  <w:abstractNum w:abstractNumId="28" w15:restartNumberingAfterBreak="0">
+    <w:nsid w:val="38FC5961"/>
+    <w:multiLevelType w:val="hybridMultilevel"/>
+    <w:tmpl w:val="5F387FC2"/>
+    <w:lvl w:ilvl="0" w:tplc="04090001">
+      <w:start w:val="1"/>
+      <w:numFmt w:val="bullet"/>
+      <w:lvlText w:val=""/>
+      <w:lvlJc w:val="left"/>
+      <w:pPr>
+        <w:ind w:left="1117" w:hanging="360"/>
+      </w:pPr>
+      <w:rPr>
+        <w:rFonts w:ascii="Symbol" w:hAnsi="Symbol" w:hint="default"/>
+      </w:rPr>
+    </w:lvl>
+    <w:lvl w:ilvl="1" w:tplc="04090003">
+      <w:start w:val="1"/>
+      <w:numFmt w:val="bullet"/>
+      <w:lvlText w:val="o"/>
+      <w:lvlJc w:val="left"/>
+      <w:pPr>
+        <w:ind w:left="1837" w:hanging="360"/>
+      </w:pPr>
+      <w:rPr>
+        <w:rFonts w:ascii="Courier New" w:hAnsi="Courier New" w:cs="Courier New" w:hint="default"/>
+      </w:rPr>
+    </w:lvl>
+    <w:lvl w:ilvl="2" w:tplc="04090005" w:tentative="1">
+      <w:start w:val="1"/>
+      <w:numFmt w:val="bullet"/>
+      <w:lvlText w:val=""/>
+      <w:lvlJc w:val="left"/>
+      <w:pPr>
+        <w:ind w:left="2557" w:hanging="360"/>
+      </w:pPr>
+      <w:rPr>
+        <w:rFonts w:ascii="Wingdings" w:hAnsi="Wingdings" w:hint="default"/>
+      </w:rPr>
+    </w:lvl>
+    <w:lvl w:ilvl="3" w:tplc="04090001" w:tentative="1">
+      <w:start w:val="1"/>
+      <w:numFmt w:val="bullet"/>
+      <w:lvlText w:val=""/>
+      <w:lvlJc w:val="left"/>
+      <w:pPr>
+        <w:ind w:left="3277" w:hanging="360"/>
+      </w:pPr>
+      <w:rPr>
+        <w:rFonts w:ascii="Symbol" w:hAnsi="Symbol" w:hint="default"/>
+      </w:rPr>
+    </w:lvl>
+    <w:lvl w:ilvl="4" w:tplc="04090003" w:tentative="1">
+      <w:start w:val="1"/>
+      <w:numFmt w:val="bullet"/>
+      <w:lvlText w:val="o"/>
+      <w:lvlJc w:val="left"/>
+      <w:pPr>
+        <w:ind w:left="3997" w:hanging="360"/>
+      </w:pPr>
+      <w:rPr>
+        <w:rFonts w:ascii="Courier New" w:hAnsi="Courier New" w:cs="Courier New" w:hint="default"/>
+      </w:rPr>
+    </w:lvl>
+    <w:lvl w:ilvl="5" w:tplc="04090005" w:tentative="1">
+      <w:start w:val="1"/>
+      <w:numFmt w:val="bullet"/>
+      <w:lvlText w:val=""/>
+      <w:lvlJc w:val="left"/>
+      <w:pPr>
+        <w:ind w:left="4717" w:hanging="360"/>
+      </w:pPr>
+      <w:rPr>
+        <w:rFonts w:ascii="Wingdings" w:hAnsi="Wingdings" w:hint="default"/>
+      </w:rPr>
+    </w:lvl>
+    <w:lvl w:ilvl="6" w:tplc="04090001" w:tentative="1">
+      <w:start w:val="1"/>
+      <w:numFmt w:val="bullet"/>
+      <w:lvlText w:val=""/>
+      <w:lvlJc w:val="left"/>
+      <w:pPr>
+        <w:ind w:left="5437" w:hanging="360"/>
+      </w:pPr>
+      <w:rPr>
+        <w:rFonts w:ascii="Symbol" w:hAnsi="Symbol" w:hint="default"/>
+      </w:rPr>
+    </w:lvl>
+    <w:lvl w:ilvl="7" w:tplc="04090003" w:tentative="1">
+      <w:start w:val="1"/>
+      <w:numFmt w:val="bullet"/>
+      <w:lvlText w:val="o"/>
+      <w:lvlJc w:val="left"/>
+      <w:pPr>
+        <w:ind w:left="6157" w:hanging="360"/>
+      </w:pPr>
+      <w:rPr>
+        <w:rFonts w:ascii="Courier New" w:hAnsi="Courier New" w:cs="Courier New" w:hint="default"/>
+      </w:rPr>
+    </w:lvl>
+    <w:lvl w:ilvl="8" w:tplc="04090005" w:tentative="1">
+      <w:start w:val="1"/>
+      <w:numFmt w:val="bullet"/>
+      <w:lvlText w:val=""/>
+      <w:lvlJc w:val="left"/>
+      <w:pPr>
+        <w:ind w:left="6877" w:hanging="360"/>
+      </w:pPr>
+      <w:rPr>
+        <w:rFonts w:ascii="Wingdings" w:hAnsi="Wingdings" w:hint="default"/>
+      </w:rPr>
+    </w:lvl>
+  </w:abstractNum>
+  <w:abstractNum w:abstractNumId="29" w15:restartNumberingAfterBreak="0">
     <w:nsid w:val="3997A4FB"/>
     <w:multiLevelType w:val="hybridMultilevel"/>
     <w:tmpl w:val="58DAF634"/>
@@ -14691,7 +15905,233 @@
       </w:rPr>
     </w:lvl>
   </w:abstractNum>
-  <w:abstractNum w:abstractNumId="22" w15:restartNumberingAfterBreak="0">
+  <w:abstractNum w:abstractNumId="30" w15:restartNumberingAfterBreak="0">
+    <w:nsid w:val="3A1C12B7"/>
+    <w:multiLevelType w:val="hybridMultilevel"/>
+    <w:tmpl w:val="60AC3EE8"/>
+    <w:lvl w:ilvl="0" w:tplc="04090001">
+      <w:start w:val="1"/>
+      <w:numFmt w:val="bullet"/>
+      <w:lvlText w:val=""/>
+      <w:lvlJc w:val="left"/>
+      <w:pPr>
+        <w:ind w:left="1117" w:hanging="360"/>
+      </w:pPr>
+      <w:rPr>
+        <w:rFonts w:ascii="Symbol" w:hAnsi="Symbol" w:hint="default"/>
+      </w:rPr>
+    </w:lvl>
+    <w:lvl w:ilvl="1" w:tplc="04090003">
+      <w:start w:val="1"/>
+      <w:numFmt w:val="bullet"/>
+      <w:lvlText w:val="o"/>
+      <w:lvlJc w:val="left"/>
+      <w:pPr>
+        <w:ind w:left="1837" w:hanging="360"/>
+      </w:pPr>
+      <w:rPr>
+        <w:rFonts w:ascii="Courier New" w:hAnsi="Courier New" w:cs="Courier New" w:hint="default"/>
+      </w:rPr>
+    </w:lvl>
+    <w:lvl w:ilvl="2" w:tplc="04090005" w:tentative="1">
+      <w:start w:val="1"/>
+      <w:numFmt w:val="bullet"/>
+      <w:lvlText w:val=""/>
+      <w:lvlJc w:val="left"/>
+      <w:pPr>
+        <w:ind w:left="2557" w:hanging="360"/>
+      </w:pPr>
+      <w:rPr>
+        <w:rFonts w:ascii="Wingdings" w:hAnsi="Wingdings" w:hint="default"/>
+      </w:rPr>
+    </w:lvl>
+    <w:lvl w:ilvl="3" w:tplc="04090001" w:tentative="1">
+      <w:start w:val="1"/>
+      <w:numFmt w:val="bullet"/>
+      <w:lvlText w:val=""/>
+      <w:lvlJc w:val="left"/>
+      <w:pPr>
+        <w:ind w:left="3277" w:hanging="360"/>
+      </w:pPr>
+      <w:rPr>
+        <w:rFonts w:ascii="Symbol" w:hAnsi="Symbol" w:hint="default"/>
+      </w:rPr>
+    </w:lvl>
+    <w:lvl w:ilvl="4" w:tplc="04090003" w:tentative="1">
+      <w:start w:val="1"/>
+      <w:numFmt w:val="bullet"/>
+      <w:lvlText w:val="o"/>
+      <w:lvlJc w:val="left"/>
+      <w:pPr>
+        <w:ind w:left="3997" w:hanging="360"/>
+      </w:pPr>
+      <w:rPr>
+        <w:rFonts w:ascii="Courier New" w:hAnsi="Courier New" w:cs="Courier New" w:hint="default"/>
+      </w:rPr>
+    </w:lvl>
+    <w:lvl w:ilvl="5" w:tplc="04090005" w:tentative="1">
+      <w:start w:val="1"/>
+      <w:numFmt w:val="bullet"/>
+      <w:lvlText w:val=""/>
+      <w:lvlJc w:val="left"/>
+      <w:pPr>
+        <w:ind w:left="4717" w:hanging="360"/>
+      </w:pPr>
+      <w:rPr>
+        <w:rFonts w:ascii="Wingdings" w:hAnsi="Wingdings" w:hint="default"/>
+      </w:rPr>
+    </w:lvl>
+    <w:lvl w:ilvl="6" w:tplc="04090001" w:tentative="1">
+      <w:start w:val="1"/>
+      <w:numFmt w:val="bullet"/>
+      <w:lvlText w:val=""/>
+      <w:lvlJc w:val="left"/>
+      <w:pPr>
+        <w:ind w:left="5437" w:hanging="360"/>
+      </w:pPr>
+      <w:rPr>
+        <w:rFonts w:ascii="Symbol" w:hAnsi="Symbol" w:hint="default"/>
+      </w:rPr>
+    </w:lvl>
+    <w:lvl w:ilvl="7" w:tplc="04090003" w:tentative="1">
+      <w:start w:val="1"/>
+      <w:numFmt w:val="bullet"/>
+      <w:lvlText w:val="o"/>
+      <w:lvlJc w:val="left"/>
+      <w:pPr>
+        <w:ind w:left="6157" w:hanging="360"/>
+      </w:pPr>
+      <w:rPr>
+        <w:rFonts w:ascii="Courier New" w:hAnsi="Courier New" w:cs="Courier New" w:hint="default"/>
+      </w:rPr>
+    </w:lvl>
+    <w:lvl w:ilvl="8" w:tplc="04090005" w:tentative="1">
+      <w:start w:val="1"/>
+      <w:numFmt w:val="bullet"/>
+      <w:lvlText w:val=""/>
+      <w:lvlJc w:val="left"/>
+      <w:pPr>
+        <w:ind w:left="6877" w:hanging="360"/>
+      </w:pPr>
+      <w:rPr>
+        <w:rFonts w:ascii="Wingdings" w:hAnsi="Wingdings" w:hint="default"/>
+      </w:rPr>
+    </w:lvl>
+  </w:abstractNum>
+  <w:abstractNum w:abstractNumId="31" w15:restartNumberingAfterBreak="0">
+    <w:nsid w:val="3B5A1E1D"/>
+    <w:multiLevelType w:val="hybridMultilevel"/>
+    <w:tmpl w:val="E2044BC0"/>
+    <w:lvl w:ilvl="0" w:tplc="04090001">
+      <w:start w:val="1"/>
+      <w:numFmt w:val="bullet"/>
+      <w:lvlText w:val=""/>
+      <w:lvlJc w:val="left"/>
+      <w:pPr>
+        <w:ind w:left="1117" w:hanging="360"/>
+      </w:pPr>
+      <w:rPr>
+        <w:rFonts w:ascii="Symbol" w:hAnsi="Symbol" w:hint="default"/>
+      </w:rPr>
+    </w:lvl>
+    <w:lvl w:ilvl="1" w:tplc="04090003" w:tentative="1">
+      <w:start w:val="1"/>
+      <w:numFmt w:val="bullet"/>
+      <w:lvlText w:val="o"/>
+      <w:lvlJc w:val="left"/>
+      <w:pPr>
+        <w:ind w:left="1837" w:hanging="360"/>
+      </w:pPr>
+      <w:rPr>
+        <w:rFonts w:ascii="Courier New" w:hAnsi="Courier New" w:cs="Courier New" w:hint="default"/>
+      </w:rPr>
+    </w:lvl>
+    <w:lvl w:ilvl="2" w:tplc="04090005" w:tentative="1">
+      <w:start w:val="1"/>
+      <w:numFmt w:val="bullet"/>
+      <w:lvlText w:val=""/>
+      <w:lvlJc w:val="left"/>
+      <w:pPr>
+        <w:ind w:left="2557" w:hanging="360"/>
+      </w:pPr>
+      <w:rPr>
+        <w:rFonts w:ascii="Wingdings" w:hAnsi="Wingdings" w:hint="default"/>
+      </w:rPr>
+    </w:lvl>
+    <w:lvl w:ilvl="3" w:tplc="04090001" w:tentative="1">
+      <w:start w:val="1"/>
+      <w:numFmt w:val="bullet"/>
+      <w:lvlText w:val=""/>
+      <w:lvlJc w:val="left"/>
+      <w:pPr>
+        <w:ind w:left="3277" w:hanging="360"/>
+      </w:pPr>
+      <w:rPr>
+        <w:rFonts w:ascii="Symbol" w:hAnsi="Symbol" w:hint="default"/>
+      </w:rPr>
+    </w:lvl>
+    <w:lvl w:ilvl="4" w:tplc="04090003" w:tentative="1">
+      <w:start w:val="1"/>
+      <w:numFmt w:val="bullet"/>
+      <w:lvlText w:val="o"/>
+      <w:lvlJc w:val="left"/>
+      <w:pPr>
+        <w:ind w:left="3997" w:hanging="360"/>
+      </w:pPr>
+      <w:rPr>
+        <w:rFonts w:ascii="Courier New" w:hAnsi="Courier New" w:cs="Courier New" w:hint="default"/>
+      </w:rPr>
+    </w:lvl>
+    <w:lvl w:ilvl="5" w:tplc="04090005" w:tentative="1">
+      <w:start w:val="1"/>
+      <w:numFmt w:val="bullet"/>
+      <w:lvlText w:val=""/>
+      <w:lvlJc w:val="left"/>
+      <w:pPr>
+        <w:ind w:left="4717" w:hanging="360"/>
+      </w:pPr>
+      <w:rPr>
+        <w:rFonts w:ascii="Wingdings" w:hAnsi="Wingdings" w:hint="default"/>
+      </w:rPr>
+    </w:lvl>
+    <w:lvl w:ilvl="6" w:tplc="04090001" w:tentative="1">
+      <w:start w:val="1"/>
+      <w:numFmt w:val="bullet"/>
+      <w:lvlText w:val=""/>
+      <w:lvlJc w:val="left"/>
+      <w:pPr>
+        <w:ind w:left="5437" w:hanging="360"/>
+      </w:pPr>
+      <w:rPr>
+        <w:rFonts w:ascii="Symbol" w:hAnsi="Symbol" w:hint="default"/>
+      </w:rPr>
+    </w:lvl>
+    <w:lvl w:ilvl="7" w:tplc="04090003" w:tentative="1">
+      <w:start w:val="1"/>
+      <w:numFmt w:val="bullet"/>
+      <w:lvlText w:val="o"/>
+      <w:lvlJc w:val="left"/>
+      <w:pPr>
+        <w:ind w:left="6157" w:hanging="360"/>
+      </w:pPr>
+      <w:rPr>
+        <w:rFonts w:ascii="Courier New" w:hAnsi="Courier New" w:cs="Courier New" w:hint="default"/>
+      </w:rPr>
+    </w:lvl>
+    <w:lvl w:ilvl="8" w:tplc="04090005" w:tentative="1">
+      <w:start w:val="1"/>
+      <w:numFmt w:val="bullet"/>
+      <w:lvlText w:val=""/>
+      <w:lvlJc w:val="left"/>
+      <w:pPr>
+        <w:ind w:left="6877" w:hanging="360"/>
+      </w:pPr>
+      <w:rPr>
+        <w:rFonts w:ascii="Wingdings" w:hAnsi="Wingdings" w:hint="default"/>
+      </w:rPr>
+    </w:lvl>
+  </w:abstractNum>
+  <w:abstractNum w:abstractNumId="32" w15:restartNumberingAfterBreak="0">
     <w:nsid w:val="3F3310EA"/>
     <w:multiLevelType w:val="hybridMultilevel"/>
     <w:tmpl w:val="73FC0EB8"/>
@@ -14804,7 +16244,120 @@
       </w:rPr>
     </w:lvl>
   </w:abstractNum>
-  <w:abstractNum w:abstractNumId="23" w15:restartNumberingAfterBreak="0">
+  <w:abstractNum w:abstractNumId="33" w15:restartNumberingAfterBreak="0">
+    <w:nsid w:val="3F893A14"/>
+    <w:multiLevelType w:val="hybridMultilevel"/>
+    <w:tmpl w:val="C2E08342"/>
+    <w:lvl w:ilvl="0" w:tplc="04090001">
+      <w:start w:val="1"/>
+      <w:numFmt w:val="bullet"/>
+      <w:lvlText w:val=""/>
+      <w:lvlJc w:val="left"/>
+      <w:pPr>
+        <w:ind w:left="1477" w:hanging="360"/>
+      </w:pPr>
+      <w:rPr>
+        <w:rFonts w:ascii="Symbol" w:hAnsi="Symbol" w:hint="default"/>
+      </w:rPr>
+    </w:lvl>
+    <w:lvl w:ilvl="1" w:tplc="04090003" w:tentative="1">
+      <w:start w:val="1"/>
+      <w:numFmt w:val="bullet"/>
+      <w:lvlText w:val="o"/>
+      <w:lvlJc w:val="left"/>
+      <w:pPr>
+        <w:ind w:left="2197" w:hanging="360"/>
+      </w:pPr>
+      <w:rPr>
+        <w:rFonts w:ascii="Courier New" w:hAnsi="Courier New" w:cs="Courier New" w:hint="default"/>
+      </w:rPr>
+    </w:lvl>
+    <w:lvl w:ilvl="2" w:tplc="04090005" w:tentative="1">
+      <w:start w:val="1"/>
+      <w:numFmt w:val="bullet"/>
+      <w:lvlText w:val=""/>
+      <w:lvlJc w:val="left"/>
+      <w:pPr>
+        <w:ind w:left="2917" w:hanging="360"/>
+      </w:pPr>
+      <w:rPr>
+        <w:rFonts w:ascii="Wingdings" w:hAnsi="Wingdings" w:hint="default"/>
+      </w:rPr>
+    </w:lvl>
+    <w:lvl w:ilvl="3" w:tplc="04090001" w:tentative="1">
+      <w:start w:val="1"/>
+      <w:numFmt w:val="bullet"/>
+      <w:lvlText w:val=""/>
+      <w:lvlJc w:val="left"/>
+      <w:pPr>
+        <w:ind w:left="3637" w:hanging="360"/>
+      </w:pPr>
+      <w:rPr>
+        <w:rFonts w:ascii="Symbol" w:hAnsi="Symbol" w:hint="default"/>
+      </w:rPr>
+    </w:lvl>
+    <w:lvl w:ilvl="4" w:tplc="04090003" w:tentative="1">
+      <w:start w:val="1"/>
+      <w:numFmt w:val="bullet"/>
+      <w:lvlText w:val="o"/>
+      <w:lvlJc w:val="left"/>
+      <w:pPr>
+        <w:ind w:left="4357" w:hanging="360"/>
+      </w:pPr>
+      <w:rPr>
+        <w:rFonts w:ascii="Courier New" w:hAnsi="Courier New" w:cs="Courier New" w:hint="default"/>
+      </w:rPr>
+    </w:lvl>
+    <w:lvl w:ilvl="5" w:tplc="04090005" w:tentative="1">
+      <w:start w:val="1"/>
+      <w:numFmt w:val="bullet"/>
+      <w:lvlText w:val=""/>
+      <w:lvlJc w:val="left"/>
+      <w:pPr>
+        <w:ind w:left="5077" w:hanging="360"/>
+      </w:pPr>
+      <w:rPr>
+        <w:rFonts w:ascii="Wingdings" w:hAnsi="Wingdings" w:hint="default"/>
+      </w:rPr>
+    </w:lvl>
+    <w:lvl w:ilvl="6" w:tplc="04090001" w:tentative="1">
+      <w:start w:val="1"/>
+      <w:numFmt w:val="bullet"/>
+      <w:lvlText w:val=""/>
+      <w:lvlJc w:val="left"/>
+      <w:pPr>
+        <w:ind w:left="5797" w:hanging="360"/>
+      </w:pPr>
+      <w:rPr>
+        <w:rFonts w:ascii="Symbol" w:hAnsi="Symbol" w:hint="default"/>
+      </w:rPr>
+    </w:lvl>
+    <w:lvl w:ilvl="7" w:tplc="04090003" w:tentative="1">
+      <w:start w:val="1"/>
+      <w:numFmt w:val="bullet"/>
+      <w:lvlText w:val="o"/>
+      <w:lvlJc w:val="left"/>
+      <w:pPr>
+        <w:ind w:left="6517" w:hanging="360"/>
+      </w:pPr>
+      <w:rPr>
+        <w:rFonts w:ascii="Courier New" w:hAnsi="Courier New" w:cs="Courier New" w:hint="default"/>
+      </w:rPr>
+    </w:lvl>
+    <w:lvl w:ilvl="8" w:tplc="04090005" w:tentative="1">
+      <w:start w:val="1"/>
+      <w:numFmt w:val="bullet"/>
+      <w:lvlText w:val=""/>
+      <w:lvlJc w:val="left"/>
+      <w:pPr>
+        <w:ind w:left="7237" w:hanging="360"/>
+      </w:pPr>
+      <w:rPr>
+        <w:rFonts w:ascii="Wingdings" w:hAnsi="Wingdings" w:hint="default"/>
+      </w:rPr>
+    </w:lvl>
+  </w:abstractNum>
+  <w:abstractNum w:abstractNumId="34" w15:restartNumberingAfterBreak="0">
     <w:nsid w:val="424E175E"/>
     <w:multiLevelType w:val="hybridMultilevel"/>
     <w:tmpl w:val="3BAE0E4C"/>
@@ -14890,7 +16443,120 @@
       </w:pPr>
     </w:lvl>
   </w:abstractNum>
-  <w:abstractNum w:abstractNumId="24" w15:restartNumberingAfterBreak="0">
+  <w:abstractNum w:abstractNumId="35" w15:restartNumberingAfterBreak="0">
+    <w:nsid w:val="432A69E3"/>
+    <w:multiLevelType w:val="hybridMultilevel"/>
+    <w:tmpl w:val="FAAE8C54"/>
+    <w:lvl w:ilvl="0" w:tplc="04090001">
+      <w:start w:val="1"/>
+      <w:numFmt w:val="bullet"/>
+      <w:lvlText w:val=""/>
+      <w:lvlJc w:val="left"/>
+      <w:pPr>
+        <w:ind w:left="1477" w:hanging="360"/>
+      </w:pPr>
+      <w:rPr>
+        <w:rFonts w:ascii="Symbol" w:hAnsi="Symbol" w:hint="default"/>
+      </w:rPr>
+    </w:lvl>
+    <w:lvl w:ilvl="1" w:tplc="04090003" w:tentative="1">
+      <w:start w:val="1"/>
+      <w:numFmt w:val="bullet"/>
+      <w:lvlText w:val="o"/>
+      <w:lvlJc w:val="left"/>
+      <w:pPr>
+        <w:ind w:left="2197" w:hanging="360"/>
+      </w:pPr>
+      <w:rPr>
+        <w:rFonts w:ascii="Courier New" w:hAnsi="Courier New" w:cs="Courier New" w:hint="default"/>
+      </w:rPr>
+    </w:lvl>
+    <w:lvl w:ilvl="2" w:tplc="04090005" w:tentative="1">
+      <w:start w:val="1"/>
+      <w:numFmt w:val="bullet"/>
+      <w:lvlText w:val=""/>
+      <w:lvlJc w:val="left"/>
+      <w:pPr>
+        <w:ind w:left="2917" w:hanging="360"/>
+      </w:pPr>
+      <w:rPr>
+        <w:rFonts w:ascii="Wingdings" w:hAnsi="Wingdings" w:hint="default"/>
+      </w:rPr>
+    </w:lvl>
+    <w:lvl w:ilvl="3" w:tplc="04090001" w:tentative="1">
+      <w:start w:val="1"/>
+      <w:numFmt w:val="bullet"/>
+      <w:lvlText w:val=""/>
+      <w:lvlJc w:val="left"/>
+      <w:pPr>
+        <w:ind w:left="3637" w:hanging="360"/>
+      </w:pPr>
+      <w:rPr>
+        <w:rFonts w:ascii="Symbol" w:hAnsi="Symbol" w:hint="default"/>
+      </w:rPr>
+    </w:lvl>
+    <w:lvl w:ilvl="4" w:tplc="04090003" w:tentative="1">
+      <w:start w:val="1"/>
+      <w:numFmt w:val="bullet"/>
+      <w:lvlText w:val="o"/>
+      <w:lvlJc w:val="left"/>
+      <w:pPr>
+        <w:ind w:left="4357" w:hanging="360"/>
+      </w:pPr>
+      <w:rPr>
+        <w:rFonts w:ascii="Courier New" w:hAnsi="Courier New" w:cs="Courier New" w:hint="default"/>
+      </w:rPr>
+    </w:lvl>
+    <w:lvl w:ilvl="5" w:tplc="04090005" w:tentative="1">
+      <w:start w:val="1"/>
+      <w:numFmt w:val="bullet"/>
+      <w:lvlText w:val=""/>
+      <w:lvlJc w:val="left"/>
+      <w:pPr>
+        <w:ind w:left="5077" w:hanging="360"/>
+      </w:pPr>
+      <w:rPr>
+        <w:rFonts w:ascii="Wingdings" w:hAnsi="Wingdings" w:hint="default"/>
+      </w:rPr>
+    </w:lvl>
+    <w:lvl w:ilvl="6" w:tplc="04090001" w:tentative="1">
+      <w:start w:val="1"/>
+      <w:numFmt w:val="bullet"/>
+      <w:lvlText w:val=""/>
+      <w:lvlJc w:val="left"/>
+      <w:pPr>
+        <w:ind w:left="5797" w:hanging="360"/>
+      </w:pPr>
+      <w:rPr>
+        <w:rFonts w:ascii="Symbol" w:hAnsi="Symbol" w:hint="default"/>
+      </w:rPr>
+    </w:lvl>
+    <w:lvl w:ilvl="7" w:tplc="04090003" w:tentative="1">
+      <w:start w:val="1"/>
+      <w:numFmt w:val="bullet"/>
+      <w:lvlText w:val="o"/>
+      <w:lvlJc w:val="left"/>
+      <w:pPr>
+        <w:ind w:left="6517" w:hanging="360"/>
+      </w:pPr>
+      <w:rPr>
+        <w:rFonts w:ascii="Courier New" w:hAnsi="Courier New" w:cs="Courier New" w:hint="default"/>
+      </w:rPr>
+    </w:lvl>
+    <w:lvl w:ilvl="8" w:tplc="04090005" w:tentative="1">
+      <w:start w:val="1"/>
+      <w:numFmt w:val="bullet"/>
+      <w:lvlText w:val=""/>
+      <w:lvlJc w:val="left"/>
+      <w:pPr>
+        <w:ind w:left="7237" w:hanging="360"/>
+      </w:pPr>
+      <w:rPr>
+        <w:rFonts w:ascii="Wingdings" w:hAnsi="Wingdings" w:hint="default"/>
+      </w:rPr>
+    </w:lvl>
+  </w:abstractNum>
+  <w:abstractNum w:abstractNumId="36" w15:restartNumberingAfterBreak="0">
     <w:nsid w:val="43C94754"/>
     <w:multiLevelType w:val="hybridMultilevel"/>
     <w:tmpl w:val="3DC07120"/>
@@ -15003,7 +16669,7 @@
       </w:rPr>
     </w:lvl>
   </w:abstractNum>
-  <w:abstractNum w:abstractNumId="25" w15:restartNumberingAfterBreak="0">
+  <w:abstractNum w:abstractNumId="37" w15:restartNumberingAfterBreak="0">
     <w:nsid w:val="440F37A2"/>
     <w:multiLevelType w:val="hybridMultilevel"/>
     <w:tmpl w:val="13F84F2A"/>
@@ -15116,7 +16782,120 @@
       </w:rPr>
     </w:lvl>
   </w:abstractNum>
-  <w:abstractNum w:abstractNumId="26" w15:restartNumberingAfterBreak="0">
+  <w:abstractNum w:abstractNumId="38" w15:restartNumberingAfterBreak="0">
+    <w:nsid w:val="45A17437"/>
+    <w:multiLevelType w:val="hybridMultilevel"/>
+    <w:tmpl w:val="734CBCDA"/>
+    <w:lvl w:ilvl="0" w:tplc="04090001">
+      <w:start w:val="1"/>
+      <w:numFmt w:val="bullet"/>
+      <w:lvlText w:val=""/>
+      <w:lvlJc w:val="left"/>
+      <w:pPr>
+        <w:ind w:left="720" w:hanging="360"/>
+      </w:pPr>
+      <w:rPr>
+        <w:rFonts w:ascii="Symbol" w:hAnsi="Symbol" w:hint="default"/>
+      </w:rPr>
+    </w:lvl>
+    <w:lvl w:ilvl="1" w:tplc="04090003">
+      <w:start w:val="1"/>
+      <w:numFmt w:val="bullet"/>
+      <w:lvlText w:val="o"/>
+      <w:lvlJc w:val="left"/>
+      <w:pPr>
+        <w:ind w:left="1440" w:hanging="360"/>
+      </w:pPr>
+      <w:rPr>
+        <w:rFonts w:ascii="Courier New" w:hAnsi="Courier New" w:cs="Courier New" w:hint="default"/>
+      </w:rPr>
+    </w:lvl>
+    <w:lvl w:ilvl="2" w:tplc="04090005">
+      <w:start w:val="1"/>
+      <w:numFmt w:val="bullet"/>
+      <w:lvlText w:val=""/>
+      <w:lvlJc w:val="left"/>
+      <w:pPr>
+        <w:ind w:left="2160" w:hanging="360"/>
+      </w:pPr>
+      <w:rPr>
+        <w:rFonts w:ascii="Wingdings" w:hAnsi="Wingdings" w:hint="default"/>
+      </w:rPr>
+    </w:lvl>
+    <w:lvl w:ilvl="3" w:tplc="04090001" w:tentative="1">
+      <w:start w:val="1"/>
+      <w:numFmt w:val="bullet"/>
+      <w:lvlText w:val=""/>
+      <w:lvlJc w:val="left"/>
+      <w:pPr>
+        <w:ind w:left="2880" w:hanging="360"/>
+      </w:pPr>
+      <w:rPr>
+        <w:rFonts w:ascii="Symbol" w:hAnsi="Symbol" w:hint="default"/>
+      </w:rPr>
+    </w:lvl>
+    <w:lvl w:ilvl="4" w:tplc="04090003" w:tentative="1">
+      <w:start w:val="1"/>
+      <w:numFmt w:val="bullet"/>
+      <w:lvlText w:val="o"/>
+      <w:lvlJc w:val="left"/>
+      <w:pPr>
+        <w:ind w:left="3600" w:hanging="360"/>
+      </w:pPr>
+      <w:rPr>
+        <w:rFonts w:ascii="Courier New" w:hAnsi="Courier New" w:cs="Courier New" w:hint="default"/>
+      </w:rPr>
+    </w:lvl>
+    <w:lvl w:ilvl="5" w:tplc="04090005" w:tentative="1">
+      <w:start w:val="1"/>
+      <w:numFmt w:val="bullet"/>
+      <w:lvlText w:val=""/>
+      <w:lvlJc w:val="left"/>
+      <w:pPr>
+        <w:ind w:left="4320" w:hanging="360"/>
+      </w:pPr>
+      <w:rPr>
+        <w:rFonts w:ascii="Wingdings" w:hAnsi="Wingdings" w:hint="default"/>
+      </w:rPr>
+    </w:lvl>
+    <w:lvl w:ilvl="6" w:tplc="04090001" w:tentative="1">
+      <w:start w:val="1"/>
+      <w:numFmt w:val="bullet"/>
+      <w:lvlText w:val=""/>
+      <w:lvlJc w:val="left"/>
+      <w:pPr>
+        <w:ind w:left="5040" w:hanging="360"/>
+      </w:pPr>
+      <w:rPr>
+        <w:rFonts w:ascii="Symbol" w:hAnsi="Symbol" w:hint="default"/>
+      </w:rPr>
+    </w:lvl>
+    <w:lvl w:ilvl="7" w:tplc="04090003" w:tentative="1">
+      <w:start w:val="1"/>
+      <w:numFmt w:val="bullet"/>
+      <w:lvlText w:val="o"/>
+      <w:lvlJc w:val="left"/>
+      <w:pPr>
+        <w:ind w:left="5760" w:hanging="360"/>
+      </w:pPr>
+      <w:rPr>
+        <w:rFonts w:ascii="Courier New" w:hAnsi="Courier New" w:cs="Courier New" w:hint="default"/>
+      </w:rPr>
+    </w:lvl>
+    <w:lvl w:ilvl="8" w:tplc="04090005" w:tentative="1">
+      <w:start w:val="1"/>
+      <w:numFmt w:val="bullet"/>
+      <w:lvlText w:val=""/>
+      <w:lvlJc w:val="left"/>
+      <w:pPr>
+        <w:ind w:left="6480" w:hanging="360"/>
+      </w:pPr>
+      <w:rPr>
+        <w:rFonts w:ascii="Wingdings" w:hAnsi="Wingdings" w:hint="default"/>
+      </w:rPr>
+    </w:lvl>
+  </w:abstractNum>
+  <w:abstractNum w:abstractNumId="39" w15:restartNumberingAfterBreak="0">
     <w:nsid w:val="476B0B64"/>
     <w:multiLevelType w:val="hybridMultilevel"/>
     <w:tmpl w:val="6AFCDB76"/>
@@ -15229,7 +17008,7 @@
       </w:rPr>
     </w:lvl>
   </w:abstractNum>
-  <w:abstractNum w:abstractNumId="27" w15:restartNumberingAfterBreak="0">
+  <w:abstractNum w:abstractNumId="40" w15:restartNumberingAfterBreak="0">
     <w:nsid w:val="486332EF"/>
     <w:multiLevelType w:val="hybridMultilevel"/>
     <w:tmpl w:val="C5EA478E"/>
@@ -15315,7 +17094,7 @@
       </w:pPr>
     </w:lvl>
   </w:abstractNum>
-  <w:abstractNum w:abstractNumId="28" w15:restartNumberingAfterBreak="0">
+  <w:abstractNum w:abstractNumId="41" w15:restartNumberingAfterBreak="0">
     <w:nsid w:val="4C2A3622"/>
     <w:multiLevelType w:val="hybridMultilevel"/>
     <w:tmpl w:val="0FA69D4E"/>
@@ -15427,7 +17206,7 @@
       </w:rPr>
     </w:lvl>
   </w:abstractNum>
-  <w:abstractNum w:abstractNumId="29" w15:restartNumberingAfterBreak="0">
+  <w:abstractNum w:abstractNumId="42" w15:restartNumberingAfterBreak="0">
     <w:nsid w:val="4DF56BF1"/>
     <w:multiLevelType w:val="hybridMultilevel"/>
     <w:tmpl w:val="B1D0FCEA"/>
@@ -15539,7 +17318,7 @@
       </w:rPr>
     </w:lvl>
   </w:abstractNum>
-  <w:abstractNum w:abstractNumId="30" w15:restartNumberingAfterBreak="0">
+  <w:abstractNum w:abstractNumId="43" w15:restartNumberingAfterBreak="0">
     <w:nsid w:val="4E86262A"/>
     <w:multiLevelType w:val="hybridMultilevel"/>
     <w:tmpl w:val="4A146688"/>
@@ -15652,7 +17431,7 @@
       </w:rPr>
     </w:lvl>
   </w:abstractNum>
-  <w:abstractNum w:abstractNumId="31" w15:restartNumberingAfterBreak="0">
+  <w:abstractNum w:abstractNumId="44" w15:restartNumberingAfterBreak="0">
     <w:nsid w:val="4EB7A25D"/>
     <w:multiLevelType w:val="hybridMultilevel"/>
     <w:tmpl w:val="DF48691A"/>
@@ -15765,7 +17544,7 @@
       </w:rPr>
     </w:lvl>
   </w:abstractNum>
-  <w:abstractNum w:abstractNumId="32" w15:restartNumberingAfterBreak="0">
+  <w:abstractNum w:abstractNumId="45" w15:restartNumberingAfterBreak="0">
     <w:nsid w:val="50FC92EB"/>
     <w:multiLevelType w:val="hybridMultilevel"/>
     <w:tmpl w:val="F60A76B2"/>
@@ -15878,7 +17657,7 @@
       </w:rPr>
     </w:lvl>
   </w:abstractNum>
-  <w:abstractNum w:abstractNumId="33" w15:restartNumberingAfterBreak="0">
+  <w:abstractNum w:abstractNumId="46" w15:restartNumberingAfterBreak="0">
     <w:nsid w:val="53C31D38"/>
     <w:multiLevelType w:val="hybridMultilevel"/>
     <w:tmpl w:val="68A6452A"/>
@@ -15991,7 +17770,120 @@
       </w:rPr>
     </w:lvl>
   </w:abstractNum>
-  <w:abstractNum w:abstractNumId="34" w15:restartNumberingAfterBreak="0">
+  <w:abstractNum w:abstractNumId="47" w15:restartNumberingAfterBreak="0">
+    <w:nsid w:val="569C704E"/>
+    <w:multiLevelType w:val="hybridMultilevel"/>
+    <w:tmpl w:val="5CD6E604"/>
+    <w:lvl w:ilvl="0" w:tplc="04090001">
+      <w:start w:val="1"/>
+      <w:numFmt w:val="bullet"/>
+      <w:lvlText w:val=""/>
+      <w:lvlJc w:val="left"/>
+      <w:pPr>
+        <w:ind w:left="1117" w:hanging="360"/>
+      </w:pPr>
+      <w:rPr>
+        <w:rFonts w:ascii="Symbol" w:hAnsi="Symbol" w:hint="default"/>
+      </w:rPr>
+    </w:lvl>
+    <w:lvl w:ilvl="1" w:tplc="04090003" w:tentative="1">
+      <w:start w:val="1"/>
+      <w:numFmt w:val="bullet"/>
+      <w:lvlText w:val="o"/>
+      <w:lvlJc w:val="left"/>
+      <w:pPr>
+        <w:ind w:left="1837" w:hanging="360"/>
+      </w:pPr>
+      <w:rPr>
+        <w:rFonts w:ascii="Courier New" w:hAnsi="Courier New" w:cs="Courier New" w:hint="default"/>
+      </w:rPr>
+    </w:lvl>
+    <w:lvl w:ilvl="2" w:tplc="04090005" w:tentative="1">
+      <w:start w:val="1"/>
+      <w:numFmt w:val="bullet"/>
+      <w:lvlText w:val=""/>
+      <w:lvlJc w:val="left"/>
+      <w:pPr>
+        <w:ind w:left="2557" w:hanging="360"/>
+      </w:pPr>
+      <w:rPr>
+        <w:rFonts w:ascii="Wingdings" w:hAnsi="Wingdings" w:hint="default"/>
+      </w:rPr>
+    </w:lvl>
+    <w:lvl w:ilvl="3" w:tplc="04090001" w:tentative="1">
+      <w:start w:val="1"/>
+      <w:numFmt w:val="bullet"/>
+      <w:lvlText w:val=""/>
+      <w:lvlJc w:val="left"/>
+      <w:pPr>
+        <w:ind w:left="3277" w:hanging="360"/>
+      </w:pPr>
+      <w:rPr>
+        <w:rFonts w:ascii="Symbol" w:hAnsi="Symbol" w:hint="default"/>
+      </w:rPr>
+    </w:lvl>
+    <w:lvl w:ilvl="4" w:tplc="04090003" w:tentative="1">
+      <w:start w:val="1"/>
+      <w:numFmt w:val="bullet"/>
+      <w:lvlText w:val="o"/>
+      <w:lvlJc w:val="left"/>
+      <w:pPr>
+        <w:ind w:left="3997" w:hanging="360"/>
+      </w:pPr>
+      <w:rPr>
+        <w:rFonts w:ascii="Courier New" w:hAnsi="Courier New" w:cs="Courier New" w:hint="default"/>
+      </w:rPr>
+    </w:lvl>
+    <w:lvl w:ilvl="5" w:tplc="04090005" w:tentative="1">
+      <w:start w:val="1"/>
+      <w:numFmt w:val="bullet"/>
+      <w:lvlText w:val=""/>
+      <w:lvlJc w:val="left"/>
+      <w:pPr>
+        <w:ind w:left="4717" w:hanging="360"/>
+      </w:pPr>
+      <w:rPr>
+        <w:rFonts w:ascii="Wingdings" w:hAnsi="Wingdings" w:hint="default"/>
+      </w:rPr>
+    </w:lvl>
+    <w:lvl w:ilvl="6" w:tplc="04090001" w:tentative="1">
+      <w:start w:val="1"/>
+      <w:numFmt w:val="bullet"/>
+      <w:lvlText w:val=""/>
+      <w:lvlJc w:val="left"/>
+      <w:pPr>
+        <w:ind w:left="5437" w:hanging="360"/>
+      </w:pPr>
+      <w:rPr>
+        <w:rFonts w:ascii="Symbol" w:hAnsi="Symbol" w:hint="default"/>
+      </w:rPr>
+    </w:lvl>
+    <w:lvl w:ilvl="7" w:tplc="04090003" w:tentative="1">
+      <w:start w:val="1"/>
+      <w:numFmt w:val="bullet"/>
+      <w:lvlText w:val="o"/>
+      <w:lvlJc w:val="left"/>
+      <w:pPr>
+        <w:ind w:left="6157" w:hanging="360"/>
+      </w:pPr>
+      <w:rPr>
+        <w:rFonts w:ascii="Courier New" w:hAnsi="Courier New" w:cs="Courier New" w:hint="default"/>
+      </w:rPr>
+    </w:lvl>
+    <w:lvl w:ilvl="8" w:tplc="04090005" w:tentative="1">
+      <w:start w:val="1"/>
+      <w:numFmt w:val="bullet"/>
+      <w:lvlText w:val=""/>
+      <w:lvlJc w:val="left"/>
+      <w:pPr>
+        <w:ind w:left="6877" w:hanging="360"/>
+      </w:pPr>
+      <w:rPr>
+        <w:rFonts w:ascii="Wingdings" w:hAnsi="Wingdings" w:hint="default"/>
+      </w:rPr>
+    </w:lvl>
+  </w:abstractNum>
+  <w:abstractNum w:abstractNumId="48" w15:restartNumberingAfterBreak="0">
     <w:nsid w:val="58FB56BB"/>
     <w:multiLevelType w:val="hybridMultilevel"/>
     <w:tmpl w:val="3B3CD1C6"/>
@@ -16103,7 +17995,120 @@
       </w:rPr>
     </w:lvl>
   </w:abstractNum>
-  <w:abstractNum w:abstractNumId="35" w15:restartNumberingAfterBreak="0">
+  <w:abstractNum w:abstractNumId="49" w15:restartNumberingAfterBreak="0">
+    <w:nsid w:val="59776DFD"/>
+    <w:multiLevelType w:val="hybridMultilevel"/>
+    <w:tmpl w:val="97EE0DB6"/>
+    <w:lvl w:ilvl="0" w:tplc="04090001">
+      <w:start w:val="1"/>
+      <w:numFmt w:val="bullet"/>
+      <w:lvlText w:val=""/>
+      <w:lvlJc w:val="left"/>
+      <w:pPr>
+        <w:ind w:left="720" w:hanging="360"/>
+      </w:pPr>
+      <w:rPr>
+        <w:rFonts w:ascii="Symbol" w:hAnsi="Symbol" w:hint="default"/>
+      </w:rPr>
+    </w:lvl>
+    <w:lvl w:ilvl="1" w:tplc="04090003" w:tentative="1">
+      <w:start w:val="1"/>
+      <w:numFmt w:val="bullet"/>
+      <w:lvlText w:val="o"/>
+      <w:lvlJc w:val="left"/>
+      <w:pPr>
+        <w:ind w:left="1440" w:hanging="360"/>
+      </w:pPr>
+      <w:rPr>
+        <w:rFonts w:ascii="Courier New" w:hAnsi="Courier New" w:cs="Courier New" w:hint="default"/>
+      </w:rPr>
+    </w:lvl>
+    <w:lvl w:ilvl="2" w:tplc="04090005" w:tentative="1">
+      <w:start w:val="1"/>
+      <w:numFmt w:val="bullet"/>
+      <w:lvlText w:val=""/>
+      <w:lvlJc w:val="left"/>
+      <w:pPr>
+        <w:ind w:left="2160" w:hanging="360"/>
+      </w:pPr>
+      <w:rPr>
+        <w:rFonts w:ascii="Wingdings" w:hAnsi="Wingdings" w:hint="default"/>
+      </w:rPr>
+    </w:lvl>
+    <w:lvl w:ilvl="3" w:tplc="04090001" w:tentative="1">
+      <w:start w:val="1"/>
+      <w:numFmt w:val="bullet"/>
+      <w:lvlText w:val=""/>
+      <w:lvlJc w:val="left"/>
+      <w:pPr>
+        <w:ind w:left="2880" w:hanging="360"/>
+      </w:pPr>
+      <w:rPr>
+        <w:rFonts w:ascii="Symbol" w:hAnsi="Symbol" w:hint="default"/>
+      </w:rPr>
+    </w:lvl>
+    <w:lvl w:ilvl="4" w:tplc="04090003" w:tentative="1">
+      <w:start w:val="1"/>
+      <w:numFmt w:val="bullet"/>
+      <w:lvlText w:val="o"/>
+      <w:lvlJc w:val="left"/>
+      <w:pPr>
+        <w:ind w:left="3600" w:hanging="360"/>
+      </w:pPr>
+      <w:rPr>
+        <w:rFonts w:ascii="Courier New" w:hAnsi="Courier New" w:cs="Courier New" w:hint="default"/>
+      </w:rPr>
+    </w:lvl>
+    <w:lvl w:ilvl="5" w:tplc="04090005" w:tentative="1">
+      <w:start w:val="1"/>
+      <w:numFmt w:val="bullet"/>
+      <w:lvlText w:val=""/>
+      <w:lvlJc w:val="left"/>
+      <w:pPr>
+        <w:ind w:left="4320" w:hanging="360"/>
+      </w:pPr>
+      <w:rPr>
+        <w:rFonts w:ascii="Wingdings" w:hAnsi="Wingdings" w:hint="default"/>
+      </w:rPr>
+    </w:lvl>
+    <w:lvl w:ilvl="6" w:tplc="04090001" w:tentative="1">
+      <w:start w:val="1"/>
+      <w:numFmt w:val="bullet"/>
+      <w:lvlText w:val=""/>
+      <w:lvlJc w:val="left"/>
+      <w:pPr>
+        <w:ind w:left="5040" w:hanging="360"/>
+      </w:pPr>
+      <w:rPr>
+        <w:rFonts w:ascii="Symbol" w:hAnsi="Symbol" w:hint="default"/>
+      </w:rPr>
+    </w:lvl>
+    <w:lvl w:ilvl="7" w:tplc="04090003" w:tentative="1">
+      <w:start w:val="1"/>
+      <w:numFmt w:val="bullet"/>
+      <w:lvlText w:val="o"/>
+      <w:lvlJc w:val="left"/>
+      <w:pPr>
+        <w:ind w:left="5760" w:hanging="360"/>
+      </w:pPr>
+      <w:rPr>
+        <w:rFonts w:ascii="Courier New" w:hAnsi="Courier New" w:cs="Courier New" w:hint="default"/>
+      </w:rPr>
+    </w:lvl>
+    <w:lvl w:ilvl="8" w:tplc="04090005" w:tentative="1">
+      <w:start w:val="1"/>
+      <w:numFmt w:val="bullet"/>
+      <w:lvlText w:val=""/>
+      <w:lvlJc w:val="left"/>
+      <w:pPr>
+        <w:ind w:left="6480" w:hanging="360"/>
+      </w:pPr>
+      <w:rPr>
+        <w:rFonts w:ascii="Wingdings" w:hAnsi="Wingdings" w:hint="default"/>
+      </w:rPr>
+    </w:lvl>
+  </w:abstractNum>
+  <w:abstractNum w:abstractNumId="50" w15:restartNumberingAfterBreak="0">
     <w:nsid w:val="599D8B30"/>
     <w:multiLevelType w:val="hybridMultilevel"/>
     <w:tmpl w:val="D7DCA9B8"/>
@@ -16216,7 +18221,7 @@
       </w:rPr>
     </w:lvl>
   </w:abstractNum>
-  <w:abstractNum w:abstractNumId="36" w15:restartNumberingAfterBreak="0">
+  <w:abstractNum w:abstractNumId="51" w15:restartNumberingAfterBreak="0">
     <w:nsid w:val="5BAB4292"/>
     <w:multiLevelType w:val="hybridMultilevel"/>
     <w:tmpl w:val="CFD6D4F0"/>
@@ -16329,7 +18334,7 @@
       </w:rPr>
     </w:lvl>
   </w:abstractNum>
-  <w:abstractNum w:abstractNumId="37" w15:restartNumberingAfterBreak="0">
+  <w:abstractNum w:abstractNumId="52" w15:restartNumberingAfterBreak="0">
     <w:nsid w:val="5CEA36E4"/>
     <w:multiLevelType w:val="hybridMultilevel"/>
     <w:tmpl w:val="2B72FAF2"/>
@@ -16442,7 +18447,120 @@
       </w:rPr>
     </w:lvl>
   </w:abstractNum>
-  <w:abstractNum w:abstractNumId="38" w15:restartNumberingAfterBreak="0">
+  <w:abstractNum w:abstractNumId="53" w15:restartNumberingAfterBreak="0">
+    <w:nsid w:val="5E285F8F"/>
+    <w:multiLevelType w:val="hybridMultilevel"/>
+    <w:tmpl w:val="66CC339E"/>
+    <w:lvl w:ilvl="0" w:tplc="04090001">
+      <w:start w:val="1"/>
+      <w:numFmt w:val="bullet"/>
+      <w:lvlText w:val=""/>
+      <w:lvlJc w:val="left"/>
+      <w:pPr>
+        <w:ind w:left="1477" w:hanging="360"/>
+      </w:pPr>
+      <w:rPr>
+        <w:rFonts w:ascii="Symbol" w:hAnsi="Symbol" w:hint="default"/>
+      </w:rPr>
+    </w:lvl>
+    <w:lvl w:ilvl="1" w:tplc="04090003" w:tentative="1">
+      <w:start w:val="1"/>
+      <w:numFmt w:val="bullet"/>
+      <w:lvlText w:val="o"/>
+      <w:lvlJc w:val="left"/>
+      <w:pPr>
+        <w:ind w:left="2197" w:hanging="360"/>
+      </w:pPr>
+      <w:rPr>
+        <w:rFonts w:ascii="Courier New" w:hAnsi="Courier New" w:cs="Courier New" w:hint="default"/>
+      </w:rPr>
+    </w:lvl>
+    <w:lvl w:ilvl="2" w:tplc="04090005" w:tentative="1">
+      <w:start w:val="1"/>
+      <w:numFmt w:val="bullet"/>
+      <w:lvlText w:val=""/>
+      <w:lvlJc w:val="left"/>
+      <w:pPr>
+        <w:ind w:left="2917" w:hanging="360"/>
+      </w:pPr>
+      <w:rPr>
+        <w:rFonts w:ascii="Wingdings" w:hAnsi="Wingdings" w:hint="default"/>
+      </w:rPr>
+    </w:lvl>
+    <w:lvl w:ilvl="3" w:tplc="04090001" w:tentative="1">
+      <w:start w:val="1"/>
+      <w:numFmt w:val="bullet"/>
+      <w:lvlText w:val=""/>
+      <w:lvlJc w:val="left"/>
+      <w:pPr>
+        <w:ind w:left="3637" w:hanging="360"/>
+      </w:pPr>
+      <w:rPr>
+        <w:rFonts w:ascii="Symbol" w:hAnsi="Symbol" w:hint="default"/>
+      </w:rPr>
+    </w:lvl>
+    <w:lvl w:ilvl="4" w:tplc="04090003" w:tentative="1">
+      <w:start w:val="1"/>
+      <w:numFmt w:val="bullet"/>
+      <w:lvlText w:val="o"/>
+      <w:lvlJc w:val="left"/>
+      <w:pPr>
+        <w:ind w:left="4357" w:hanging="360"/>
+      </w:pPr>
+      <w:rPr>
+        <w:rFonts w:ascii="Courier New" w:hAnsi="Courier New" w:cs="Courier New" w:hint="default"/>
+      </w:rPr>
+    </w:lvl>
+    <w:lvl w:ilvl="5" w:tplc="04090005" w:tentative="1">
+      <w:start w:val="1"/>
+      <w:numFmt w:val="bullet"/>
+      <w:lvlText w:val=""/>
+      <w:lvlJc w:val="left"/>
+      <w:pPr>
+        <w:ind w:left="5077" w:hanging="360"/>
+      </w:pPr>
+      <w:rPr>
+        <w:rFonts w:ascii="Wingdings" w:hAnsi="Wingdings" w:hint="default"/>
+      </w:rPr>
+    </w:lvl>
+    <w:lvl w:ilvl="6" w:tplc="04090001" w:tentative="1">
+      <w:start w:val="1"/>
+      <w:numFmt w:val="bullet"/>
+      <w:lvlText w:val=""/>
+      <w:lvlJc w:val="left"/>
+      <w:pPr>
+        <w:ind w:left="5797" w:hanging="360"/>
+      </w:pPr>
+      <w:rPr>
+        <w:rFonts w:ascii="Symbol" w:hAnsi="Symbol" w:hint="default"/>
+      </w:rPr>
+    </w:lvl>
+    <w:lvl w:ilvl="7" w:tplc="04090003" w:tentative="1">
+      <w:start w:val="1"/>
+      <w:numFmt w:val="bullet"/>
+      <w:lvlText w:val="o"/>
+      <w:lvlJc w:val="left"/>
+      <w:pPr>
+        <w:ind w:left="6517" w:hanging="360"/>
+      </w:pPr>
+      <w:rPr>
+        <w:rFonts w:ascii="Courier New" w:hAnsi="Courier New" w:cs="Courier New" w:hint="default"/>
+      </w:rPr>
+    </w:lvl>
+    <w:lvl w:ilvl="8" w:tplc="04090005" w:tentative="1">
+      <w:start w:val="1"/>
+      <w:numFmt w:val="bullet"/>
+      <w:lvlText w:val=""/>
+      <w:lvlJc w:val="left"/>
+      <w:pPr>
+        <w:ind w:left="7237" w:hanging="360"/>
+      </w:pPr>
+      <w:rPr>
+        <w:rFonts w:ascii="Wingdings" w:hAnsi="Wingdings" w:hint="default"/>
+      </w:rPr>
+    </w:lvl>
+  </w:abstractNum>
+  <w:abstractNum w:abstractNumId="54" w15:restartNumberingAfterBreak="0">
     <w:nsid w:val="5F34A37C"/>
     <w:multiLevelType w:val="hybridMultilevel"/>
     <w:tmpl w:val="AB824A94"/>
@@ -16555,7 +18673,7 @@
       </w:rPr>
     </w:lvl>
   </w:abstractNum>
-  <w:abstractNum w:abstractNumId="39" w15:restartNumberingAfterBreak="0">
+  <w:abstractNum w:abstractNumId="55" w15:restartNumberingAfterBreak="0">
     <w:nsid w:val="6255D34C"/>
     <w:multiLevelType w:val="hybridMultilevel"/>
     <w:tmpl w:val="442CB3EC"/>
@@ -16668,7 +18786,7 @@
       </w:rPr>
     </w:lvl>
   </w:abstractNum>
-  <w:abstractNum w:abstractNumId="40" w15:restartNumberingAfterBreak="0">
+  <w:abstractNum w:abstractNumId="56" w15:restartNumberingAfterBreak="0">
     <w:nsid w:val="632C57B9"/>
     <w:multiLevelType w:val="hybridMultilevel"/>
     <w:tmpl w:val="3EEA2966"/>
@@ -16781,7 +18899,7 @@
       </w:rPr>
     </w:lvl>
   </w:abstractNum>
-  <w:abstractNum w:abstractNumId="41" w15:restartNumberingAfterBreak="0">
+  <w:abstractNum w:abstractNumId="57" w15:restartNumberingAfterBreak="0">
     <w:nsid w:val="63E76E7D"/>
     <w:multiLevelType w:val="hybridMultilevel"/>
     <w:tmpl w:val="0BFE5632"/>
@@ -16894,7 +19012,7 @@
       </w:rPr>
     </w:lvl>
   </w:abstractNum>
-  <w:abstractNum w:abstractNumId="42" w15:restartNumberingAfterBreak="0">
+  <w:abstractNum w:abstractNumId="58" w15:restartNumberingAfterBreak="0">
     <w:nsid w:val="66120AC4"/>
     <w:multiLevelType w:val="hybridMultilevel"/>
     <w:tmpl w:val="50BED9C2"/>
@@ -17006,7 +19124,7 @@
       </w:rPr>
     </w:lvl>
   </w:abstractNum>
-  <w:abstractNum w:abstractNumId="43" w15:restartNumberingAfterBreak="0">
+  <w:abstractNum w:abstractNumId="59" w15:restartNumberingAfterBreak="0">
     <w:nsid w:val="670735DE"/>
     <w:multiLevelType w:val="hybridMultilevel"/>
     <w:tmpl w:val="AA642EFC"/>
@@ -17118,7 +19236,7 @@
       </w:rPr>
     </w:lvl>
   </w:abstractNum>
-  <w:abstractNum w:abstractNumId="44" w15:restartNumberingAfterBreak="0">
+  <w:abstractNum w:abstractNumId="60" w15:restartNumberingAfterBreak="0">
     <w:nsid w:val="68D16C65"/>
     <w:multiLevelType w:val="hybridMultilevel"/>
     <w:tmpl w:val="7B38954E"/>
@@ -17230,7 +19348,7 @@
       </w:rPr>
     </w:lvl>
   </w:abstractNum>
-  <w:abstractNum w:abstractNumId="45" w15:restartNumberingAfterBreak="0">
+  <w:abstractNum w:abstractNumId="61" w15:restartNumberingAfterBreak="0">
     <w:nsid w:val="6A0EF957"/>
     <w:multiLevelType w:val="hybridMultilevel"/>
     <w:tmpl w:val="BBB80392"/>
@@ -17343,7 +19461,7 @@
       </w:rPr>
     </w:lvl>
   </w:abstractNum>
-  <w:abstractNum w:abstractNumId="46" w15:restartNumberingAfterBreak="0">
+  <w:abstractNum w:abstractNumId="62" w15:restartNumberingAfterBreak="0">
     <w:nsid w:val="6A1747E0"/>
     <w:multiLevelType w:val="hybridMultilevel"/>
     <w:tmpl w:val="549414D6"/>
@@ -17456,7 +19574,7 @@
       </w:rPr>
     </w:lvl>
   </w:abstractNum>
-  <w:abstractNum w:abstractNumId="47" w15:restartNumberingAfterBreak="0">
+  <w:abstractNum w:abstractNumId="63" w15:restartNumberingAfterBreak="0">
     <w:nsid w:val="6B212311"/>
     <w:multiLevelType w:val="hybridMultilevel"/>
     <w:tmpl w:val="DB7825E8"/>
@@ -17569,7 +19687,7 @@
       </w:rPr>
     </w:lvl>
   </w:abstractNum>
-  <w:abstractNum w:abstractNumId="48" w15:restartNumberingAfterBreak="0">
+  <w:abstractNum w:abstractNumId="64" w15:restartNumberingAfterBreak="0">
     <w:nsid w:val="6BAC66FF"/>
     <w:multiLevelType w:val="hybridMultilevel"/>
     <w:tmpl w:val="FE98B98A"/>
@@ -17682,7 +19800,7 @@
       </w:rPr>
     </w:lvl>
   </w:abstractNum>
-  <w:abstractNum w:abstractNumId="49" w15:restartNumberingAfterBreak="0">
+  <w:abstractNum w:abstractNumId="65" w15:restartNumberingAfterBreak="0">
     <w:nsid w:val="6CDA3A4D"/>
     <w:multiLevelType w:val="hybridMultilevel"/>
     <w:tmpl w:val="CE82CD2A"/>
@@ -17795,7 +19913,120 @@
       </w:rPr>
     </w:lvl>
   </w:abstractNum>
-  <w:abstractNum w:abstractNumId="50" w15:restartNumberingAfterBreak="0">
+  <w:abstractNum w:abstractNumId="66" w15:restartNumberingAfterBreak="0">
+    <w:nsid w:val="6D8D79AE"/>
+    <w:multiLevelType w:val="hybridMultilevel"/>
+    <w:tmpl w:val="BCCEBB26"/>
+    <w:lvl w:ilvl="0" w:tplc="04090001">
+      <w:start w:val="1"/>
+      <w:numFmt w:val="bullet"/>
+      <w:lvlText w:val=""/>
+      <w:lvlJc w:val="left"/>
+      <w:pPr>
+        <w:ind w:left="1117" w:hanging="360"/>
+      </w:pPr>
+      <w:rPr>
+        <w:rFonts w:ascii="Symbol" w:hAnsi="Symbol" w:hint="default"/>
+      </w:rPr>
+    </w:lvl>
+    <w:lvl w:ilvl="1" w:tplc="04090003" w:tentative="1">
+      <w:start w:val="1"/>
+      <w:numFmt w:val="bullet"/>
+      <w:lvlText w:val="o"/>
+      <w:lvlJc w:val="left"/>
+      <w:pPr>
+        <w:ind w:left="1837" w:hanging="360"/>
+      </w:pPr>
+      <w:rPr>
+        <w:rFonts w:ascii="Courier New" w:hAnsi="Courier New" w:cs="Courier New" w:hint="default"/>
+      </w:rPr>
+    </w:lvl>
+    <w:lvl w:ilvl="2" w:tplc="04090005" w:tentative="1">
+      <w:start w:val="1"/>
+      <w:numFmt w:val="bullet"/>
+      <w:lvlText w:val=""/>
+      <w:lvlJc w:val="left"/>
+      <w:pPr>
+        <w:ind w:left="2557" w:hanging="360"/>
+      </w:pPr>
+      <w:rPr>
+        <w:rFonts w:ascii="Wingdings" w:hAnsi="Wingdings" w:hint="default"/>
+      </w:rPr>
+    </w:lvl>
+    <w:lvl w:ilvl="3" w:tplc="04090001" w:tentative="1">
+      <w:start w:val="1"/>
+      <w:numFmt w:val="bullet"/>
+      <w:lvlText w:val=""/>
+      <w:lvlJc w:val="left"/>
+      <w:pPr>
+        <w:ind w:left="3277" w:hanging="360"/>
+      </w:pPr>
+      <w:rPr>
+        <w:rFonts w:ascii="Symbol" w:hAnsi="Symbol" w:hint="default"/>
+      </w:rPr>
+    </w:lvl>
+    <w:lvl w:ilvl="4" w:tplc="04090003" w:tentative="1">
+      <w:start w:val="1"/>
+      <w:numFmt w:val="bullet"/>
+      <w:lvlText w:val="o"/>
+      <w:lvlJc w:val="left"/>
+      <w:pPr>
+        <w:ind w:left="3997" w:hanging="360"/>
+      </w:pPr>
+      <w:rPr>
+        <w:rFonts w:ascii="Courier New" w:hAnsi="Courier New" w:cs="Courier New" w:hint="default"/>
+      </w:rPr>
+    </w:lvl>
+    <w:lvl w:ilvl="5" w:tplc="04090005" w:tentative="1">
+      <w:start w:val="1"/>
+      <w:numFmt w:val="bullet"/>
+      <w:lvlText w:val=""/>
+      <w:lvlJc w:val="left"/>
+      <w:pPr>
+        <w:ind w:left="4717" w:hanging="360"/>
+      </w:pPr>
+      <w:rPr>
+        <w:rFonts w:ascii="Wingdings" w:hAnsi="Wingdings" w:hint="default"/>
+      </w:rPr>
+    </w:lvl>
+    <w:lvl w:ilvl="6" w:tplc="04090001" w:tentative="1">
+      <w:start w:val="1"/>
+      <w:numFmt w:val="bullet"/>
+      <w:lvlText w:val=""/>
+      <w:lvlJc w:val="left"/>
+      <w:pPr>
+        <w:ind w:left="5437" w:hanging="360"/>
+      </w:pPr>
+      <w:rPr>
+        <w:rFonts w:ascii="Symbol" w:hAnsi="Symbol" w:hint="default"/>
+      </w:rPr>
+    </w:lvl>
+    <w:lvl w:ilvl="7" w:tplc="04090003" w:tentative="1">
+      <w:start w:val="1"/>
+      <w:numFmt w:val="bullet"/>
+      <w:lvlText w:val="o"/>
+      <w:lvlJc w:val="left"/>
+      <w:pPr>
+        <w:ind w:left="6157" w:hanging="360"/>
+      </w:pPr>
+      <w:rPr>
+        <w:rFonts w:ascii="Courier New" w:hAnsi="Courier New" w:cs="Courier New" w:hint="default"/>
+      </w:rPr>
+    </w:lvl>
+    <w:lvl w:ilvl="8" w:tplc="04090005" w:tentative="1">
+      <w:start w:val="1"/>
+      <w:numFmt w:val="bullet"/>
+      <w:lvlText w:val=""/>
+      <w:lvlJc w:val="left"/>
+      <w:pPr>
+        <w:ind w:left="6877" w:hanging="360"/>
+      </w:pPr>
+      <w:rPr>
+        <w:rFonts w:ascii="Wingdings" w:hAnsi="Wingdings" w:hint="default"/>
+      </w:rPr>
+    </w:lvl>
+  </w:abstractNum>
+  <w:abstractNum w:abstractNumId="67" w15:restartNumberingAfterBreak="0">
     <w:nsid w:val="6F3C20DD"/>
     <w:multiLevelType w:val="hybridMultilevel"/>
     <w:tmpl w:val="D1C88536"/>
@@ -17908,7 +20139,7 @@
       </w:rPr>
     </w:lvl>
   </w:abstractNum>
-  <w:abstractNum w:abstractNumId="51" w15:restartNumberingAfterBreak="0">
+  <w:abstractNum w:abstractNumId="68" w15:restartNumberingAfterBreak="0">
     <w:nsid w:val="6F9BCD5B"/>
     <w:multiLevelType w:val="hybridMultilevel"/>
     <w:tmpl w:val="C86A429C"/>
@@ -17994,7 +20225,7 @@
       </w:pPr>
     </w:lvl>
   </w:abstractNum>
-  <w:abstractNum w:abstractNumId="52" w15:restartNumberingAfterBreak="0">
+  <w:abstractNum w:abstractNumId="69" w15:restartNumberingAfterBreak="0">
     <w:nsid w:val="6FB0553A"/>
     <w:multiLevelType w:val="hybridMultilevel"/>
     <w:tmpl w:val="78361B68"/>
@@ -18080,7 +20311,7 @@
       </w:pPr>
     </w:lvl>
   </w:abstractNum>
-  <w:abstractNum w:abstractNumId="53" w15:restartNumberingAfterBreak="0">
+  <w:abstractNum w:abstractNumId="70" w15:restartNumberingAfterBreak="0">
     <w:nsid w:val="711D289D"/>
     <w:multiLevelType w:val="hybridMultilevel"/>
     <w:tmpl w:val="77D83246"/>
@@ -18193,7 +20424,120 @@
       </w:rPr>
     </w:lvl>
   </w:abstractNum>
-  <w:abstractNum w:abstractNumId="54" w15:restartNumberingAfterBreak="0">
+  <w:abstractNum w:abstractNumId="71" w15:restartNumberingAfterBreak="0">
+    <w:nsid w:val="73C51052"/>
+    <w:multiLevelType w:val="hybridMultilevel"/>
+    <w:tmpl w:val="9B7676DE"/>
+    <w:lvl w:ilvl="0" w:tplc="04090001">
+      <w:start w:val="1"/>
+      <w:numFmt w:val="bullet"/>
+      <w:lvlText w:val=""/>
+      <w:lvlJc w:val="left"/>
+      <w:pPr>
+        <w:ind w:left="1117" w:hanging="360"/>
+      </w:pPr>
+      <w:rPr>
+        <w:rFonts w:ascii="Symbol" w:hAnsi="Symbol" w:hint="default"/>
+      </w:rPr>
+    </w:lvl>
+    <w:lvl w:ilvl="1" w:tplc="04090003" w:tentative="1">
+      <w:start w:val="1"/>
+      <w:numFmt w:val="bullet"/>
+      <w:lvlText w:val="o"/>
+      <w:lvlJc w:val="left"/>
+      <w:pPr>
+        <w:ind w:left="1837" w:hanging="360"/>
+      </w:pPr>
+      <w:rPr>
+        <w:rFonts w:ascii="Courier New" w:hAnsi="Courier New" w:cs="Courier New" w:hint="default"/>
+      </w:rPr>
+    </w:lvl>
+    <w:lvl w:ilvl="2" w:tplc="04090005" w:tentative="1">
+      <w:start w:val="1"/>
+      <w:numFmt w:val="bullet"/>
+      <w:lvlText w:val=""/>
+      <w:lvlJc w:val="left"/>
+      <w:pPr>
+        <w:ind w:left="2557" w:hanging="360"/>
+      </w:pPr>
+      <w:rPr>
+        <w:rFonts w:ascii="Wingdings" w:hAnsi="Wingdings" w:hint="default"/>
+      </w:rPr>
+    </w:lvl>
+    <w:lvl w:ilvl="3" w:tplc="04090001" w:tentative="1">
+      <w:start w:val="1"/>
+      <w:numFmt w:val="bullet"/>
+      <w:lvlText w:val=""/>
+      <w:lvlJc w:val="left"/>
+      <w:pPr>
+        <w:ind w:left="3277" w:hanging="360"/>
+      </w:pPr>
+      <w:rPr>
+        <w:rFonts w:ascii="Symbol" w:hAnsi="Symbol" w:hint="default"/>
+      </w:rPr>
+    </w:lvl>
+    <w:lvl w:ilvl="4" w:tplc="04090003" w:tentative="1">
+      <w:start w:val="1"/>
+      <w:numFmt w:val="bullet"/>
+      <w:lvlText w:val="o"/>
+      <w:lvlJc w:val="left"/>
+      <w:pPr>
+        <w:ind w:left="3997" w:hanging="360"/>
+      </w:pPr>
+      <w:rPr>
+        <w:rFonts w:ascii="Courier New" w:hAnsi="Courier New" w:cs="Courier New" w:hint="default"/>
+      </w:rPr>
+    </w:lvl>
+    <w:lvl w:ilvl="5" w:tplc="04090005" w:tentative="1">
+      <w:start w:val="1"/>
+      <w:numFmt w:val="bullet"/>
+      <w:lvlText w:val=""/>
+      <w:lvlJc w:val="left"/>
+      <w:pPr>
+        <w:ind w:left="4717" w:hanging="360"/>
+      </w:pPr>
+      <w:rPr>
+        <w:rFonts w:ascii="Wingdings" w:hAnsi="Wingdings" w:hint="default"/>
+      </w:rPr>
+    </w:lvl>
+    <w:lvl w:ilvl="6" w:tplc="04090001" w:tentative="1">
+      <w:start w:val="1"/>
+      <w:numFmt w:val="bullet"/>
+      <w:lvlText w:val=""/>
+      <w:lvlJc w:val="left"/>
+      <w:pPr>
+        <w:ind w:left="5437" w:hanging="360"/>
+      </w:pPr>
+      <w:rPr>
+        <w:rFonts w:ascii="Symbol" w:hAnsi="Symbol" w:hint="default"/>
+      </w:rPr>
+    </w:lvl>
+    <w:lvl w:ilvl="7" w:tplc="04090003" w:tentative="1">
+      <w:start w:val="1"/>
+      <w:numFmt w:val="bullet"/>
+      <w:lvlText w:val="o"/>
+      <w:lvlJc w:val="left"/>
+      <w:pPr>
+        <w:ind w:left="6157" w:hanging="360"/>
+      </w:pPr>
+      <w:rPr>
+        <w:rFonts w:ascii="Courier New" w:hAnsi="Courier New" w:cs="Courier New" w:hint="default"/>
+      </w:rPr>
+    </w:lvl>
+    <w:lvl w:ilvl="8" w:tplc="04090005" w:tentative="1">
+      <w:start w:val="1"/>
+      <w:numFmt w:val="bullet"/>
+      <w:lvlText w:val=""/>
+      <w:lvlJc w:val="left"/>
+      <w:pPr>
+        <w:ind w:left="6877" w:hanging="360"/>
+      </w:pPr>
+      <w:rPr>
+        <w:rFonts w:ascii="Wingdings" w:hAnsi="Wingdings" w:hint="default"/>
+      </w:rPr>
+    </w:lvl>
+  </w:abstractNum>
+  <w:abstractNum w:abstractNumId="72" w15:restartNumberingAfterBreak="0">
     <w:nsid w:val="74094C6B"/>
     <w:multiLevelType w:val="hybridMultilevel"/>
     <w:tmpl w:val="FA0AFBEE"/>
@@ -18306,7 +20650,120 @@
       </w:rPr>
     </w:lvl>
   </w:abstractNum>
-  <w:abstractNum w:abstractNumId="55" w15:restartNumberingAfterBreak="0">
+  <w:abstractNum w:abstractNumId="73" w15:restartNumberingAfterBreak="0">
+    <w:nsid w:val="75865472"/>
+    <w:multiLevelType w:val="hybridMultilevel"/>
+    <w:tmpl w:val="AB3A7714"/>
+    <w:lvl w:ilvl="0" w:tplc="04090001">
+      <w:start w:val="1"/>
+      <w:numFmt w:val="bullet"/>
+      <w:lvlText w:val=""/>
+      <w:lvlJc w:val="left"/>
+      <w:pPr>
+        <w:ind w:left="1117" w:hanging="360"/>
+      </w:pPr>
+      <w:rPr>
+        <w:rFonts w:ascii="Symbol" w:hAnsi="Symbol" w:hint="default"/>
+      </w:rPr>
+    </w:lvl>
+    <w:lvl w:ilvl="1" w:tplc="04090003" w:tentative="1">
+      <w:start w:val="1"/>
+      <w:numFmt w:val="bullet"/>
+      <w:lvlText w:val="o"/>
+      <w:lvlJc w:val="left"/>
+      <w:pPr>
+        <w:ind w:left="1837" w:hanging="360"/>
+      </w:pPr>
+      <w:rPr>
+        <w:rFonts w:ascii="Courier New" w:hAnsi="Courier New" w:cs="Courier New" w:hint="default"/>
+      </w:rPr>
+    </w:lvl>
+    <w:lvl w:ilvl="2" w:tplc="04090005" w:tentative="1">
+      <w:start w:val="1"/>
+      <w:numFmt w:val="bullet"/>
+      <w:lvlText w:val=""/>
+      <w:lvlJc w:val="left"/>
+      <w:pPr>
+        <w:ind w:left="2557" w:hanging="360"/>
+      </w:pPr>
+      <w:rPr>
+        <w:rFonts w:ascii="Wingdings" w:hAnsi="Wingdings" w:hint="default"/>
+      </w:rPr>
+    </w:lvl>
+    <w:lvl w:ilvl="3" w:tplc="04090001" w:tentative="1">
+      <w:start w:val="1"/>
+      <w:numFmt w:val="bullet"/>
+      <w:lvlText w:val=""/>
+      <w:lvlJc w:val="left"/>
+      <w:pPr>
+        <w:ind w:left="3277" w:hanging="360"/>
+      </w:pPr>
+      <w:rPr>
+        <w:rFonts w:ascii="Symbol" w:hAnsi="Symbol" w:hint="default"/>
+      </w:rPr>
+    </w:lvl>
+    <w:lvl w:ilvl="4" w:tplc="04090003" w:tentative="1">
+      <w:start w:val="1"/>
+      <w:numFmt w:val="bullet"/>
+      <w:lvlText w:val="o"/>
+      <w:lvlJc w:val="left"/>
+      <w:pPr>
+        <w:ind w:left="3997" w:hanging="360"/>
+      </w:pPr>
+      <w:rPr>
+        <w:rFonts w:ascii="Courier New" w:hAnsi="Courier New" w:cs="Courier New" w:hint="default"/>
+      </w:rPr>
+    </w:lvl>
+    <w:lvl w:ilvl="5" w:tplc="04090005" w:tentative="1">
+      <w:start w:val="1"/>
+      <w:numFmt w:val="bullet"/>
+      <w:lvlText w:val=""/>
+      <w:lvlJc w:val="left"/>
+      <w:pPr>
+        <w:ind w:left="4717" w:hanging="360"/>
+      </w:pPr>
+      <w:rPr>
+        <w:rFonts w:ascii="Wingdings" w:hAnsi="Wingdings" w:hint="default"/>
+      </w:rPr>
+    </w:lvl>
+    <w:lvl w:ilvl="6" w:tplc="04090001" w:tentative="1">
+      <w:start w:val="1"/>
+      <w:numFmt w:val="bullet"/>
+      <w:lvlText w:val=""/>
+      <w:lvlJc w:val="left"/>
+      <w:pPr>
+        <w:ind w:left="5437" w:hanging="360"/>
+      </w:pPr>
+      <w:rPr>
+        <w:rFonts w:ascii="Symbol" w:hAnsi="Symbol" w:hint="default"/>
+      </w:rPr>
+    </w:lvl>
+    <w:lvl w:ilvl="7" w:tplc="04090003" w:tentative="1">
+      <w:start w:val="1"/>
+      <w:numFmt w:val="bullet"/>
+      <w:lvlText w:val="o"/>
+      <w:lvlJc w:val="left"/>
+      <w:pPr>
+        <w:ind w:left="6157" w:hanging="360"/>
+      </w:pPr>
+      <w:rPr>
+        <w:rFonts w:ascii="Courier New" w:hAnsi="Courier New" w:cs="Courier New" w:hint="default"/>
+      </w:rPr>
+    </w:lvl>
+    <w:lvl w:ilvl="8" w:tplc="04090005" w:tentative="1">
+      <w:start w:val="1"/>
+      <w:numFmt w:val="bullet"/>
+      <w:lvlText w:val=""/>
+      <w:lvlJc w:val="left"/>
+      <w:pPr>
+        <w:ind w:left="6877" w:hanging="360"/>
+      </w:pPr>
+      <w:rPr>
+        <w:rFonts w:ascii="Wingdings" w:hAnsi="Wingdings" w:hint="default"/>
+      </w:rPr>
+    </w:lvl>
+  </w:abstractNum>
+  <w:abstractNum w:abstractNumId="74" w15:restartNumberingAfterBreak="0">
     <w:nsid w:val="785AE0FF"/>
     <w:multiLevelType w:val="hybridMultilevel"/>
     <w:tmpl w:val="9E186892"/>
@@ -18419,7 +20876,7 @@
       </w:rPr>
     </w:lvl>
   </w:abstractNum>
-  <w:abstractNum w:abstractNumId="56" w15:restartNumberingAfterBreak="0">
+  <w:abstractNum w:abstractNumId="75" w15:restartNumberingAfterBreak="0">
     <w:nsid w:val="786D4524"/>
     <w:multiLevelType w:val="hybridMultilevel"/>
     <w:tmpl w:val="5236660A"/>
@@ -18531,7 +20988,7 @@
       </w:rPr>
     </w:lvl>
   </w:abstractNum>
-  <w:abstractNum w:abstractNumId="57" w15:restartNumberingAfterBreak="0">
+  <w:abstractNum w:abstractNumId="76" w15:restartNumberingAfterBreak="0">
     <w:nsid w:val="7A706418"/>
     <w:multiLevelType w:val="hybridMultilevel"/>
     <w:tmpl w:val="5EDE034E"/>
@@ -18542,7 +20999,7 @@
       <w:lvlText w:val="%1."/>
       <w:lvlJc w:val="left"/>
       <w:pPr>
-        <w:ind w:left="720" w:hanging="360"/>
+        <w:ind w:left="1040" w:hanging="360"/>
       </w:pPr>
     </w:lvl>
     <w:lvl w:ilvl="1" w:tplc="040C0019" w:tentative="1">
@@ -18551,7 +21008,7 @@
       <w:lvlText w:val="%2."/>
       <w:lvlJc w:val="left"/>
       <w:pPr>
-        <w:ind w:left="1440" w:hanging="360"/>
+        <w:ind w:left="1760" w:hanging="360"/>
       </w:pPr>
     </w:lvl>
     <w:lvl w:ilvl="2" w:tplc="040C001B" w:tentative="1">
@@ -18560,7 +21017,7 @@
       <w:lvlText w:val="%3."/>
       <w:lvlJc w:val="right"/>
       <w:pPr>
-        <w:ind w:left="2160" w:hanging="180"/>
+        <w:ind w:left="2480" w:hanging="180"/>
       </w:pPr>
     </w:lvl>
     <w:lvl w:ilvl="3" w:tplc="040C000F" w:tentative="1">
@@ -18569,7 +21026,7 @@
       <w:lvlText w:val="%4."/>
       <w:lvlJc w:val="left"/>
       <w:pPr>
-        <w:ind w:left="2880" w:hanging="360"/>
+        <w:ind w:left="3200" w:hanging="360"/>
       </w:pPr>
     </w:lvl>
     <w:lvl w:ilvl="4" w:tplc="040C0019" w:tentative="1">
@@ -18578,7 +21035,7 @@
       <w:lvlText w:val="%5."/>
       <w:lvlJc w:val="left"/>
       <w:pPr>
-        <w:ind w:left="3600" w:hanging="360"/>
+        <w:ind w:left="3920" w:hanging="360"/>
       </w:pPr>
     </w:lvl>
     <w:lvl w:ilvl="5" w:tplc="040C001B" w:tentative="1">
@@ -18587,7 +21044,7 @@
       <w:lvlText w:val="%6."/>
       <w:lvlJc w:val="right"/>
       <w:pPr>
-        <w:ind w:left="4320" w:hanging="180"/>
+        <w:ind w:left="4640" w:hanging="180"/>
       </w:pPr>
     </w:lvl>
     <w:lvl w:ilvl="6" w:tplc="040C000F" w:tentative="1">
@@ -18596,7 +21053,7 @@
       <w:lvlText w:val="%7."/>
       <w:lvlJc w:val="left"/>
       <w:pPr>
-        <w:ind w:left="5040" w:hanging="360"/>
+        <w:ind w:left="5360" w:hanging="360"/>
       </w:pPr>
     </w:lvl>
     <w:lvl w:ilvl="7" w:tplc="040C0019" w:tentative="1">
@@ -18605,7 +21062,7 @@
       <w:lvlText w:val="%8."/>
       <w:lvlJc w:val="left"/>
       <w:pPr>
-        <w:ind w:left="5760" w:hanging="360"/>
+        <w:ind w:left="6080" w:hanging="360"/>
       </w:pPr>
     </w:lvl>
     <w:lvl w:ilvl="8" w:tplc="040C001B" w:tentative="1">
@@ -18614,11 +21071,124 @@
       <w:lvlText w:val="%9."/>
       <w:lvlJc w:val="right"/>
       <w:pPr>
-        <w:ind w:left="6480" w:hanging="180"/>
+        <w:ind w:left="6800" w:hanging="180"/>
       </w:pPr>
     </w:lvl>
   </w:abstractNum>
-  <w:abstractNum w:abstractNumId="58" w15:restartNumberingAfterBreak="0">
+  <w:abstractNum w:abstractNumId="77" w15:restartNumberingAfterBreak="0">
+    <w:nsid w:val="7AEA422A"/>
+    <w:multiLevelType w:val="hybridMultilevel"/>
+    <w:tmpl w:val="152ECDA4"/>
+    <w:lvl w:ilvl="0" w:tplc="04090001">
+      <w:start w:val="1"/>
+      <w:numFmt w:val="bullet"/>
+      <w:lvlText w:val=""/>
+      <w:lvlJc w:val="left"/>
+      <w:pPr>
+        <w:ind w:left="720" w:hanging="360"/>
+      </w:pPr>
+      <w:rPr>
+        <w:rFonts w:ascii="Symbol" w:hAnsi="Symbol" w:hint="default"/>
+      </w:rPr>
+    </w:lvl>
+    <w:lvl w:ilvl="1" w:tplc="04090003" w:tentative="1">
+      <w:start w:val="1"/>
+      <w:numFmt w:val="bullet"/>
+      <w:lvlText w:val="o"/>
+      <w:lvlJc w:val="left"/>
+      <w:pPr>
+        <w:ind w:left="1440" w:hanging="360"/>
+      </w:pPr>
+      <w:rPr>
+        <w:rFonts w:ascii="Courier New" w:hAnsi="Courier New" w:cs="Courier New" w:hint="default"/>
+      </w:rPr>
+    </w:lvl>
+    <w:lvl w:ilvl="2" w:tplc="04090005" w:tentative="1">
+      <w:start w:val="1"/>
+      <w:numFmt w:val="bullet"/>
+      <w:lvlText w:val=""/>
+      <w:lvlJc w:val="left"/>
+      <w:pPr>
+        <w:ind w:left="2160" w:hanging="360"/>
+      </w:pPr>
+      <w:rPr>
+        <w:rFonts w:ascii="Wingdings" w:hAnsi="Wingdings" w:hint="default"/>
+      </w:rPr>
+    </w:lvl>
+    <w:lvl w:ilvl="3" w:tplc="04090001" w:tentative="1">
+      <w:start w:val="1"/>
+      <w:numFmt w:val="bullet"/>
+      <w:lvlText w:val=""/>
+      <w:lvlJc w:val="left"/>
+      <w:pPr>
+        <w:ind w:left="2880" w:hanging="360"/>
+      </w:pPr>
+      <w:rPr>
+        <w:rFonts w:ascii="Symbol" w:hAnsi="Symbol" w:hint="default"/>
+      </w:rPr>
+    </w:lvl>
+    <w:lvl w:ilvl="4" w:tplc="04090003" w:tentative="1">
+      <w:start w:val="1"/>
+      <w:numFmt w:val="bullet"/>
+      <w:lvlText w:val="o"/>
+      <w:lvlJc w:val="left"/>
+      <w:pPr>
+        <w:ind w:left="3600" w:hanging="360"/>
+      </w:pPr>
+      <w:rPr>
+        <w:rFonts w:ascii="Courier New" w:hAnsi="Courier New" w:cs="Courier New" w:hint="default"/>
+      </w:rPr>
+    </w:lvl>
+    <w:lvl w:ilvl="5" w:tplc="04090005" w:tentative="1">
+      <w:start w:val="1"/>
+      <w:numFmt w:val="bullet"/>
+      <w:lvlText w:val=""/>
+      <w:lvlJc w:val="left"/>
+      <w:pPr>
+        <w:ind w:left="4320" w:hanging="360"/>
+      </w:pPr>
+      <w:rPr>
+        <w:rFonts w:ascii="Wingdings" w:hAnsi="Wingdings" w:hint="default"/>
+      </w:rPr>
+    </w:lvl>
+    <w:lvl w:ilvl="6" w:tplc="04090001" w:tentative="1">
+      <w:start w:val="1"/>
+      <w:numFmt w:val="bullet"/>
+      <w:lvlText w:val=""/>
+      <w:lvlJc w:val="left"/>
+      <w:pPr>
+        <w:ind w:left="5040" w:hanging="360"/>
+      </w:pPr>
+      <w:rPr>
+        <w:rFonts w:ascii="Symbol" w:hAnsi="Symbol" w:hint="default"/>
+      </w:rPr>
+    </w:lvl>
+    <w:lvl w:ilvl="7" w:tplc="04090003" w:tentative="1">
+      <w:start w:val="1"/>
+      <w:numFmt w:val="bullet"/>
+      <w:lvlText w:val="o"/>
+      <w:lvlJc w:val="left"/>
+      <w:pPr>
+        <w:ind w:left="5760" w:hanging="360"/>
+      </w:pPr>
+      <w:rPr>
+        <w:rFonts w:ascii="Courier New" w:hAnsi="Courier New" w:cs="Courier New" w:hint="default"/>
+      </w:rPr>
+    </w:lvl>
+    <w:lvl w:ilvl="8" w:tplc="04090005" w:tentative="1">
+      <w:start w:val="1"/>
+      <w:numFmt w:val="bullet"/>
+      <w:lvlText w:val=""/>
+      <w:lvlJc w:val="left"/>
+      <w:pPr>
+        <w:ind w:left="6480" w:hanging="360"/>
+      </w:pPr>
+      <w:rPr>
+        <w:rFonts w:ascii="Wingdings" w:hAnsi="Wingdings" w:hint="default"/>
+      </w:rPr>
+    </w:lvl>
+  </w:abstractNum>
+  <w:abstractNum w:abstractNumId="78" w15:restartNumberingAfterBreak="0">
     <w:nsid w:val="7B57FD9F"/>
     <w:multiLevelType w:val="hybridMultilevel"/>
     <w:tmpl w:val="0DC0BED8"/>
@@ -18731,7 +21301,120 @@
       </w:rPr>
     </w:lvl>
   </w:abstractNum>
-  <w:abstractNum w:abstractNumId="59" w15:restartNumberingAfterBreak="0">
+  <w:abstractNum w:abstractNumId="79" w15:restartNumberingAfterBreak="0">
+    <w:nsid w:val="7B8B5118"/>
+    <w:multiLevelType w:val="hybridMultilevel"/>
+    <w:tmpl w:val="8026940A"/>
+    <w:lvl w:ilvl="0" w:tplc="04090001">
+      <w:start w:val="1"/>
+      <w:numFmt w:val="bullet"/>
+      <w:lvlText w:val=""/>
+      <w:lvlJc w:val="left"/>
+      <w:pPr>
+        <w:ind w:left="1477" w:hanging="360"/>
+      </w:pPr>
+      <w:rPr>
+        <w:rFonts w:ascii="Symbol" w:hAnsi="Symbol" w:hint="default"/>
+      </w:rPr>
+    </w:lvl>
+    <w:lvl w:ilvl="1" w:tplc="04090003" w:tentative="1">
+      <w:start w:val="1"/>
+      <w:numFmt w:val="bullet"/>
+      <w:lvlText w:val="o"/>
+      <w:lvlJc w:val="left"/>
+      <w:pPr>
+        <w:ind w:left="2197" w:hanging="360"/>
+      </w:pPr>
+      <w:rPr>
+        <w:rFonts w:ascii="Courier New" w:hAnsi="Courier New" w:cs="Courier New" w:hint="default"/>
+      </w:rPr>
+    </w:lvl>
+    <w:lvl w:ilvl="2" w:tplc="04090005" w:tentative="1">
+      <w:start w:val="1"/>
+      <w:numFmt w:val="bullet"/>
+      <w:lvlText w:val=""/>
+      <w:lvlJc w:val="left"/>
+      <w:pPr>
+        <w:ind w:left="2917" w:hanging="360"/>
+      </w:pPr>
+      <w:rPr>
+        <w:rFonts w:ascii="Wingdings" w:hAnsi="Wingdings" w:hint="default"/>
+      </w:rPr>
+    </w:lvl>
+    <w:lvl w:ilvl="3" w:tplc="04090001" w:tentative="1">
+      <w:start w:val="1"/>
+      <w:numFmt w:val="bullet"/>
+      <w:lvlText w:val=""/>
+      <w:lvlJc w:val="left"/>
+      <w:pPr>
+        <w:ind w:left="3637" w:hanging="360"/>
+      </w:pPr>
+      <w:rPr>
+        <w:rFonts w:ascii="Symbol" w:hAnsi="Symbol" w:hint="default"/>
+      </w:rPr>
+    </w:lvl>
+    <w:lvl w:ilvl="4" w:tplc="04090003" w:tentative="1">
+      <w:start w:val="1"/>
+      <w:numFmt w:val="bullet"/>
+      <w:lvlText w:val="o"/>
+      <w:lvlJc w:val="left"/>
+      <w:pPr>
+        <w:ind w:left="4357" w:hanging="360"/>
+      </w:pPr>
+      <w:rPr>
+        <w:rFonts w:ascii="Courier New" w:hAnsi="Courier New" w:cs="Courier New" w:hint="default"/>
+      </w:rPr>
+    </w:lvl>
+    <w:lvl w:ilvl="5" w:tplc="04090005" w:tentative="1">
+      <w:start w:val="1"/>
+      <w:numFmt w:val="bullet"/>
+      <w:lvlText w:val=""/>
+      <w:lvlJc w:val="left"/>
+      <w:pPr>
+        <w:ind w:left="5077" w:hanging="360"/>
+      </w:pPr>
+      <w:rPr>
+        <w:rFonts w:ascii="Wingdings" w:hAnsi="Wingdings" w:hint="default"/>
+      </w:rPr>
+    </w:lvl>
+    <w:lvl w:ilvl="6" w:tplc="04090001" w:tentative="1">
+      <w:start w:val="1"/>
+      <w:numFmt w:val="bullet"/>
+      <w:lvlText w:val=""/>
+      <w:lvlJc w:val="left"/>
+      <w:pPr>
+        <w:ind w:left="5797" w:hanging="360"/>
+      </w:pPr>
+      <w:rPr>
+        <w:rFonts w:ascii="Symbol" w:hAnsi="Symbol" w:hint="default"/>
+      </w:rPr>
+    </w:lvl>
+    <w:lvl w:ilvl="7" w:tplc="04090003" w:tentative="1">
+      <w:start w:val="1"/>
+      <w:numFmt w:val="bullet"/>
+      <w:lvlText w:val="o"/>
+      <w:lvlJc w:val="left"/>
+      <w:pPr>
+        <w:ind w:left="6517" w:hanging="360"/>
+      </w:pPr>
+      <w:rPr>
+        <w:rFonts w:ascii="Courier New" w:hAnsi="Courier New" w:cs="Courier New" w:hint="default"/>
+      </w:rPr>
+    </w:lvl>
+    <w:lvl w:ilvl="8" w:tplc="04090005" w:tentative="1">
+      <w:start w:val="1"/>
+      <w:numFmt w:val="bullet"/>
+      <w:lvlText w:val=""/>
+      <w:lvlJc w:val="left"/>
+      <w:pPr>
+        <w:ind w:left="7237" w:hanging="360"/>
+      </w:pPr>
+      <w:rPr>
+        <w:rFonts w:ascii="Wingdings" w:hAnsi="Wingdings" w:hint="default"/>
+      </w:rPr>
+    </w:lvl>
+  </w:abstractNum>
+  <w:abstractNum w:abstractNumId="80" w15:restartNumberingAfterBreak="0">
     <w:nsid w:val="7BF95FE9"/>
     <w:multiLevelType w:val="hybridMultilevel"/>
     <w:tmpl w:val="58B2F792"/>
@@ -18844,7 +21527,7 @@
       </w:rPr>
     </w:lvl>
   </w:abstractNum>
-  <w:abstractNum w:abstractNumId="60" w15:restartNumberingAfterBreak="0">
+  <w:abstractNum w:abstractNumId="81" w15:restartNumberingAfterBreak="0">
     <w:nsid w:val="7E5303BD"/>
     <w:multiLevelType w:val="hybridMultilevel"/>
     <w:tmpl w:val="19E6FF56"/>
@@ -18957,7 +21640,7 @@
       </w:rPr>
     </w:lvl>
   </w:abstractNum>
-  <w:abstractNum w:abstractNumId="61" w15:restartNumberingAfterBreak="0">
+  <w:abstractNum w:abstractNumId="82" w15:restartNumberingAfterBreak="0">
     <w:nsid w:val="7EB5401B"/>
     <w:multiLevelType w:val="hybridMultilevel"/>
     <w:tmpl w:val="351CBEFE"/>
@@ -19070,7 +21753,7 @@
       </w:rPr>
     </w:lvl>
   </w:abstractNum>
-  <w:abstractNum w:abstractNumId="62" w15:restartNumberingAfterBreak="0">
+  <w:abstractNum w:abstractNumId="83" w15:restartNumberingAfterBreak="0">
     <w:nsid w:val="7EEBA4AA"/>
     <w:multiLevelType w:val="hybridMultilevel"/>
     <w:tmpl w:val="C19C2834"/>
@@ -19184,118 +21867,118 @@
     </w:lvl>
   </w:abstractNum>
   <w:num w:numId="1" w16cid:durableId="1812482800">
-    <w:abstractNumId w:val="52"/>
+    <w:abstractNumId w:val="69"/>
   </w:num>
   <w:num w:numId="2" w16cid:durableId="332530243">
-    <w:abstractNumId w:val="51"/>
+    <w:abstractNumId w:val="68"/>
   </w:num>
   <w:num w:numId="3" w16cid:durableId="1939094019">
     <w:abstractNumId w:val="6"/>
   </w:num>
   <w:num w:numId="4" w16cid:durableId="2035576021">
-    <w:abstractNumId w:val="23"/>
+    <w:abstractNumId w:val="34"/>
   </w:num>
   <w:num w:numId="5" w16cid:durableId="565531701">
-    <w:abstractNumId w:val="25"/>
+    <w:abstractNumId w:val="37"/>
   </w:num>
   <w:num w:numId="6" w16cid:durableId="1037466261">
-    <w:abstractNumId w:val="15"/>
+    <w:abstractNumId w:val="19"/>
   </w:num>
   <w:num w:numId="7" w16cid:durableId="1350912787">
-    <w:abstractNumId w:val="29"/>
+    <w:abstractNumId w:val="42"/>
   </w:num>
   <w:num w:numId="8" w16cid:durableId="115611695">
-    <w:abstractNumId w:val="42"/>
+    <w:abstractNumId w:val="58"/>
   </w:num>
   <w:num w:numId="9" w16cid:durableId="1760058248">
-    <w:abstractNumId w:val="28"/>
+    <w:abstractNumId w:val="41"/>
   </w:num>
   <w:num w:numId="10" w16cid:durableId="1440880164">
-    <w:abstractNumId w:val="10"/>
+    <w:abstractNumId w:val="11"/>
   </w:num>
   <w:num w:numId="11" w16cid:durableId="866799170">
     <w:abstractNumId w:val="1"/>
   </w:num>
   <w:num w:numId="12" w16cid:durableId="1281381881">
-    <w:abstractNumId w:val="43"/>
+    <w:abstractNumId w:val="59"/>
   </w:num>
   <w:num w:numId="13" w16cid:durableId="177735656">
-    <w:abstractNumId w:val="56"/>
+    <w:abstractNumId w:val="75"/>
   </w:num>
   <w:num w:numId="14" w16cid:durableId="428739770">
+    <w:abstractNumId w:val="74"/>
+  </w:num>
+  <w:num w:numId="15" w16cid:durableId="1190609648">
+    <w:abstractNumId w:val="44"/>
+  </w:num>
+  <w:num w:numId="16" w16cid:durableId="2138523110">
+    <w:abstractNumId w:val="32"/>
+  </w:num>
+  <w:num w:numId="17" w16cid:durableId="2075741264">
     <w:abstractNumId w:val="55"/>
   </w:num>
-  <w:num w:numId="15" w16cid:durableId="1190609648">
-    <w:abstractNumId w:val="31"/>
-  </w:num>
-  <w:num w:numId="16" w16cid:durableId="2138523110">
-    <w:abstractNumId w:val="22"/>
-  </w:num>
-  <w:num w:numId="17" w16cid:durableId="2075741264">
-    <w:abstractNumId w:val="39"/>
-  </w:num>
   <w:num w:numId="18" w16cid:durableId="1217549469">
-    <w:abstractNumId w:val="32"/>
+    <w:abstractNumId w:val="45"/>
   </w:num>
   <w:num w:numId="19" w16cid:durableId="1597709817">
-    <w:abstractNumId w:val="62"/>
+    <w:abstractNumId w:val="83"/>
   </w:num>
   <w:num w:numId="20" w16cid:durableId="1933973455">
     <w:abstractNumId w:val="2"/>
   </w:num>
   <w:num w:numId="21" w16cid:durableId="1584953000">
-    <w:abstractNumId w:val="21"/>
+    <w:abstractNumId w:val="29"/>
   </w:num>
   <w:num w:numId="22" w16cid:durableId="1684473323">
-    <w:abstractNumId w:val="38"/>
+    <w:abstractNumId w:val="54"/>
   </w:num>
   <w:num w:numId="23" w16cid:durableId="1955019594">
     <w:abstractNumId w:val="4"/>
   </w:num>
   <w:num w:numId="24" w16cid:durableId="1947617293">
-    <w:abstractNumId w:val="58"/>
+    <w:abstractNumId w:val="78"/>
   </w:num>
   <w:num w:numId="25" w16cid:durableId="18896527">
     <w:abstractNumId w:val="0"/>
   </w:num>
   <w:num w:numId="26" w16cid:durableId="2016760169">
-    <w:abstractNumId w:val="45"/>
+    <w:abstractNumId w:val="61"/>
   </w:num>
   <w:num w:numId="27" w16cid:durableId="530261631">
-    <w:abstractNumId w:val="36"/>
+    <w:abstractNumId w:val="51"/>
   </w:num>
   <w:num w:numId="28" w16cid:durableId="315038840">
-    <w:abstractNumId w:val="35"/>
+    <w:abstractNumId w:val="50"/>
   </w:num>
   <w:num w:numId="29" w16cid:durableId="1599946425">
-    <w:abstractNumId w:val="57"/>
+    <w:abstractNumId w:val="76"/>
   </w:num>
   <w:num w:numId="30" w16cid:durableId="791293061">
-    <w:abstractNumId w:val="12"/>
+    <w:abstractNumId w:val="14"/>
   </w:num>
   <w:num w:numId="31" w16cid:durableId="637801680">
-    <w:abstractNumId w:val="19"/>
+    <w:abstractNumId w:val="26"/>
   </w:num>
   <w:num w:numId="32" w16cid:durableId="1266890084">
     <w:abstractNumId w:val="7"/>
   </w:num>
   <w:num w:numId="33" w16cid:durableId="1816069637">
-    <w:abstractNumId w:val="27"/>
+    <w:abstractNumId w:val="40"/>
   </w:num>
   <w:num w:numId="34" w16cid:durableId="437261888">
-    <w:abstractNumId w:val="14"/>
+    <w:abstractNumId w:val="18"/>
   </w:num>
   <w:num w:numId="35" w16cid:durableId="349066001">
-    <w:abstractNumId w:val="44"/>
+    <w:abstractNumId w:val="60"/>
   </w:num>
   <w:num w:numId="36" w16cid:durableId="106195089">
-    <w:abstractNumId w:val="34"/>
+    <w:abstractNumId w:val="48"/>
   </w:num>
   <w:num w:numId="37" w16cid:durableId="1042053997">
     <w:abstractNumId w:val="3"/>
   </w:num>
   <w:num w:numId="38" w16cid:durableId="904606801">
-    <w:abstractNumId w:val="18"/>
+    <w:abstractNumId w:val="25"/>
   </w:num>
   <w:num w:numId="39" w16cid:durableId="58989926">
     <w:abstractNumId w:val="5"/>
@@ -19325,25 +22008,25 @@
     </w:lvlOverride>
   </w:num>
   <w:num w:numId="44" w16cid:durableId="1096629751">
-    <w:abstractNumId w:val="54"/>
+    <w:abstractNumId w:val="72"/>
   </w:num>
   <w:num w:numId="45" w16cid:durableId="1360743258">
-    <w:abstractNumId w:val="13"/>
+    <w:abstractNumId w:val="17"/>
   </w:num>
   <w:num w:numId="46" w16cid:durableId="1346395462">
-    <w:abstractNumId w:val="60"/>
+    <w:abstractNumId w:val="81"/>
   </w:num>
   <w:num w:numId="47" w16cid:durableId="272052075">
-    <w:abstractNumId w:val="20"/>
+    <w:abstractNumId w:val="27"/>
   </w:num>
   <w:num w:numId="48" w16cid:durableId="1375233411">
-    <w:abstractNumId w:val="30"/>
+    <w:abstractNumId w:val="43"/>
   </w:num>
   <w:num w:numId="49" w16cid:durableId="1609461402">
-    <w:abstractNumId w:val="48"/>
+    <w:abstractNumId w:val="64"/>
   </w:num>
   <w:num w:numId="50" w16cid:durableId="2131048226">
-    <w:abstractNumId w:val="37"/>
+    <w:abstractNumId w:val="52"/>
   </w:num>
   <w:num w:numId="51" w16cid:durableId="2075011079">
     <w:abstractNumId w:val="5"/>
@@ -19361,61 +22044,140 @@
     </w:lvlOverride>
   </w:num>
   <w:num w:numId="54" w16cid:durableId="1043094862">
-    <w:abstractNumId w:val="33"/>
+    <w:abstractNumId w:val="46"/>
   </w:num>
   <w:num w:numId="55" w16cid:durableId="210117605">
-    <w:abstractNumId w:val="17"/>
+    <w:abstractNumId w:val="23"/>
   </w:num>
   <w:num w:numId="56" w16cid:durableId="891617442">
-    <w:abstractNumId w:val="50"/>
+    <w:abstractNumId w:val="67"/>
   </w:num>
   <w:num w:numId="57" w16cid:durableId="259530145">
-    <w:abstractNumId w:val="47"/>
+    <w:abstractNumId w:val="63"/>
   </w:num>
   <w:num w:numId="58" w16cid:durableId="1049501691">
-    <w:abstractNumId w:val="9"/>
+    <w:abstractNumId w:val="10"/>
   </w:num>
   <w:num w:numId="59" w16cid:durableId="2023586132">
-    <w:abstractNumId w:val="49"/>
+    <w:abstractNumId w:val="65"/>
   </w:num>
   <w:num w:numId="60" w16cid:durableId="31081071">
-    <w:abstractNumId w:val="53"/>
+    <w:abstractNumId w:val="70"/>
   </w:num>
   <w:num w:numId="61" w16cid:durableId="19287480">
-    <w:abstractNumId w:val="41"/>
+    <w:abstractNumId w:val="57"/>
   </w:num>
   <w:num w:numId="62" w16cid:durableId="1087192108">
-    <w:abstractNumId w:val="16"/>
+    <w:abstractNumId w:val="22"/>
   </w:num>
   <w:num w:numId="63" w16cid:durableId="12149194">
-    <w:abstractNumId w:val="24"/>
+    <w:abstractNumId w:val="36"/>
   </w:num>
   <w:num w:numId="64" w16cid:durableId="724179025">
-    <w:abstractNumId w:val="11"/>
+    <w:abstractNumId w:val="13"/>
   </w:num>
   <w:num w:numId="65" w16cid:durableId="1567446998">
-    <w:abstractNumId w:val="61"/>
+    <w:abstractNumId w:val="82"/>
   </w:num>
   <w:num w:numId="66" w16cid:durableId="2046907657">
     <w:abstractNumId w:val="8"/>
   </w:num>
   <w:num w:numId="67" w16cid:durableId="524681801">
-    <w:abstractNumId w:val="26"/>
+    <w:abstractNumId w:val="39"/>
   </w:num>
   <w:num w:numId="68" w16cid:durableId="918516896">
-    <w:abstractNumId w:val="40"/>
+    <w:abstractNumId w:val="56"/>
   </w:num>
   <w:num w:numId="69" w16cid:durableId="1430157225">
-    <w:abstractNumId w:val="46"/>
+    <w:abstractNumId w:val="62"/>
   </w:num>
   <w:num w:numId="70" w16cid:durableId="1408306476">
-    <w:abstractNumId w:val="59"/>
+    <w:abstractNumId w:val="80"/>
   </w:num>
+  <w:num w:numId="71" w16cid:durableId="2017688462">
+    <w:abstractNumId w:val="38"/>
+  </w:num>
+  <w:num w:numId="72" w16cid:durableId="1883055310">
+    <w:abstractNumId w:val="30"/>
+  </w:num>
+  <w:num w:numId="73" w16cid:durableId="940800127">
+    <w:abstractNumId w:val="79"/>
+  </w:num>
+  <w:num w:numId="74" w16cid:durableId="1371227551">
+    <w:abstractNumId w:val="21"/>
+  </w:num>
+  <w:num w:numId="75" w16cid:durableId="247008775">
+    <w:abstractNumId w:val="53"/>
+  </w:num>
+  <w:num w:numId="76" w16cid:durableId="380710609">
+    <w:abstractNumId w:val="33"/>
+  </w:num>
+  <w:num w:numId="77" w16cid:durableId="1650015344">
+    <w:abstractNumId w:val="49"/>
+  </w:num>
+  <w:num w:numId="78" w16cid:durableId="499153174">
+    <w:abstractNumId w:val="16"/>
+  </w:num>
+  <w:num w:numId="79" w16cid:durableId="784076181">
+    <w:abstractNumId w:val="35"/>
+  </w:num>
+  <w:num w:numId="80" w16cid:durableId="835342402">
+    <w:abstractNumId w:val="24"/>
+  </w:num>
+  <w:num w:numId="81" w16cid:durableId="1629387823">
+    <w:abstractNumId w:val="77"/>
+  </w:num>
+  <w:num w:numId="82" w16cid:durableId="1792868623">
+    <w:abstractNumId w:val="47"/>
+  </w:num>
+  <w:num w:numId="83" w16cid:durableId="956105943">
+    <w:abstractNumId w:val="66"/>
+  </w:num>
+  <w:num w:numId="84" w16cid:durableId="376012468">
+    <w:abstractNumId w:val="15"/>
+  </w:num>
+  <w:num w:numId="85" w16cid:durableId="747574546">
+    <w:abstractNumId w:val="73"/>
+  </w:num>
+  <w:num w:numId="86" w16cid:durableId="1531647899">
+    <w:abstractNumId w:val="31"/>
+  </w:num>
+  <w:num w:numId="87" w16cid:durableId="293826294">
+    <w:abstractNumId w:val="12"/>
+  </w:num>
+  <w:num w:numId="88" w16cid:durableId="1606115181">
+    <w:abstractNumId w:val="20"/>
+  </w:num>
+  <w:num w:numId="89" w16cid:durableId="357967940">
+    <w:abstractNumId w:val="71"/>
+  </w:num>
+  <w:num w:numId="90" w16cid:durableId="2033607486">
+    <w:abstractNumId w:val="9"/>
+  </w:num>
+  <w:num w:numId="91" w16cid:durableId="1624069549">
+    <w:abstractNumId w:val="76"/>
+    <w:lvlOverride w:ilvl="0">
+      <w:startOverride w:val="1"/>
+    </w:lvlOverride>
+  </w:num>
+  <w:num w:numId="92" w16cid:durableId="1998073914">
+    <w:abstractNumId w:val="76"/>
+    <w:lvlOverride w:ilvl="0">
+      <w:startOverride w:val="1"/>
+    </w:lvlOverride>
+  </w:num>
+  <w:num w:numId="93" w16cid:durableId="1543591302">
+    <w:abstractNumId w:val="28"/>
+  </w:num>
+  <w:numIdMacAtCleanup w:val="90"/>
 </w:numbering>
 </file>
 
 <file path=word/people.xml><?xml version="1.0" encoding="utf-8"?>
-<w15:people xmlns:wpc="http://schemas.microsoft.com/office/word/2010/wordprocessingCanvas" xmlns:cx="http://schemas.microsoft.com/office/drawing/2014/chartex" xmlns:cx1="http://schemas.microsoft.com/office/drawing/2015/9/8/chartex" xmlns:cx2="http://schemas.microsoft.com/office/drawing/2015/10/21/chartex" xmlns:cx3="http://schemas.microsoft.com/office/drawing/2016/5/9/chartex" xmlns:cx4="http://schemas.microsoft.com/office/drawing/2016/5/10/chartex" xmlns:cx5="http://schemas.microsoft.com/office/drawing/2016/5/11/chartex" xmlns:cx6="http://schemas.microsoft.com/office/drawing/2016/5/12/chartex" xmlns:cx7="http://schemas.microsoft.com/office/drawing/2016/5/13/chartex" xmlns:cx8="http://schemas.microsoft.com/office/drawing/2016/5/14/chartex" xmlns:mc="http://schemas.openxmlformats.org/markup-compatibility/2006" xmlns:aink="http://schemas.microsoft.com/office/drawing/2016/ink" xmlns:am3d="http://schemas.microsoft.com/office/drawing/2017/model3d" xmlns:o="urn:schemas-microsoft-com:office:office" xmlns:oel="http://schemas.microsoft.com/office/2019/extlst" xmlns:r="http://schemas.openxmlformats.org/officeDocument/2006/relationships" xmlns:m="http://schemas.openxmlformats.org/officeDocument/2006/math" xmlns:v="urn:schemas-microsoft-com:vml" xmlns:wp14="http://schemas.microsoft.com/office/word/2010/wordprocessingDrawing" xmlns:wp="http://schemas.openxmlformats.org/drawingml/2006/wordprocessingDrawing" xmlns:w10="urn:schemas-microsoft-com:office:word" xmlns:w="http://schemas.openxmlformats.org/wordprocessingml/2006/main" xmlns:w14="http://schemas.microsoft.com/office/word/2010/wordml" xmlns:w15="http://schemas.microsoft.com/office/word/2012/wordml" xmlns:w16cex="http://schemas.microsoft.com/office/word/2018/wordml/cex" xmlns:w16cid="http://schemas.microsoft.com/office/word/2016/wordml/cid" xmlns:w16="http://schemas.microsoft.com/office/word/2018/wordml" xmlns:w16sdtdh="http://schemas.microsoft.com/office/word/2020/wordml/sdtdatahash" xmlns:w16se="http://schemas.microsoft.com/office/word/2015/wordml/symex" xmlns:wpg="http://schemas.microsoft.com/office/word/2010/wordprocessingGroup" xmlns:wpi="http://schemas.microsoft.com/office/word/2010/wordprocessingInk" xmlns:wne="http://schemas.microsoft.com/office/word/2006/wordml" xmlns:wps="http://schemas.microsoft.com/office/word/2010/wordprocessingShape" mc:Ignorable="w14 w15 w16se w16cid w16 w16cex w16sdtdh wp14">
+<w15:people xmlns:wpc="http://schemas.microsoft.com/office/word/2010/wordprocessingCanvas" xmlns:cx="http://schemas.microsoft.com/office/drawing/2014/chartex" xmlns:cx1="http://schemas.microsoft.com/office/drawing/2015/9/8/chartex" xmlns:cx2="http://schemas.microsoft.com/office/drawing/2015/10/21/chartex" xmlns:cx3="http://schemas.microsoft.com/office/drawing/2016/5/9/chartex" xmlns:cx4="http://schemas.microsoft.com/office/drawing/2016/5/10/chartex" xmlns:cx5="http://schemas.microsoft.com/office/drawing/2016/5/11/chartex" xmlns:cx6="http://schemas.microsoft.com/office/drawing/2016/5/12/chartex" xmlns:cx7="http://schemas.microsoft.com/office/drawing/2016/5/13/chartex" xmlns:cx8="http://schemas.microsoft.com/office/drawing/2016/5/14/chartex" xmlns:mc="http://schemas.openxmlformats.org/markup-compatibility/2006" xmlns:aink="http://schemas.microsoft.com/office/drawing/2016/ink" xmlns:am3d="http://schemas.microsoft.com/office/drawing/2017/model3d" xmlns:o="urn:schemas-microsoft-com:office:office" xmlns:oel="http://schemas.microsoft.com/office/2019/extlst" xmlns:r="http://schemas.openxmlformats.org/officeDocument/2006/relationships" xmlns:m="http://schemas.openxmlformats.org/officeDocument/2006/math" xmlns:v="urn:schemas-microsoft-com:vml" xmlns:wp14="http://schemas.microsoft.com/office/word/2010/wordprocessingDrawing" xmlns:wp="http://schemas.openxmlformats.org/drawingml/2006/wordprocessingDrawing" xmlns:w10="urn:schemas-microsoft-com:office:word" xmlns:w="http://schemas.openxmlformats.org/wordprocessingml/2006/main" xmlns:w14="http://schemas.microsoft.com/office/word/2010/wordml" xmlns:w15="http://schemas.microsoft.com/office/word/2012/wordml" xmlns:w16cex="http://schemas.microsoft.com/office/word/2018/wordml/cex" xmlns:w16cid="http://schemas.microsoft.com/office/word/2016/wordml/cid" xmlns:w16="http://schemas.microsoft.com/office/word/2018/wordml" xmlns:w16du="http://schemas.microsoft.com/office/word/2023/wordml/word16du" xmlns:w16sdtdh="http://schemas.microsoft.com/office/word/2020/wordml/sdtdatahash" xmlns:w16sdtfl="http://schemas.microsoft.com/office/word/2024/wordml/sdtformatlock" xmlns:w16se="http://schemas.microsoft.com/office/word/2015/wordml/symex" xmlns:wpg="http://schemas.microsoft.com/office/word/2010/wordprocessingGroup" xmlns:wpi="http://schemas.microsoft.com/office/word/2010/wordprocessingInk" xmlns:wne="http://schemas.microsoft.com/office/word/2006/wordml" xmlns:wps="http://schemas.microsoft.com/office/word/2010/wordprocessingShape" mc:Ignorable="w14 w15 w16se w16cid w16 w16cex w16sdtdh w16sdtfl w16du wp14">
+  <w15:person w15:author="TIERTANT, Alice">
+    <w15:presenceInfo w15:providerId="AD" w15:userId="S::alice.tiertant@cgi.com::aaccc50b-af89-46e8-bedb-254cc56d22f1"/>
+  </w15:person>
   <w15:person w15:author="Alice TIERTANT">
     <w15:presenceInfo w15:providerId="AD" w15:userId="S::atiertant@diginamic-formation.fr::4e8ac647-1f16-45e7-b505-72ef3e1fc800"/>
   </w15:person>
@@ -19423,7 +22185,7 @@
 </file>
 
 <file path=word/styles.xml><?xml version="1.0" encoding="utf-8"?>
-<w:styles xmlns:mc="http://schemas.openxmlformats.org/markup-compatibility/2006" xmlns:r="http://schemas.openxmlformats.org/officeDocument/2006/relationships" xmlns:w="http://schemas.openxmlformats.org/wordprocessingml/2006/main" xmlns:w14="http://schemas.microsoft.com/office/word/2010/wordml" xmlns:w15="http://schemas.microsoft.com/office/word/2012/wordml" xmlns:w16cex="http://schemas.microsoft.com/office/word/2018/wordml/cex" xmlns:w16cid="http://schemas.microsoft.com/office/word/2016/wordml/cid" xmlns:w16="http://schemas.microsoft.com/office/word/2018/wordml" xmlns:w16sdtdh="http://schemas.microsoft.com/office/word/2020/wordml/sdtdatahash" xmlns:w16se="http://schemas.microsoft.com/office/word/2015/wordml/symex" mc:Ignorable="w14 w15 w16se w16cid w16 w16cex w16sdtdh">
+<w:styles xmlns:mc="http://schemas.openxmlformats.org/markup-compatibility/2006" xmlns:r="http://schemas.openxmlformats.org/officeDocument/2006/relationships" xmlns:w="http://schemas.openxmlformats.org/wordprocessingml/2006/main" xmlns:w14="http://schemas.microsoft.com/office/word/2010/wordml" xmlns:w15="http://schemas.microsoft.com/office/word/2012/wordml" xmlns:w16cex="http://schemas.microsoft.com/office/word/2018/wordml/cex" xmlns:w16cid="http://schemas.microsoft.com/office/word/2016/wordml/cid" xmlns:w16="http://schemas.microsoft.com/office/word/2018/wordml" xmlns:w16du="http://schemas.microsoft.com/office/word/2023/wordml/word16du" xmlns:w16sdtdh="http://schemas.microsoft.com/office/word/2020/wordml/sdtdatahash" xmlns:w16sdtfl="http://schemas.microsoft.com/office/word/2024/wordml/sdtformatlock" xmlns:w16se="http://schemas.microsoft.com/office/word/2015/wordml/symex" mc:Ignorable="w14 w15 w16se w16cid w16 w16cex w16sdtdh w16sdtfl w16du">
   <w:docDefaults>
     <w:rPrDefault>
       <w:rPr>
@@ -19822,18 +22584,19 @@
   <w:style w:type="paragraph" w:default="1" w:styleId="Normal">
     <w:name w:val="Normal"/>
     <w:qFormat/>
-    <w:rsid w:val="00C7520A"/>
+    <w:rsid w:val="007667E8"/>
     <w:pPr>
+      <w:spacing w:line="276" w:lineRule="auto"/>
       <w:ind w:firstLine="397"/>
       <w:jc w:val="both"/>
-      <w:pPrChange w:id="0" w:author="Alice TIERTANT" w:date="2026-07-16T16:29:00Z">
+      <w:pPrChange w:id="0" w:author="TIERTANT, Alice" w:date="2026-07-21T09:44:00Z">
         <w:pPr>
           <w:spacing w:after="160" w:line="278" w:lineRule="auto"/>
         </w:pPr>
       </w:pPrChange>
     </w:pPr>
     <w:rPr>
-      <w:rPrChange w:id="0" w:author="Alice TIERTANT" w:date="2026-07-16T16:29:00Z">
+      <w:rPrChange w:id="0" w:author="TIERTANT, Alice" w:date="2026-07-21T09:44:00Z">
         <w:rPr>
           <w:rFonts w:asciiTheme="minorHAnsi" w:eastAsiaTheme="minorHAnsi" w:hAnsiTheme="minorHAnsi" w:cstheme="minorBidi"/>
           <w:kern w:val="2"/>
@@ -20296,10 +23059,11 @@
     <w:basedOn w:val="Normal"/>
     <w:uiPriority w:val="34"/>
     <w:qFormat/>
-    <w:rsid w:val="00C7520A"/>
+    <w:rsid w:val="006A193A"/>
     <w:pPr>
+      <w:spacing w:after="30"/>
       <w:ind w:left="720"/>
-      <w:pPrChange w:id="1" w:author="Alice TIERTANT" w:date="2026-07-16T16:30:00Z">
+      <w:pPrChange w:id="1" w:author="TIERTANT, Alice" w:date="2026-07-17T10:46:00Z">
         <w:pPr>
           <w:spacing w:after="160" w:line="278" w:lineRule="auto"/>
           <w:ind w:left="720" w:firstLine="397"/>
@@ -20309,7 +23073,7 @@
       </w:pPrChange>
     </w:pPr>
     <w:rPr>
-      <w:rPrChange w:id="1" w:author="Alice TIERTANT" w:date="2026-07-16T16:30:00Z">
+      <w:rPrChange w:id="1" w:author="TIERTANT, Alice" w:date="2026-07-17T10:46:00Z">
         <w:rPr>
           <w:rFonts w:asciiTheme="minorHAnsi" w:eastAsiaTheme="minorHAnsi" w:hAnsiTheme="minorHAnsi" w:cstheme="minorBidi"/>
           <w:kern w:val="2"/>
